--- a/Whitepaper.docx
+++ b/Whitepaper.docx
@@ -1977,23 +1977,7 @@
           <w:rFonts w:ascii="Calibri" w:hAnsi="Calibri" w:cs="Calibri"/>
           <w:color w:val="000000" w:themeColor="text1"/>
         </w:rPr>
-        <w:t>Multi-</w:t>
-      </w:r>
-      <w:proofErr w:type="spellStart"/>
-      <w:r>
-        <w:rPr>
-          <w:rFonts w:ascii="Calibri" w:hAnsi="Calibri" w:cs="Calibri"/>
-          <w:color w:val="000000" w:themeColor="text1"/>
-        </w:rPr>
-        <w:t>Agenten</w:t>
-      </w:r>
-      <w:proofErr w:type="spellEnd"/>
-      <w:r>
-        <w:rPr>
-          <w:rFonts w:ascii="Calibri" w:hAnsi="Calibri" w:cs="Calibri"/>
-          <w:color w:val="000000" w:themeColor="text1"/>
-        </w:rPr>
-        <w:t>-System für Business Process Improvement</w:t>
+        <w:t>Multi-Agenten-System für Business Process Improvement</w:t>
       </w:r>
     </w:p>
     <w:p>
@@ -4984,17 +4968,7 @@
           <w:color w:val="3A7C22" w:themeColor="accent6" w:themeShade="BF"/>
           <w:lang w:val="de-DE"/>
         </w:rPr>
-        <w:t>0</w:t>
-      </w:r>
-      <w:r>
-        <w:rPr>
-          <w:rFonts w:ascii="Calibri" w:hAnsi="Calibri" w:cs="Calibri"/>
-          <w:b/>
-          <w:bCs/>
-          <w:color w:val="3A7C22" w:themeColor="accent6" w:themeShade="BF"/>
-          <w:lang w:val="de-DE"/>
-        </w:rPr>
-        <w:t>9</w:t>
+        <w:t>09</w:t>
       </w:r>
       <w:r>
         <w:rPr>
@@ -5028,6 +5002,120 @@
           <w:lang w:val="de-DE"/>
         </w:rPr>
         <w:t>Wir haben über strukturierte und unstrukturierte Daten diskutiert. Das ist wahr, dass Benutzer nicht gleichzeitig ein strukturiertes Event Log und eine andere unstrukturierte textuelle Beschreibung geben darf, deswegen soll ein Statement dafür sein: entweder ein Event log mit Zielen oder eine Textbeschreibung für einen Prozess. Für die Visualisierung von dem Ist-Prozess können wir durch PM4PY realisieren. Der Orchestrator bekommt sowohl KPIs berechnet vom PM4PY als auch die vollstätige Datei die Benutzer angeboten hat, um sicherzustellen, dass die KPIs korrekt sind und die Information vollständig ist.</w:t>
+      </w:r>
+    </w:p>
+    <w:p>
+      <w:pPr>
+        <w:rPr>
+          <w:rFonts w:ascii="Calibri" w:hAnsi="Calibri" w:cs="Calibri"/>
+          <w:b/>
+          <w:bCs/>
+          <w:color w:val="3A7C22" w:themeColor="accent6" w:themeShade="BF"/>
+          <w:lang w:val="de-DE"/>
+        </w:rPr>
+      </w:pPr>
+      <w:r>
+        <w:rPr>
+          <w:rFonts w:ascii="Calibri" w:hAnsi="Calibri" w:cs="Calibri"/>
+          <w:b/>
+          <w:bCs/>
+          <w:color w:val="3A7C22" w:themeColor="accent6" w:themeShade="BF"/>
+          <w:lang w:val="de-DE"/>
+        </w:rPr>
+        <w:t>Viert</w:t>
+      </w:r>
+      <w:r>
+        <w:rPr>
+          <w:rFonts w:ascii="Calibri" w:hAnsi="Calibri" w:cs="Calibri" w:hint="eastAsia"/>
+          <w:b/>
+          <w:bCs/>
+          <w:color w:val="3A7C22" w:themeColor="accent6" w:themeShade="BF"/>
+          <w:lang w:val="de-DE"/>
+        </w:rPr>
+        <w:t>e Kundenbesprechung</w:t>
+      </w:r>
+      <w:r>
+        <w:rPr>
+          <w:rFonts w:ascii="Calibri" w:hAnsi="Calibri" w:cs="Calibri" w:hint="eastAsia"/>
+          <w:b/>
+          <w:bCs/>
+          <w:color w:val="3A7C22" w:themeColor="accent6" w:themeShade="BF"/>
+          <w:lang w:val="de-DE"/>
+        </w:rPr>
+        <w:t xml:space="preserve"> </w:t>
+      </w:r>
+      <w:r>
+        <w:rPr>
+          <w:rFonts w:ascii="Calibri" w:hAnsi="Calibri" w:cs="Calibri"/>
+          <w:b/>
+          <w:bCs/>
+          <w:color w:val="3A7C22" w:themeColor="accent6" w:themeShade="BF"/>
+          <w:lang w:val="de-DE"/>
+        </w:rPr>
+        <w:t>14</w:t>
+      </w:r>
+      <w:r>
+        <w:rPr>
+          <w:rFonts w:ascii="Calibri" w:hAnsi="Calibri" w:cs="Calibri" w:hint="eastAsia"/>
+          <w:b/>
+          <w:bCs/>
+          <w:color w:val="3A7C22" w:themeColor="accent6" w:themeShade="BF"/>
+          <w:lang w:val="de-DE"/>
+        </w:rPr>
+        <w:t>.1</w:t>
+      </w:r>
+      <w:r>
+        <w:rPr>
+          <w:rFonts w:ascii="Calibri" w:hAnsi="Calibri" w:cs="Calibri" w:hint="eastAsia"/>
+          <w:b/>
+          <w:bCs/>
+          <w:color w:val="3A7C22" w:themeColor="accent6" w:themeShade="BF"/>
+          <w:lang w:val="de-DE"/>
+        </w:rPr>
+        <w:t>1</w:t>
+      </w:r>
+    </w:p>
+    <w:p>
+      <w:pPr>
+        <w:rPr>
+          <w:lang w:val="de-DE"/>
+        </w:rPr>
+      </w:pPr>
+      <w:r>
+        <w:rPr>
+          <w:lang w:val="de-DE"/>
+        </w:rPr>
+        <w:t xml:space="preserve">Der Kunde erklärte seine Bedürfnisse für MVP, dass wir sollen zuerst aus Event Log ein paar wichtigste Informationen für Prozess Mining: Case ID, Aktivität, </w:t>
+      </w:r>
+      <w:r>
+        <w:rPr>
+          <w:lang w:val="de-DE"/>
+        </w:rPr>
+        <w:t>Timestamp, Ressource, Costs, um Ist-Prozess zu liefern. Über die Ziele für den Prozess von dem Benutzer hat er zusätlich gehofft, auch Word, PDF Datei</w:t>
+      </w:r>
+      <w:r>
+        <w:rPr>
+          <w:lang w:val="de-DE"/>
+        </w:rPr>
+        <w:t xml:space="preserve">formate unterstützen zu können. Er hat ein paar Vorschläge über Software-Struktur gegeben: ETL-Prozess, UI in unterschiedlicher Ordner unterzuteilen, um Konflikte zu vermeiden. Vorschlag wie </w:t>
+      </w:r>
+      <w:r>
+        <w:rPr>
+          <w:lang w:val="de-DE"/>
+        </w:rPr>
+        <w:t>Flask with Websocket</w:t>
+      </w:r>
+      <w:r>
+        <w:rPr>
+          <w:lang w:val="de-DE"/>
+        </w:rPr>
+        <w:t xml:space="preserve"> für UI wurde auch von ihm gegeben.</w:t>
+      </w:r>
+      <w:r>
+        <w:rPr>
+          <w:lang w:val="de-DE"/>
+        </w:rPr>
+        <w:t xml:space="preserve"> Wir haben nach dem Meeting mit dem Kunde noch kurz gesprochen, dass wir erst mit nur einer Datenbank PostgresSQL versuchen, um die Bedürfnisse vom Kunde zu erfüllen.</w:t>
       </w:r>
     </w:p>
     <w:p>
@@ -5123,6 +5211,7 @@
           <w:szCs w:val="24"/>
           <w:lang w:val="de-DE"/>
         </w:rPr>
+        <w:lastRenderedPageBreak/>
         <w:t>4.3.1 Vorgehensweise</w:t>
       </w:r>
       <w:bookmarkEnd w:id="12"/>
@@ -5329,7 +5418,6 @@
           <w:rFonts w:ascii="Calibri" w:hAnsi="Calibri" w:cs="Calibri"/>
           <w:lang w:val="de-DE"/>
         </w:rPr>
-        <w:lastRenderedPageBreak/>
         <w:t>3. Erhöhte Sicherheit/Compliance</w:t>
       </w:r>
     </w:p>
@@ -5489,6 +5577,7 @@
           <w:szCs w:val="28"/>
           <w:lang w:val="de-DE"/>
         </w:rPr>
+        <w:lastRenderedPageBreak/>
         <w:t>6 Abbildungsverzeichnis</w:t>
       </w:r>
       <w:bookmarkEnd w:id="17"/>

--- a/Whitepaper.docx
+++ b/Whitepaper.docx
@@ -1977,7 +1977,23 @@
           <w:rFonts w:ascii="Calibri" w:hAnsi="Calibri" w:cs="Calibri"/>
           <w:color w:val="000000" w:themeColor="text1"/>
         </w:rPr>
-        <w:t>Multi-Agenten-System für Business Process Improvement</w:t>
+        <w:t>Multi-</w:t>
+      </w:r>
+      <w:proofErr w:type="spellStart"/>
+      <w:r>
+        <w:rPr>
+          <w:rFonts w:ascii="Calibri" w:hAnsi="Calibri" w:cs="Calibri"/>
+          <w:color w:val="000000" w:themeColor="text1"/>
+        </w:rPr>
+        <w:t>Agenten</w:t>
+      </w:r>
+      <w:proofErr w:type="spellEnd"/>
+      <w:r>
+        <w:rPr>
+          <w:rFonts w:ascii="Calibri" w:hAnsi="Calibri" w:cs="Calibri"/>
+          <w:color w:val="000000" w:themeColor="text1"/>
+        </w:rPr>
+        <w:t>-System für Business Process Improvement</w:t>
       </w:r>
     </w:p>
     <w:p>
@@ -5121,6 +5137,323 @@
     <w:p>
       <w:pPr>
         <w:rPr>
+          <w:rFonts w:ascii="Calibri" w:hAnsi="Calibri" w:cs="Calibri"/>
+          <w:b/>
+          <w:bCs/>
+          <w:color w:val="3A7C22" w:themeColor="accent6" w:themeShade="BF"/>
+          <w:lang w:val="de-DE"/>
+        </w:rPr>
+      </w:pPr>
+      <w:r>
+        <w:rPr>
+          <w:rFonts w:ascii="Calibri" w:hAnsi="Calibri" w:cs="Calibri"/>
+          <w:b/>
+          <w:bCs/>
+          <w:color w:val="3A7C22" w:themeColor="accent6" w:themeShade="BF"/>
+          <w:lang w:val="de-DE"/>
+        </w:rPr>
+        <w:t>Fünf</w:t>
+      </w:r>
+      <w:r>
+        <w:rPr>
+          <w:rFonts w:ascii="Calibri" w:hAnsi="Calibri" w:cs="Calibri"/>
+          <w:b/>
+          <w:bCs/>
+          <w:color w:val="3A7C22" w:themeColor="accent6" w:themeShade="BF"/>
+          <w:lang w:val="de-DE"/>
+        </w:rPr>
+        <w:t>t</w:t>
+      </w:r>
+      <w:r>
+        <w:rPr>
+          <w:rFonts w:ascii="Calibri" w:hAnsi="Calibri" w:cs="Calibri" w:hint="eastAsia"/>
+          <w:b/>
+          <w:bCs/>
+          <w:color w:val="3A7C22" w:themeColor="accent6" w:themeShade="BF"/>
+          <w:lang w:val="de-DE"/>
+        </w:rPr>
+        <w:t>e Kundenbesprechung</w:t>
+      </w:r>
+      <w:r>
+        <w:rPr>
+          <w:rFonts w:ascii="Calibri" w:hAnsi="Calibri" w:cs="Calibri" w:hint="eastAsia"/>
+          <w:b/>
+          <w:bCs/>
+          <w:color w:val="3A7C22" w:themeColor="accent6" w:themeShade="BF"/>
+          <w:lang w:val="de-DE"/>
+        </w:rPr>
+        <w:t xml:space="preserve"> </w:t>
+      </w:r>
+      <w:r>
+        <w:rPr>
+          <w:rFonts w:ascii="Calibri" w:hAnsi="Calibri" w:cs="Calibri"/>
+          <w:b/>
+          <w:bCs/>
+          <w:color w:val="3A7C22" w:themeColor="accent6" w:themeShade="BF"/>
+          <w:lang w:val="de-DE"/>
+        </w:rPr>
+        <w:t>2</w:t>
+      </w:r>
+      <w:r>
+        <w:rPr>
+          <w:rFonts w:ascii="Calibri" w:hAnsi="Calibri" w:cs="Calibri"/>
+          <w:b/>
+          <w:bCs/>
+          <w:color w:val="3A7C22" w:themeColor="accent6" w:themeShade="BF"/>
+          <w:lang w:val="de-DE"/>
+        </w:rPr>
+        <w:t>4</w:t>
+      </w:r>
+      <w:r>
+        <w:rPr>
+          <w:rFonts w:ascii="Calibri" w:hAnsi="Calibri" w:cs="Calibri" w:hint="eastAsia"/>
+          <w:b/>
+          <w:bCs/>
+          <w:color w:val="3A7C22" w:themeColor="accent6" w:themeShade="BF"/>
+          <w:lang w:val="de-DE"/>
+        </w:rPr>
+        <w:t>.1</w:t>
+      </w:r>
+      <w:r>
+        <w:rPr>
+          <w:rFonts w:ascii="Calibri" w:hAnsi="Calibri" w:cs="Calibri" w:hint="eastAsia"/>
+          <w:b/>
+          <w:bCs/>
+          <w:color w:val="3A7C22" w:themeColor="accent6" w:themeShade="BF"/>
+          <w:lang w:val="de-DE"/>
+        </w:rPr>
+        <w:t>1</w:t>
+      </w:r>
+    </w:p>
+    <w:p>
+      <w:pPr>
+        <w:rPr>
+          <w:rFonts w:ascii="Calibri" w:hAnsi="Calibri" w:cs="Calibri"/>
+          <w:lang w:val="de-DE"/>
+        </w:rPr>
+      </w:pPr>
+      <w:r>
+        <w:rPr>
+          <w:rFonts w:ascii="Calibri" w:hAnsi="Calibri" w:cs="Calibri"/>
+          <w:lang w:val="de-DE"/>
+        </w:rPr>
+        <w:t xml:space="preserve">Wie haben unserem Kunde </w:t>
+      </w:r>
+      <w:r>
+        <w:rPr>
+          <w:rFonts w:ascii="Calibri" w:hAnsi="Calibri" w:cs="Calibri"/>
+          <w:lang w:val="de-DE"/>
+        </w:rPr>
+        <w:t xml:space="preserve">unsere Fortschritte: </w:t>
+      </w:r>
+      <w:r>
+        <w:rPr>
+          <w:rFonts w:ascii="Calibri" w:hAnsi="Calibri" w:cs="Calibri"/>
+          <w:lang w:val="de-DE"/>
+        </w:rPr>
+        <w:t xml:space="preserve">ETL-Prozess, PM4PY Analysis Engine, und die Verbindung zur CrewAI demonstriert. </w:t>
+      </w:r>
+      <w:r>
+        <w:rPr>
+          <w:rFonts w:ascii="Calibri" w:hAnsi="Calibri" w:cs="Calibri"/>
+          <w:lang w:val="de-DE"/>
+        </w:rPr>
+        <w:t xml:space="preserve">Dann erklärte er weiterere Einzelheiten seiner Bedürfnissen. </w:t>
+      </w:r>
+      <w:r>
+        <w:rPr>
+          <w:rFonts w:ascii="Calibri" w:hAnsi="Calibri" w:cs="Calibri"/>
+          <w:lang w:val="de-DE"/>
+        </w:rPr>
+        <w:t>Agent der sagt was vom Input noch fehlt</w:t>
+      </w:r>
+      <w:r>
+        <w:rPr>
+          <w:rFonts w:ascii="Calibri" w:hAnsi="Calibri" w:cs="Calibri"/>
+          <w:lang w:val="de-DE"/>
+        </w:rPr>
+        <w:t xml:space="preserve">, soll er auf </w:t>
+      </w:r>
+      <w:r>
+        <w:rPr>
+          <w:rFonts w:ascii="Calibri" w:hAnsi="Calibri" w:cs="Calibri"/>
+          <w:lang w:val="de-DE"/>
+        </w:rPr>
+        <w:t>Websearch</w:t>
+      </w:r>
+      <w:r>
+        <w:rPr>
+          <w:rFonts w:ascii="Calibri" w:hAnsi="Calibri" w:cs="Calibri"/>
+          <w:lang w:val="de-DE"/>
+        </w:rPr>
+        <w:t xml:space="preserve"> versuchen, und immer mit</w:t>
+      </w:r>
+      <w:r>
+        <w:rPr>
+          <w:rFonts w:ascii="Calibri" w:hAnsi="Calibri" w:cs="Calibri"/>
+          <w:lang w:val="de-DE"/>
+        </w:rPr>
+        <w:t xml:space="preserve"> Unternehmensnamen teste</w:t>
+      </w:r>
+      <w:r>
+        <w:rPr>
+          <w:rFonts w:ascii="Calibri" w:hAnsi="Calibri" w:cs="Calibri"/>
+          <w:lang w:val="de-DE"/>
+        </w:rPr>
+        <w:t xml:space="preserve">t, damit er </w:t>
+      </w:r>
+      <w:r>
+        <w:rPr>
+          <w:rFonts w:ascii="Calibri" w:hAnsi="Calibri" w:cs="Calibri"/>
+          <w:lang w:val="de-DE"/>
+        </w:rPr>
+        <w:t>Kontext für Prozessverbesserung</w:t>
+      </w:r>
+      <w:r>
+        <w:rPr>
+          <w:rFonts w:ascii="Calibri" w:hAnsi="Calibri" w:cs="Calibri"/>
+          <w:lang w:val="de-DE"/>
+        </w:rPr>
+        <w:t xml:space="preserve"> bekomm</w:t>
+      </w:r>
+      <w:r>
+        <w:rPr>
+          <w:rFonts w:ascii="Calibri" w:hAnsi="Calibri" w:cs="Calibri"/>
+          <w:lang w:val="de-DE"/>
+        </w:rPr>
+        <w:t xml:space="preserve">en kann. Mit der </w:t>
+      </w:r>
+      <w:r>
+        <w:rPr>
+          <w:rFonts w:ascii="Calibri" w:hAnsi="Calibri" w:cs="Calibri"/>
+          <w:lang w:val="de-DE"/>
+        </w:rPr>
+        <w:t>Verknüpfung von verschiedenen Perspektiven (Fertiger,</w:t>
+      </w:r>
+      <w:r>
+        <w:rPr>
+          <w:rFonts w:ascii="Calibri" w:hAnsi="Calibri" w:cs="Calibri"/>
+          <w:lang w:val="de-DE"/>
+        </w:rPr>
+        <w:t xml:space="preserve"> </w:t>
+      </w:r>
+      <w:r>
+        <w:rPr>
+          <w:rFonts w:ascii="Calibri" w:hAnsi="Calibri" w:cs="Calibri"/>
+          <w:lang w:val="de-DE"/>
+        </w:rPr>
+        <w:t xml:space="preserve">Manager, usw.) </w:t>
+      </w:r>
+      <w:r>
+        <w:rPr>
+          <w:rFonts w:ascii="Calibri" w:hAnsi="Calibri" w:cs="Calibri"/>
+          <w:lang w:val="de-DE"/>
+        </w:rPr>
+        <w:t>soll</w:t>
+      </w:r>
+      <w:r>
+        <w:rPr>
+          <w:rFonts w:ascii="Calibri" w:hAnsi="Calibri" w:cs="Calibri"/>
+          <w:lang w:val="de-DE"/>
+        </w:rPr>
+        <w:t xml:space="preserve"> </w:t>
+      </w:r>
+      <w:r>
+        <w:rPr>
+          <w:rFonts w:ascii="Calibri" w:hAnsi="Calibri" w:cs="Calibri"/>
+          <w:lang w:val="de-DE"/>
+        </w:rPr>
+        <w:t>bessere</w:t>
+      </w:r>
+      <w:r>
+        <w:rPr>
+          <w:rFonts w:ascii="Calibri" w:hAnsi="Calibri" w:cs="Calibri"/>
+          <w:lang w:val="de-DE"/>
+        </w:rPr>
+        <w:t xml:space="preserve"> Prozessverbesserung</w:t>
+      </w:r>
+      <w:r>
+        <w:rPr>
+          <w:rFonts w:ascii="Calibri" w:hAnsi="Calibri" w:cs="Calibri"/>
+          <w:lang w:val="de-DE"/>
+        </w:rPr>
+        <w:t xml:space="preserve"> gelifert werden. Und für Risiko Agent wünscht er, nach er verschiedene Perspektiven verstanden hat, kann er die aggregierte Ergebnisse bewerten.</w:t>
+      </w:r>
+      <w:r>
+        <w:rPr>
+          <w:rFonts w:ascii="Calibri" w:hAnsi="Calibri" w:cs="Calibri"/>
+          <w:lang w:val="de-DE"/>
+        </w:rPr>
+        <w:t xml:space="preserve"> </w:t>
+      </w:r>
+      <w:r>
+        <w:rPr>
+          <w:rFonts w:ascii="Calibri" w:hAnsi="Calibri" w:cs="Calibri"/>
+          <w:lang w:val="de-DE"/>
+        </w:rPr>
+        <w:t>Über den Test von Agent, hat er vorgeschlagen, e</w:t>
+      </w:r>
+      <w:r>
+        <w:rPr>
+          <w:rFonts w:ascii="Calibri" w:hAnsi="Calibri" w:cs="Calibri"/>
+          <w:lang w:val="de-DE"/>
+        </w:rPr>
+        <w:t xml:space="preserve">rstmal ohne Orchestrator </w:t>
+      </w:r>
+      <w:r>
+        <w:rPr>
+          <w:rFonts w:ascii="Calibri" w:hAnsi="Calibri" w:cs="Calibri"/>
+          <w:lang w:val="de-DE"/>
+        </w:rPr>
+        <w:t xml:space="preserve">zu </w:t>
+      </w:r>
+      <w:r>
+        <w:rPr>
+          <w:rFonts w:ascii="Calibri" w:hAnsi="Calibri" w:cs="Calibri"/>
+          <w:lang w:val="de-DE"/>
+        </w:rPr>
+        <w:t xml:space="preserve">arbeiten und nur mit </w:t>
+      </w:r>
+      <w:r>
+        <w:rPr>
+          <w:rFonts w:ascii="Calibri" w:hAnsi="Calibri" w:cs="Calibri"/>
+          <w:lang w:val="de-DE"/>
+        </w:rPr>
+        <w:lastRenderedPageBreak/>
+        <w:t xml:space="preserve">einem Agenten </w:t>
+      </w:r>
+      <w:r>
+        <w:rPr>
+          <w:rFonts w:ascii="Calibri" w:hAnsi="Calibri" w:cs="Calibri"/>
+          <w:lang w:val="de-DE"/>
+        </w:rPr>
+        <w:t xml:space="preserve">zu </w:t>
+      </w:r>
+      <w:r>
+        <w:rPr>
+          <w:rFonts w:ascii="Calibri" w:hAnsi="Calibri" w:cs="Calibri"/>
+          <w:lang w:val="de-DE"/>
+        </w:rPr>
+        <w:t>testen, um den Output von einem Agent besser zu verstehen</w:t>
+      </w:r>
+      <w:r>
+        <w:rPr>
+          <w:rFonts w:ascii="Calibri" w:hAnsi="Calibri" w:cs="Calibri"/>
+          <w:lang w:val="de-DE"/>
+        </w:rPr>
+        <w:t>.</w:t>
+      </w:r>
+      <w:r>
+        <w:rPr>
+          <w:rFonts w:ascii="Calibri" w:hAnsi="Calibri" w:cs="Calibri"/>
+          <w:lang w:val="de-DE"/>
+        </w:rPr>
+        <w:t xml:space="preserve"> </w:t>
+      </w:r>
+    </w:p>
+    <w:p>
+      <w:pPr>
+        <w:rPr>
           <w:lang w:val="de-DE"/>
         </w:rPr>
       </w:pPr>
@@ -5211,7 +5544,6 @@
           <w:szCs w:val="24"/>
           <w:lang w:val="de-DE"/>
         </w:rPr>
-        <w:lastRenderedPageBreak/>
         <w:t>4.3.1 Vorgehensweise</w:t>
       </w:r>
       <w:bookmarkEnd w:id="12"/>
@@ -5519,7 +5851,15 @@
           <w:rFonts w:ascii="Calibri" w:hAnsi="Calibri" w:cs="Calibri"/>
           <w:lang w:val="de-DE"/>
         </w:rPr>
-        <w:t xml:space="preserve">Wie adressiert das Projekt die anfänglich genannten Herausforderungen (Kapitel 2)? Fasse die wichtigsten Beiträge zusammen (z. B. Automatisierung, Datenanalyse, kollaborative Prozessoptimierung). </w:t>
+        <w:t xml:space="preserve">Wie adressiert das Projekt die anfänglich genannten Herausforderungen (Kapitel 2)? Fasse die wichtigsten Beiträge zusammen (z. B. Automatisierung, Datenanalyse, </w:t>
+      </w:r>
+      <w:r>
+        <w:rPr>
+          <w:rFonts w:ascii="Calibri" w:hAnsi="Calibri" w:cs="Calibri"/>
+          <w:lang w:val="de-DE"/>
+        </w:rPr>
+        <w:lastRenderedPageBreak/>
+        <w:t xml:space="preserve">kollaborative Prozessoptimierung). </w:t>
       </w:r>
     </w:p>
     <w:p>
@@ -5577,7 +5917,6 @@
           <w:szCs w:val="28"/>
           <w:lang w:val="de-DE"/>
         </w:rPr>
-        <w:lastRenderedPageBreak/>
         <w:t>6 Abbildungsverzeichnis</w:t>
       </w:r>
       <w:bookmarkEnd w:id="17"/>

--- a/Whitepaper.docx
+++ b/Whitepaper.docx
@@ -1977,23 +1977,7 @@
           <w:rFonts w:ascii="Calibri" w:hAnsi="Calibri" w:cs="Calibri"/>
           <w:color w:val="000000" w:themeColor="text1"/>
         </w:rPr>
-        <w:t>Multi-</w:t>
-      </w:r>
-      <w:proofErr w:type="spellStart"/>
-      <w:r>
-        <w:rPr>
-          <w:rFonts w:ascii="Calibri" w:hAnsi="Calibri" w:cs="Calibri"/>
-          <w:color w:val="000000" w:themeColor="text1"/>
-        </w:rPr>
-        <w:t>Agenten</w:t>
-      </w:r>
-      <w:proofErr w:type="spellEnd"/>
-      <w:r>
-        <w:rPr>
-          <w:rFonts w:ascii="Calibri" w:hAnsi="Calibri" w:cs="Calibri"/>
-          <w:color w:val="000000" w:themeColor="text1"/>
-        </w:rPr>
-        <w:t>-System für Business Process Improvement</w:t>
+        <w:t>Multi-Agenten-System für Business Process Improvement</w:t>
       </w:r>
     </w:p>
     <w:p>
@@ -4180,7 +4164,7 @@
           <w:rFonts w:ascii="Calibri" w:hAnsi="Calibri" w:cs="Calibri"/>
           <w:lang w:val="de-DE"/>
         </w:rPr>
-        <w:t>Projektss</w:t>
+        <w:t>Projekts</w:t>
       </w:r>
       <w:r>
         <w:rPr>
@@ -4237,7 +4221,21 @@
           <w:rFonts w:ascii="Calibri" w:hAnsi="Calibri" w:cs="Calibri"/>
           <w:lang w:val="de-DE"/>
         </w:rPr>
-        <w:t>in User-Interface das unterstüzt LLM</w:t>
+        <w:t>in User-Interface das unterstü</w:t>
+      </w:r>
+      <w:r>
+        <w:rPr>
+          <w:rFonts w:ascii="Calibri" w:hAnsi="Calibri" w:cs="Calibri"/>
+          <w:lang w:val="de-DE"/>
+        </w:rPr>
+        <w:t>t</w:t>
+      </w:r>
+      <w:r>
+        <w:rPr>
+          <w:rFonts w:ascii="Calibri" w:hAnsi="Calibri" w:cs="Calibri"/>
+          <w:lang w:val="de-DE"/>
+        </w:rPr>
+        <w:t>zt LLM</w:t>
       </w:r>
       <w:r>
         <w:rPr>
@@ -4420,7 +4418,35 @@
           <w:rFonts w:ascii="Calibri" w:hAnsi="Calibri" w:cs="Calibri"/>
           <w:lang w:val="de-DE"/>
         </w:rPr>
-        <w:t xml:space="preserve"> für die oben genante Bereichen durch d</w:t>
+        <w:t xml:space="preserve"> für die oben gena</w:t>
+      </w:r>
+      <w:r>
+        <w:rPr>
+          <w:rFonts w:ascii="Calibri" w:hAnsi="Calibri" w:cs="Calibri"/>
+          <w:lang w:val="de-DE"/>
+        </w:rPr>
+        <w:t>n</w:t>
+      </w:r>
+      <w:r>
+        <w:rPr>
+          <w:rFonts w:ascii="Calibri" w:hAnsi="Calibri" w:cs="Calibri"/>
+          <w:lang w:val="de-DE"/>
+        </w:rPr>
+        <w:t>nte</w:t>
+      </w:r>
+      <w:r>
+        <w:rPr>
+          <w:rFonts w:ascii="Calibri" w:hAnsi="Calibri" w:cs="Calibri"/>
+          <w:lang w:val="de-DE"/>
+        </w:rPr>
+        <w:t>n</w:t>
+      </w:r>
+      <w:r>
+        <w:rPr>
+          <w:rFonts w:ascii="Calibri" w:hAnsi="Calibri" w:cs="Calibri"/>
+          <w:lang w:val="de-DE"/>
+        </w:rPr>
+        <w:t xml:space="preserve"> Bereichen durch d</w:t>
       </w:r>
       <w:r>
         <w:rPr>
@@ -4612,7 +4638,31 @@
           <w:szCs w:val="28"/>
           <w:lang w:val="de-DE"/>
         </w:rPr>
-        <w:t xml:space="preserve"> (</w:t>
+        <w:t xml:space="preserve"> </w:t>
+      </w:r>
+      <w:r>
+        <w:rPr>
+          <w:rFonts w:ascii="Calibri" w:hAnsi="Calibri" w:cs="Calibri"/>
+          <w:b/>
+          <w:bCs/>
+          <w:color w:val="3A7C22" w:themeColor="accent6" w:themeShade="BF"/>
+          <w:sz w:val="28"/>
+          <w:szCs w:val="28"/>
+          <w:lang w:val="de-DE"/>
+        </w:rPr>
+        <w:t xml:space="preserve">I </w:t>
+      </w:r>
+      <w:r>
+        <w:rPr>
+          <w:rFonts w:ascii="Calibri" w:hAnsi="Calibri" w:cs="Calibri"/>
+          <w:b/>
+          <w:bCs/>
+          <w:color w:val="3A7C22" w:themeColor="accent6" w:themeShade="BF"/>
+          <w:sz w:val="28"/>
+          <w:szCs w:val="28"/>
+          <w:lang w:val="de-DE"/>
+        </w:rPr>
+        <w:t>(</w:t>
       </w:r>
       <w:r>
         <w:rPr>
@@ -4953,6 +5003,223 @@
           <w:b/>
           <w:bCs/>
           <w:color w:val="3A7C22" w:themeColor="accent6" w:themeShade="BF"/>
+          <w:sz w:val="28"/>
+          <w:szCs w:val="28"/>
+          <w:lang w:val="de-DE"/>
+        </w:rPr>
+      </w:pPr>
+      <w:r>
+        <w:rPr>
+          <w:rFonts w:ascii="Calibri" w:hAnsi="Calibri" w:cs="Calibri"/>
+          <w:b/>
+          <w:bCs/>
+          <w:color w:val="3A7C22" w:themeColor="accent6" w:themeShade="BF"/>
+          <w:sz w:val="28"/>
+          <w:szCs w:val="28"/>
+          <w:lang w:val="de-DE"/>
+        </w:rPr>
+        <w:t xml:space="preserve">Sprint </w:t>
+      </w:r>
+      <w:r>
+        <w:rPr>
+          <w:rFonts w:ascii="Calibri" w:hAnsi="Calibri" w:cs="Calibri"/>
+          <w:b/>
+          <w:bCs/>
+          <w:color w:val="3A7C22" w:themeColor="accent6" w:themeShade="BF"/>
+          <w:sz w:val="28"/>
+          <w:szCs w:val="28"/>
+          <w:lang w:val="de-DE"/>
+        </w:rPr>
+        <w:t>3</w:t>
+      </w:r>
+      <w:r>
+        <w:rPr>
+          <w:rFonts w:ascii="Calibri" w:hAnsi="Calibri" w:cs="Calibri"/>
+          <w:b/>
+          <w:bCs/>
+          <w:color w:val="3A7C22" w:themeColor="accent6" w:themeShade="BF"/>
+          <w:sz w:val="28"/>
+          <w:szCs w:val="28"/>
+          <w:lang w:val="de-DE"/>
+        </w:rPr>
+        <w:t xml:space="preserve">: </w:t>
+      </w:r>
+      <w:r>
+        <w:rPr>
+          <w:rFonts w:ascii="Calibri" w:hAnsi="Calibri" w:cs="Calibri"/>
+          <w:b/>
+          <w:bCs/>
+          <w:color w:val="3A7C22" w:themeColor="accent6" w:themeShade="BF"/>
+          <w:sz w:val="28"/>
+          <w:szCs w:val="28"/>
+          <w:lang w:val="de-DE"/>
+        </w:rPr>
+        <w:t>Kernfunktion</w:t>
+      </w:r>
+      <w:r>
+        <w:rPr>
+          <w:rFonts w:ascii="Calibri" w:hAnsi="Calibri" w:cs="Calibri"/>
+          <w:b/>
+          <w:bCs/>
+          <w:color w:val="3A7C22" w:themeColor="accent6" w:themeShade="BF"/>
+          <w:sz w:val="28"/>
+          <w:szCs w:val="28"/>
+          <w:lang w:val="de-DE"/>
+        </w:rPr>
+        <w:t xml:space="preserve"> </w:t>
+      </w:r>
+      <w:r>
+        <w:rPr>
+          <w:rFonts w:ascii="Calibri" w:hAnsi="Calibri" w:cs="Calibri"/>
+          <w:b/>
+          <w:bCs/>
+          <w:color w:val="3A7C22" w:themeColor="accent6" w:themeShade="BF"/>
+          <w:sz w:val="28"/>
+          <w:szCs w:val="28"/>
+          <w:lang w:val="de-DE"/>
+        </w:rPr>
+        <w:t xml:space="preserve">II </w:t>
+      </w:r>
+      <w:r>
+        <w:rPr>
+          <w:rFonts w:ascii="Calibri" w:hAnsi="Calibri" w:cs="Calibri"/>
+          <w:b/>
+          <w:bCs/>
+          <w:color w:val="3A7C22" w:themeColor="accent6" w:themeShade="BF"/>
+          <w:sz w:val="28"/>
+          <w:szCs w:val="28"/>
+          <w:lang w:val="de-DE"/>
+        </w:rPr>
+        <w:t>(</w:t>
+      </w:r>
+      <w:r>
+        <w:rPr>
+          <w:rFonts w:ascii="Calibri" w:hAnsi="Calibri" w:cs="Calibri"/>
+          <w:b/>
+          <w:bCs/>
+          <w:color w:val="3A7C22" w:themeColor="accent6" w:themeShade="BF"/>
+          <w:sz w:val="28"/>
+          <w:szCs w:val="28"/>
+          <w:lang w:val="de-DE"/>
+        </w:rPr>
+        <w:t>0</w:t>
+      </w:r>
+      <w:r>
+        <w:rPr>
+          <w:rFonts w:ascii="Calibri" w:hAnsi="Calibri" w:cs="Calibri"/>
+          <w:b/>
+          <w:bCs/>
+          <w:color w:val="3A7C22" w:themeColor="accent6" w:themeShade="BF"/>
+          <w:sz w:val="28"/>
+          <w:szCs w:val="28"/>
+          <w:lang w:val="de-DE"/>
+        </w:rPr>
+        <w:t>8</w:t>
+      </w:r>
+      <w:r>
+        <w:rPr>
+          <w:rFonts w:ascii="Calibri" w:hAnsi="Calibri" w:cs="Calibri"/>
+          <w:b/>
+          <w:bCs/>
+          <w:color w:val="3A7C22" w:themeColor="accent6" w:themeShade="BF"/>
+          <w:sz w:val="28"/>
+          <w:szCs w:val="28"/>
+          <w:lang w:val="de-DE"/>
+        </w:rPr>
+        <w:t>.1</w:t>
+      </w:r>
+      <w:r>
+        <w:rPr>
+          <w:rFonts w:ascii="Calibri" w:hAnsi="Calibri" w:cs="Calibri"/>
+          <w:b/>
+          <w:bCs/>
+          <w:color w:val="3A7C22" w:themeColor="accent6" w:themeShade="BF"/>
+          <w:sz w:val="28"/>
+          <w:szCs w:val="28"/>
+          <w:lang w:val="de-DE"/>
+        </w:rPr>
+        <w:t>1</w:t>
+      </w:r>
+      <w:r>
+        <w:rPr>
+          <w:rFonts w:ascii="Calibri" w:hAnsi="Calibri" w:cs="Calibri"/>
+          <w:b/>
+          <w:bCs/>
+          <w:color w:val="3A7C22" w:themeColor="accent6" w:themeShade="BF"/>
+          <w:sz w:val="28"/>
+          <w:szCs w:val="28"/>
+          <w:lang w:val="de-DE"/>
+        </w:rPr>
+        <w:t xml:space="preserve"> </w:t>
+      </w:r>
+      <w:r>
+        <w:rPr>
+          <w:rFonts w:ascii="Calibri" w:hAnsi="Calibri" w:cs="Calibri"/>
+          <w:b/>
+          <w:bCs/>
+          <w:color w:val="3A7C22" w:themeColor="accent6" w:themeShade="BF"/>
+          <w:sz w:val="28"/>
+          <w:szCs w:val="28"/>
+          <w:lang w:val="de-DE"/>
+        </w:rPr>
+        <w:t>–</w:t>
+      </w:r>
+      <w:r>
+        <w:rPr>
+          <w:rFonts w:ascii="Calibri" w:hAnsi="Calibri" w:cs="Calibri"/>
+          <w:b/>
+          <w:bCs/>
+          <w:color w:val="3A7C22" w:themeColor="accent6" w:themeShade="BF"/>
+          <w:sz w:val="28"/>
+          <w:szCs w:val="28"/>
+          <w:lang w:val="de-DE"/>
+        </w:rPr>
+        <w:t xml:space="preserve"> </w:t>
+      </w:r>
+      <w:r>
+        <w:rPr>
+          <w:rFonts w:ascii="Calibri" w:hAnsi="Calibri" w:cs="Calibri"/>
+          <w:b/>
+          <w:bCs/>
+          <w:color w:val="3A7C22" w:themeColor="accent6" w:themeShade="BF"/>
+          <w:sz w:val="28"/>
+          <w:szCs w:val="28"/>
+          <w:lang w:val="de-DE"/>
+        </w:rPr>
+        <w:t>21</w:t>
+      </w:r>
+      <w:r>
+        <w:rPr>
+          <w:rFonts w:ascii="Calibri" w:hAnsi="Calibri" w:cs="Calibri"/>
+          <w:b/>
+          <w:bCs/>
+          <w:color w:val="3A7C22" w:themeColor="accent6" w:themeShade="BF"/>
+          <w:sz w:val="28"/>
+          <w:szCs w:val="28"/>
+          <w:lang w:val="de-DE"/>
+        </w:rPr>
+        <w:t>.11</w:t>
+      </w:r>
+      <w:r>
+        <w:rPr>
+          <w:rFonts w:ascii="Calibri" w:hAnsi="Calibri" w:cs="Calibri"/>
+          <w:b/>
+          <w:bCs/>
+          <w:color w:val="3A7C22" w:themeColor="accent6" w:themeShade="BF"/>
+          <w:sz w:val="28"/>
+          <w:szCs w:val="28"/>
+          <w:lang w:val="de-DE"/>
+        </w:rPr>
+        <w:t>)</w:t>
+      </w:r>
+    </w:p>
+    <w:p>
+      <w:pPr>
+        <w:rPr>
+          <w:rFonts w:ascii="Calibri" w:hAnsi="Calibri" w:cs="Calibri"/>
+          <w:b/>
+          <w:bCs/>
+          <w:color w:val="3A7C22" w:themeColor="accent6" w:themeShade="BF"/>
           <w:lang w:val="de-DE"/>
         </w:rPr>
       </w:pPr>
@@ -5141,28 +5408,211 @@
           <w:b/>
           <w:bCs/>
           <w:color w:val="3A7C22" w:themeColor="accent6" w:themeShade="BF"/>
-          <w:lang w:val="de-DE"/>
-        </w:rPr>
-      </w:pPr>
-      <w:r>
-        <w:rPr>
-          <w:rFonts w:ascii="Calibri" w:hAnsi="Calibri" w:cs="Calibri"/>
-          <w:b/>
-          <w:bCs/>
-          <w:color w:val="3A7C22" w:themeColor="accent6" w:themeShade="BF"/>
-          <w:lang w:val="de-DE"/>
-        </w:rPr>
-        <w:t>Fünf</w:t>
-      </w:r>
-      <w:r>
-        <w:rPr>
-          <w:rFonts w:ascii="Calibri" w:hAnsi="Calibri" w:cs="Calibri"/>
-          <w:b/>
-          <w:bCs/>
-          <w:color w:val="3A7C22" w:themeColor="accent6" w:themeShade="BF"/>
-          <w:lang w:val="de-DE"/>
-        </w:rPr>
-        <w:t>t</w:t>
+          <w:sz w:val="28"/>
+          <w:szCs w:val="28"/>
+          <w:lang w:val="de-DE"/>
+        </w:rPr>
+      </w:pPr>
+      <w:r>
+        <w:rPr>
+          <w:rFonts w:ascii="Calibri" w:hAnsi="Calibri" w:cs="Calibri"/>
+          <w:b/>
+          <w:bCs/>
+          <w:color w:val="3A7C22" w:themeColor="accent6" w:themeShade="BF"/>
+          <w:sz w:val="28"/>
+          <w:szCs w:val="28"/>
+          <w:lang w:val="de-DE"/>
+        </w:rPr>
+        <w:t xml:space="preserve">Sprint </w:t>
+      </w:r>
+      <w:r>
+        <w:rPr>
+          <w:rFonts w:ascii="Calibri" w:hAnsi="Calibri" w:cs="Calibri"/>
+          <w:b/>
+          <w:bCs/>
+          <w:color w:val="3A7C22" w:themeColor="accent6" w:themeShade="BF"/>
+          <w:sz w:val="28"/>
+          <w:szCs w:val="28"/>
+          <w:lang w:val="de-DE"/>
+        </w:rPr>
+        <w:t>5</w:t>
+      </w:r>
+      <w:r>
+        <w:rPr>
+          <w:rFonts w:ascii="Calibri" w:hAnsi="Calibri" w:cs="Calibri"/>
+          <w:b/>
+          <w:bCs/>
+          <w:color w:val="3A7C22" w:themeColor="accent6" w:themeShade="BF"/>
+          <w:sz w:val="28"/>
+          <w:szCs w:val="28"/>
+          <w:lang w:val="de-DE"/>
+        </w:rPr>
+        <w:t xml:space="preserve">: </w:t>
+      </w:r>
+      <w:r>
+        <w:rPr>
+          <w:rFonts w:ascii="Calibri" w:hAnsi="Calibri" w:cs="Calibri"/>
+          <w:b/>
+          <w:bCs/>
+          <w:color w:val="3A7C22" w:themeColor="accent6" w:themeShade="BF"/>
+          <w:sz w:val="28"/>
+          <w:szCs w:val="28"/>
+          <w:lang w:val="de-DE"/>
+        </w:rPr>
+        <w:t>Kernfunktion</w:t>
+      </w:r>
+      <w:r>
+        <w:rPr>
+          <w:rFonts w:ascii="Calibri" w:hAnsi="Calibri" w:cs="Calibri"/>
+          <w:b/>
+          <w:bCs/>
+          <w:color w:val="3A7C22" w:themeColor="accent6" w:themeShade="BF"/>
+          <w:sz w:val="28"/>
+          <w:szCs w:val="28"/>
+          <w:lang w:val="de-DE"/>
+        </w:rPr>
+        <w:t xml:space="preserve"> </w:t>
+      </w:r>
+      <w:r>
+        <w:rPr>
+          <w:rFonts w:ascii="Calibri" w:hAnsi="Calibri" w:cs="Calibri"/>
+          <w:b/>
+          <w:bCs/>
+          <w:color w:val="3A7C22" w:themeColor="accent6" w:themeShade="BF"/>
+          <w:sz w:val="28"/>
+          <w:szCs w:val="28"/>
+          <w:lang w:val="de-DE"/>
+        </w:rPr>
+        <w:t xml:space="preserve">III </w:t>
+      </w:r>
+      <w:r>
+        <w:rPr>
+          <w:rFonts w:ascii="Calibri" w:hAnsi="Calibri" w:cs="Calibri"/>
+          <w:b/>
+          <w:bCs/>
+          <w:color w:val="3A7C22" w:themeColor="accent6" w:themeShade="BF"/>
+          <w:sz w:val="28"/>
+          <w:szCs w:val="28"/>
+          <w:lang w:val="de-DE"/>
+        </w:rPr>
+        <w:t>(</w:t>
+      </w:r>
+      <w:r>
+        <w:rPr>
+          <w:rFonts w:ascii="Calibri" w:hAnsi="Calibri" w:cs="Calibri"/>
+          <w:b/>
+          <w:bCs/>
+          <w:color w:val="3A7C22" w:themeColor="accent6" w:themeShade="BF"/>
+          <w:sz w:val="28"/>
+          <w:szCs w:val="28"/>
+          <w:lang w:val="de-DE"/>
+        </w:rPr>
+        <w:t>22</w:t>
+      </w:r>
+      <w:r>
+        <w:rPr>
+          <w:rFonts w:ascii="Calibri" w:hAnsi="Calibri" w:cs="Calibri"/>
+          <w:b/>
+          <w:bCs/>
+          <w:color w:val="3A7C22" w:themeColor="accent6" w:themeShade="BF"/>
+          <w:sz w:val="28"/>
+          <w:szCs w:val="28"/>
+          <w:lang w:val="de-DE"/>
+        </w:rPr>
+        <w:t>.1</w:t>
+      </w:r>
+      <w:r>
+        <w:rPr>
+          <w:rFonts w:ascii="Calibri" w:hAnsi="Calibri" w:cs="Calibri"/>
+          <w:b/>
+          <w:bCs/>
+          <w:color w:val="3A7C22" w:themeColor="accent6" w:themeShade="BF"/>
+          <w:sz w:val="28"/>
+          <w:szCs w:val="28"/>
+          <w:lang w:val="de-DE"/>
+        </w:rPr>
+        <w:t>1</w:t>
+      </w:r>
+      <w:r>
+        <w:rPr>
+          <w:rFonts w:ascii="Calibri" w:hAnsi="Calibri" w:cs="Calibri"/>
+          <w:b/>
+          <w:bCs/>
+          <w:color w:val="3A7C22" w:themeColor="accent6" w:themeShade="BF"/>
+          <w:sz w:val="28"/>
+          <w:szCs w:val="28"/>
+          <w:lang w:val="de-DE"/>
+        </w:rPr>
+        <w:t xml:space="preserve"> </w:t>
+      </w:r>
+      <w:r>
+        <w:rPr>
+          <w:rFonts w:ascii="Calibri" w:hAnsi="Calibri" w:cs="Calibri"/>
+          <w:b/>
+          <w:bCs/>
+          <w:color w:val="3A7C22" w:themeColor="accent6" w:themeShade="BF"/>
+          <w:sz w:val="28"/>
+          <w:szCs w:val="28"/>
+          <w:lang w:val="de-DE"/>
+        </w:rPr>
+        <w:t>–</w:t>
+      </w:r>
+      <w:r>
+        <w:rPr>
+          <w:rFonts w:ascii="Calibri" w:hAnsi="Calibri" w:cs="Calibri"/>
+          <w:b/>
+          <w:bCs/>
+          <w:color w:val="3A7C22" w:themeColor="accent6" w:themeShade="BF"/>
+          <w:sz w:val="28"/>
+          <w:szCs w:val="28"/>
+          <w:lang w:val="de-DE"/>
+        </w:rPr>
+        <w:t xml:space="preserve"> </w:t>
+      </w:r>
+      <w:r>
+        <w:rPr>
+          <w:rFonts w:ascii="Calibri" w:hAnsi="Calibri" w:cs="Calibri"/>
+          <w:b/>
+          <w:bCs/>
+          <w:color w:val="3A7C22" w:themeColor="accent6" w:themeShade="BF"/>
+          <w:sz w:val="28"/>
+          <w:szCs w:val="28"/>
+          <w:lang w:val="de-DE"/>
+        </w:rPr>
+        <w:t>28.11</w:t>
+      </w:r>
+      <w:r>
+        <w:rPr>
+          <w:rFonts w:ascii="Calibri" w:hAnsi="Calibri" w:cs="Calibri"/>
+          <w:b/>
+          <w:bCs/>
+          <w:color w:val="3A7C22" w:themeColor="accent6" w:themeShade="BF"/>
+          <w:sz w:val="28"/>
+          <w:szCs w:val="28"/>
+          <w:lang w:val="de-DE"/>
+        </w:rPr>
+        <w:t>)</w:t>
+      </w:r>
+    </w:p>
+    <w:p>
+      <w:pPr>
+        <w:rPr>
+          <w:rFonts w:ascii="Calibri" w:hAnsi="Calibri" w:cs="Calibri"/>
+          <w:b/>
+          <w:bCs/>
+          <w:color w:val="3A7C22" w:themeColor="accent6" w:themeShade="BF"/>
+          <w:lang w:val="de-DE"/>
+        </w:rPr>
+      </w:pPr>
+      <w:r>
+        <w:rPr>
+          <w:rFonts w:ascii="Calibri" w:hAnsi="Calibri" w:cs="Calibri"/>
+          <w:b/>
+          <w:bCs/>
+          <w:color w:val="3A7C22" w:themeColor="accent6" w:themeShade="BF"/>
+          <w:lang w:val="de-DE"/>
+        </w:rPr>
+        <w:t>Fünft</w:t>
       </w:r>
       <w:r>
         <w:rPr>
@@ -5192,17 +5642,7 @@
           <w:color w:val="3A7C22" w:themeColor="accent6" w:themeShade="BF"/>
           <w:lang w:val="de-DE"/>
         </w:rPr>
-        <w:t>2</w:t>
-      </w:r>
-      <w:r>
-        <w:rPr>
-          <w:rFonts w:ascii="Calibri" w:hAnsi="Calibri" w:cs="Calibri"/>
-          <w:b/>
-          <w:bCs/>
-          <w:color w:val="3A7C22" w:themeColor="accent6" w:themeShade="BF"/>
-          <w:lang w:val="de-DE"/>
-        </w:rPr>
-        <w:t>4</w:t>
+        <w:t>24</w:t>
       </w:r>
       <w:r>
         <w:rPr>
@@ -5237,7 +5677,21 @@
           <w:rFonts w:ascii="Calibri" w:hAnsi="Calibri" w:cs="Calibri"/>
           <w:lang w:val="de-DE"/>
         </w:rPr>
-        <w:t xml:space="preserve">Wie haben unserem Kunde </w:t>
+        <w:t>Wi</w:t>
+      </w:r>
+      <w:r>
+        <w:rPr>
+          <w:rFonts w:ascii="Calibri" w:hAnsi="Calibri" w:cs="Calibri"/>
+          <w:lang w:val="de-DE"/>
+        </w:rPr>
+        <w:t>r</w:t>
+      </w:r>
+      <w:r>
+        <w:rPr>
+          <w:rFonts w:ascii="Calibri" w:hAnsi="Calibri" w:cs="Calibri"/>
+          <w:lang w:val="de-DE"/>
+        </w:rPr>
+        <w:t xml:space="preserve"> haben unserem Kunde </w:t>
       </w:r>
       <w:r>
         <w:rPr>
@@ -5258,7 +5712,7 @@
           <w:rFonts w:ascii="Calibri" w:hAnsi="Calibri" w:cs="Calibri"/>
           <w:lang w:val="de-DE"/>
         </w:rPr>
-        <w:t xml:space="preserve">Dann erklärte er weiterere Einzelheiten seiner Bedürfnissen. </w:t>
+        <w:t xml:space="preserve">Dann erklärte er weitere Einzelheiten seiner Bedürfnissen. </w:t>
       </w:r>
       <w:r>
         <w:rPr>
@@ -5377,7 +5831,29 @@
           <w:rFonts w:ascii="Calibri" w:hAnsi="Calibri" w:cs="Calibri"/>
           <w:lang w:val="de-DE"/>
         </w:rPr>
-        <w:t xml:space="preserve"> gelifert werden. Und für Risiko Agent wünscht er, nach er verschiedene Perspektiven verstanden hat, kann er die aggregierte Ergebnisse bewerten.</w:t>
+        <w:t xml:space="preserve"> geli</w:t>
+      </w:r>
+      <w:r>
+        <w:rPr>
+          <w:rFonts w:ascii="Calibri" w:hAnsi="Calibri" w:cs="Calibri"/>
+          <w:lang w:val="de-DE"/>
+        </w:rPr>
+        <w:t>e</w:t>
+      </w:r>
+      <w:r>
+        <w:rPr>
+          <w:rFonts w:ascii="Calibri" w:hAnsi="Calibri" w:cs="Calibri"/>
+          <w:lang w:val="de-DE"/>
+        </w:rPr>
+        <w:t xml:space="preserve">fert </w:t>
+      </w:r>
+      <w:r>
+        <w:rPr>
+          <w:rFonts w:ascii="Calibri" w:hAnsi="Calibri" w:cs="Calibri"/>
+          <w:lang w:val="de-DE"/>
+        </w:rPr>
+        <w:lastRenderedPageBreak/>
+        <w:t>werden. Und für Risiko Agent wünscht er, nach er verschiedene Perspektiven verstanden hat, kann er die aggregierte Ergebnisse bewerten.</w:t>
       </w:r>
       <w:r>
         <w:rPr>
@@ -5391,57 +5867,7 @@
           <w:rFonts w:ascii="Calibri" w:hAnsi="Calibri" w:cs="Calibri"/>
           <w:lang w:val="de-DE"/>
         </w:rPr>
-        <w:t>Über den Test von Agent, hat er vorgeschlagen, e</w:t>
-      </w:r>
-      <w:r>
-        <w:rPr>
-          <w:rFonts w:ascii="Calibri" w:hAnsi="Calibri" w:cs="Calibri"/>
-          <w:lang w:val="de-DE"/>
-        </w:rPr>
-        <w:t xml:space="preserve">rstmal ohne Orchestrator </w:t>
-      </w:r>
-      <w:r>
-        <w:rPr>
-          <w:rFonts w:ascii="Calibri" w:hAnsi="Calibri" w:cs="Calibri"/>
-          <w:lang w:val="de-DE"/>
-        </w:rPr>
-        <w:t xml:space="preserve">zu </w:t>
-      </w:r>
-      <w:r>
-        <w:rPr>
-          <w:rFonts w:ascii="Calibri" w:hAnsi="Calibri" w:cs="Calibri"/>
-          <w:lang w:val="de-DE"/>
-        </w:rPr>
-        <w:t xml:space="preserve">arbeiten und nur mit </w:t>
-      </w:r>
-      <w:r>
-        <w:rPr>
-          <w:rFonts w:ascii="Calibri" w:hAnsi="Calibri" w:cs="Calibri"/>
-          <w:lang w:val="de-DE"/>
-        </w:rPr>
-        <w:lastRenderedPageBreak/>
-        <w:t xml:space="preserve">einem Agenten </w:t>
-      </w:r>
-      <w:r>
-        <w:rPr>
-          <w:rFonts w:ascii="Calibri" w:hAnsi="Calibri" w:cs="Calibri"/>
-          <w:lang w:val="de-DE"/>
-        </w:rPr>
-        <w:t xml:space="preserve">zu </w:t>
-      </w:r>
-      <w:r>
-        <w:rPr>
-          <w:rFonts w:ascii="Calibri" w:hAnsi="Calibri" w:cs="Calibri"/>
-          <w:lang w:val="de-DE"/>
-        </w:rPr>
-        <w:t>testen, um den Output von einem Agent besser zu verstehen</w:t>
-      </w:r>
-      <w:r>
-        <w:rPr>
-          <w:rFonts w:ascii="Calibri" w:hAnsi="Calibri" w:cs="Calibri"/>
-          <w:lang w:val="de-DE"/>
-        </w:rPr>
-        <w:t>.</w:t>
+        <w:t>Über den Test von Agent, hat er vorgeschlagen, erstmal ohne Orchestrator zu arbeiten und nur mit einem Agenten zu testen, um den Output von einem Agent besser zu verstehen.</w:t>
       </w:r>
       <w:r>
         <w:rPr>
@@ -5454,9 +5880,252 @@
     <w:p>
       <w:pPr>
         <w:rPr>
-          <w:lang w:val="de-DE"/>
-        </w:rPr>
-      </w:pPr>
+          <w:rFonts w:ascii="Calibri" w:hAnsi="Calibri" w:cs="Calibri"/>
+          <w:b/>
+          <w:bCs/>
+          <w:color w:val="3A7C22" w:themeColor="accent6" w:themeShade="BF"/>
+          <w:sz w:val="28"/>
+          <w:szCs w:val="28"/>
+        </w:rPr>
+      </w:pPr>
+      <w:r>
+        <w:rPr>
+          <w:rFonts w:ascii="Calibri" w:hAnsi="Calibri" w:cs="Calibri"/>
+          <w:b/>
+          <w:bCs/>
+          <w:color w:val="3A7C22" w:themeColor="accent6" w:themeShade="BF"/>
+          <w:sz w:val="28"/>
+          <w:szCs w:val="28"/>
+        </w:rPr>
+        <w:t xml:space="preserve">Sprint </w:t>
+      </w:r>
+      <w:r>
+        <w:rPr>
+          <w:rFonts w:ascii="Calibri" w:hAnsi="Calibri" w:cs="Calibri"/>
+          <w:b/>
+          <w:bCs/>
+          <w:color w:val="3A7C22" w:themeColor="accent6" w:themeShade="BF"/>
+          <w:sz w:val="28"/>
+          <w:szCs w:val="28"/>
+        </w:rPr>
+        <w:t>6</w:t>
+      </w:r>
+      <w:r>
+        <w:rPr>
+          <w:rFonts w:ascii="Calibri" w:hAnsi="Calibri" w:cs="Calibri"/>
+          <w:b/>
+          <w:bCs/>
+          <w:color w:val="3A7C22" w:themeColor="accent6" w:themeShade="BF"/>
+          <w:sz w:val="28"/>
+          <w:szCs w:val="28"/>
+        </w:rPr>
+        <w:t xml:space="preserve">: </w:t>
+      </w:r>
+      <w:r>
+        <w:rPr>
+          <w:rFonts w:ascii="Calibri" w:hAnsi="Calibri" w:cs="Calibri"/>
+          <w:b/>
+          <w:bCs/>
+          <w:color w:val="3A7C22" w:themeColor="accent6" w:themeShade="BF"/>
+          <w:sz w:val="28"/>
+          <w:szCs w:val="28"/>
+        </w:rPr>
+        <w:t xml:space="preserve">MVP, Minimum Viable Product </w:t>
+      </w:r>
+      <w:r>
+        <w:rPr>
+          <w:rFonts w:ascii="Calibri" w:hAnsi="Calibri" w:cs="Calibri"/>
+          <w:b/>
+          <w:bCs/>
+          <w:color w:val="3A7C22" w:themeColor="accent6" w:themeShade="BF"/>
+          <w:sz w:val="28"/>
+          <w:szCs w:val="28"/>
+        </w:rPr>
+        <w:t>(2</w:t>
+      </w:r>
+      <w:r>
+        <w:rPr>
+          <w:rFonts w:ascii="Calibri" w:hAnsi="Calibri" w:cs="Calibri"/>
+          <w:b/>
+          <w:bCs/>
+          <w:color w:val="3A7C22" w:themeColor="accent6" w:themeShade="BF"/>
+          <w:sz w:val="28"/>
+          <w:szCs w:val="28"/>
+        </w:rPr>
+        <w:t>9</w:t>
+      </w:r>
+      <w:r>
+        <w:rPr>
+          <w:rFonts w:ascii="Calibri" w:hAnsi="Calibri" w:cs="Calibri"/>
+          <w:b/>
+          <w:bCs/>
+          <w:color w:val="3A7C22" w:themeColor="accent6" w:themeShade="BF"/>
+          <w:sz w:val="28"/>
+          <w:szCs w:val="28"/>
+        </w:rPr>
+        <w:t xml:space="preserve">.11 – </w:t>
+      </w:r>
+      <w:r>
+        <w:rPr>
+          <w:rFonts w:ascii="Calibri" w:hAnsi="Calibri" w:cs="Calibri"/>
+          <w:b/>
+          <w:bCs/>
+          <w:color w:val="3A7C22" w:themeColor="accent6" w:themeShade="BF"/>
+          <w:sz w:val="28"/>
+          <w:szCs w:val="28"/>
+        </w:rPr>
+        <w:t>05.12</w:t>
+      </w:r>
+      <w:r>
+        <w:rPr>
+          <w:rFonts w:ascii="Calibri" w:hAnsi="Calibri" w:cs="Calibri"/>
+          <w:b/>
+          <w:bCs/>
+          <w:color w:val="3A7C22" w:themeColor="accent6" w:themeShade="BF"/>
+          <w:sz w:val="28"/>
+          <w:szCs w:val="28"/>
+        </w:rPr>
+        <w:t>)</w:t>
+      </w:r>
+    </w:p>
+    <w:p>
+      <w:pPr>
+        <w:rPr>
+          <w:rFonts w:ascii="Calibri" w:hAnsi="Calibri" w:cs="Calibri"/>
+          <w:b/>
+          <w:bCs/>
+          <w:color w:val="3A7C22" w:themeColor="accent6" w:themeShade="BF"/>
+          <w:lang w:val="de-DE"/>
+        </w:rPr>
+      </w:pPr>
+      <w:r>
+        <w:rPr>
+          <w:rFonts w:ascii="Calibri" w:hAnsi="Calibri" w:cs="Calibri"/>
+          <w:b/>
+          <w:bCs/>
+          <w:color w:val="3A7C22" w:themeColor="accent6" w:themeShade="BF"/>
+          <w:lang w:val="de-DE"/>
+        </w:rPr>
+        <w:t>Sechste</w:t>
+      </w:r>
+      <w:r>
+        <w:rPr>
+          <w:rFonts w:ascii="Calibri" w:hAnsi="Calibri" w:cs="Calibri" w:hint="eastAsia"/>
+          <w:b/>
+          <w:bCs/>
+          <w:color w:val="3A7C22" w:themeColor="accent6" w:themeShade="BF"/>
+          <w:lang w:val="de-DE"/>
+        </w:rPr>
+        <w:t xml:space="preserve"> Kundenbesprechung</w:t>
+      </w:r>
+      <w:r>
+        <w:rPr>
+          <w:rFonts w:ascii="Calibri" w:hAnsi="Calibri" w:cs="Calibri" w:hint="eastAsia"/>
+          <w:b/>
+          <w:bCs/>
+          <w:color w:val="3A7C22" w:themeColor="accent6" w:themeShade="BF"/>
+          <w:lang w:val="de-DE"/>
+        </w:rPr>
+        <w:t xml:space="preserve"> </w:t>
+      </w:r>
+      <w:r>
+        <w:rPr>
+          <w:rFonts w:ascii="Calibri" w:hAnsi="Calibri" w:cs="Calibri"/>
+          <w:b/>
+          <w:bCs/>
+          <w:color w:val="3A7C22" w:themeColor="accent6" w:themeShade="BF"/>
+          <w:lang w:val="de-DE"/>
+        </w:rPr>
+        <w:t>05</w:t>
+      </w:r>
+      <w:r>
+        <w:rPr>
+          <w:rFonts w:ascii="Calibri" w:hAnsi="Calibri" w:cs="Calibri" w:hint="eastAsia"/>
+          <w:b/>
+          <w:bCs/>
+          <w:color w:val="3A7C22" w:themeColor="accent6" w:themeShade="BF"/>
+          <w:lang w:val="de-DE"/>
+        </w:rPr>
+        <w:t>.1</w:t>
+      </w:r>
+      <w:r>
+        <w:rPr>
+          <w:rFonts w:ascii="Calibri" w:hAnsi="Calibri" w:cs="Calibri" w:hint="eastAsia"/>
+          <w:b/>
+          <w:bCs/>
+          <w:color w:val="3A7C22" w:themeColor="accent6" w:themeShade="BF"/>
+          <w:lang w:val="de-DE"/>
+        </w:rPr>
+        <w:t>1</w:t>
+      </w:r>
+    </w:p>
+    <w:p>
+      <w:pPr>
+        <w:rPr>
+          <w:lang w:val="de-DE"/>
+        </w:rPr>
+      </w:pPr>
+      <w:r>
+        <w:rPr>
+          <w:rFonts w:ascii="Calibri" w:hAnsi="Calibri" w:cs="Calibri"/>
+          <w:lang w:val="de-DE"/>
+        </w:rPr>
+        <w:t xml:space="preserve">Wir haben unserem Kunden verbesserte CrewAI Agents und Frontend demonstriert. Dieses Mal verwendeten wir ein unstrukturiertes Beispiel von einer Prozessbeschreibung mit dem Kontext SIEMENS. Am Anfang bei dem Input hat der Kunde vorgeschlagen, der Requirements Agent JSON-Format zu bekommen, mit einer umfangreichen Beschreibung von Ist-Zustand und verschiedenen Dimensionen in Stichpunkten. Die Dimensionen funktionieren wie ein Zwiebelmodell. Von intern nach extern versteht der Agent </w:t>
+      </w:r>
+      <w:r>
+        <w:rPr>
+          <w:rFonts w:ascii="Calibri" w:hAnsi="Calibri" w:cs="Calibri"/>
+          <w:lang w:val="de-DE"/>
+        </w:rPr>
+        <w:t xml:space="preserve">Aktivitäten, Ressource, zum gesamten Prozess, KPI, und dann weiter extern zu den zusätzlichen Informationen vom Unternehmen und externen Wirtschaftslagen außerhalb des Unternehmens. Über </w:t>
+      </w:r>
+      <w:r>
+        <w:rPr>
+          <w:rFonts w:ascii="Calibri" w:hAnsi="Calibri" w:cs="Calibri"/>
+          <w:lang w:val="de-DE"/>
+        </w:rPr>
+        <w:t>das Ergebnis</w:t>
+      </w:r>
+      <w:r>
+        <w:rPr>
+          <w:rFonts w:ascii="Calibri" w:hAnsi="Calibri" w:cs="Calibri"/>
+          <w:lang w:val="de-DE"/>
+        </w:rPr>
+        <w:t xml:space="preserve"> vom Agent fand der Kunde die Einflussfaktoren </w:t>
+      </w:r>
+      <w:r>
+        <w:rPr>
+          <w:rFonts w:ascii="Calibri" w:hAnsi="Calibri" w:cs="Calibri"/>
+          <w:lang w:val="de-DE"/>
+        </w:rPr>
+        <w:t>für die Prozessanalyse mit dem Tool Serper im Internet richtig</w:t>
+      </w:r>
+      <w:r>
+        <w:rPr>
+          <w:rFonts w:ascii="Calibri" w:hAnsi="Calibri" w:cs="Calibri"/>
+          <w:lang w:val="de-DE"/>
+        </w:rPr>
+        <w:t xml:space="preserve"> </w:t>
+      </w:r>
+      <w:r>
+        <w:rPr>
+          <w:rFonts w:ascii="Calibri" w:hAnsi="Calibri" w:cs="Calibri"/>
+          <w:lang w:val="de-DE"/>
+        </w:rPr>
+        <w:t>gefunden, und die Identified Performance Issues auch gut erkannt.</w:t>
+      </w:r>
+      <w:r>
+        <w:rPr>
+          <w:lang w:val="de-DE"/>
+        </w:rPr>
+        <w:t xml:space="preserve"> </w:t>
+      </w:r>
+      <w:r>
+        <w:rPr>
+          <w:lang w:val="de-DE"/>
+        </w:rPr>
+        <w:t>In Hinsicht auf dem Frontend, der Schwerpunkt ist wie die Anwendung dem Benutzer dabei hilft, Ist-Zustand zu verstehen, und wie die Verbesserungen im UI besser gestaltet wird. Für die Visualisierung von Prozess, der nicht bpmn ist, würde DFG, Data Flow Graph eine gute Lösung.</w:t>
+      </w:r>
     </w:p>
     <w:p>
       <w:pPr>
@@ -5544,6 +6213,7 @@
           <w:szCs w:val="24"/>
           <w:lang w:val="de-DE"/>
         </w:rPr>
+        <w:lastRenderedPageBreak/>
         <w:t>4.3.1 Vorgehensweise</w:t>
       </w:r>
       <w:bookmarkEnd w:id="12"/>
@@ -5851,15 +6521,7 @@
           <w:rFonts w:ascii="Calibri" w:hAnsi="Calibri" w:cs="Calibri"/>
           <w:lang w:val="de-DE"/>
         </w:rPr>
-        <w:t xml:space="preserve">Wie adressiert das Projekt die anfänglich genannten Herausforderungen (Kapitel 2)? Fasse die wichtigsten Beiträge zusammen (z. B. Automatisierung, Datenanalyse, </w:t>
-      </w:r>
-      <w:r>
-        <w:rPr>
-          <w:rFonts w:ascii="Calibri" w:hAnsi="Calibri" w:cs="Calibri"/>
-          <w:lang w:val="de-DE"/>
-        </w:rPr>
-        <w:lastRenderedPageBreak/>
-        <w:t xml:space="preserve">kollaborative Prozessoptimierung). </w:t>
+        <w:t xml:space="preserve">Wie adressiert das Projekt die anfänglich genannten Herausforderungen (Kapitel 2)? Fasse die wichtigsten Beiträge zusammen (z. B. Automatisierung, Datenanalyse, kollaborative Prozessoptimierung). </w:t>
       </w:r>
     </w:p>
     <w:p>
@@ -5917,6 +6579,7 @@
           <w:szCs w:val="28"/>
           <w:lang w:val="de-DE"/>
         </w:rPr>
+        <w:lastRenderedPageBreak/>
         <w:t>6 Abbildungsverzeichnis</w:t>
       </w:r>
       <w:bookmarkEnd w:id="17"/>

--- a/Whitepaper.docx
+++ b/Whitepaper.docx
@@ -4,7 +4,7 @@
   <w:body>
     <w:p>
       <w:pPr>
-        <w:pStyle w:val="KeinLeerraum"/>
+        <w:pStyle w:val="af5"/>
         <w:rPr>
           <w:rFonts w:ascii="Times New Roman" w:hAnsi="Times New Roman" w:cs="Times New Roman"/>
           <w:sz w:val="2"/>
@@ -208,20 +208,8 @@
                                 <w:lang w:val="de-DE"/>
                               </w:rPr>
                               <w:br/>
-                              <w:t xml:space="preserve">Evgenij </w:t>
+                              <w:t>Evgenij Krat</w:t>
                             </w:r>
-                            <w:proofErr w:type="spellStart"/>
-                            <w:r>
-                              <w:rPr>
-                                <w:rFonts w:ascii="Times New Roman" w:hAnsi="Times New Roman" w:cs="Times New Roman"/>
-                                <w:color w:val="FFFFFF" w:themeColor="background1"/>
-                                <w:sz w:val="28"/>
-                                <w:szCs w:val="28"/>
-                                <w:lang w:val="de-DE"/>
-                              </w:rPr>
-                              <w:t>Krat</w:t>
-                            </w:r>
-                            <w:proofErr w:type="spellEnd"/>
                             <w:r>
                               <w:rPr>
                                 <w:rFonts w:ascii="Times New Roman" w:hAnsi="Times New Roman" w:cs="Times New Roman"/>
@@ -231,41 +219,8 @@
                                 <w:lang w:val="de-DE"/>
                               </w:rPr>
                               <w:br/>
+                              <w:t>Zi-Jun Ochsmann</w:t>
                             </w:r>
-                            <w:proofErr w:type="spellStart"/>
-                            <w:r>
-                              <w:rPr>
-                                <w:rFonts w:ascii="Times New Roman" w:hAnsi="Times New Roman" w:cs="Times New Roman"/>
-                                <w:color w:val="FFFFFF" w:themeColor="background1"/>
-                                <w:sz w:val="28"/>
-                                <w:szCs w:val="28"/>
-                                <w:lang w:val="de-DE"/>
-                              </w:rPr>
-                              <w:t>Zi</w:t>
-                            </w:r>
-                            <w:proofErr w:type="spellEnd"/>
-                            <w:r>
-                              <w:rPr>
-                                <w:rFonts w:ascii="Times New Roman" w:hAnsi="Times New Roman" w:cs="Times New Roman"/>
-                                <w:color w:val="FFFFFF" w:themeColor="background1"/>
-                                <w:sz w:val="28"/>
-                                <w:szCs w:val="28"/>
-                                <w:lang w:val="de-DE"/>
-                              </w:rPr>
-                              <w:t xml:space="preserve">-Jun </w:t>
-                            </w:r>
-                            <w:proofErr w:type="spellStart"/>
-                            <w:r>
-                              <w:rPr>
-                                <w:rFonts w:ascii="Times New Roman" w:hAnsi="Times New Roman" w:cs="Times New Roman"/>
-                                <w:color w:val="FFFFFF" w:themeColor="background1"/>
-                                <w:sz w:val="28"/>
-                                <w:szCs w:val="28"/>
-                                <w:lang w:val="de-DE"/>
-                              </w:rPr>
-                              <w:t>Ochsmann</w:t>
-                            </w:r>
-                            <w:proofErr w:type="spellEnd"/>
                           </w:p>
                           <w:p>
                             <w:pPr>
@@ -543,20 +498,8 @@
                           <w:lang w:val="de-DE"/>
                         </w:rPr>
                         <w:br/>
-                        <w:t xml:space="preserve">Evgenij </w:t>
+                        <w:t>Evgenij Krat</w:t>
                       </w:r>
-                      <w:proofErr w:type="spellStart"/>
-                      <w:r>
-                        <w:rPr>
-                          <w:rFonts w:ascii="Times New Roman" w:hAnsi="Times New Roman" w:cs="Times New Roman"/>
-                          <w:color w:val="FFFFFF" w:themeColor="background1"/>
-                          <w:sz w:val="28"/>
-                          <w:szCs w:val="28"/>
-                          <w:lang w:val="de-DE"/>
-                        </w:rPr>
-                        <w:t>Krat</w:t>
-                      </w:r>
-                      <w:proofErr w:type="spellEnd"/>
                       <w:r>
                         <w:rPr>
                           <w:rFonts w:ascii="Times New Roman" w:hAnsi="Times New Roman" w:cs="Times New Roman"/>
@@ -566,41 +509,8 @@
                           <w:lang w:val="de-DE"/>
                         </w:rPr>
                         <w:br/>
+                        <w:t>Zi-Jun Ochsmann</w:t>
                       </w:r>
-                      <w:proofErr w:type="spellStart"/>
-                      <w:r>
-                        <w:rPr>
-                          <w:rFonts w:ascii="Times New Roman" w:hAnsi="Times New Roman" w:cs="Times New Roman"/>
-                          <w:color w:val="FFFFFF" w:themeColor="background1"/>
-                          <w:sz w:val="28"/>
-                          <w:szCs w:val="28"/>
-                          <w:lang w:val="de-DE"/>
-                        </w:rPr>
-                        <w:t>Zi</w:t>
-                      </w:r>
-                      <w:proofErr w:type="spellEnd"/>
-                      <w:r>
-                        <w:rPr>
-                          <w:rFonts w:ascii="Times New Roman" w:hAnsi="Times New Roman" w:cs="Times New Roman"/>
-                          <w:color w:val="FFFFFF" w:themeColor="background1"/>
-                          <w:sz w:val="28"/>
-                          <w:szCs w:val="28"/>
-                          <w:lang w:val="de-DE"/>
-                        </w:rPr>
-                        <w:t xml:space="preserve">-Jun </w:t>
-                      </w:r>
-                      <w:proofErr w:type="spellStart"/>
-                      <w:r>
-                        <w:rPr>
-                          <w:rFonts w:ascii="Times New Roman" w:hAnsi="Times New Roman" w:cs="Times New Roman"/>
-                          <w:color w:val="FFFFFF" w:themeColor="background1"/>
-                          <w:sz w:val="28"/>
-                          <w:szCs w:val="28"/>
-                          <w:lang w:val="de-DE"/>
-                        </w:rPr>
-                        <w:t>Ochsmann</w:t>
-                      </w:r>
-                      <w:proofErr w:type="spellEnd"/>
                     </w:p>
                     <w:p>
                       <w:pPr>
@@ -726,7 +636,7 @@
     </w:p>
     <w:p>
       <w:pPr>
-        <w:pStyle w:val="KeinLeerraum"/>
+        <w:pStyle w:val="af5"/>
         <w:rPr>
           <w:rFonts w:ascii="Times New Roman" w:hAnsi="Times New Roman" w:cs="Times New Roman"/>
         </w:rPr>
@@ -812,7 +722,6 @@
                                 <w:lang w:val="de-DE"/>
                               </w:rPr>
                             </w:pPr>
-                            <w:proofErr w:type="spellStart"/>
                             <w:r>
                               <w:rPr>
                                 <w:rFonts w:ascii="Times New Roman" w:hAnsi="Times New Roman" w:cs="Times New Roman"/>
@@ -823,7 +732,6 @@
                               </w:rPr>
                               <w:t>ProcessAI</w:t>
                             </w:r>
-                            <w:proofErr w:type="spellEnd"/>
                             <w:r>
                               <w:rPr>
                                 <w:rFonts w:ascii="Times New Roman" w:hAnsi="Times New Roman" w:cs="Times New Roman"/>
@@ -886,7 +794,6 @@
                           <w:lang w:val="de-DE"/>
                         </w:rPr>
                       </w:pPr>
-                      <w:proofErr w:type="spellStart"/>
                       <w:r>
                         <w:rPr>
                           <w:rFonts w:ascii="Times New Roman" w:hAnsi="Times New Roman" w:cs="Times New Roman"/>
@@ -897,7 +804,6 @@
                         </w:rPr>
                         <w:t>ProcessAI</w:t>
                       </w:r>
-                      <w:proofErr w:type="spellEnd"/>
                       <w:r>
                         <w:rPr>
                           <w:rFonts w:ascii="Times New Roman" w:hAnsi="Times New Roman" w:cs="Times New Roman"/>
@@ -1018,11 +924,11 @@
                     </pic:cNvPicPr>
                   </pic:nvPicPr>
                   <pic:blipFill rotWithShape="1">
-                    <a:blip r:embed="rId7">
+                    <a:blip r:embed="rId8">
                       <a:extLst>
                         <a:ext uri="{BEBA8EAE-BF5A-486C-A8C5-ECC9F3942E4B}">
                           <a14:imgProps xmlns:a14="http://schemas.microsoft.com/office/drawing/2010/main">
-                            <a14:imgLayer r:embed="rId8">
+                            <a14:imgLayer r:embed="rId9">
                               <a14:imgEffect>
                                 <a14:backgroundRemoval t="19987" b="82487" l="8301" r="97363">
                                   <a14:foregroundMark x1="29980" y1="53581" x2="29980" y2="53581"/>
@@ -1155,7 +1061,7 @@
       <w:sdtContent>
         <w:p>
           <w:pPr>
-            <w:pStyle w:val="Inhaltsverzeichnisberschrift"/>
+            <w:pStyle w:val="ae"/>
             <w:rPr>
               <w:rFonts w:ascii="Times New Roman" w:hAnsi="Times New Roman" w:cs="Times New Roman"/>
               <w:color w:val="009260"/>
@@ -1173,7 +1079,7 @@
         </w:p>
         <w:p>
           <w:pPr>
-            <w:pStyle w:val="Verzeichnis1"/>
+            <w:pStyle w:val="11"/>
             <w:tabs>
               <w:tab w:val="right" w:leader="dot" w:pos="8296"/>
             </w:tabs>
@@ -1203,7 +1109,7 @@
           <w:hyperlink w:anchor="_Toc216529607" w:history="1">
             <w:r>
               <w:rPr>
-                <w:rStyle w:val="Hyperlink"/>
+                <w:rStyle w:val="af"/>
                 <w:rFonts w:ascii="Times New Roman" w:hAnsi="Times New Roman" w:cs="Times New Roman"/>
                 <w:b/>
                 <w:bCs/>
@@ -1264,7 +1170,7 @@
         </w:p>
         <w:p>
           <w:pPr>
-            <w:pStyle w:val="Verzeichnis2"/>
+            <w:pStyle w:val="21"/>
             <w:tabs>
               <w:tab w:val="right" w:leader="dot" w:pos="8296"/>
             </w:tabs>
@@ -1276,7 +1182,7 @@
           <w:hyperlink w:anchor="_Toc216529608" w:history="1">
             <w:r>
               <w:rPr>
-                <w:rStyle w:val="Hyperlink"/>
+                <w:rStyle w:val="af"/>
                 <w:rFonts w:ascii="Times New Roman" w:hAnsi="Times New Roman" w:cs="Times New Roman"/>
                 <w:noProof/>
                 <w:lang w:val="de-DE"/>
@@ -1335,7 +1241,7 @@
         </w:p>
         <w:p>
           <w:pPr>
-            <w:pStyle w:val="Verzeichnis2"/>
+            <w:pStyle w:val="21"/>
             <w:tabs>
               <w:tab w:val="right" w:leader="dot" w:pos="8296"/>
             </w:tabs>
@@ -1347,7 +1253,7 @@
           <w:hyperlink w:anchor="_Toc216529609" w:history="1">
             <w:r>
               <w:rPr>
-                <w:rStyle w:val="Hyperlink"/>
+                <w:rStyle w:val="af"/>
                 <w:rFonts w:ascii="Times New Roman" w:hAnsi="Times New Roman" w:cs="Times New Roman"/>
                 <w:noProof/>
                 <w:lang w:val="de-DE"/>
@@ -1406,7 +1312,7 @@
         </w:p>
         <w:p>
           <w:pPr>
-            <w:pStyle w:val="Verzeichnis2"/>
+            <w:pStyle w:val="21"/>
             <w:tabs>
               <w:tab w:val="right" w:leader="dot" w:pos="8296"/>
             </w:tabs>
@@ -1418,7 +1324,7 @@
           <w:hyperlink w:anchor="_Toc216529610" w:history="1">
             <w:r>
               <w:rPr>
-                <w:rStyle w:val="Hyperlink"/>
+                <w:rStyle w:val="af"/>
                 <w:rFonts w:ascii="Times New Roman" w:hAnsi="Times New Roman" w:cs="Times New Roman"/>
                 <w:noProof/>
                 <w:lang w:val="de-DE"/>
@@ -1477,7 +1383,7 @@
         </w:p>
         <w:p>
           <w:pPr>
-            <w:pStyle w:val="Verzeichnis1"/>
+            <w:pStyle w:val="11"/>
             <w:tabs>
               <w:tab w:val="right" w:leader="dot" w:pos="8296"/>
             </w:tabs>
@@ -1489,7 +1395,7 @@
           <w:hyperlink w:anchor="_Toc216529611" w:history="1">
             <w:r>
               <w:rPr>
-                <w:rStyle w:val="Hyperlink"/>
+                <w:rStyle w:val="af"/>
                 <w:rFonts w:ascii="Times New Roman" w:hAnsi="Times New Roman" w:cs="Times New Roman"/>
                 <w:b/>
                 <w:bCs/>
@@ -1550,7 +1456,7 @@
         </w:p>
         <w:p>
           <w:pPr>
-            <w:pStyle w:val="Verzeichnis1"/>
+            <w:pStyle w:val="11"/>
             <w:tabs>
               <w:tab w:val="right" w:leader="dot" w:pos="8296"/>
             </w:tabs>
@@ -1562,7 +1468,7 @@
           <w:hyperlink w:anchor="_Toc216529612" w:history="1">
             <w:r>
               <w:rPr>
-                <w:rStyle w:val="Hyperlink"/>
+                <w:rStyle w:val="af"/>
                 <w:rFonts w:ascii="Times New Roman" w:hAnsi="Times New Roman" w:cs="Times New Roman"/>
                 <w:b/>
                 <w:bCs/>
@@ -1623,7 +1529,7 @@
         </w:p>
         <w:p>
           <w:pPr>
-            <w:pStyle w:val="Verzeichnis2"/>
+            <w:pStyle w:val="21"/>
             <w:tabs>
               <w:tab w:val="right" w:leader="dot" w:pos="8296"/>
             </w:tabs>
@@ -1635,7 +1541,7 @@
           <w:hyperlink w:anchor="_Toc216529613" w:history="1">
             <w:r>
               <w:rPr>
-                <w:rStyle w:val="Hyperlink"/>
+                <w:rStyle w:val="af"/>
                 <w:rFonts w:ascii="Times New Roman" w:hAnsi="Times New Roman" w:cs="Times New Roman"/>
                 <w:noProof/>
                 <w:lang w:val="de-DE"/>
@@ -1694,7 +1600,7 @@
         </w:p>
         <w:p>
           <w:pPr>
-            <w:pStyle w:val="Verzeichnis2"/>
+            <w:pStyle w:val="21"/>
             <w:tabs>
               <w:tab w:val="right" w:leader="dot" w:pos="8296"/>
             </w:tabs>
@@ -1706,7 +1612,7 @@
           <w:hyperlink w:anchor="_Toc216529614" w:history="1">
             <w:r>
               <w:rPr>
-                <w:rStyle w:val="Hyperlink"/>
+                <w:rStyle w:val="af"/>
                 <w:rFonts w:ascii="Times New Roman" w:hAnsi="Times New Roman" w:cs="Times New Roman"/>
                 <w:noProof/>
                 <w:lang w:val="de-DE"/>
@@ -1765,7 +1671,7 @@
         </w:p>
         <w:p>
           <w:pPr>
-            <w:pStyle w:val="Verzeichnis1"/>
+            <w:pStyle w:val="11"/>
             <w:tabs>
               <w:tab w:val="right" w:leader="dot" w:pos="8296"/>
             </w:tabs>
@@ -1777,7 +1683,7 @@
           <w:hyperlink w:anchor="_Toc216529615" w:history="1">
             <w:r>
               <w:rPr>
-                <w:rStyle w:val="Hyperlink"/>
+                <w:rStyle w:val="af"/>
                 <w:rFonts w:ascii="Times New Roman" w:hAnsi="Times New Roman" w:cs="Times New Roman"/>
                 <w:b/>
                 <w:bCs/>
@@ -1838,7 +1744,7 @@
         </w:p>
         <w:p>
           <w:pPr>
-            <w:pStyle w:val="Verzeichnis2"/>
+            <w:pStyle w:val="21"/>
             <w:tabs>
               <w:tab w:val="right" w:leader="dot" w:pos="8296"/>
             </w:tabs>
@@ -1850,7 +1756,7 @@
           <w:hyperlink w:anchor="_Toc216529616" w:history="1">
             <w:r>
               <w:rPr>
-                <w:rStyle w:val="Hyperlink"/>
+                <w:rStyle w:val="af"/>
                 <w:rFonts w:ascii="Times New Roman" w:hAnsi="Times New Roman" w:cs="Times New Roman"/>
                 <w:noProof/>
                 <w:lang w:val="de-DE"/>
@@ -1909,7 +1815,7 @@
         </w:p>
         <w:p>
           <w:pPr>
-            <w:pStyle w:val="Verzeichnis2"/>
+            <w:pStyle w:val="21"/>
             <w:tabs>
               <w:tab w:val="right" w:leader="dot" w:pos="8296"/>
             </w:tabs>
@@ -1921,7 +1827,7 @@
           <w:hyperlink w:anchor="_Toc216529617" w:history="1">
             <w:r>
               <w:rPr>
-                <w:rStyle w:val="Hyperlink"/>
+                <w:rStyle w:val="af"/>
                 <w:rFonts w:ascii="Times New Roman" w:hAnsi="Times New Roman" w:cs="Times New Roman"/>
                 <w:noProof/>
                 <w:lang w:val="de-DE"/>
@@ -1980,7 +1886,7 @@
         </w:p>
         <w:p>
           <w:pPr>
-            <w:pStyle w:val="Verzeichnis2"/>
+            <w:pStyle w:val="21"/>
             <w:tabs>
               <w:tab w:val="right" w:leader="dot" w:pos="8296"/>
             </w:tabs>
@@ -1992,7 +1898,7 @@
           <w:hyperlink w:anchor="_Toc216529618" w:history="1">
             <w:r>
               <w:rPr>
-                <w:rStyle w:val="Hyperlink"/>
+                <w:rStyle w:val="af"/>
                 <w:rFonts w:ascii="Times New Roman" w:hAnsi="Times New Roman" w:cs="Times New Roman"/>
                 <w:noProof/>
                 <w:lang w:val="de-DE"/>
@@ -2051,7 +1957,7 @@
         </w:p>
         <w:p>
           <w:pPr>
-            <w:pStyle w:val="Verzeichnis3"/>
+            <w:pStyle w:val="31"/>
             <w:tabs>
               <w:tab w:val="right" w:leader="dot" w:pos="8296"/>
             </w:tabs>
@@ -2063,7 +1969,7 @@
           <w:hyperlink w:anchor="_Toc216529619" w:history="1">
             <w:r>
               <w:rPr>
-                <w:rStyle w:val="Hyperlink"/>
+                <w:rStyle w:val="af"/>
                 <w:rFonts w:ascii="Times New Roman" w:hAnsi="Times New Roman" w:cs="Times New Roman"/>
                 <w:noProof/>
                 <w:lang w:val="de-DE"/>
@@ -2122,7 +2028,7 @@
         </w:p>
         <w:p>
           <w:pPr>
-            <w:pStyle w:val="Verzeichnis3"/>
+            <w:pStyle w:val="31"/>
             <w:tabs>
               <w:tab w:val="right" w:leader="dot" w:pos="8296"/>
             </w:tabs>
@@ -2134,7 +2040,7 @@
           <w:hyperlink w:anchor="_Toc216529620" w:history="1">
             <w:r>
               <w:rPr>
-                <w:rStyle w:val="Hyperlink"/>
+                <w:rStyle w:val="af"/>
                 <w:rFonts w:ascii="Times New Roman" w:hAnsi="Times New Roman" w:cs="Times New Roman"/>
                 <w:noProof/>
                 <w:lang w:val="de-DE"/>
@@ -2193,7 +2099,7 @@
         </w:p>
         <w:p>
           <w:pPr>
-            <w:pStyle w:val="Verzeichnis2"/>
+            <w:pStyle w:val="21"/>
             <w:tabs>
               <w:tab w:val="right" w:leader="dot" w:pos="8296"/>
             </w:tabs>
@@ -2205,7 +2111,7 @@
           <w:hyperlink w:anchor="_Toc216529621" w:history="1">
             <w:r>
               <w:rPr>
-                <w:rStyle w:val="Hyperlink"/>
+                <w:rStyle w:val="af"/>
                 <w:rFonts w:ascii="Times New Roman" w:hAnsi="Times New Roman" w:cs="Times New Roman"/>
                 <w:noProof/>
                 <w:lang w:val="de-DE"/>
@@ -2264,7 +2170,7 @@
         </w:p>
         <w:p>
           <w:pPr>
-            <w:pStyle w:val="Verzeichnis2"/>
+            <w:pStyle w:val="21"/>
             <w:tabs>
               <w:tab w:val="right" w:leader="dot" w:pos="8296"/>
             </w:tabs>
@@ -2276,7 +2182,7 @@
           <w:hyperlink w:anchor="_Toc216529622" w:history="1">
             <w:r>
               <w:rPr>
-                <w:rStyle w:val="Hyperlink"/>
+                <w:rStyle w:val="af"/>
                 <w:rFonts w:ascii="Times New Roman" w:hAnsi="Times New Roman" w:cs="Times New Roman"/>
                 <w:noProof/>
                 <w:lang w:val="de-DE"/>
@@ -2335,7 +2241,7 @@
         </w:p>
         <w:p>
           <w:pPr>
-            <w:pStyle w:val="Verzeichnis1"/>
+            <w:pStyle w:val="11"/>
             <w:tabs>
               <w:tab w:val="right" w:leader="dot" w:pos="8296"/>
             </w:tabs>
@@ -2347,7 +2253,7 @@
           <w:hyperlink w:anchor="_Toc216529623" w:history="1">
             <w:r>
               <w:rPr>
-                <w:rStyle w:val="Hyperlink"/>
+                <w:rStyle w:val="af"/>
                 <w:rFonts w:ascii="Times New Roman" w:hAnsi="Times New Roman" w:cs="Times New Roman"/>
                 <w:b/>
                 <w:bCs/>
@@ -2408,7 +2314,7 @@
         </w:p>
         <w:p>
           <w:pPr>
-            <w:pStyle w:val="Verzeichnis1"/>
+            <w:pStyle w:val="11"/>
             <w:tabs>
               <w:tab w:val="right" w:leader="dot" w:pos="8296"/>
             </w:tabs>
@@ -2420,7 +2326,7 @@
           <w:hyperlink w:anchor="_Toc216529624" w:history="1">
             <w:r>
               <w:rPr>
-                <w:rStyle w:val="Hyperlink"/>
+                <w:rStyle w:val="af"/>
                 <w:rFonts w:ascii="Times New Roman" w:hAnsi="Times New Roman" w:cs="Times New Roman"/>
                 <w:b/>
                 <w:bCs/>
@@ -2481,7 +2387,7 @@
         </w:p>
         <w:p>
           <w:pPr>
-            <w:pStyle w:val="Verzeichnis1"/>
+            <w:pStyle w:val="11"/>
             <w:tabs>
               <w:tab w:val="right" w:leader="dot" w:pos="8296"/>
             </w:tabs>
@@ -2493,7 +2399,7 @@
           <w:hyperlink w:anchor="_Toc216529625" w:history="1">
             <w:r>
               <w:rPr>
-                <w:rStyle w:val="Hyperlink"/>
+                <w:rStyle w:val="af"/>
                 <w:rFonts w:ascii="Times New Roman" w:hAnsi="Times New Roman" w:cs="Times New Roman"/>
                 <w:b/>
                 <w:bCs/>
@@ -2554,7 +2460,7 @@
         </w:p>
         <w:p>
           <w:pPr>
-            <w:pStyle w:val="Verzeichnis1"/>
+            <w:pStyle w:val="11"/>
             <w:tabs>
               <w:tab w:val="right" w:leader="dot" w:pos="8296"/>
             </w:tabs>
@@ -2566,7 +2472,7 @@
           <w:hyperlink w:anchor="_Toc216529626" w:history="1">
             <w:r>
               <w:rPr>
-                <w:rStyle w:val="Hyperlink"/>
+                <w:rStyle w:val="af"/>
                 <w:rFonts w:ascii="Times New Roman" w:hAnsi="Times New Roman" w:cs="Times New Roman"/>
                 <w:b/>
                 <w:bCs/>
@@ -2627,7 +2533,7 @@
         </w:p>
         <w:p>
           <w:pPr>
-            <w:pStyle w:val="Verzeichnis1"/>
+            <w:pStyle w:val="11"/>
             <w:tabs>
               <w:tab w:val="right" w:leader="dot" w:pos="8296"/>
             </w:tabs>
@@ -2639,7 +2545,7 @@
           <w:hyperlink w:anchor="_Toc216529627" w:history="1">
             <w:r>
               <w:rPr>
-                <w:rStyle w:val="Hyperlink"/>
+                <w:rStyle w:val="af"/>
                 <w:rFonts w:ascii="Times New Roman" w:hAnsi="Times New Roman" w:cs="Times New Roman"/>
                 <w:noProof/>
               </w:rPr>
@@ -2715,7 +2621,7 @@
     </w:sdt>
     <w:p>
       <w:pPr>
-        <w:pStyle w:val="berschrift1"/>
+        <w:pStyle w:val="1"/>
         <w:spacing w:before="120" w:after="120" w:line="360" w:lineRule="auto"/>
         <w:ind w:firstLine="480"/>
         <w:rPr>
@@ -2743,7 +2649,7 @@
     </w:p>
     <w:p>
       <w:pPr>
-        <w:pStyle w:val="berschrift1"/>
+        <w:pStyle w:val="1"/>
         <w:spacing w:before="120" w:after="120" w:line="360" w:lineRule="auto"/>
         <w:rPr>
           <w:rFonts w:ascii="Times New Roman" w:hAnsi="Times New Roman" w:cs="Times New Roman"/>
@@ -2785,7 +2691,7 @@
     </w:p>
     <w:p>
       <w:pPr>
-        <w:pStyle w:val="berschrift2"/>
+        <w:pStyle w:val="2"/>
         <w:spacing w:before="120" w:after="120" w:line="360" w:lineRule="auto"/>
         <w:rPr>
           <w:rFonts w:ascii="Times New Roman" w:hAnsi="Times New Roman" w:cs="Times New Roman"/>
@@ -3020,25 +2926,7 @@
           <w:color w:val="000000" w:themeColor="text1"/>
           <w:lang w:val="de-DE"/>
         </w:rPr>
-        <w:t xml:space="preserve"> Unter den zahlreichen Aktivitäten eines erfolgreichen Prozessmanagements wird die Prozessverbesserung häufig als eine der </w:t>
-      </w:r>
-      <w:proofErr w:type="spellStart"/>
-      <w:r>
-        <w:rPr>
-          <w:rFonts w:ascii="Times New Roman" w:hAnsi="Times New Roman" w:cs="Times New Roman"/>
-          <w:color w:val="000000" w:themeColor="text1"/>
-          <w:lang w:val="de-DE"/>
-        </w:rPr>
-        <w:t>wertschöpfendsten</w:t>
-      </w:r>
-      <w:proofErr w:type="spellEnd"/>
-      <w:r>
-        <w:rPr>
-          <w:rFonts w:ascii="Times New Roman" w:hAnsi="Times New Roman" w:cs="Times New Roman"/>
-          <w:color w:val="000000" w:themeColor="text1"/>
-          <w:lang w:val="de-DE"/>
-        </w:rPr>
-        <w:t xml:space="preserve"> Tätigkeiten angesehen </w:t>
+        <w:t xml:space="preserve"> Unter den zahlreichen Aktivitäten eines erfolgreichen Prozessmanagements wird die Prozessverbesserung häufig als eine der wertschöpfendsten Tätigkeiten angesehen </w:t>
       </w:r>
       <w:sdt>
         <w:sdtPr>
@@ -3085,25 +2973,7 @@
               <w:color w:val="000000" w:themeColor="text1"/>
               <w:lang w:val="de-DE"/>
             </w:rPr>
-            <w:t>(</w:t>
-          </w:r>
-          <w:proofErr w:type="spellStart"/>
-          <w:r>
-            <w:rPr>
-              <w:rFonts w:ascii="Times New Roman" w:hAnsi="Times New Roman" w:cs="Times New Roman"/>
-              <w:color w:val="000000" w:themeColor="text1"/>
-              <w:lang w:val="de-DE"/>
-            </w:rPr>
-            <w:t>Kratsch</w:t>
-          </w:r>
-          <w:proofErr w:type="spellEnd"/>
-          <w:r>
-            <w:rPr>
-              <w:rFonts w:ascii="Times New Roman" w:hAnsi="Times New Roman" w:cs="Times New Roman"/>
-              <w:color w:val="000000" w:themeColor="text1"/>
-              <w:lang w:val="de-DE"/>
-            </w:rPr>
-            <w:t xml:space="preserve"> et al. 2017)</w:t>
+            <w:t>(Kratsch et al. 2017)</w:t>
           </w:r>
           <w:r>
             <w:rPr>
@@ -3445,126 +3315,16 @@
           <w:color w:val="000000" w:themeColor="text1"/>
           <w:lang w:val="de-DE"/>
         </w:rPr>
-        <w:t xml:space="preserve">, eventuell noch </w:t>
-      </w:r>
-      <w:proofErr w:type="spellStart"/>
-      <w:r>
-        <w:rPr>
-          <w:rFonts w:ascii="Times New Roman" w:hAnsi="Times New Roman" w:cs="Times New Roman"/>
-          <w:color w:val="000000" w:themeColor="text1"/>
-          <w:lang w:val="de-DE"/>
-        </w:rPr>
-        <w:t>business</w:t>
-      </w:r>
-      <w:proofErr w:type="spellEnd"/>
-      <w:r>
-        <w:rPr>
-          <w:rFonts w:ascii="Times New Roman" w:hAnsi="Times New Roman" w:cs="Times New Roman"/>
-          <w:color w:val="000000" w:themeColor="text1"/>
-          <w:lang w:val="de-DE"/>
-        </w:rPr>
-        <w:t xml:space="preserve"> </w:t>
-      </w:r>
-      <w:proofErr w:type="spellStart"/>
-      <w:r>
-        <w:rPr>
-          <w:rFonts w:ascii="Times New Roman" w:hAnsi="Times New Roman" w:cs="Times New Roman"/>
-          <w:color w:val="000000" w:themeColor="text1"/>
-          <w:lang w:val="de-DE"/>
-        </w:rPr>
-        <w:t>process</w:t>
-      </w:r>
-      <w:proofErr w:type="spellEnd"/>
-      <w:r>
-        <w:rPr>
-          <w:rFonts w:ascii="Times New Roman" w:hAnsi="Times New Roman" w:cs="Times New Roman"/>
-          <w:color w:val="000000" w:themeColor="text1"/>
-          <w:lang w:val="de-DE"/>
-        </w:rPr>
-        <w:t xml:space="preserve"> </w:t>
-      </w:r>
-      <w:proofErr w:type="spellStart"/>
-      <w:r>
-        <w:rPr>
-          <w:rFonts w:ascii="Times New Roman" w:hAnsi="Times New Roman" w:cs="Times New Roman"/>
-          <w:color w:val="000000" w:themeColor="text1"/>
-          <w:lang w:val="de-DE"/>
-        </w:rPr>
-        <w:t>redesign</w:t>
-      </w:r>
-      <w:proofErr w:type="spellEnd"/>
-      <w:r>
-        <w:rPr>
-          <w:rFonts w:ascii="Times New Roman" w:hAnsi="Times New Roman" w:cs="Times New Roman"/>
-          <w:color w:val="000000" w:themeColor="text1"/>
-          <w:lang w:val="de-DE"/>
-        </w:rPr>
-        <w:t xml:space="preserve">, </w:t>
-      </w:r>
-      <w:proofErr w:type="spellStart"/>
-      <w:r>
-        <w:rPr>
-          <w:rFonts w:ascii="Times New Roman" w:hAnsi="Times New Roman" w:cs="Times New Roman"/>
-          <w:color w:val="000000" w:themeColor="text1"/>
-          <w:lang w:val="de-DE"/>
-        </w:rPr>
-        <w:t>process</w:t>
-      </w:r>
-      <w:proofErr w:type="spellEnd"/>
-      <w:r>
-        <w:rPr>
-          <w:rFonts w:ascii="Times New Roman" w:hAnsi="Times New Roman" w:cs="Times New Roman"/>
-          <w:color w:val="000000" w:themeColor="text1"/>
-          <w:lang w:val="de-DE"/>
-        </w:rPr>
-        <w:t xml:space="preserve"> </w:t>
-      </w:r>
-      <w:proofErr w:type="spellStart"/>
-      <w:r>
-        <w:rPr>
-          <w:rFonts w:ascii="Times New Roman" w:hAnsi="Times New Roman" w:cs="Times New Roman"/>
-          <w:color w:val="000000" w:themeColor="text1"/>
-          <w:lang w:val="de-DE"/>
-        </w:rPr>
-        <w:t>improvement</w:t>
-      </w:r>
-      <w:proofErr w:type="spellEnd"/>
-      <w:r>
-        <w:rPr>
-          <w:rFonts w:ascii="Times New Roman" w:hAnsi="Times New Roman" w:cs="Times New Roman"/>
-          <w:color w:val="000000" w:themeColor="text1"/>
-          <w:lang w:val="de-DE"/>
-        </w:rPr>
-        <w:t xml:space="preserve"> and </w:t>
-      </w:r>
-      <w:proofErr w:type="spellStart"/>
-      <w:r>
-        <w:rPr>
-          <w:rFonts w:ascii="Times New Roman" w:hAnsi="Times New Roman" w:cs="Times New Roman"/>
-          <w:color w:val="000000" w:themeColor="text1"/>
-          <w:lang w:val="de-DE"/>
-        </w:rPr>
-        <w:t>innovation</w:t>
-      </w:r>
-      <w:proofErr w:type="spellEnd"/>
-      <w:r>
-        <w:rPr>
-          <w:rFonts w:ascii="Times New Roman" w:hAnsi="Times New Roman" w:cs="Times New Roman"/>
-          <w:color w:val="000000" w:themeColor="text1"/>
-          <w:lang w:val="de-DE"/>
-        </w:rPr>
-        <w:t xml:space="preserve"> </w:t>
-      </w:r>
-      <w:proofErr w:type="spellStart"/>
-      <w:r>
-        <w:rPr>
-          <w:rFonts w:ascii="Times New Roman" w:hAnsi="Times New Roman" w:cs="Times New Roman"/>
-          <w:color w:val="000000" w:themeColor="text1"/>
-          <w:lang w:val="de-DE"/>
-        </w:rPr>
-        <w:t>systems</w:t>
-      </w:r>
-      <w:proofErr w:type="spellEnd"/>
+        <w:t>, eventuell noch business process redesign</w:t>
+      </w:r>
+      <w:r>
+        <w:rPr>
+          <w:rFonts w:ascii="Times New Roman" w:hAnsi="Times New Roman" w:cs="Times New Roman"/>
+          <w:color w:val="000000" w:themeColor="text1"/>
+          <w:lang w:val="de-DE"/>
+        </w:rPr>
+        <w:t>, process improvement and innovation systems</w:t>
+      </w:r>
     </w:p>
     <w:p>
       <w:pPr>
@@ -3596,48 +3356,12 @@
           <w:color w:val="000000" w:themeColor="text1"/>
           <w:lang w:val="de-DE"/>
         </w:rPr>
-        <w:t xml:space="preserve">Definition von "Multi-Agenten-System, "Business </w:t>
-      </w:r>
-      <w:proofErr w:type="spellStart"/>
-      <w:r>
-        <w:rPr>
-          <w:rFonts w:ascii="Times New Roman" w:hAnsi="Times New Roman" w:cs="Times New Roman"/>
-          <w:color w:val="000000" w:themeColor="text1"/>
-          <w:lang w:val="de-DE"/>
-        </w:rPr>
-        <w:t>Process</w:t>
-      </w:r>
-      <w:proofErr w:type="spellEnd"/>
-      <w:r>
-        <w:rPr>
-          <w:rFonts w:ascii="Times New Roman" w:hAnsi="Times New Roman" w:cs="Times New Roman"/>
-          <w:color w:val="000000" w:themeColor="text1"/>
-          <w:lang w:val="de-DE"/>
-        </w:rPr>
-        <w:t xml:space="preserve"> </w:t>
-      </w:r>
-      <w:proofErr w:type="spellStart"/>
-      <w:r>
-        <w:rPr>
-          <w:rFonts w:ascii="Times New Roman" w:hAnsi="Times New Roman" w:cs="Times New Roman"/>
-          <w:color w:val="000000" w:themeColor="text1"/>
-          <w:lang w:val="de-DE"/>
-        </w:rPr>
-        <w:t>Improvement</w:t>
-      </w:r>
-      <w:proofErr w:type="spellEnd"/>
-      <w:r>
-        <w:rPr>
-          <w:rFonts w:ascii="Times New Roman" w:hAnsi="Times New Roman" w:cs="Times New Roman"/>
-          <w:color w:val="000000" w:themeColor="text1"/>
-          <w:lang w:val="de-DE"/>
-        </w:rPr>
-        <w:t>"</w:t>
-      </w:r>
-    </w:p>
-    <w:p>
-      <w:pPr>
-        <w:pStyle w:val="berschrift2"/>
+        <w:t>Definition von "Multi-Agenten-System, "Business Process Improvement"</w:t>
+      </w:r>
+    </w:p>
+    <w:p>
+      <w:pPr>
+        <w:pStyle w:val="2"/>
         <w:spacing w:before="120" w:after="120" w:line="360" w:lineRule="auto"/>
         <w:rPr>
           <w:rFonts w:ascii="Times New Roman" w:hAnsi="Times New Roman" w:cs="Times New Roman"/>
@@ -3658,7 +3382,6 @@
         </w:rPr>
         <w:t xml:space="preserve">1.2 </w:t>
       </w:r>
-      <w:proofErr w:type="spellStart"/>
       <w:r>
         <w:rPr>
           <w:rFonts w:ascii="Times New Roman" w:hAnsi="Times New Roman" w:cs="Times New Roman"/>
@@ -3669,7 +3392,6 @@
         </w:rPr>
         <w:t>ProcessAI</w:t>
       </w:r>
-      <w:proofErr w:type="spellEnd"/>
       <w:r>
         <w:rPr>
           <w:rFonts w:ascii="Times New Roman" w:hAnsi="Times New Roman" w:cs="Times New Roman"/>
@@ -3718,7 +3440,6 @@
         </w:rPr>
         <w:t xml:space="preserve">Wir machen das Potenzial von </w:t>
       </w:r>
-      <w:proofErr w:type="spellStart"/>
       <w:r>
         <w:rPr>
           <w:rFonts w:ascii="Times New Roman" w:hAnsi="Times New Roman" w:cs="Times New Roman"/>
@@ -3727,7 +3448,6 @@
         </w:rPr>
         <w:t>Mulit</w:t>
       </w:r>
-      <w:proofErr w:type="spellEnd"/>
       <w:r>
         <w:rPr>
           <w:rFonts w:ascii="Times New Roman" w:hAnsi="Times New Roman" w:cs="Times New Roman"/>
@@ -3750,25 +3470,7 @@
           <w:color w:val="000000" w:themeColor="text1"/>
           <w:lang w:val="de-DE"/>
         </w:rPr>
-        <w:t xml:space="preserve"> </w:t>
-      </w:r>
-      <w:proofErr w:type="gramStart"/>
-      <w:r>
-        <w:rPr>
-          <w:rFonts w:ascii="Times New Roman" w:hAnsi="Times New Roman" w:cs="Times New Roman"/>
-          <w:color w:val="000000" w:themeColor="text1"/>
-          <w:lang w:val="de-DE"/>
-        </w:rPr>
-        <w:t>nutzbar</w:t>
-      </w:r>
-      <w:proofErr w:type="gramEnd"/>
-      <w:r>
-        <w:rPr>
-          <w:rFonts w:ascii="Times New Roman" w:hAnsi="Times New Roman" w:cs="Times New Roman"/>
-          <w:color w:val="000000" w:themeColor="text1"/>
-          <w:lang w:val="de-DE"/>
-        </w:rPr>
-        <w:t xml:space="preserve"> um das Problem von BPI zu adressieren</w:t>
+        <w:t xml:space="preserve"> nutzbar um das Problem von BPI zu adressieren</w:t>
       </w:r>
       <w:r>
         <w:rPr>
@@ -3784,25 +3486,7 @@
           <w:color w:val="000000" w:themeColor="text1"/>
           <w:lang w:val="de-DE"/>
         </w:rPr>
-        <w:t xml:space="preserve"> adressieren wir den Bedarf für automatisierte Prozessverbesserung, indem wir das Multi-Agenten-System „</w:t>
-      </w:r>
-      <w:proofErr w:type="spellStart"/>
-      <w:r>
-        <w:rPr>
-          <w:rFonts w:ascii="Times New Roman" w:hAnsi="Times New Roman" w:cs="Times New Roman"/>
-          <w:color w:val="000000" w:themeColor="text1"/>
-          <w:lang w:val="de-DE"/>
-        </w:rPr>
-        <w:t>ProcessAI</w:t>
-      </w:r>
-      <w:proofErr w:type="spellEnd"/>
-      <w:r>
-        <w:rPr>
-          <w:rFonts w:ascii="Times New Roman" w:hAnsi="Times New Roman" w:cs="Times New Roman"/>
-          <w:color w:val="000000" w:themeColor="text1"/>
-          <w:lang w:val="de-DE"/>
-        </w:rPr>
-        <w:t>“ entwickelten.</w:t>
+        <w:t xml:space="preserve"> adressieren wir den Bedarf für automatisierte Prozessverbesserung, indem wir das Multi-Agenten-System „ProcessAI“ entwickelten.</w:t>
       </w:r>
     </w:p>
     <w:p>
@@ -3827,36 +3511,8 @@
           <w:color w:val="000000" w:themeColor="text1"/>
           <w:lang w:val="de-DE"/>
         </w:rPr>
-        <w:t xml:space="preserve">Multi-Agenten-System für Business </w:t>
-      </w:r>
-      <w:proofErr w:type="spellStart"/>
-      <w:r>
-        <w:rPr>
-          <w:rFonts w:ascii="Times New Roman" w:hAnsi="Times New Roman" w:cs="Times New Roman"/>
-          <w:color w:val="000000" w:themeColor="text1"/>
-          <w:lang w:val="de-DE"/>
-        </w:rPr>
-        <w:t>Process</w:t>
-      </w:r>
-      <w:proofErr w:type="spellEnd"/>
-      <w:r>
-        <w:rPr>
-          <w:rFonts w:ascii="Times New Roman" w:hAnsi="Times New Roman" w:cs="Times New Roman"/>
-          <w:color w:val="000000" w:themeColor="text1"/>
-          <w:lang w:val="de-DE"/>
-        </w:rPr>
-        <w:t xml:space="preserve"> </w:t>
-      </w:r>
-      <w:proofErr w:type="spellStart"/>
-      <w:r>
-        <w:rPr>
-          <w:rFonts w:ascii="Times New Roman" w:hAnsi="Times New Roman" w:cs="Times New Roman"/>
-          <w:color w:val="000000" w:themeColor="text1"/>
-          <w:lang w:val="de-DE"/>
-        </w:rPr>
-        <w:t>Improvement</w:t>
-      </w:r>
-      <w:proofErr w:type="spellEnd"/>
+        <w:t>Multi-Agenten-System für Business Process Improvement</w:t>
+      </w:r>
     </w:p>
     <w:p>
       <w:pPr>
@@ -3881,25 +3537,7 @@
           <w:color w:val="000000" w:themeColor="text1"/>
           <w:lang w:val="de-DE"/>
         </w:rPr>
-        <w:t xml:space="preserve">Eine Anwendung die </w:t>
-      </w:r>
-      <w:proofErr w:type="spellStart"/>
-      <w:r>
-        <w:rPr>
-          <w:rFonts w:ascii="Times New Roman" w:hAnsi="Times New Roman" w:cs="Times New Roman"/>
-          <w:color w:val="000000" w:themeColor="text1"/>
-          <w:lang w:val="de-DE"/>
-        </w:rPr>
-        <w:t>unterstüzt</w:t>
-      </w:r>
-      <w:proofErr w:type="spellEnd"/>
-      <w:r>
-        <w:rPr>
-          <w:rFonts w:ascii="Times New Roman" w:hAnsi="Times New Roman" w:cs="Times New Roman"/>
-          <w:color w:val="000000" w:themeColor="text1"/>
-          <w:lang w:val="de-DE"/>
-        </w:rPr>
-        <w:t xml:space="preserve"> LLM und analysiert Businessprozess und dann eventuell gibt Vorschläge zur Prozessverbesserung.</w:t>
+        <w:t>Eine Anwendung die unterstüzt LLM und analysiert Businessprozess und dann eventuell gibt Vorschläge zur Prozessverbesserung.</w:t>
       </w:r>
     </w:p>
     <w:p>
@@ -3924,61 +3562,7 @@
           <w:color w:val="000000" w:themeColor="text1"/>
           <w:lang w:val="de-DE"/>
         </w:rPr>
-        <w:t xml:space="preserve">Mit der reifen Technologie vom LLM, die Anwendung versucht </w:t>
-      </w:r>
-      <w:proofErr w:type="gramStart"/>
-      <w:r>
-        <w:rPr>
-          <w:rFonts w:ascii="Times New Roman" w:hAnsi="Times New Roman" w:cs="Times New Roman"/>
-          <w:color w:val="000000" w:themeColor="text1"/>
-          <w:lang w:val="de-DE"/>
-        </w:rPr>
-        <w:t>die komplexe Kontexte</w:t>
-      </w:r>
-      <w:proofErr w:type="gramEnd"/>
-      <w:r>
-        <w:rPr>
-          <w:rFonts w:ascii="Times New Roman" w:hAnsi="Times New Roman" w:cs="Times New Roman"/>
-          <w:color w:val="000000" w:themeColor="text1"/>
-          <w:lang w:val="de-DE"/>
-        </w:rPr>
-        <w:t xml:space="preserve"> von Prozessen zu verstehen und </w:t>
-      </w:r>
-      <w:proofErr w:type="spellStart"/>
-      <w:r>
-        <w:rPr>
-          <w:rFonts w:ascii="Times New Roman" w:hAnsi="Times New Roman" w:cs="Times New Roman"/>
-          <w:color w:val="000000" w:themeColor="text1"/>
-          <w:lang w:val="de-DE"/>
-        </w:rPr>
-        <w:t>berücktichtigt</w:t>
-      </w:r>
-      <w:proofErr w:type="spellEnd"/>
-      <w:r>
-        <w:rPr>
-          <w:rFonts w:ascii="Times New Roman" w:hAnsi="Times New Roman" w:cs="Times New Roman"/>
-          <w:color w:val="000000" w:themeColor="text1"/>
-          <w:lang w:val="de-DE"/>
-        </w:rPr>
-        <w:t xml:space="preserve"> die Bedürfnisse von verschiedenen Rollen (Agenten, oder Abteilungen in </w:t>
-      </w:r>
-      <w:proofErr w:type="spellStart"/>
-      <w:r>
-        <w:rPr>
-          <w:rFonts w:ascii="Times New Roman" w:hAnsi="Times New Roman" w:cs="Times New Roman"/>
-          <w:color w:val="000000" w:themeColor="text1"/>
-          <w:lang w:val="de-DE"/>
-        </w:rPr>
-        <w:t>Unternehmenstruktur</w:t>
-      </w:r>
-      <w:proofErr w:type="spellEnd"/>
-      <w:r>
-        <w:rPr>
-          <w:rFonts w:ascii="Times New Roman" w:hAnsi="Times New Roman" w:cs="Times New Roman"/>
-          <w:color w:val="000000" w:themeColor="text1"/>
-          <w:lang w:val="de-DE"/>
-        </w:rPr>
-        <w:t>) und dann gibt bedachte Lösungen zur Prozessverbesserung.</w:t>
+        <w:t>Mit der reifen Technologie vom LLM, die Anwendung versucht die komplexe Kontexte von Prozessen zu verstehen und berücktichtigt die Bedürfnisse von verschiedenen Rollen (Agenten, oder Abteilungen in Unternehmenstruktur) und dann gibt bedachte Lösungen zur Prozessverbesserung.</w:t>
       </w:r>
     </w:p>
     <w:p>
@@ -4003,30 +3587,12 @@
           <w:color w:val="000000" w:themeColor="text1"/>
           <w:lang w:val="de-DE"/>
         </w:rPr>
-        <w:t xml:space="preserve"> Unternehmen die schnelle Analyse zur Prozessoptimierung brauchen und </w:t>
-      </w:r>
-      <w:proofErr w:type="spellStart"/>
-      <w:r>
-        <w:rPr>
-          <w:rFonts w:ascii="Times New Roman" w:hAnsi="Times New Roman" w:cs="Times New Roman"/>
-          <w:color w:val="000000" w:themeColor="text1"/>
-          <w:lang w:val="de-DE"/>
-        </w:rPr>
-        <w:t>Eventlog</w:t>
-      </w:r>
-      <w:proofErr w:type="spellEnd"/>
-      <w:r>
-        <w:rPr>
-          <w:rFonts w:ascii="Times New Roman" w:hAnsi="Times New Roman" w:cs="Times New Roman"/>
-          <w:color w:val="000000" w:themeColor="text1"/>
-          <w:lang w:val="de-DE"/>
-        </w:rPr>
-        <w:t xml:space="preserve"> zu dem Prozess anbieten können.</w:t>
-      </w:r>
-    </w:p>
-    <w:p>
-      <w:pPr>
-        <w:pStyle w:val="berschrift2"/>
+        <w:t xml:space="preserve"> Unternehmen die schnelle Analyse zur Prozessoptimierung brauchen und Eventlog zu dem Prozess anbieten können.</w:t>
+      </w:r>
+    </w:p>
+    <w:p>
+      <w:pPr>
+        <w:pStyle w:val="2"/>
         <w:spacing w:before="120" w:after="120" w:line="360" w:lineRule="auto"/>
         <w:rPr>
           <w:rFonts w:ascii="Times New Roman" w:hAnsi="Times New Roman" w:cs="Times New Roman"/>
@@ -4100,6 +3666,39 @@
           <w:color w:val="000000" w:themeColor="text1"/>
           <w:lang w:val="de-DE"/>
         </w:rPr>
+        <w:t xml:space="preserve">Das Hauptziel dieses Whitepapers ist es, aufzuzeigen, wie Multi-Agenten-Systeme (MAS) die Brücke zwischen komplexem Process Mining und kreativer Prozessoptimierung </w:t>
+      </w:r>
+      <w:r>
+        <w:rPr>
+          <w:rFonts w:ascii="Times New Roman" w:hAnsi="Times New Roman" w:cs="Times New Roman"/>
+          <w:color w:val="000000" w:themeColor="text1"/>
+          <w:lang w:val="de-DE"/>
+        </w:rPr>
+        <w:t>bauen</w:t>
+      </w:r>
+      <w:r>
+        <w:rPr>
+          <w:rFonts w:ascii="Times New Roman" w:hAnsi="Times New Roman" w:cs="Times New Roman"/>
+          <w:color w:val="000000" w:themeColor="text1"/>
+          <w:lang w:val="de-DE"/>
+        </w:rPr>
+        <w:t xml:space="preserve"> können.</w:t>
+      </w:r>
+    </w:p>
+    <w:p>
+      <w:pPr>
+        <w:rPr>
+          <w:rFonts w:ascii="Times New Roman" w:hAnsi="Times New Roman" w:cs="Times New Roman"/>
+          <w:color w:val="000000" w:themeColor="text1"/>
+          <w:lang w:val="de-DE"/>
+        </w:rPr>
+      </w:pPr>
+      <w:r>
+        <w:rPr>
+          <w:rFonts w:ascii="Times New Roman" w:hAnsi="Times New Roman" w:cs="Times New Roman"/>
+          <w:color w:val="000000" w:themeColor="text1"/>
+          <w:lang w:val="de-DE"/>
+        </w:rPr>
         <w:t xml:space="preserve">Welche spezifischen Aspekte (z. B. technische, geschäftliche, forschungsbezogene) werden im Paper untersucht? </w:t>
       </w:r>
     </w:p>
@@ -4117,12 +3716,95 @@
           <w:color w:val="000000" w:themeColor="text1"/>
           <w:lang w:val="de-DE"/>
         </w:rPr>
-        <w:t>Welche Inhalte werden in den folgenden Kapiteln (kurz) behandelt?</w:t>
-      </w:r>
-    </w:p>
-    <w:p>
-      <w:pPr>
-        <w:pStyle w:val="berschrift1"/>
+        <w:t>Dieses Paper untersucht:</w:t>
+      </w:r>
+    </w:p>
+    <w:p>
+      <w:pPr>
+        <w:pStyle w:val="a9"/>
+        <w:numPr>
+          <w:ilvl w:val="0"/>
+          <w:numId w:val="1"/>
+        </w:numPr>
+        <w:rPr>
+          <w:rFonts w:ascii="Times New Roman" w:hAnsi="Times New Roman" w:cs="Times New Roman"/>
+          <w:color w:val="000000" w:themeColor="text1"/>
+          <w:lang w:val="de-DE"/>
+        </w:rPr>
+      </w:pPr>
+      <w:r>
+        <w:rPr>
+          <w:rFonts w:ascii="Times New Roman" w:hAnsi="Times New Roman" w:cs="Times New Roman"/>
+          <w:color w:val="000000" w:themeColor="text1"/>
+          <w:lang w:val="de-DE"/>
+        </w:rPr>
+        <w:t>Technisch: Die Integration von LLMs (CrewAI) mit Process-Mining-Bibliotheken (PM4PY).</w:t>
+      </w:r>
+    </w:p>
+    <w:p>
+      <w:pPr>
+        <w:pStyle w:val="a9"/>
+        <w:numPr>
+          <w:ilvl w:val="0"/>
+          <w:numId w:val="1"/>
+        </w:numPr>
+        <w:rPr>
+          <w:rFonts w:ascii="Times New Roman" w:hAnsi="Times New Roman" w:cs="Times New Roman"/>
+          <w:color w:val="000000" w:themeColor="text1"/>
+          <w:lang w:val="de-DE"/>
+        </w:rPr>
+      </w:pPr>
+      <w:r>
+        <w:rPr>
+          <w:rFonts w:ascii="Times New Roman" w:hAnsi="Times New Roman" w:cs="Times New Roman"/>
+          <w:color w:val="000000" w:themeColor="text1"/>
+          <w:lang w:val="de-DE"/>
+        </w:rPr>
+        <w:t>Methodisch: Die Simulation verschiedener Expertenrollen (Finanz, IT, Logistik) zur ganzheitlichen Analyse.</w:t>
+      </w:r>
+    </w:p>
+    <w:p>
+      <w:pPr>
+        <w:pStyle w:val="a9"/>
+        <w:numPr>
+          <w:ilvl w:val="0"/>
+          <w:numId w:val="1"/>
+        </w:numPr>
+        <w:rPr>
+          <w:rFonts w:ascii="Times New Roman" w:hAnsi="Times New Roman" w:cs="Times New Roman"/>
+          <w:color w:val="000000" w:themeColor="text1"/>
+          <w:lang w:val="de-DE"/>
+        </w:rPr>
+      </w:pPr>
+      <w:r>
+        <w:rPr>
+          <w:rFonts w:ascii="Times New Roman" w:hAnsi="Times New Roman" w:cs="Times New Roman"/>
+          <w:color w:val="000000" w:themeColor="text1"/>
+          <w:lang w:val="de-DE"/>
+        </w:rPr>
+        <w:t>Geschäftlich: Das Effizienzpotenzial für KMU durch automatisierte Beratung.</w:t>
+      </w:r>
+    </w:p>
+    <w:p>
+      <w:pPr>
+        <w:rPr>
+          <w:rFonts w:ascii="Times New Roman" w:hAnsi="Times New Roman" w:cs="Times New Roman"/>
+          <w:color w:val="000000" w:themeColor="text1"/>
+          <w:lang w:val="de-DE"/>
+        </w:rPr>
+      </w:pPr>
+      <w:r>
+        <w:rPr>
+          <w:rFonts w:ascii="Times New Roman" w:hAnsi="Times New Roman" w:cs="Times New Roman"/>
+          <w:color w:val="000000" w:themeColor="text1"/>
+          <w:lang w:val="de-DE"/>
+        </w:rPr>
+        <w:t>Das Paper ist wie folgt strukturiert: In Kapitel 2 werden die aktuellen Herausforderungen der Prozessverbesserung dargelegt. Kapitel 3 analysiert den Business Case inklusive Marktpotenzial und Wettbewerb. In Kapitel 4 erfolgt eine detaillierte Beschreibung der entwickelten Lösung, der Arbeitsmethodik sowie der technischen Umsetzung. Abschließend zieht Kapitel 5 ein Fazit über die Projektergebnisse und gibt einen Ausblick auf zukünftige Entwicklungen.</w:t>
+      </w:r>
+    </w:p>
+    <w:p>
+      <w:pPr>
+        <w:pStyle w:val="1"/>
         <w:spacing w:before="120" w:after="120" w:line="360" w:lineRule="auto"/>
         <w:rPr>
           <w:rFonts w:ascii="Times New Roman" w:hAnsi="Times New Roman" w:cs="Times New Roman"/>
@@ -4145,6 +3827,7 @@
           <w:szCs w:val="28"/>
           <w:lang w:val="de-DE"/>
         </w:rPr>
+        <w:lastRenderedPageBreak/>
         <w:t>2 Problemstellung: Herausforderungen der</w:t>
       </w:r>
       <w:r>
@@ -4384,18 +4067,8 @@
           <w:color w:val="000000" w:themeColor="text1"/>
           <w:lang w:val="de-DE"/>
         </w:rPr>
-        <w:t xml:space="preserve">Level </w:t>
-      </w:r>
-      <w:proofErr w:type="gramStart"/>
-      <w:r>
-        <w:rPr>
-          <w:rFonts w:ascii="Times New Roman" w:hAnsi="Times New Roman" w:cs="Times New Roman"/>
-          <w:color w:val="000000" w:themeColor="text1"/>
-          <w:lang w:val="de-DE"/>
-        </w:rPr>
-        <w:t>an rechnerischen Unterstützung</w:t>
-      </w:r>
-      <w:proofErr w:type="gramEnd"/>
+        <w:t>Level an rechnerischen Unterstützung</w:t>
+      </w:r>
       <w:r>
         <w:rPr>
           <w:rFonts w:ascii="Times New Roman" w:hAnsi="Times New Roman" w:cs="Times New Roman"/>
@@ -4452,69 +4125,41 @@
           <w:color w:val="000000" w:themeColor="text1"/>
           <w:lang w:val="de-DE"/>
         </w:rPr>
-        <w:t xml:space="preserve">Welche konkreten Herausforderungen (mindestens drei Aspekte, z. B. technologisch, wirtschaftlich, methodisch) im Business </w:t>
-      </w:r>
-      <w:proofErr w:type="spellStart"/>
-      <w:r>
-        <w:rPr>
-          <w:rFonts w:ascii="Times New Roman" w:hAnsi="Times New Roman" w:cs="Times New Roman"/>
-          <w:color w:val="000000" w:themeColor="text1"/>
-          <w:lang w:val="de-DE"/>
-        </w:rPr>
-        <w:t>Process</w:t>
-      </w:r>
-      <w:proofErr w:type="spellEnd"/>
-      <w:r>
-        <w:rPr>
-          <w:rFonts w:ascii="Times New Roman" w:hAnsi="Times New Roman" w:cs="Times New Roman"/>
-          <w:color w:val="000000" w:themeColor="text1"/>
-          <w:lang w:val="de-DE"/>
-        </w:rPr>
-        <w:t xml:space="preserve"> </w:t>
-      </w:r>
-      <w:proofErr w:type="spellStart"/>
-      <w:r>
-        <w:rPr>
-          <w:rFonts w:ascii="Times New Roman" w:hAnsi="Times New Roman" w:cs="Times New Roman"/>
-          <w:color w:val="000000" w:themeColor="text1"/>
-          <w:lang w:val="de-DE"/>
-        </w:rPr>
-        <w:t>Improvement</w:t>
-      </w:r>
-      <w:proofErr w:type="spellEnd"/>
-      <w:r>
-        <w:rPr>
-          <w:rFonts w:ascii="Times New Roman" w:hAnsi="Times New Roman" w:cs="Times New Roman"/>
-          <w:color w:val="000000" w:themeColor="text1"/>
-          <w:lang w:val="de-DE"/>
-        </w:rPr>
-        <w:t xml:space="preserve"> (BPI) werden betrachtet und warum sind sie wichtig?</w:t>
-      </w:r>
-    </w:p>
-    <w:p>
-      <w:pPr>
-        <w:rPr>
-          <w:rFonts w:ascii="Times New Roman" w:hAnsi="Times New Roman" w:cs="Times New Roman"/>
-          <w:color w:val="000000" w:themeColor="text1"/>
-          <w:lang w:val="de-DE"/>
-        </w:rPr>
-      </w:pPr>
-      <w:r>
-        <w:rPr>
-          <w:rFonts w:ascii="Times New Roman" w:hAnsi="Times New Roman" w:cs="Times New Roman"/>
-          <w:color w:val="000000" w:themeColor="text1"/>
-          <w:lang w:val="de-DE"/>
-        </w:rPr>
-        <w:t xml:space="preserve">Inwiefern trägt die Nicht-Behebung dieser Probleme zu negativen Folgen bei (z. B. </w:t>
-      </w:r>
-      <w:r>
-        <w:rPr>
-          <w:rFonts w:ascii="Times New Roman" w:hAnsi="Times New Roman" w:cs="Times New Roman"/>
-          <w:color w:val="000000" w:themeColor="text1"/>
-          <w:lang w:val="de-DE"/>
-        </w:rPr>
-        <w:lastRenderedPageBreak/>
-        <w:t>Ineffizienz, Ressourcenverschwendung, mangelnde Kreativität bei Prozessgenerierung)?</w:t>
+        <w:t>Welche konkreten Herausforderungen (mindestens drei Aspekte, z. B. technologisch, wirtschaftlich, methodisch) im Business Process Improvement (BPI) werden betrachtet und warum sind sie wichtig?</w:t>
+      </w:r>
+    </w:p>
+    <w:p>
+      <w:pPr>
+        <w:rPr>
+          <w:rFonts w:ascii="Times New Roman" w:hAnsi="Times New Roman" w:cs="Times New Roman"/>
+          <w:color w:val="000000" w:themeColor="text1"/>
+          <w:lang w:val="de-DE"/>
+        </w:rPr>
+      </w:pPr>
+      <w:r>
+        <w:rPr>
+          <w:rFonts w:ascii="Times New Roman" w:hAnsi="Times New Roman" w:cs="Times New Roman"/>
+          <w:color w:val="000000" w:themeColor="text1"/>
+          <w:lang w:val="de-DE"/>
+        </w:rPr>
+        <w:t>Inwiefern trägt die Nicht-Behebung dieser Probleme zu negativen Folgen bei (z. B. Ineffizienz, Ressourcenverschwendung, mangelnde Kreativität bei Prozessgenerierung)?</w:t>
+      </w:r>
+    </w:p>
+    <w:p>
+      <w:pPr>
+        <w:rPr>
+          <w:rFonts w:ascii="Times New Roman" w:hAnsi="Times New Roman" w:cs="Times New Roman"/>
+          <w:color w:val="000000" w:themeColor="text1"/>
+          <w:lang w:val="de-DE"/>
+        </w:rPr>
+      </w:pPr>
+      <w:r>
+        <w:rPr>
+          <w:rFonts w:ascii="Times New Roman" w:hAnsi="Times New Roman" w:cs="Times New Roman"/>
+          <w:color w:val="000000" w:themeColor="text1"/>
+          <w:lang w:val="de-DE"/>
+        </w:rPr>
+        <w:t>Ohne eine automatisierte, intelligente Unterstützung führt dies zu Ineffizienz, hohen Opportunitätskosten und einer langsamen Marktreaktion.</w:t>
       </w:r>
     </w:p>
     <w:p>
@@ -4536,7 +4181,7 @@
     </w:p>
     <w:p>
       <w:pPr>
-        <w:pStyle w:val="berschrift1"/>
+        <w:pStyle w:val="1"/>
         <w:spacing w:before="120" w:after="120" w:line="360" w:lineRule="auto"/>
         <w:rPr>
           <w:rFonts w:ascii="Times New Roman" w:hAnsi="Times New Roman" w:cs="Times New Roman"/>
@@ -4577,7 +4222,7 @@
     </w:p>
     <w:p>
       <w:pPr>
-        <w:pStyle w:val="berschrift2"/>
+        <w:pStyle w:val="2"/>
         <w:spacing w:before="120" w:after="120" w:line="360" w:lineRule="auto"/>
         <w:rPr>
           <w:rFonts w:ascii="Times New Roman" w:hAnsi="Times New Roman" w:cs="Times New Roman"/>
@@ -4624,24 +4269,49 @@
           <w:color w:val="000000" w:themeColor="text1"/>
           <w:lang w:val="de-DE"/>
         </w:rPr>
-        <w:t xml:space="preserve">Welche spezifische Zielgruppe (z. B. kleine/mittelständische Unternehmen, bestimmte Branchen, Prozessmanager) sprichst du an? </w:t>
-      </w:r>
-    </w:p>
-    <w:p>
-      <w:pPr>
-        <w:rPr>
-          <w:rFonts w:ascii="Times New Roman" w:hAnsi="Times New Roman" w:cs="Times New Roman"/>
-          <w:color w:val="000000" w:themeColor="text1"/>
-          <w:lang w:val="de-DE"/>
-        </w:rPr>
-      </w:pPr>
-      <w:r>
-        <w:rPr>
-          <w:rFonts w:ascii="Times New Roman" w:hAnsi="Times New Roman" w:cs="Times New Roman"/>
-          <w:color w:val="000000" w:themeColor="text1"/>
-          <w:lang w:val="de-DE"/>
-        </w:rPr>
-        <w:t xml:space="preserve">Warum ist diese Zielgruppe vielversprechend für eine Multi-Agenten-Lösung? </w:t>
+        <w:t xml:space="preserve">Welche spezifische Zielgruppe (z. B. kleine/mittelständische Unternehmen, bestimmte Branchen, Prozessmanager) sprichst du an? Warum ist diese Zielgruppe vielversprechend für eine Multi-Agenten-Lösung? </w:t>
+      </w:r>
+    </w:p>
+    <w:p>
+      <w:pPr>
+        <w:rPr>
+          <w:rFonts w:ascii="Times New Roman" w:hAnsi="Times New Roman" w:cs="Times New Roman"/>
+          <w:color w:val="000000" w:themeColor="text1"/>
+          <w:lang w:val="de-DE"/>
+        </w:rPr>
+      </w:pPr>
+      <w:r>
+        <w:rPr>
+          <w:rFonts w:ascii="Times New Roman" w:hAnsi="Times New Roman" w:cs="Times New Roman"/>
+          <w:color w:val="000000" w:themeColor="text1"/>
+          <w:lang w:val="de-DE"/>
+        </w:rPr>
+        <w:t>ProcessAI richtet sich gezielt an kleine und mittlere Unternehmen (KMU).</w:t>
+      </w:r>
+      <w:r>
+        <w:rPr>
+          <w:rFonts w:ascii="Times New Roman" w:hAnsi="Times New Roman" w:cs="Times New Roman"/>
+          <w:color w:val="000000" w:themeColor="text1"/>
+          <w:lang w:val="de-DE"/>
+        </w:rPr>
+        <w:t xml:space="preserve"> </w:t>
+      </w:r>
+      <w:r>
+        <w:rPr>
+          <w:rFonts w:ascii="Times New Roman" w:hAnsi="Times New Roman" w:cs="Times New Roman"/>
+          <w:color w:val="000000" w:themeColor="text1"/>
+          <w:lang w:val="de-DE"/>
+        </w:rPr>
+        <w:t xml:space="preserve">Diesen fehlen oft die personellen Ressourcen für tiefgreifende Prozessanalysen unter Einbeziehung externer Faktoren. In Deutschland machen KMU über 90 % der </w:t>
+      </w:r>
+      <w:r>
+        <w:rPr>
+          <w:rFonts w:ascii="Times New Roman" w:hAnsi="Times New Roman" w:cs="Times New Roman"/>
+          <w:color w:val="000000" w:themeColor="text1"/>
+          <w:lang w:val="de-DE"/>
+        </w:rPr>
+        <w:lastRenderedPageBreak/>
+        <w:t>Unternehmen aus, wovon viele einen erheblichen Nachholbedarf bei der Digitalisierung aufweisen (ein Potenzial von ca. 3,4 Millionen Unternehmen). Die Multi-Agenten-Struktur von ProcessAI liefert diesen Unternehmen Experten-Expertise in Minuten statt Wochen.</w:t>
       </w:r>
     </w:p>
     <w:p>
@@ -4675,16 +4345,50 @@
           <w:color w:val="000000" w:themeColor="text1"/>
           <w:lang w:val="de-DE"/>
         </w:rPr>
+        <w:t>Speziell in Deutschland (oder Europa) machen KMU über 90 % der Unternehmen aus. Viele davon haben Nachholbedarf bei der Digitalisierung, was ein riesiges „Unserved Market“-Potenzial darstellt.</w:t>
+      </w:r>
+      <w:r>
+        <w:rPr>
+          <w:rFonts w:ascii="Times New Roman" w:hAnsi="Times New Roman" w:cs="Times New Roman"/>
+          <w:color w:val="000000" w:themeColor="text1"/>
+          <w:lang w:val="de-DE"/>
+        </w:rPr>
+        <w:t xml:space="preserve"> </w:t>
+      </w:r>
+      <w:r>
+        <w:rPr>
+          <w:rFonts w:ascii="Times New Roman" w:hAnsi="Times New Roman" w:cs="Times New Roman"/>
+          <w:color w:val="000000" w:themeColor="text1"/>
+          <w:lang w:val="de-DE"/>
+        </w:rPr>
+        <w:t>Es gibt ca. 3,4 Millionen KMU in Deutschland.</w:t>
+      </w:r>
+    </w:p>
+    <w:p>
+      <w:pPr>
+        <w:rPr>
+          <w:rFonts w:ascii="Times New Roman" w:hAnsi="Times New Roman" w:cs="Times New Roman"/>
+          <w:color w:val="000000" w:themeColor="text1"/>
+          <w:lang w:val="de-DE"/>
+        </w:rPr>
+      </w:pPr>
+      <w:r>
+        <w:rPr>
+          <w:rFonts w:ascii="Times New Roman" w:hAnsi="Times New Roman" w:cs="Times New Roman"/>
+          <w:color w:val="000000" w:themeColor="text1"/>
+          <w:lang w:val="de-DE"/>
+        </w:rPr>
         <w:t>Welche Hauptvorteile/Motivationen würden Nutzer in deinem System sehen (z. B. Automatisierung, Kreativität, Ressourcenoptimierung, Compliance-Einhaltung)?</w:t>
       </w:r>
     </w:p>
     <w:p>
       <w:pPr>
-        <w:pStyle w:val="berschrift2"/>
+        <w:pStyle w:val="2"/>
         <w:spacing w:before="120" w:after="120" w:line="360" w:lineRule="auto"/>
         <w:rPr>
-          <w:rFonts w:ascii="Times New Roman" w:hAnsi="Times New Roman" w:cs="Times New Roman"/>
-          <w:color w:val="3A7C22" w:themeColor="accent6" w:themeShade="BF"/>
+          <w:rFonts w:ascii="Times New Roman" w:eastAsiaTheme="minorEastAsia" w:hAnsi="Times New Roman" w:cs="Times New Roman"/>
+          <w:b w:val="0"/>
+          <w:color w:val="000000" w:themeColor="text1"/>
           <w:sz w:val="24"/>
           <w:szCs w:val="24"/>
           <w:lang w:val="de-DE"/>
@@ -4693,16 +4397,20 @@
       <w:bookmarkStart w:id="7" w:name="_Toc216529614"/>
       <w:r>
         <w:rPr>
-          <w:rFonts w:ascii="Times New Roman" w:hAnsi="Times New Roman" w:cs="Times New Roman"/>
-          <w:color w:val="3A7C22" w:themeColor="accent6" w:themeShade="BF"/>
+          <w:rFonts w:ascii="Times New Roman" w:eastAsiaTheme="minorEastAsia" w:hAnsi="Times New Roman" w:cs="Times New Roman"/>
+          <w:b w:val="0"/>
+          <w:color w:val="000000" w:themeColor="text1"/>
           <w:sz w:val="24"/>
           <w:szCs w:val="24"/>
           <w:lang w:val="de-DE"/>
         </w:rPr>
-        <w:t>3.2 Markt und Wettbewerber</w:t>
-      </w:r>
-      <w:bookmarkEnd w:id="7"/>
-      <w:r>
+        <w:t>Die Multi-Agenten-Struktur simuliert verschiedene Experten-Sichten (z. B. Buchhaltung, IT, Logistik) gleichzeitig und liefert Ergebnisse in Minuten statt Wochen.</w:t>
+      </w:r>
+    </w:p>
+    <w:p>
+      <w:pPr>
+        <w:pStyle w:val="2"/>
+        <w:spacing w:before="120" w:after="120" w:line="360" w:lineRule="auto"/>
         <w:rPr>
           <w:rFonts w:ascii="Times New Roman" w:hAnsi="Times New Roman" w:cs="Times New Roman"/>
           <w:color w:val="3A7C22" w:themeColor="accent6" w:themeShade="BF"/>
@@ -4710,6 +4418,26 @@
           <w:szCs w:val="24"/>
           <w:lang w:val="de-DE"/>
         </w:rPr>
+      </w:pPr>
+      <w:r>
+        <w:rPr>
+          <w:rFonts w:ascii="Times New Roman" w:hAnsi="Times New Roman" w:cs="Times New Roman"/>
+          <w:color w:val="3A7C22" w:themeColor="accent6" w:themeShade="BF"/>
+          <w:sz w:val="24"/>
+          <w:szCs w:val="24"/>
+          <w:lang w:val="de-DE"/>
+        </w:rPr>
+        <w:t>3.2 Markt und Wettbewerber</w:t>
+      </w:r>
+      <w:bookmarkEnd w:id="7"/>
+      <w:r>
+        <w:rPr>
+          <w:rFonts w:ascii="Times New Roman" w:hAnsi="Times New Roman" w:cs="Times New Roman"/>
+          <w:color w:val="3A7C22" w:themeColor="accent6" w:themeShade="BF"/>
+          <w:sz w:val="24"/>
+          <w:szCs w:val="24"/>
+          <w:lang w:val="de-DE"/>
+        </w:rPr>
         <w:t xml:space="preserve">  </w:t>
       </w:r>
     </w:p>
@@ -4740,63 +4468,128 @@
           <w:rFonts w:ascii="Times New Roman" w:hAnsi="Times New Roman" w:cs="Times New Roman"/>
           <w:lang w:val="de-DE"/>
         </w:rPr>
-        <w:t xml:space="preserve">Was ist der Unique </w:t>
-      </w:r>
-      <w:proofErr w:type="spellStart"/>
-      <w:r>
-        <w:rPr>
-          <w:rFonts w:ascii="Times New Roman" w:hAnsi="Times New Roman" w:cs="Times New Roman"/>
-          <w:lang w:val="de-DE"/>
-        </w:rPr>
-        <w:t>Selling</w:t>
-      </w:r>
-      <w:proofErr w:type="spellEnd"/>
-      <w:r>
-        <w:rPr>
-          <w:rFonts w:ascii="Times New Roman" w:hAnsi="Times New Roman" w:cs="Times New Roman"/>
-          <w:lang w:val="de-DE"/>
-        </w:rPr>
-        <w:t xml:space="preserve"> Proposition (USP) deines Multi-Agenten-Systems im Vergleich zu diesen (z. B. kollaborative Prozessanalyse, spezialisierte Agenten, </w:t>
-      </w:r>
-      <w:proofErr w:type="gramStart"/>
-      <w:r>
-        <w:rPr>
-          <w:rFonts w:ascii="Times New Roman" w:hAnsi="Times New Roman" w:cs="Times New Roman"/>
-          <w:lang w:val="de-DE"/>
-        </w:rPr>
-        <w:t>spezifischer Tech-Stack</w:t>
-      </w:r>
-      <w:proofErr w:type="gramEnd"/>
-      <w:r>
-        <w:rPr>
-          <w:rFonts w:ascii="Times New Roman" w:hAnsi="Times New Roman" w:cs="Times New Roman"/>
-          <w:lang w:val="de-DE"/>
-        </w:rPr>
-        <w:t>)?</w:t>
-      </w:r>
-    </w:p>
-    <w:p>
-      <w:pPr>
-        <w:rPr>
-          <w:rFonts w:ascii="Times New Roman" w:hAnsi="Times New Roman" w:cs="Times New Roman"/>
-          <w:lang w:val="de-DE"/>
-        </w:rPr>
-      </w:pPr>
-      <w:r>
-        <w:rPr>
-          <w:rFonts w:ascii="Times New Roman" w:hAnsi="Times New Roman" w:cs="Times New Roman"/>
-          <w:lang w:val="de-DE"/>
-        </w:rPr>
-        <w:t xml:space="preserve">Welche Hauptbedenken/Hürden gibt es bei der Einführung deines Systems (z. B. Akzeptanz, Komplexität, Datenschutz, Integration)? </w:t>
-      </w:r>
-    </w:p>
-    <w:p>
-      <w:pPr>
-        <w:rPr>
-          <w:rFonts w:ascii="Times New Roman" w:hAnsi="Times New Roman" w:cs="Times New Roman"/>
-          <w:lang w:val="de-DE"/>
-        </w:rPr>
-      </w:pPr>
+        <w:t>Der Markt für Prozessoptimierung wird derzeit von drei Hauptgruppen dominiert, gegenüber denen sich ProcessAI klar positioniert :</w:t>
+      </w:r>
+    </w:p>
+    <w:p>
+      <w:pPr>
+        <w:pStyle w:val="a9"/>
+        <w:numPr>
+          <w:ilvl w:val="0"/>
+          <w:numId w:val="2"/>
+        </w:numPr>
+        <w:rPr>
+          <w:rFonts w:ascii="Times New Roman" w:hAnsi="Times New Roman" w:cs="Times New Roman"/>
+          <w:lang w:val="de-DE"/>
+        </w:rPr>
+      </w:pPr>
+      <w:r>
+        <w:rPr>
+          <w:rFonts w:ascii="Times New Roman" w:hAnsi="Times New Roman" w:cs="Times New Roman"/>
+          <w:lang w:val="de-DE"/>
+        </w:rPr>
+        <w:t>Traditionelle BPM-Tools: Diese bieten zwar eine stabile Prozessmodellierung, sind jedoch rein deskriptiv und liefern keine aktiven, kreativen Optimierungsvorschläge.</w:t>
+      </w:r>
+    </w:p>
+    <w:p>
+      <w:pPr>
+        <w:pStyle w:val="a9"/>
+        <w:numPr>
+          <w:ilvl w:val="0"/>
+          <w:numId w:val="2"/>
+        </w:numPr>
+        <w:rPr>
+          <w:rFonts w:ascii="Times New Roman" w:hAnsi="Times New Roman" w:cs="Times New Roman"/>
+          <w:lang w:val="de-DE"/>
+        </w:rPr>
+      </w:pPr>
+      <w:r>
+        <w:rPr>
+          <w:rFonts w:ascii="Times New Roman" w:hAnsi="Times New Roman" w:cs="Times New Roman"/>
+          <w:lang w:val="de-DE"/>
+        </w:rPr>
+        <w:t>Unternehmensberatungen: Sie liefern zwar tiefgehenden Kontext, sind jedoch für viele KMU zu zeitintensiv und kostspielig .</w:t>
+      </w:r>
+    </w:p>
+    <w:p>
+      <w:pPr>
+        <w:pStyle w:val="a9"/>
+        <w:numPr>
+          <w:ilvl w:val="0"/>
+          <w:numId w:val="2"/>
+        </w:numPr>
+        <w:rPr>
+          <w:rFonts w:ascii="Times New Roman" w:hAnsi="Times New Roman" w:cs="Times New Roman"/>
+          <w:lang w:val="de-DE"/>
+        </w:rPr>
+      </w:pPr>
+      <w:r>
+        <w:rPr>
+          <w:rFonts w:ascii="Times New Roman" w:hAnsi="Times New Roman" w:cs="Times New Roman"/>
+          <w:lang w:val="de-DE"/>
+        </w:rPr>
+        <w:t>Standard-LLMs: Diese bieten hohe Flexibilität, kämpfen jedoch mit „Halluzinationen“ und mangelndem spezifischem Prozesskontext.</w:t>
+      </w:r>
+    </w:p>
+    <w:p>
+      <w:pPr>
+        <w:rPr>
+          <w:rFonts w:ascii="Times New Roman" w:hAnsi="Times New Roman" w:cs="Times New Roman"/>
+          <w:lang w:val="de-DE"/>
+        </w:rPr>
+      </w:pPr>
+      <w:r>
+        <w:rPr>
+          <w:rFonts w:ascii="Times New Roman" w:hAnsi="Times New Roman" w:cs="Times New Roman"/>
+          <w:lang w:val="de-DE"/>
+        </w:rPr>
+        <w:t xml:space="preserve">Was ist der Unique Selling Proposition (USP) deines Multi-Agenten-Systems im Vergleich zu diesen (z. B. kollaborative Prozessanalyse, spezialisierte Agenten, </w:t>
+      </w:r>
+      <w:r>
+        <w:rPr>
+          <w:rFonts w:ascii="Times New Roman" w:hAnsi="Times New Roman" w:cs="Times New Roman"/>
+          <w:lang w:val="de-DE"/>
+        </w:rPr>
+        <w:lastRenderedPageBreak/>
+        <w:t>spezifischer Tech-Stack)?</w:t>
+      </w:r>
+    </w:p>
+    <w:p>
+      <w:pPr>
+        <w:rPr>
+          <w:rFonts w:ascii="Times New Roman" w:hAnsi="Times New Roman" w:cs="Times New Roman"/>
+          <w:lang w:val="de-DE"/>
+        </w:rPr>
+      </w:pPr>
+      <w:r>
+        <w:rPr>
+          <w:rFonts w:ascii="Times New Roman" w:hAnsi="Times New Roman" w:cs="Times New Roman"/>
+          <w:lang w:val="de-DE"/>
+        </w:rPr>
+        <w:t>Die Unique Selling Proposition (USP) von ProcessAI liegt in der synergetischen Verbindung von LLM-Flexibilität und datengestützter Validität . Durch die Integration der PM4PY-Engine werden Halluzinationen in der Analysephase vermieden, da statistische Fakten als Grundlage für die kreativen Agenten dienen.</w:t>
+      </w:r>
+    </w:p>
+    <w:p>
+      <w:pPr>
+        <w:rPr>
+          <w:rFonts w:ascii="Times New Roman" w:hAnsi="Times New Roman" w:cs="Times New Roman"/>
+          <w:lang w:val="de-DE"/>
+        </w:rPr>
+      </w:pPr>
+      <w:r>
+        <w:rPr>
+          <w:rFonts w:ascii="Times New Roman" w:hAnsi="Times New Roman" w:cs="Times New Roman"/>
+          <w:lang w:val="de-DE"/>
+        </w:rPr>
+        <w:t>Welche Hauptbedenken/Hürden gibt es bei der Einführung deines Systems (z. B. Akzeptanz, Komplexität, Datenschutz, Integration)?</w:t>
+      </w:r>
+      <w:r>
+        <w:rPr>
+          <w:rFonts w:ascii="Times New Roman" w:hAnsi="Times New Roman" w:cs="Times New Roman"/>
+          <w:lang w:val="de-DE"/>
+        </w:rPr>
+        <w:t xml:space="preserve"> </w:t>
+      </w:r>
       <w:r>
         <w:rPr>
           <w:rFonts w:ascii="Times New Roman" w:hAnsi="Times New Roman" w:cs="Times New Roman"/>
@@ -4807,7 +4600,29 @@
     </w:p>
     <w:p>
       <w:pPr>
-        <w:pStyle w:val="berschrift1"/>
+        <w:rPr>
+          <w:rFonts w:ascii="Times New Roman" w:hAnsi="Times New Roman" w:cs="Times New Roman"/>
+          <w:lang w:val="de-DE"/>
+        </w:rPr>
+      </w:pPr>
+      <w:r>
+        <w:rPr>
+          <w:rFonts w:ascii="Times New Roman" w:hAnsi="Times New Roman" w:cs="Times New Roman"/>
+          <w:lang w:val="de-DE"/>
+        </w:rPr>
+        <w:t>Bedenken hinsichtlich des Vertrauens in automatisierte Entscheidungen oder des Datenschutzes beim Datentransfer an LLM-Server begegnet ProcessAI durch ein intuitives UI-Design . Dieses ermöglicht es dem Nutzer, jeden Analyseschritt nachzuvollziehen und so die Hemmschwelle gegenüber neuen, automatisierten Ansätzen zu senken</w:t>
+      </w:r>
+      <w:r>
+        <w:rPr>
+          <w:rFonts w:ascii="Times New Roman" w:hAnsi="Times New Roman" w:cs="Times New Roman"/>
+          <w:lang w:val="de-DE"/>
+        </w:rPr>
+        <w:t>.</w:t>
+      </w:r>
+    </w:p>
+    <w:p>
+      <w:pPr>
+        <w:pStyle w:val="1"/>
         <w:spacing w:before="120" w:after="120" w:line="360" w:lineRule="auto"/>
         <w:rPr>
           <w:rFonts w:ascii="Times New Roman" w:hAnsi="Times New Roman" w:cs="Times New Roman"/>
@@ -4848,7 +4663,7 @@
     </w:p>
     <w:p>
       <w:pPr>
-        <w:pStyle w:val="berschrift2"/>
+        <w:pStyle w:val="2"/>
         <w:spacing w:before="120" w:after="120" w:line="360" w:lineRule="auto"/>
         <w:rPr>
           <w:rFonts w:ascii="Times New Roman" w:hAnsi="Times New Roman" w:cs="Times New Roman"/>
@@ -4903,7 +4718,150 @@
           <w:rFonts w:ascii="Times New Roman" w:hAnsi="Times New Roman" w:cs="Times New Roman"/>
           <w:lang w:val="de-DE"/>
         </w:rPr>
-        <w:t xml:space="preserve">Beschreibe einen typischen Anwendungsfall/Prozessschritt im Detail (z. B. die </w:t>
+        <w:t xml:space="preserve">Beschreibe einen typischen Anwendungsfall/Prozessschritt im Detail (z. B. die Optimierung eines Purchase-to-Pay-Prozesses). </w:t>
+      </w:r>
+    </w:p>
+    <w:p>
+      <w:pPr>
+        <w:rPr>
+          <w:rFonts w:ascii="Times New Roman" w:hAnsi="Times New Roman" w:cs="Times New Roman"/>
+          <w:lang w:val="de-DE"/>
+        </w:rPr>
+      </w:pPr>
+      <w:r>
+        <w:rPr>
+          <w:rFonts w:ascii="Times New Roman" w:hAnsi="Times New Roman" w:cs="Times New Roman"/>
+          <w:lang w:val="de-DE"/>
+        </w:rPr>
+        <w:t>Das Hauptziel vom Nutzer ist Prozessoptimierung. Die übliche Formate vom Prozess</w:t>
+      </w:r>
+      <w:r>
+        <w:rPr>
+          <w:rFonts w:ascii="Times New Roman" w:hAnsi="Times New Roman" w:cs="Times New Roman"/>
+          <w:lang w:val="de-DE"/>
+        </w:rPr>
+        <w:t xml:space="preserve"> wie</w:t>
+      </w:r>
+      <w:r>
+        <w:rPr>
+          <w:rFonts w:ascii="Times New Roman" w:hAnsi="Times New Roman" w:cs="Times New Roman"/>
+          <w:lang w:val="de-DE"/>
+        </w:rPr>
+        <w:t xml:space="preserve"> xes, csv, bpmn unterstützt unser System. Verschiedene </w:t>
+      </w:r>
+      <w:r>
+        <w:rPr>
+          <w:rFonts w:ascii="Times New Roman" w:hAnsi="Times New Roman" w:cs="Times New Roman"/>
+          <w:lang w:val="de-DE"/>
+        </w:rPr>
+        <w:t>Bedürfnisse vom Nutzer können vom System durch die unterstüzende Formaten wie reine Texte, txt, pdf, docx berücksichtigt. Während d</w:t>
+      </w:r>
+      <w:r>
+        <w:rPr>
+          <w:rFonts w:ascii="Times New Roman" w:hAnsi="Times New Roman" w:cs="Times New Roman"/>
+          <w:lang w:val="de-DE"/>
+        </w:rPr>
+        <w:t xml:space="preserve">er Analyse des Prozesses wird der Hinweis vom UI gezeigt, </w:t>
+      </w:r>
+      <w:r>
+        <w:rPr>
+          <w:rFonts w:ascii="Times New Roman" w:hAnsi="Times New Roman" w:cs="Times New Roman"/>
+          <w:lang w:val="de-DE"/>
+        </w:rPr>
+        <w:t>bis CrewAI Agents fertig mit den Aufgaben.</w:t>
+      </w:r>
+    </w:p>
+    <w:p>
+      <w:pPr>
+        <w:rPr>
+          <w:rFonts w:ascii="Times New Roman" w:hAnsi="Times New Roman" w:cs="Times New Roman"/>
+          <w:lang w:val="de-DE"/>
+        </w:rPr>
+      </w:pPr>
+      <w:r>
+        <w:rPr>
+          <w:rFonts w:ascii="Times New Roman" w:hAnsi="Times New Roman" w:cs="Times New Roman"/>
+          <w:lang w:val="de-DE"/>
+        </w:rPr>
+        <w:t>Welche Rolle spielen die spezialisierten Agenten (</w:t>
+      </w:r>
+      <w:r>
+        <w:rPr>
+          <w:rFonts w:ascii="Times New Roman" w:hAnsi="Times New Roman" w:cs="Times New Roman"/>
+          <w:lang w:val="de-DE"/>
+        </w:rPr>
+        <w:t xml:space="preserve">Requirement-, Economic Context-, </w:t>
+      </w:r>
+      <w:r>
+        <w:rPr>
+          <w:rFonts w:ascii="Times New Roman" w:hAnsi="Times New Roman" w:cs="Times New Roman"/>
+          <w:lang w:val="de-DE"/>
+        </w:rPr>
+        <w:t>Performance-</w:t>
+      </w:r>
+      <w:r>
+        <w:rPr>
+          <w:rFonts w:ascii="Times New Roman" w:hAnsi="Times New Roman" w:cs="Times New Roman"/>
+          <w:lang w:val="de-DE"/>
+        </w:rPr>
+        <w:t xml:space="preserve">, </w:t>
+      </w:r>
+      <w:r>
+        <w:rPr>
+          <w:rFonts w:ascii="Times New Roman" w:hAnsi="Times New Roman" w:cs="Times New Roman"/>
+          <w:lang w:val="de-DE"/>
+        </w:rPr>
+        <w:t>Finan</w:t>
+      </w:r>
+      <w:r>
+        <w:rPr>
+          <w:rFonts w:ascii="Times New Roman" w:hAnsi="Times New Roman" w:cs="Times New Roman"/>
+          <w:lang w:val="de-DE"/>
+        </w:rPr>
+        <w:t>ce</w:t>
+      </w:r>
+      <w:r>
+        <w:rPr>
+          <w:rFonts w:ascii="Times New Roman" w:hAnsi="Times New Roman" w:cs="Times New Roman"/>
+          <w:lang w:val="de-DE"/>
+        </w:rPr>
+        <w:t xml:space="preserve">-, Compliance-Agent) in diesem Szenario? </w:t>
+      </w:r>
+      <w:r>
+        <w:rPr>
+          <w:rFonts w:ascii="Times New Roman" w:hAnsi="Times New Roman" w:cs="Times New Roman"/>
+          <w:lang w:val="de-DE"/>
+        </w:rPr>
+        <w:t>Wie interagiert der Nutzer mit dem System? (Schritt-für-Schritt-Prozess: Eingabe -&gt; Verarbeitung durch Agenten -&gt; Ergebnis/Empfehlung).</w:t>
+      </w:r>
+    </w:p>
+    <w:p>
+      <w:pPr>
+        <w:rPr>
+          <w:rFonts w:ascii="Times New Roman" w:hAnsi="Times New Roman" w:cs="Times New Roman"/>
+          <w:lang w:val="de-DE"/>
+        </w:rPr>
+      </w:pPr>
+      <w:r>
+        <w:rPr>
+          <w:rFonts w:ascii="Times New Roman" w:hAnsi="Times New Roman" w:cs="Times New Roman"/>
+          <w:lang w:val="de-DE"/>
+        </w:rPr>
+        <w:t xml:space="preserve">Das System hat 5 Agents für die Analyse der verschiedenen Prozessen und Aspekte. </w:t>
+      </w:r>
+      <w:r>
+        <w:rPr>
+          <w:rFonts w:ascii="Times New Roman" w:hAnsi="Times New Roman" w:cs="Times New Roman"/>
+          <w:lang w:val="de-DE"/>
+        </w:rPr>
+        <w:t>Requirement Agent ist zuständig dafür, unstrukturierte Prozessbeschreibung zu analysieren</w:t>
+      </w:r>
+      <w:r>
+        <w:rPr>
+          <w:rFonts w:ascii="Times New Roman" w:hAnsi="Times New Roman" w:cs="Times New Roman"/>
+          <w:lang w:val="de-DE"/>
+        </w:rPr>
+        <w:t xml:space="preserve">, während für einen strukturierten Prozess wie Event Log ist unser </w:t>
       </w:r>
       <w:r>
         <w:rPr>
@@ -4911,74 +4869,47 @@
           <w:lang w:val="de-DE"/>
         </w:rPr>
         <w:lastRenderedPageBreak/>
-        <w:t xml:space="preserve">Optimierung eines </w:t>
-      </w:r>
-      <w:proofErr w:type="spellStart"/>
-      <w:r>
-        <w:rPr>
-          <w:rFonts w:ascii="Times New Roman" w:hAnsi="Times New Roman" w:cs="Times New Roman"/>
-          <w:lang w:val="de-DE"/>
-        </w:rPr>
-        <w:t>Purchase</w:t>
-      </w:r>
-      <w:proofErr w:type="spellEnd"/>
-      <w:r>
-        <w:rPr>
-          <w:rFonts w:ascii="Times New Roman" w:hAnsi="Times New Roman" w:cs="Times New Roman"/>
-          <w:lang w:val="de-DE"/>
-        </w:rPr>
-        <w:t>-</w:t>
-      </w:r>
-      <w:proofErr w:type="spellStart"/>
-      <w:r>
-        <w:rPr>
-          <w:rFonts w:ascii="Times New Roman" w:hAnsi="Times New Roman" w:cs="Times New Roman"/>
-          <w:lang w:val="de-DE"/>
-        </w:rPr>
-        <w:t>to</w:t>
-      </w:r>
-      <w:proofErr w:type="spellEnd"/>
-      <w:r>
-        <w:rPr>
-          <w:rFonts w:ascii="Times New Roman" w:hAnsi="Times New Roman" w:cs="Times New Roman"/>
-          <w:lang w:val="de-DE"/>
-        </w:rPr>
-        <w:t xml:space="preserve">-Pay-Prozesses). </w:t>
-      </w:r>
-    </w:p>
-    <w:p>
-      <w:pPr>
-        <w:rPr>
-          <w:rFonts w:ascii="Times New Roman" w:hAnsi="Times New Roman" w:cs="Times New Roman"/>
-          <w:lang w:val="de-DE"/>
-        </w:rPr>
-      </w:pPr>
-      <w:r>
-        <w:rPr>
-          <w:rFonts w:ascii="Times New Roman" w:hAnsi="Times New Roman" w:cs="Times New Roman"/>
-          <w:lang w:val="de-DE"/>
-        </w:rPr>
-        <w:t xml:space="preserve">Welche Rolle spielen die spezialisierten Agenten (Risiko-, Finanz-, Compliance-, Performance-Agent) in diesem Szenario? </w:t>
-      </w:r>
-    </w:p>
-    <w:p>
-      <w:pPr>
-        <w:rPr>
-          <w:rFonts w:ascii="Times New Roman" w:hAnsi="Times New Roman" w:cs="Times New Roman"/>
-          <w:lang w:val="de-DE"/>
-        </w:rPr>
-      </w:pPr>
-      <w:r>
-        <w:rPr>
-          <w:rFonts w:ascii="Times New Roman" w:hAnsi="Times New Roman" w:cs="Times New Roman"/>
-          <w:lang w:val="de-DE"/>
-        </w:rPr>
-        <w:t>Wie interagiert der Nutzer mit dem System? (Schritt-für-Schritt-Prozess: Eingabe -&gt; Verarbeitung durch Agenten -&gt; Ergebnis/Empfehlung).</w:t>
-      </w:r>
-    </w:p>
-    <w:p>
-      <w:pPr>
-        <w:pStyle w:val="berschrift2"/>
+        <w:t>Prozessanalyse-PM4PY-Engine zuständig, um ein 100% genaues Analyseergebnis zu liefern.</w:t>
+      </w:r>
+      <w:r>
+        <w:rPr>
+          <w:rFonts w:ascii="Times New Roman" w:hAnsi="Times New Roman" w:cs="Times New Roman"/>
+          <w:lang w:val="de-DE"/>
+        </w:rPr>
+        <w:t xml:space="preserve"> Economic Context Agent stellt relevante wirtschaftliche Kontext</w:t>
+      </w:r>
+      <w:r>
+        <w:rPr>
+          <w:rFonts w:ascii="Times New Roman" w:hAnsi="Times New Roman" w:cs="Times New Roman"/>
+          <w:lang w:val="de-DE"/>
+        </w:rPr>
+        <w:t xml:space="preserve"> durch das Tool von Serper (Surfen im Internet)</w:t>
+      </w:r>
+      <w:r>
+        <w:rPr>
+          <w:rFonts w:ascii="Times New Roman" w:hAnsi="Times New Roman" w:cs="Times New Roman"/>
+          <w:lang w:val="de-DE"/>
+        </w:rPr>
+        <w:t xml:space="preserve"> bereit, damit die Analyse umfangreiche Sichtpunkte berücktichtigen kann und robust ist. Performance Agent identifiziert Probleme vom Prozess und gibt textuelle Verbesserungsvorschläge aus. Finance Agent fokusiert auf</w:t>
+      </w:r>
+      <w:r>
+        <w:rPr>
+          <w:rFonts w:ascii="Times New Roman" w:hAnsi="Times New Roman" w:cs="Times New Roman"/>
+          <w:lang w:val="de-DE"/>
+        </w:rPr>
+        <w:t xml:space="preserve"> finanzielle Aspekte und verbessert Finanzstruktur des Prozesses. Compliance Agent berücksichtigt die Regeln und Einschränkungen die der Nutzer anbietet und prüft automatisch ob sie eingehalten werden. Die Ergebnisse von </w:t>
+      </w:r>
+      <w:r>
+        <w:rPr>
+          <w:rFonts w:ascii="Times New Roman" w:hAnsi="Times New Roman" w:cs="Times New Roman"/>
+          <w:lang w:val="de-DE"/>
+        </w:rPr>
+        <w:t>Performance, Finance, und Compliance Agents werden auf dem UI klar aufgezeigt.</w:t>
+      </w:r>
+    </w:p>
+    <w:p>
+      <w:pPr>
+        <w:pStyle w:val="2"/>
         <w:spacing w:before="120" w:after="120" w:line="360" w:lineRule="auto"/>
         <w:rPr>
           <w:rFonts w:ascii="Times New Roman" w:hAnsi="Times New Roman" w:cs="Times New Roman"/>
@@ -5049,7 +4980,7 @@
     </w:p>
     <w:tbl>
       <w:tblPr>
-        <w:tblStyle w:val="Tabellenraster"/>
+        <w:tblStyle w:val="af7"/>
         <w:tblW w:w="0" w:type="auto"/>
         <w:tblLook w:val="04A0" w:firstRow="1" w:lastRow="0" w:firstColumn="1" w:lastColumn="0" w:noHBand="0" w:noVBand="1"/>
       </w:tblPr>
@@ -5195,21 +5126,12 @@
                 <w:lang w:val="de-DE"/>
               </w:rPr>
             </w:pPr>
-            <w:proofErr w:type="spellStart"/>
             <w:r>
               <w:rPr>
                 <w:rFonts w:ascii="Times New Roman" w:hAnsi="Times New Roman" w:cs="Times New Roman"/>
                 <w:lang w:val="de-DE"/>
               </w:rPr>
-              <w:t>Zi</w:t>
-            </w:r>
-            <w:proofErr w:type="spellEnd"/>
-            <w:r>
-              <w:rPr>
-                <w:rFonts w:ascii="Times New Roman" w:hAnsi="Times New Roman" w:cs="Times New Roman"/>
-                <w:lang w:val="de-DE"/>
-              </w:rPr>
-              <w:t>-Jun</w:t>
+              <w:t>Zi-Jun</w:t>
             </w:r>
           </w:p>
         </w:tc>
@@ -5264,62 +5186,12 @@
         </w:rPr>
         <w:t xml:space="preserve">? </w:t>
       </w:r>
-      <w:proofErr w:type="gramStart"/>
-      <w:r>
-        <w:rPr>
-          <w:rFonts w:ascii="Times New Roman" w:hAnsi="Times New Roman" w:cs="Times New Roman"/>
-          <w:lang w:val="de-DE"/>
-        </w:rPr>
-        <w:t>Projektmanagement(</w:t>
-      </w:r>
-      <w:proofErr w:type="spellStart"/>
-      <w:proofErr w:type="gramEnd"/>
-      <w:r>
-        <w:rPr>
-          <w:rFonts w:ascii="Times New Roman" w:hAnsi="Times New Roman" w:cs="Times New Roman"/>
-          <w:lang w:val="de-DE"/>
-        </w:rPr>
-        <w:t>Scrum</w:t>
-      </w:r>
-      <w:proofErr w:type="spellEnd"/>
-      <w:r>
-        <w:rPr>
-          <w:rFonts w:ascii="Times New Roman" w:hAnsi="Times New Roman" w:cs="Times New Roman"/>
-          <w:lang w:val="de-DE"/>
-        </w:rPr>
-        <w:t xml:space="preserve"> Master), </w:t>
-      </w:r>
-      <w:proofErr w:type="spellStart"/>
-      <w:r>
-        <w:rPr>
-          <w:rFonts w:ascii="Times New Roman" w:hAnsi="Times New Roman" w:cs="Times New Roman"/>
-          <w:lang w:val="de-DE"/>
-        </w:rPr>
-        <w:t>Product</w:t>
-      </w:r>
-      <w:proofErr w:type="spellEnd"/>
-      <w:r>
-        <w:rPr>
-          <w:rFonts w:ascii="Times New Roman" w:hAnsi="Times New Roman" w:cs="Times New Roman"/>
-          <w:lang w:val="de-DE"/>
-        </w:rPr>
-        <w:t xml:space="preserve"> </w:t>
-      </w:r>
-      <w:proofErr w:type="spellStart"/>
-      <w:r>
-        <w:rPr>
-          <w:rFonts w:ascii="Times New Roman" w:hAnsi="Times New Roman" w:cs="Times New Roman"/>
-          <w:lang w:val="de-DE"/>
-        </w:rPr>
-        <w:t>Owner</w:t>
-      </w:r>
-      <w:proofErr w:type="spellEnd"/>
-      <w:r>
-        <w:rPr>
-          <w:rFonts w:ascii="Times New Roman" w:hAnsi="Times New Roman" w:cs="Times New Roman"/>
-          <w:lang w:val="de-DE"/>
-        </w:rPr>
-        <w:t>, Entwicklungsteam, Dokumentation</w:t>
+      <w:r>
+        <w:rPr>
+          <w:rFonts w:ascii="Times New Roman" w:hAnsi="Times New Roman" w:cs="Times New Roman"/>
+          <w:lang w:val="de-DE"/>
+        </w:rPr>
+        <w:t>Projektmanagement(Scrum Master), Product Owner, Entwicklungsteam, Dokumentation</w:t>
       </w:r>
     </w:p>
     <w:p>
@@ -5684,6 +5556,7 @@
                 <w:rFonts w:ascii="Times New Roman" w:hAnsi="Times New Roman" w:cs="Times New Roman"/>
                 <w:lang w:val="de-DE"/>
               </w:rPr>
+              <w:lastRenderedPageBreak/>
               <w:t>Python </w:t>
             </w:r>
           </w:p>
@@ -5792,21 +5665,12 @@
                 <w:rFonts w:ascii="Times New Roman" w:hAnsi="Times New Roman" w:cs="Times New Roman"/>
               </w:rPr>
             </w:pPr>
-            <w:proofErr w:type="spellStart"/>
             <w:r>
               <w:rPr>
                 <w:rFonts w:ascii="Times New Roman" w:hAnsi="Times New Roman" w:cs="Times New Roman"/>
                 <w:lang w:val="de-DE"/>
               </w:rPr>
-              <w:t>CrewAI</w:t>
-            </w:r>
-            <w:proofErr w:type="spellEnd"/>
-            <w:r>
-              <w:rPr>
-                <w:rFonts w:ascii="Times New Roman" w:hAnsi="Times New Roman" w:cs="Times New Roman"/>
-                <w:lang w:val="de-DE"/>
-              </w:rPr>
-              <w:t> </w:t>
+              <w:t>CrewAI </w:t>
             </w:r>
           </w:p>
         </w:tc>
@@ -5916,7 +5780,6 @@
                 <w:rFonts w:ascii="Times New Roman" w:hAnsi="Times New Roman" w:cs="Times New Roman"/>
                 <w:lang w:val="de-DE"/>
               </w:rPr>
-              <w:lastRenderedPageBreak/>
               <w:t>PM4PY </w:t>
             </w:r>
           </w:p>
@@ -6362,23 +6225,7 @@
                 <w:rFonts w:ascii="Times New Roman" w:hAnsi="Times New Roman" w:cs="Times New Roman"/>
                 <w:lang w:val="de-DE"/>
               </w:rPr>
-              <w:t>Prozesse/</w:t>
-            </w:r>
-            <w:proofErr w:type="spellStart"/>
-            <w:r>
-              <w:rPr>
-                <w:rFonts w:ascii="Times New Roman" w:hAnsi="Times New Roman" w:cs="Times New Roman"/>
-                <w:lang w:val="de-DE"/>
-              </w:rPr>
-              <w:t>Camunda</w:t>
-            </w:r>
-            <w:proofErr w:type="spellEnd"/>
-            <w:r>
-              <w:rPr>
-                <w:rFonts w:ascii="Times New Roman" w:hAnsi="Times New Roman" w:cs="Times New Roman"/>
-                <w:lang w:val="de-DE"/>
-              </w:rPr>
-              <w:t> </w:t>
+              <w:t>Prozesse/Camunda </w:t>
             </w:r>
           </w:p>
         </w:tc>
@@ -6484,21 +6331,12 @@
                 <w:rFonts w:ascii="Times New Roman" w:hAnsi="Times New Roman" w:cs="Times New Roman"/>
               </w:rPr>
             </w:pPr>
-            <w:proofErr w:type="spellStart"/>
             <w:r>
               <w:rPr>
                 <w:rFonts w:ascii="Times New Roman" w:hAnsi="Times New Roman" w:cs="Times New Roman"/>
                 <w:lang w:val="de-DE"/>
               </w:rPr>
-              <w:t>Git</w:t>
-            </w:r>
-            <w:proofErr w:type="spellEnd"/>
-            <w:r>
-              <w:rPr>
-                <w:rFonts w:ascii="Times New Roman" w:hAnsi="Times New Roman" w:cs="Times New Roman"/>
-                <w:lang w:val="de-DE"/>
-              </w:rPr>
-              <w:t> </w:t>
+              <w:t>Git </w:t>
             </w:r>
           </w:p>
         </w:tc>
@@ -6719,21 +6557,12 @@
                 <w:rFonts w:ascii="Times New Roman" w:hAnsi="Times New Roman" w:cs="Times New Roman"/>
               </w:rPr>
             </w:pPr>
-            <w:proofErr w:type="spellStart"/>
             <w:r>
               <w:rPr>
                 <w:rFonts w:ascii="Times New Roman" w:hAnsi="Times New Roman" w:cs="Times New Roman"/>
                 <w:lang w:val="de-DE"/>
               </w:rPr>
-              <w:t>GitLab</w:t>
-            </w:r>
-            <w:proofErr w:type="spellEnd"/>
-            <w:r>
-              <w:rPr>
-                <w:rFonts w:ascii="Times New Roman" w:hAnsi="Times New Roman" w:cs="Times New Roman"/>
-                <w:lang w:val="de-DE"/>
-              </w:rPr>
-              <w:t> </w:t>
+              <w:t>GitLab </w:t>
             </w:r>
           </w:p>
         </w:tc>
@@ -6858,39 +6687,7 @@
           <w:rFonts w:ascii="Times New Roman" w:hAnsi="Times New Roman" w:cs="Times New Roman"/>
           <w:lang w:val="de-DE"/>
         </w:rPr>
-        <w:t xml:space="preserve"> mit dem </w:t>
-      </w:r>
-      <w:proofErr w:type="gramStart"/>
-      <w:r>
-        <w:rPr>
-          <w:rFonts w:ascii="Times New Roman" w:hAnsi="Times New Roman" w:cs="Times New Roman"/>
-          <w:lang w:val="de-DE"/>
-        </w:rPr>
-        <w:t>Betreuer(</w:t>
-      </w:r>
-      <w:proofErr w:type="gramEnd"/>
-      <w:r>
-        <w:rPr>
-          <w:rFonts w:ascii="Times New Roman" w:hAnsi="Times New Roman" w:cs="Times New Roman"/>
-          <w:lang w:val="de-DE"/>
-        </w:rPr>
-        <w:t xml:space="preserve">Kunde), und das wöchentliche Meeting des Entwicklungsteams wurde auch in der Regel </w:t>
-      </w:r>
-      <w:proofErr w:type="gramStart"/>
-      <w:r>
-        <w:rPr>
-          <w:rFonts w:ascii="Times New Roman" w:hAnsi="Times New Roman" w:cs="Times New Roman"/>
-          <w:lang w:val="de-DE"/>
-        </w:rPr>
-        <w:t>an Samstags</w:t>
-      </w:r>
-      <w:proofErr w:type="gramEnd"/>
-      <w:r>
-        <w:rPr>
-          <w:rFonts w:ascii="Times New Roman" w:hAnsi="Times New Roman" w:cs="Times New Roman"/>
-          <w:lang w:val="de-DE"/>
-        </w:rPr>
-        <w:t xml:space="preserve"> um 10 Uhr vereinbart.</w:t>
+        <w:t xml:space="preserve"> mit dem Betreuer(Kunde), und das wöchentliche Meeting des Entwicklungsteams wurde auch in der Regel an Samstags um 10 Uhr vereinbart.</w:t>
       </w:r>
     </w:p>
     <w:p>
@@ -6933,23 +6730,7 @@
           <w:rFonts w:ascii="Times New Roman" w:hAnsi="Times New Roman" w:cs="Times New Roman"/>
           <w:lang w:val="de-DE"/>
         </w:rPr>
-        <w:t xml:space="preserve">in </w:t>
-      </w:r>
-      <w:proofErr w:type="gramStart"/>
-      <w:r>
-        <w:rPr>
-          <w:rFonts w:ascii="Times New Roman" w:hAnsi="Times New Roman" w:cs="Times New Roman"/>
-          <w:lang w:val="de-DE"/>
-        </w:rPr>
-        <w:t>User-Interface</w:t>
-      </w:r>
-      <w:proofErr w:type="gramEnd"/>
-      <w:r>
-        <w:rPr>
-          <w:rFonts w:ascii="Times New Roman" w:hAnsi="Times New Roman" w:cs="Times New Roman"/>
-          <w:lang w:val="de-DE"/>
-        </w:rPr>
-        <w:t xml:space="preserve"> das unterstü</w:t>
+        <w:t>in User-Interface das unterstü</w:t>
       </w:r>
       <w:r>
         <w:rPr>
@@ -6970,55 +6751,14 @@
           <w:rFonts w:ascii="Times New Roman" w:hAnsi="Times New Roman" w:cs="Times New Roman"/>
           <w:lang w:val="de-DE"/>
         </w:rPr>
-        <w:t xml:space="preserve"> und analysiert Businessprozess als </w:t>
-      </w:r>
-      <w:proofErr w:type="spellStart"/>
-      <w:r>
-        <w:rPr>
-          <w:rFonts w:ascii="Times New Roman" w:hAnsi="Times New Roman" w:cs="Times New Roman"/>
-          <w:lang w:val="de-DE"/>
-        </w:rPr>
-        <w:t>Must-to-have</w:t>
-      </w:r>
-      <w:proofErr w:type="spellEnd"/>
-      <w:r>
-        <w:rPr>
-          <w:rFonts w:ascii="Times New Roman" w:hAnsi="Times New Roman" w:cs="Times New Roman"/>
-          <w:lang w:val="de-DE"/>
-        </w:rPr>
-        <w:t xml:space="preserve">, auch einen </w:t>
-      </w:r>
-      <w:proofErr w:type="gramStart"/>
-      <w:r>
-        <w:rPr>
-          <w:rFonts w:ascii="Times New Roman" w:hAnsi="Times New Roman" w:cs="Times New Roman"/>
-          <w:lang w:val="de-DE"/>
-        </w:rPr>
-        <w:t>Test</w:t>
-      </w:r>
-      <w:proofErr w:type="gramEnd"/>
-      <w:r>
-        <w:rPr>
-          <w:rFonts w:ascii="Times New Roman" w:hAnsi="Times New Roman" w:cs="Times New Roman"/>
-          <w:lang w:val="de-DE"/>
-        </w:rPr>
-        <w:t xml:space="preserve"> der </w:t>
-      </w:r>
-      <w:proofErr w:type="gramStart"/>
-      <w:r>
-        <w:rPr>
-          <w:rFonts w:ascii="Times New Roman" w:hAnsi="Times New Roman" w:cs="Times New Roman"/>
-          <w:lang w:val="de-DE"/>
-        </w:rPr>
-        <w:t>prüft</w:t>
-      </w:r>
-      <w:proofErr w:type="gramEnd"/>
-      <w:r>
-        <w:rPr>
-          <w:rFonts w:ascii="Times New Roman" w:hAnsi="Times New Roman" w:cs="Times New Roman"/>
-          <w:lang w:val="de-DE"/>
-        </w:rPr>
-        <w:t xml:space="preserve"> dass die Agenten miteinander kommunizieren können</w:t>
+        <w:t xml:space="preserve"> und analysiert Businessprozess als Must-to-have, auch einen Test</w:t>
+      </w:r>
+      <w:r>
+        <w:rPr>
+          <w:rFonts w:ascii="Times New Roman" w:hAnsi="Times New Roman" w:cs="Times New Roman"/>
+          <w:lang w:val="de-DE"/>
+        </w:rPr>
+        <w:t xml:space="preserve"> der prüft dass die Agenten miteinander kommunizieren können</w:t>
       </w:r>
       <w:r>
         <w:rPr>
@@ -7032,23 +6772,7 @@
           <w:rFonts w:ascii="Times New Roman" w:hAnsi="Times New Roman" w:cs="Times New Roman"/>
           <w:lang w:val="de-DE"/>
         </w:rPr>
-        <w:t xml:space="preserve"> Die Anzahl von den Agenten </w:t>
-      </w:r>
-      <w:proofErr w:type="gramStart"/>
-      <w:r>
-        <w:rPr>
-          <w:rFonts w:ascii="Times New Roman" w:hAnsi="Times New Roman" w:cs="Times New Roman"/>
-          <w:lang w:val="de-DE"/>
-        </w:rPr>
-        <w:t>sind</w:t>
-      </w:r>
-      <w:proofErr w:type="gramEnd"/>
-      <w:r>
-        <w:rPr>
-          <w:rFonts w:ascii="Times New Roman" w:hAnsi="Times New Roman" w:cs="Times New Roman"/>
-          <w:lang w:val="de-DE"/>
-        </w:rPr>
-        <w:t xml:space="preserve"> flexibel. Für den </w:t>
+        <w:t xml:space="preserve"> Die Anzahl von den Agenten sind flexibel. Für den </w:t>
       </w:r>
       <w:r>
         <w:rPr>
@@ -7111,441 +6835,199 @@
           <w:rFonts w:ascii="Times New Roman" w:hAnsi="Times New Roman" w:cs="Times New Roman"/>
           <w:lang w:val="de-DE"/>
         </w:rPr>
+        <w:t xml:space="preserve"> zumindesten einen Vorschlag zur Prozes</w:t>
+      </w:r>
+      <w:r>
+        <w:rPr>
+          <w:rFonts w:ascii="Times New Roman" w:hAnsi="Times New Roman" w:cs="Times New Roman"/>
+          <w:lang w:val="de-DE"/>
+        </w:rPr>
+        <w:t>s</w:t>
+      </w:r>
+      <w:r>
+        <w:rPr>
+          <w:rFonts w:ascii="Times New Roman" w:hAnsi="Times New Roman" w:cs="Times New Roman"/>
+          <w:lang w:val="de-DE"/>
+        </w:rPr>
+        <w:t>verbesserung liefern.</w:t>
+      </w:r>
+    </w:p>
+    <w:p>
+      <w:pPr>
+        <w:rPr>
+          <w:rFonts w:ascii="Times New Roman" w:hAnsi="Times New Roman" w:cs="Times New Roman"/>
+          <w:b/>
+          <w:bCs/>
+          <w:color w:val="3A7C22" w:themeColor="accent6" w:themeShade="BF"/>
+          <w:lang w:val="de-DE"/>
+        </w:rPr>
+      </w:pPr>
+      <w:r>
+        <w:rPr>
+          <w:rFonts w:ascii="Times New Roman" w:hAnsi="Times New Roman" w:cs="Times New Roman"/>
+          <w:b/>
+          <w:bCs/>
+          <w:color w:val="3A7C22" w:themeColor="accent6" w:themeShade="BF"/>
+          <w:lang w:val="de-DE"/>
+        </w:rPr>
+        <w:t>Meeting 27.10</w:t>
+      </w:r>
+    </w:p>
+    <w:p>
+      <w:pPr>
+        <w:rPr>
+          <w:rFonts w:ascii="Times New Roman" w:hAnsi="Times New Roman" w:cs="Times New Roman"/>
+          <w:lang w:val="de-DE"/>
+        </w:rPr>
+      </w:pPr>
+      <w:r>
+        <w:rPr>
+          <w:rFonts w:ascii="Times New Roman" w:hAnsi="Times New Roman" w:cs="Times New Roman"/>
+          <w:lang w:val="de-DE"/>
+        </w:rPr>
+        <w:t>Während des Meetings haben wir die App-Struktur gestaltet, um herauszufinden wie die Daten zwischen Schnittstelle fließen. Die erste Diskussion über die Dateiformate wurde ausgeführt. Für die Aufgabenaufteilung: React UI, API zum Backend, Orchestrator CrewAI+Python, Agents, Process Engine &amp; Mining, Datenspeicher. Wir brauchen noch mehr Konkretisierung für die oben gena</w:t>
+      </w:r>
+      <w:r>
+        <w:rPr>
+          <w:rFonts w:ascii="Times New Roman" w:hAnsi="Times New Roman" w:cs="Times New Roman"/>
+          <w:lang w:val="de-DE"/>
+        </w:rPr>
+        <w:t>n</w:t>
+      </w:r>
+      <w:r>
+        <w:rPr>
+          <w:rFonts w:ascii="Times New Roman" w:hAnsi="Times New Roman" w:cs="Times New Roman"/>
+          <w:lang w:val="de-DE"/>
+        </w:rPr>
+        <w:t>nte</w:t>
+      </w:r>
+      <w:r>
+        <w:rPr>
+          <w:rFonts w:ascii="Times New Roman" w:hAnsi="Times New Roman" w:cs="Times New Roman"/>
+          <w:lang w:val="de-DE"/>
+        </w:rPr>
+        <w:t>n</w:t>
+      </w:r>
+      <w:r>
+        <w:rPr>
+          <w:rFonts w:ascii="Times New Roman" w:hAnsi="Times New Roman" w:cs="Times New Roman"/>
+          <w:lang w:val="de-DE"/>
+        </w:rPr>
+        <w:t xml:space="preserve"> Bereichen durch d</w:t>
+      </w:r>
+      <w:r>
+        <w:rPr>
+          <w:rFonts w:ascii="Times New Roman" w:hAnsi="Times New Roman" w:cs="Times New Roman"/>
+          <w:lang w:val="de-DE"/>
+        </w:rPr>
+        <w:t xml:space="preserve">as </w:t>
+      </w:r>
+      <w:r>
+        <w:rPr>
+          <w:rFonts w:ascii="Times New Roman" w:hAnsi="Times New Roman" w:cs="Times New Roman"/>
+          <w:lang w:val="de-DE"/>
+        </w:rPr>
+        <w:lastRenderedPageBreak/>
+        <w:t>Kundengespräch und die Themenrecherche</w:t>
+      </w:r>
+      <w:r>
+        <w:rPr>
+          <w:rFonts w:ascii="Times New Roman" w:hAnsi="Times New Roman" w:cs="Times New Roman"/>
+          <w:lang w:val="de-DE"/>
+        </w:rPr>
+        <w:t>.</w:t>
+      </w:r>
+    </w:p>
+    <w:p>
+      <w:pPr>
+        <w:rPr>
+          <w:rFonts w:ascii="Times New Roman" w:hAnsi="Times New Roman" w:cs="Times New Roman"/>
+          <w:b/>
+          <w:bCs/>
+          <w:color w:val="3A7C22" w:themeColor="accent6" w:themeShade="BF"/>
+          <w:lang w:val="de-DE"/>
+        </w:rPr>
+      </w:pPr>
+      <w:r>
+        <w:rPr>
+          <w:rFonts w:ascii="Times New Roman" w:hAnsi="Times New Roman" w:cs="Times New Roman"/>
+          <w:b/>
+          <w:bCs/>
+          <w:color w:val="3A7C22" w:themeColor="accent6" w:themeShade="BF"/>
+          <w:lang w:val="de-DE"/>
+        </w:rPr>
+        <w:t>Zweite Kundenbesprechung 29.10</w:t>
+      </w:r>
+    </w:p>
+    <w:p>
+      <w:pPr>
+        <w:rPr>
+          <w:rFonts w:ascii="Times New Roman" w:hAnsi="Times New Roman" w:cs="Times New Roman"/>
+          <w:lang w:val="de-DE"/>
+        </w:rPr>
+      </w:pPr>
+      <w:r>
+        <w:rPr>
+          <w:rFonts w:ascii="Times New Roman" w:hAnsi="Times New Roman" w:cs="Times New Roman"/>
+          <w:lang w:val="de-DE"/>
+        </w:rPr>
+        <w:t>Wir zeigten unserem Kunde die Struktur der App. Der Kunde gab den Vorschläge</w:t>
+      </w:r>
+      <w:r>
+        <w:rPr>
+          <w:rFonts w:ascii="Times New Roman" w:hAnsi="Times New Roman" w:cs="Times New Roman"/>
+          <w:lang w:val="de-DE"/>
+        </w:rPr>
+        <w:t xml:space="preserve">: </w:t>
+      </w:r>
+      <w:r>
+        <w:rPr>
+          <w:rFonts w:ascii="Times New Roman" w:hAnsi="Times New Roman" w:cs="Times New Roman"/>
+          <w:lang w:val="de-DE"/>
+        </w:rPr>
+        <w:t>nicht zu kompliziertes</w:t>
+      </w:r>
+      <w:r>
+        <w:rPr>
+          <w:rFonts w:ascii="Times New Roman" w:hAnsi="Times New Roman" w:cs="Times New Roman"/>
+          <w:lang w:val="de-DE"/>
+        </w:rPr>
+        <w:t xml:space="preserve"> User-Interface sondern einfach zu verstehen und zu bedienen, Zustände was die Software gerade bearbeitet sollen gezeigt werden, die Anzahl von Datenbank statt zwei ob es kann mit einer um die Aufgaben zu erledigen</w:t>
+      </w:r>
+      <w:r>
+        <w:rPr>
+          <w:rFonts w:ascii="Times New Roman" w:hAnsi="Times New Roman" w:cs="Times New Roman"/>
+          <w:lang w:val="de-DE"/>
+        </w:rPr>
+        <w:t xml:space="preserve">. </w:t>
+      </w:r>
+      <w:r>
+        <w:rPr>
+          <w:rFonts w:ascii="Times New Roman" w:hAnsi="Times New Roman" w:cs="Times New Roman"/>
+          <w:lang w:val="de-DE"/>
+        </w:rPr>
+        <w:t>Wir können den Datentyp XML für das Event Log als Input und erst mit 2 Agents anfangen. Zuerst sollen wir das Vertändnis vom Orchestrator und den Agents über das Event Log schaffen und strukturierte Daten aufbauen</w:t>
+      </w:r>
+      <w:r>
+        <w:rPr>
+          <w:rFonts w:ascii="Times New Roman" w:hAnsi="Times New Roman" w:cs="Times New Roman"/>
+          <w:lang w:val="de-DE"/>
+        </w:rPr>
+        <w:t>.</w:t>
+      </w:r>
+      <w:r>
+        <w:rPr>
+          <w:rFonts w:ascii="Times New Roman" w:hAnsi="Times New Roman" w:cs="Times New Roman"/>
+          <w:lang w:val="de-DE"/>
+        </w:rPr>
         <w:t xml:space="preserve"> </w:t>
       </w:r>
-      <w:proofErr w:type="spellStart"/>
-      <w:r>
-        <w:rPr>
-          <w:rFonts w:ascii="Times New Roman" w:hAnsi="Times New Roman" w:cs="Times New Roman"/>
-          <w:lang w:val="de-DE"/>
-        </w:rPr>
-        <w:t>zumindesten</w:t>
-      </w:r>
-      <w:proofErr w:type="spellEnd"/>
-      <w:r>
-        <w:rPr>
-          <w:rFonts w:ascii="Times New Roman" w:hAnsi="Times New Roman" w:cs="Times New Roman"/>
-          <w:lang w:val="de-DE"/>
-        </w:rPr>
-        <w:t xml:space="preserve"> einen Vorschlag zur Prozes</w:t>
-      </w:r>
-      <w:r>
-        <w:rPr>
-          <w:rFonts w:ascii="Times New Roman" w:hAnsi="Times New Roman" w:cs="Times New Roman"/>
-          <w:lang w:val="de-DE"/>
-        </w:rPr>
-        <w:t>s</w:t>
-      </w:r>
-      <w:r>
-        <w:rPr>
-          <w:rFonts w:ascii="Times New Roman" w:hAnsi="Times New Roman" w:cs="Times New Roman"/>
-          <w:lang w:val="de-DE"/>
-        </w:rPr>
-        <w:t>verbesserung liefern.</w:t>
-      </w:r>
-    </w:p>
-    <w:p>
-      <w:pPr>
-        <w:rPr>
-          <w:rFonts w:ascii="Times New Roman" w:hAnsi="Times New Roman" w:cs="Times New Roman"/>
-          <w:b/>
-          <w:bCs/>
-          <w:color w:val="3A7C22" w:themeColor="accent6" w:themeShade="BF"/>
-          <w:lang w:val="de-DE"/>
-        </w:rPr>
-      </w:pPr>
-      <w:r>
-        <w:rPr>
-          <w:rFonts w:ascii="Times New Roman" w:hAnsi="Times New Roman" w:cs="Times New Roman"/>
-          <w:b/>
-          <w:bCs/>
-          <w:color w:val="3A7C22" w:themeColor="accent6" w:themeShade="BF"/>
-          <w:lang w:val="de-DE"/>
-        </w:rPr>
-        <w:t>Meeting 27.10</w:t>
-      </w:r>
-    </w:p>
-    <w:p>
-      <w:pPr>
-        <w:rPr>
-          <w:rFonts w:ascii="Times New Roman" w:hAnsi="Times New Roman" w:cs="Times New Roman"/>
-          <w:lang w:val="de-DE"/>
-        </w:rPr>
-      </w:pPr>
-      <w:r>
-        <w:rPr>
-          <w:rFonts w:ascii="Times New Roman" w:hAnsi="Times New Roman" w:cs="Times New Roman"/>
-          <w:lang w:val="de-DE"/>
-        </w:rPr>
-        <w:t xml:space="preserve">Während des Meetings haben wir die App-Struktur gestaltet, um herauszufinden wie die Daten zwischen Schnittstelle fließen. Die erste Diskussion über die Dateiformate wurde ausgeführt. Für die Aufgabenaufteilung: React UI, API zum Backend, </w:t>
-      </w:r>
-      <w:proofErr w:type="spellStart"/>
-      <w:r>
-        <w:rPr>
-          <w:rFonts w:ascii="Times New Roman" w:hAnsi="Times New Roman" w:cs="Times New Roman"/>
-          <w:lang w:val="de-DE"/>
-        </w:rPr>
-        <w:t>Orchestrator</w:t>
-      </w:r>
-      <w:proofErr w:type="spellEnd"/>
-      <w:r>
-        <w:rPr>
-          <w:rFonts w:ascii="Times New Roman" w:hAnsi="Times New Roman" w:cs="Times New Roman"/>
-          <w:lang w:val="de-DE"/>
-        </w:rPr>
-        <w:t xml:space="preserve"> </w:t>
-      </w:r>
-      <w:proofErr w:type="spellStart"/>
-      <w:r>
-        <w:rPr>
-          <w:rFonts w:ascii="Times New Roman" w:hAnsi="Times New Roman" w:cs="Times New Roman"/>
-          <w:lang w:val="de-DE"/>
-        </w:rPr>
-        <w:t>CrewAI+Python</w:t>
-      </w:r>
-      <w:proofErr w:type="spellEnd"/>
-      <w:r>
-        <w:rPr>
-          <w:rFonts w:ascii="Times New Roman" w:hAnsi="Times New Roman" w:cs="Times New Roman"/>
-          <w:lang w:val="de-DE"/>
-        </w:rPr>
-        <w:t xml:space="preserve">, </w:t>
-      </w:r>
-      <w:proofErr w:type="spellStart"/>
-      <w:r>
-        <w:rPr>
-          <w:rFonts w:ascii="Times New Roman" w:hAnsi="Times New Roman" w:cs="Times New Roman"/>
-          <w:lang w:val="de-DE"/>
-        </w:rPr>
-        <w:t>Agents</w:t>
-      </w:r>
-      <w:proofErr w:type="spellEnd"/>
-      <w:r>
-        <w:rPr>
-          <w:rFonts w:ascii="Times New Roman" w:hAnsi="Times New Roman" w:cs="Times New Roman"/>
-          <w:lang w:val="de-DE"/>
-        </w:rPr>
-        <w:t xml:space="preserve">, </w:t>
-      </w:r>
-      <w:proofErr w:type="spellStart"/>
-      <w:r>
-        <w:rPr>
-          <w:rFonts w:ascii="Times New Roman" w:hAnsi="Times New Roman" w:cs="Times New Roman"/>
-          <w:lang w:val="de-DE"/>
-        </w:rPr>
-        <w:t>Process</w:t>
-      </w:r>
-      <w:proofErr w:type="spellEnd"/>
-      <w:r>
-        <w:rPr>
-          <w:rFonts w:ascii="Times New Roman" w:hAnsi="Times New Roman" w:cs="Times New Roman"/>
-          <w:lang w:val="de-DE"/>
-        </w:rPr>
-        <w:t xml:space="preserve"> Engine &amp; Mining, Datenspeicher. Wir brauchen noch mehr Konkretisierung für die oben gena</w:t>
-      </w:r>
-      <w:r>
-        <w:rPr>
-          <w:rFonts w:ascii="Times New Roman" w:hAnsi="Times New Roman" w:cs="Times New Roman"/>
-          <w:lang w:val="de-DE"/>
-        </w:rPr>
-        <w:t>n</w:t>
-      </w:r>
-      <w:r>
-        <w:rPr>
-          <w:rFonts w:ascii="Times New Roman" w:hAnsi="Times New Roman" w:cs="Times New Roman"/>
-          <w:lang w:val="de-DE"/>
-        </w:rPr>
-        <w:t>nte</w:t>
-      </w:r>
-      <w:r>
-        <w:rPr>
-          <w:rFonts w:ascii="Times New Roman" w:hAnsi="Times New Roman" w:cs="Times New Roman"/>
-          <w:lang w:val="de-DE"/>
-        </w:rPr>
-        <w:t>n</w:t>
-      </w:r>
-      <w:r>
-        <w:rPr>
-          <w:rFonts w:ascii="Times New Roman" w:hAnsi="Times New Roman" w:cs="Times New Roman"/>
-          <w:lang w:val="de-DE"/>
-        </w:rPr>
-        <w:t xml:space="preserve"> Bereichen durch d</w:t>
-      </w:r>
-      <w:r>
-        <w:rPr>
-          <w:rFonts w:ascii="Times New Roman" w:hAnsi="Times New Roman" w:cs="Times New Roman"/>
-          <w:lang w:val="de-DE"/>
-        </w:rPr>
-        <w:t>as Kundengespräch und die Themenrecherche</w:t>
-      </w:r>
-      <w:r>
-        <w:rPr>
-          <w:rFonts w:ascii="Times New Roman" w:hAnsi="Times New Roman" w:cs="Times New Roman"/>
-          <w:lang w:val="de-DE"/>
-        </w:rPr>
-        <w:t>.</w:t>
-      </w:r>
-    </w:p>
-    <w:p>
-      <w:pPr>
-        <w:rPr>
-          <w:rFonts w:ascii="Times New Roman" w:hAnsi="Times New Roman" w:cs="Times New Roman"/>
-          <w:b/>
-          <w:bCs/>
-          <w:color w:val="3A7C22" w:themeColor="accent6" w:themeShade="BF"/>
-          <w:lang w:val="de-DE"/>
-        </w:rPr>
-      </w:pPr>
-      <w:r>
-        <w:rPr>
-          <w:rFonts w:ascii="Times New Roman" w:hAnsi="Times New Roman" w:cs="Times New Roman"/>
-          <w:b/>
-          <w:bCs/>
-          <w:color w:val="3A7C22" w:themeColor="accent6" w:themeShade="BF"/>
-          <w:lang w:val="de-DE"/>
-        </w:rPr>
-        <w:t>Zweite Kundenbesprechung 29.10</w:t>
-      </w:r>
-    </w:p>
-    <w:p>
-      <w:pPr>
-        <w:rPr>
-          <w:rFonts w:ascii="Times New Roman" w:hAnsi="Times New Roman" w:cs="Times New Roman"/>
-          <w:lang w:val="de-DE"/>
-        </w:rPr>
-      </w:pPr>
-      <w:r>
-        <w:rPr>
-          <w:rFonts w:ascii="Times New Roman" w:hAnsi="Times New Roman" w:cs="Times New Roman"/>
-          <w:lang w:val="de-DE"/>
-        </w:rPr>
-        <w:lastRenderedPageBreak/>
-        <w:t xml:space="preserve">Wir zeigten unserem Kunde die Struktur der App. Der Kunde gab </w:t>
-      </w:r>
-      <w:proofErr w:type="gramStart"/>
-      <w:r>
-        <w:rPr>
-          <w:rFonts w:ascii="Times New Roman" w:hAnsi="Times New Roman" w:cs="Times New Roman"/>
-          <w:lang w:val="de-DE"/>
-        </w:rPr>
-        <w:t>den Vorschläge</w:t>
-      </w:r>
-      <w:proofErr w:type="gramEnd"/>
-      <w:r>
-        <w:rPr>
-          <w:rFonts w:ascii="Times New Roman" w:hAnsi="Times New Roman" w:cs="Times New Roman"/>
-          <w:lang w:val="de-DE"/>
-        </w:rPr>
-        <w:t xml:space="preserve">: </w:t>
-      </w:r>
-      <w:r>
-        <w:rPr>
-          <w:rFonts w:ascii="Times New Roman" w:hAnsi="Times New Roman" w:cs="Times New Roman"/>
-          <w:lang w:val="de-DE"/>
-        </w:rPr>
-        <w:t>nicht zu kompliziertes</w:t>
-      </w:r>
-      <w:r>
-        <w:rPr>
-          <w:rFonts w:ascii="Times New Roman" w:hAnsi="Times New Roman" w:cs="Times New Roman"/>
-          <w:lang w:val="de-DE"/>
-        </w:rPr>
-        <w:t xml:space="preserve"> User-</w:t>
-      </w:r>
-      <w:proofErr w:type="gramStart"/>
-      <w:r>
-        <w:rPr>
-          <w:rFonts w:ascii="Times New Roman" w:hAnsi="Times New Roman" w:cs="Times New Roman"/>
-          <w:lang w:val="de-DE"/>
-        </w:rPr>
-        <w:t>Interface</w:t>
-      </w:r>
-      <w:proofErr w:type="gramEnd"/>
-      <w:r>
-        <w:rPr>
-          <w:rFonts w:ascii="Times New Roman" w:hAnsi="Times New Roman" w:cs="Times New Roman"/>
-          <w:lang w:val="de-DE"/>
-        </w:rPr>
-        <w:t xml:space="preserve"> sondern einfach zu verstehen und zu bedienen, Zustände was die Software gerade </w:t>
-      </w:r>
-      <w:proofErr w:type="gramStart"/>
-      <w:r>
-        <w:rPr>
-          <w:rFonts w:ascii="Times New Roman" w:hAnsi="Times New Roman" w:cs="Times New Roman"/>
-          <w:lang w:val="de-DE"/>
-        </w:rPr>
-        <w:t>bearbeitet</w:t>
-      </w:r>
-      <w:proofErr w:type="gramEnd"/>
-      <w:r>
-        <w:rPr>
-          <w:rFonts w:ascii="Times New Roman" w:hAnsi="Times New Roman" w:cs="Times New Roman"/>
-          <w:lang w:val="de-DE"/>
-        </w:rPr>
-        <w:t xml:space="preserve"> sollen gezeigt werden, die Anzahl von Datenbank statt </w:t>
-      </w:r>
-      <w:proofErr w:type="gramStart"/>
-      <w:r>
-        <w:rPr>
-          <w:rFonts w:ascii="Times New Roman" w:hAnsi="Times New Roman" w:cs="Times New Roman"/>
-          <w:lang w:val="de-DE"/>
-        </w:rPr>
-        <w:t>zwei</w:t>
-      </w:r>
-      <w:proofErr w:type="gramEnd"/>
-      <w:r>
-        <w:rPr>
-          <w:rFonts w:ascii="Times New Roman" w:hAnsi="Times New Roman" w:cs="Times New Roman"/>
-          <w:lang w:val="de-DE"/>
-        </w:rPr>
-        <w:t xml:space="preserve"> ob es kann mit </w:t>
-      </w:r>
-      <w:proofErr w:type="gramStart"/>
-      <w:r>
-        <w:rPr>
-          <w:rFonts w:ascii="Times New Roman" w:hAnsi="Times New Roman" w:cs="Times New Roman"/>
-          <w:lang w:val="de-DE"/>
-        </w:rPr>
-        <w:t>einer</w:t>
-      </w:r>
-      <w:proofErr w:type="gramEnd"/>
-      <w:r>
-        <w:rPr>
-          <w:rFonts w:ascii="Times New Roman" w:hAnsi="Times New Roman" w:cs="Times New Roman"/>
-          <w:lang w:val="de-DE"/>
-        </w:rPr>
-        <w:t xml:space="preserve"> um die Aufgaben zu erledigen</w:t>
-      </w:r>
-      <w:r>
-        <w:rPr>
-          <w:rFonts w:ascii="Times New Roman" w:hAnsi="Times New Roman" w:cs="Times New Roman"/>
-          <w:lang w:val="de-DE"/>
-        </w:rPr>
-        <w:t xml:space="preserve">. </w:t>
-      </w:r>
-      <w:r>
-        <w:rPr>
-          <w:rFonts w:ascii="Times New Roman" w:hAnsi="Times New Roman" w:cs="Times New Roman"/>
-          <w:lang w:val="de-DE"/>
-        </w:rPr>
-        <w:t xml:space="preserve">Wir können den Datentyp XML für das Event Log als Input und erst mit 2 </w:t>
-      </w:r>
-      <w:proofErr w:type="spellStart"/>
-      <w:r>
-        <w:rPr>
-          <w:rFonts w:ascii="Times New Roman" w:hAnsi="Times New Roman" w:cs="Times New Roman"/>
-          <w:lang w:val="de-DE"/>
-        </w:rPr>
-        <w:t>Agents</w:t>
-      </w:r>
-      <w:proofErr w:type="spellEnd"/>
-      <w:r>
-        <w:rPr>
-          <w:rFonts w:ascii="Times New Roman" w:hAnsi="Times New Roman" w:cs="Times New Roman"/>
-          <w:lang w:val="de-DE"/>
-        </w:rPr>
-        <w:t xml:space="preserve"> anfangen. Zuerst sollen wir das </w:t>
-      </w:r>
-      <w:proofErr w:type="spellStart"/>
-      <w:r>
-        <w:rPr>
-          <w:rFonts w:ascii="Times New Roman" w:hAnsi="Times New Roman" w:cs="Times New Roman"/>
-          <w:lang w:val="de-DE"/>
-        </w:rPr>
-        <w:t>Vertändnis</w:t>
-      </w:r>
-      <w:proofErr w:type="spellEnd"/>
-      <w:r>
-        <w:rPr>
-          <w:rFonts w:ascii="Times New Roman" w:hAnsi="Times New Roman" w:cs="Times New Roman"/>
-          <w:lang w:val="de-DE"/>
-        </w:rPr>
-        <w:t xml:space="preserve"> vom </w:t>
-      </w:r>
-      <w:proofErr w:type="spellStart"/>
-      <w:r>
-        <w:rPr>
-          <w:rFonts w:ascii="Times New Roman" w:hAnsi="Times New Roman" w:cs="Times New Roman"/>
-          <w:lang w:val="de-DE"/>
-        </w:rPr>
-        <w:t>Orchestrator</w:t>
-      </w:r>
-      <w:proofErr w:type="spellEnd"/>
-      <w:r>
-        <w:rPr>
-          <w:rFonts w:ascii="Times New Roman" w:hAnsi="Times New Roman" w:cs="Times New Roman"/>
-          <w:lang w:val="de-DE"/>
-        </w:rPr>
-        <w:t xml:space="preserve"> und den </w:t>
-      </w:r>
-      <w:proofErr w:type="spellStart"/>
-      <w:r>
-        <w:rPr>
-          <w:rFonts w:ascii="Times New Roman" w:hAnsi="Times New Roman" w:cs="Times New Roman"/>
-          <w:lang w:val="de-DE"/>
-        </w:rPr>
-        <w:t>Agents</w:t>
-      </w:r>
-      <w:proofErr w:type="spellEnd"/>
-      <w:r>
-        <w:rPr>
-          <w:rFonts w:ascii="Times New Roman" w:hAnsi="Times New Roman" w:cs="Times New Roman"/>
-          <w:lang w:val="de-DE"/>
-        </w:rPr>
-        <w:t xml:space="preserve"> über das Event Log schaffen und strukturierte Daten aufbauen</w:t>
-      </w:r>
-      <w:r>
-        <w:rPr>
-          <w:rFonts w:ascii="Times New Roman" w:hAnsi="Times New Roman" w:cs="Times New Roman"/>
-          <w:lang w:val="de-DE"/>
-        </w:rPr>
-        <w:t>.</w:t>
-      </w:r>
-      <w:r>
-        <w:rPr>
-          <w:rFonts w:ascii="Times New Roman" w:hAnsi="Times New Roman" w:cs="Times New Roman"/>
-          <w:lang w:val="de-DE"/>
-        </w:rPr>
-        <w:t xml:space="preserve"> </w:t>
-      </w:r>
-      <w:r>
-        <w:rPr>
-          <w:rFonts w:ascii="Times New Roman" w:hAnsi="Times New Roman" w:cs="Times New Roman"/>
-          <w:lang w:val="de-DE"/>
-        </w:rPr>
-        <w:t xml:space="preserve">Für LLM haben wir die Freiheit auszuwählen. Es ist gut das Feature zu haben, den Ist-Prozess mit dem optimierten Prozess visuell </w:t>
-      </w:r>
-      <w:proofErr w:type="gramStart"/>
-      <w:r>
-        <w:rPr>
-          <w:rFonts w:ascii="Times New Roman" w:hAnsi="Times New Roman" w:cs="Times New Roman"/>
-          <w:lang w:val="de-DE"/>
-        </w:rPr>
-        <w:t>auf der linken und rechten Seiten</w:t>
-      </w:r>
-      <w:proofErr w:type="gramEnd"/>
-      <w:r>
-        <w:rPr>
-          <w:rFonts w:ascii="Times New Roman" w:hAnsi="Times New Roman" w:cs="Times New Roman"/>
-          <w:lang w:val="de-DE"/>
-        </w:rPr>
-        <w:t xml:space="preserve"> zu vergleichen, aber wichtige Aufgabe ist, den Verlauf </w:t>
-      </w:r>
-      <w:proofErr w:type="gramStart"/>
-      <w:r>
-        <w:rPr>
-          <w:rFonts w:ascii="Times New Roman" w:hAnsi="Times New Roman" w:cs="Times New Roman"/>
-          <w:lang w:val="de-DE"/>
-        </w:rPr>
-        <w:t>von der eingegebenen Daten</w:t>
-      </w:r>
-      <w:proofErr w:type="gramEnd"/>
-      <w:r>
-        <w:rPr>
-          <w:rFonts w:ascii="Times New Roman" w:hAnsi="Times New Roman" w:cs="Times New Roman"/>
-          <w:lang w:val="de-DE"/>
-        </w:rPr>
-        <w:t xml:space="preserve"> und Chat von dem Benutzer weiter zu verwenden und in iterativen Schleifen optimieren zu können nach dem Bedarf vom Benutzer.</w:t>
+      <w:r>
+        <w:rPr>
+          <w:rFonts w:ascii="Times New Roman" w:hAnsi="Times New Roman" w:cs="Times New Roman"/>
+          <w:lang w:val="de-DE"/>
+        </w:rPr>
+        <w:t>Für LLM haben wir die Freiheit auszuwählen. Es ist gut das Feature zu haben, den Ist-Prozess mit dem optimierten Prozess visuell auf der linken und rechten Seiten zu vergleichen, aber wichtige Aufgabe ist, den Verlauf von der eingegebenen Daten und Chat von dem Benutzer weiter zu verwenden und in iterativen Schleifen optimieren zu können nach dem Bedarf vom Benutzer.</w:t>
       </w:r>
     </w:p>
     <w:p>
@@ -7637,142 +7119,14 @@
           <w:rFonts w:ascii="Times New Roman" w:hAnsi="Times New Roman" w:cs="Times New Roman"/>
           <w:lang w:val="de-DE"/>
         </w:rPr>
-        <w:t xml:space="preserve">-Prozess in </w:t>
-      </w:r>
-      <w:proofErr w:type="spellStart"/>
-      <w:r>
-        <w:rPr>
-          <w:rFonts w:ascii="Times New Roman" w:hAnsi="Times New Roman" w:cs="Times New Roman"/>
-          <w:lang w:val="de-DE"/>
-        </w:rPr>
-        <w:t>Postgres</w:t>
-      </w:r>
-      <w:proofErr w:type="spellEnd"/>
-      <w:r>
-        <w:rPr>
-          <w:rFonts w:ascii="Times New Roman" w:hAnsi="Times New Roman" w:cs="Times New Roman"/>
-          <w:lang w:val="de-DE"/>
-        </w:rPr>
-        <w:t xml:space="preserve"> strukturiert </w:t>
-      </w:r>
-      <w:proofErr w:type="spellStart"/>
-      <w:r>
-        <w:rPr>
-          <w:rFonts w:ascii="Times New Roman" w:hAnsi="Times New Roman" w:cs="Times New Roman"/>
-          <w:lang w:val="de-DE"/>
-        </w:rPr>
-        <w:t>speichen</w:t>
-      </w:r>
-      <w:proofErr w:type="spellEnd"/>
-      <w:r>
-        <w:rPr>
-          <w:rFonts w:ascii="Times New Roman" w:hAnsi="Times New Roman" w:cs="Times New Roman"/>
-          <w:lang w:val="de-DE"/>
-        </w:rPr>
-        <w:t xml:space="preserve"> und dann </w:t>
-      </w:r>
-      <w:proofErr w:type="gramStart"/>
-      <w:r>
-        <w:rPr>
-          <w:rFonts w:ascii="Times New Roman" w:hAnsi="Times New Roman" w:cs="Times New Roman"/>
-          <w:lang w:val="de-DE"/>
-        </w:rPr>
-        <w:t>mit der Methoden</w:t>
-      </w:r>
-      <w:proofErr w:type="gramEnd"/>
-      <w:r>
-        <w:rPr>
-          <w:rFonts w:ascii="Times New Roman" w:hAnsi="Times New Roman" w:cs="Times New Roman"/>
-          <w:lang w:val="de-DE"/>
-        </w:rPr>
-        <w:t xml:space="preserve"> von pm4my die richtige Analyse durchführen. Für die zusätzliche </w:t>
-      </w:r>
-      <w:proofErr w:type="gramStart"/>
-      <w:r>
-        <w:rPr>
-          <w:rFonts w:ascii="Times New Roman" w:hAnsi="Times New Roman" w:cs="Times New Roman"/>
-          <w:lang w:val="de-DE"/>
-        </w:rPr>
-        <w:t>Informationen</w:t>
-      </w:r>
-      <w:proofErr w:type="gramEnd"/>
-      <w:r>
-        <w:rPr>
-          <w:rFonts w:ascii="Times New Roman" w:hAnsi="Times New Roman" w:cs="Times New Roman"/>
-          <w:lang w:val="de-DE"/>
-        </w:rPr>
-        <w:t xml:space="preserve"> die </w:t>
-      </w:r>
-      <w:proofErr w:type="gramStart"/>
-      <w:r>
-        <w:rPr>
-          <w:rFonts w:ascii="Times New Roman" w:hAnsi="Times New Roman" w:cs="Times New Roman"/>
-          <w:lang w:val="de-DE"/>
-        </w:rPr>
-        <w:t>in den Datenbank</w:t>
-      </w:r>
-      <w:proofErr w:type="gramEnd"/>
-      <w:r>
-        <w:rPr>
-          <w:rFonts w:ascii="Times New Roman" w:hAnsi="Times New Roman" w:cs="Times New Roman"/>
-          <w:lang w:val="de-DE"/>
-        </w:rPr>
-        <w:t xml:space="preserve"> nicht definiert trotzdem im Event Log vorhanden sind, werden dann direkt von den </w:t>
-      </w:r>
-      <w:proofErr w:type="spellStart"/>
-      <w:r>
-        <w:rPr>
-          <w:rFonts w:ascii="Times New Roman" w:hAnsi="Times New Roman" w:cs="Times New Roman"/>
-          <w:lang w:val="de-DE"/>
-        </w:rPr>
-        <w:t>Agents</w:t>
-      </w:r>
-      <w:proofErr w:type="spellEnd"/>
-      <w:r>
-        <w:rPr>
-          <w:rFonts w:ascii="Times New Roman" w:hAnsi="Times New Roman" w:cs="Times New Roman"/>
-          <w:lang w:val="de-DE"/>
-        </w:rPr>
-        <w:t xml:space="preserve"> analysiert. Wir haben </w:t>
-      </w:r>
-      <w:r>
-        <w:rPr>
-          <w:rFonts w:ascii="Times New Roman" w:hAnsi="Times New Roman" w:cs="Times New Roman"/>
-          <w:lang w:val="de-DE"/>
-        </w:rPr>
-        <w:t xml:space="preserve">das erste UI entworfen, mit einem </w:t>
-      </w:r>
-      <w:proofErr w:type="spellStart"/>
-      <w:r>
-        <w:rPr>
-          <w:rFonts w:ascii="Times New Roman" w:hAnsi="Times New Roman" w:cs="Times New Roman"/>
-          <w:lang w:val="de-DE"/>
-        </w:rPr>
-        <w:t>spezialen</w:t>
-      </w:r>
-      <w:proofErr w:type="spellEnd"/>
-      <w:r>
-        <w:rPr>
-          <w:rFonts w:ascii="Times New Roman" w:hAnsi="Times New Roman" w:cs="Times New Roman"/>
-          <w:lang w:val="de-DE"/>
-        </w:rPr>
-        <w:t xml:space="preserve"> Fokus auf Prozess-Dashboard, indem Benutzer direkt das Benchmark von dem aktuellen Prozess und von dem optimierten Prozess anschauen </w:t>
-      </w:r>
-      <w:proofErr w:type="gramStart"/>
-      <w:r>
-        <w:rPr>
-          <w:rFonts w:ascii="Times New Roman" w:hAnsi="Times New Roman" w:cs="Times New Roman"/>
-          <w:lang w:val="de-DE"/>
-        </w:rPr>
-        <w:t>kann</w:t>
-      </w:r>
-      <w:proofErr w:type="gramEnd"/>
-      <w:r>
-        <w:rPr>
-          <w:rFonts w:ascii="Times New Roman" w:hAnsi="Times New Roman" w:cs="Times New Roman"/>
-          <w:lang w:val="de-DE"/>
-        </w:rPr>
-        <w:t xml:space="preserve">. </w:t>
+        <w:t xml:space="preserve">-Prozess in Postgres strukturiert speichen und dann mit der Methoden von pm4my die richtige Analyse durchführen. Für die zusätzliche Informationen die in den Datenbank nicht definiert trotzdem im Event Log vorhanden sind, werden dann direkt von den Agents analysiert. Wir haben </w:t>
+      </w:r>
+      <w:r>
+        <w:rPr>
+          <w:rFonts w:ascii="Times New Roman" w:hAnsi="Times New Roman" w:cs="Times New Roman"/>
+          <w:lang w:val="de-DE"/>
+        </w:rPr>
+        <w:t xml:space="preserve">das erste UI entworfen, mit einem spezialen Fokus auf Prozess-Dashboard, indem Benutzer direkt das Benchmark von dem aktuellen Prozess und von dem optimierten Prozess anschauen kann. </w:t>
       </w:r>
       <w:r>
         <w:rPr>
@@ -7786,23 +7140,7 @@
           <w:rFonts w:ascii="Times New Roman" w:hAnsi="Times New Roman" w:cs="Times New Roman"/>
           <w:lang w:val="de-DE"/>
         </w:rPr>
-        <w:t>Die Analyse von KI-</w:t>
-      </w:r>
-      <w:proofErr w:type="spellStart"/>
-      <w:r>
-        <w:rPr>
-          <w:rFonts w:ascii="Times New Roman" w:hAnsi="Times New Roman" w:cs="Times New Roman"/>
-          <w:lang w:val="de-DE"/>
-        </w:rPr>
-        <w:t>Agents</w:t>
-      </w:r>
-      <w:proofErr w:type="spellEnd"/>
-      <w:r>
-        <w:rPr>
-          <w:rFonts w:ascii="Times New Roman" w:hAnsi="Times New Roman" w:cs="Times New Roman"/>
-          <w:lang w:val="de-DE"/>
-        </w:rPr>
-        <w:t xml:space="preserve"> kann auch mit einem Klick auf dem Tab gewechselt und angezeigt werden.</w:t>
+        <w:t>Die Analyse von KI-Agents kann auch mit einem Klick auf dem Tab gewechselt und angezeigt werden.</w:t>
       </w:r>
       <w:r>
         <w:rPr>
@@ -7859,23 +7197,15 @@
           <w:rFonts w:ascii="Times New Roman" w:hAnsi="Times New Roman" w:cs="Times New Roman"/>
           <w:lang w:val="de-DE"/>
         </w:rPr>
-        <w:t xml:space="preserve">Wir haben heute unsere Fortschritte und Vorgehensweise für beide strukturierte Daten und unstrukturierte Daten sowie das UI präsentiert und erklärt. Der Kunde hat ein paar Ideen über Tools und Aufgaben von den </w:t>
-      </w:r>
-      <w:proofErr w:type="spellStart"/>
-      <w:r>
-        <w:rPr>
-          <w:rFonts w:ascii="Times New Roman" w:hAnsi="Times New Roman" w:cs="Times New Roman"/>
-          <w:lang w:val="de-DE"/>
-        </w:rPr>
-        <w:t>Agents</w:t>
-      </w:r>
-      <w:proofErr w:type="spellEnd"/>
-      <w:r>
-        <w:rPr>
-          <w:rFonts w:ascii="Times New Roman" w:hAnsi="Times New Roman" w:cs="Times New Roman"/>
-          <w:lang w:val="de-DE"/>
-        </w:rPr>
-        <w:t xml:space="preserve"> gegeben. Es gab trotzdem noch Unklarheiten</w:t>
+        <w:t xml:space="preserve">Wir haben heute unsere Fortschritte und Vorgehensweise für beide strukturierte Daten </w:t>
+      </w:r>
+      <w:r>
+        <w:rPr>
+          <w:rFonts w:ascii="Times New Roman" w:hAnsi="Times New Roman" w:cs="Times New Roman"/>
+          <w:lang w:val="de-DE"/>
+        </w:rPr>
+        <w:lastRenderedPageBreak/>
+        <w:t>und unstrukturierte Daten sowie das UI präsentiert und erklärt. Der Kunde hat ein paar Ideen über Tools und Aufgaben von den Agents gegeben. Es gab trotzdem noch Unklarheiten</w:t>
       </w:r>
       <w:r>
         <w:rPr>
@@ -7889,15 +7219,7 @@
           <w:rFonts w:ascii="Times New Roman" w:hAnsi="Times New Roman" w:cs="Times New Roman"/>
           <w:lang w:val="de-DE"/>
         </w:rPr>
-        <w:t xml:space="preserve">. Wir wurden am Sonntag nochmals darüber </w:t>
-      </w:r>
-      <w:r>
-        <w:rPr>
-          <w:rFonts w:ascii="Times New Roman" w:hAnsi="Times New Roman" w:cs="Times New Roman"/>
-          <w:lang w:val="de-DE"/>
-        </w:rPr>
-        <w:lastRenderedPageBreak/>
-        <w:t xml:space="preserve">sprechen und </w:t>
+        <w:t xml:space="preserve">. Wir wurden am Sonntag nochmals darüber sprechen und </w:t>
       </w:r>
       <w:r>
         <w:rPr>
@@ -8013,39 +7335,7 @@
           <w:rFonts w:ascii="Times New Roman" w:hAnsi="Times New Roman" w:cs="Times New Roman"/>
           <w:lang w:val="de-DE"/>
         </w:rPr>
-        <w:t xml:space="preserve">Wir haben über strukturierte und unstrukturierte Daten diskutiert. Das ist wahr, dass Benutzer nicht gleichzeitig ein strukturiertes Event Log und eine andere unstrukturierte textuelle Beschreibung geben </w:t>
-      </w:r>
-      <w:proofErr w:type="gramStart"/>
-      <w:r>
-        <w:rPr>
-          <w:rFonts w:ascii="Times New Roman" w:hAnsi="Times New Roman" w:cs="Times New Roman"/>
-          <w:lang w:val="de-DE"/>
-        </w:rPr>
-        <w:t>darf</w:t>
-      </w:r>
-      <w:proofErr w:type="gramEnd"/>
-      <w:r>
-        <w:rPr>
-          <w:rFonts w:ascii="Times New Roman" w:hAnsi="Times New Roman" w:cs="Times New Roman"/>
-          <w:lang w:val="de-DE"/>
-        </w:rPr>
-        <w:t xml:space="preserve">, deswegen soll ein Statement dafür sein: entweder ein Event log mit Zielen oder eine Textbeschreibung für einen Prozess. Für die Visualisierung von dem Ist-Prozess können wir durch PM4PY realisieren. Der </w:t>
-      </w:r>
-      <w:proofErr w:type="spellStart"/>
-      <w:r>
-        <w:rPr>
-          <w:rFonts w:ascii="Times New Roman" w:hAnsi="Times New Roman" w:cs="Times New Roman"/>
-          <w:lang w:val="de-DE"/>
-        </w:rPr>
-        <w:t>Orchestrator</w:t>
-      </w:r>
-      <w:proofErr w:type="spellEnd"/>
-      <w:r>
-        <w:rPr>
-          <w:rFonts w:ascii="Times New Roman" w:hAnsi="Times New Roman" w:cs="Times New Roman"/>
-          <w:lang w:val="de-DE"/>
-        </w:rPr>
-        <w:t xml:space="preserve"> bekommt sowohl KPIs berechnet vom PM4PY als auch die vollstätige Datei die Benutzer angeboten hat, um sicherzustellen, dass die KPIs korrekt sind und die Information vollständig ist.</w:t>
+        <w:t>Wir haben über strukturierte und unstrukturierte Daten diskutiert. Das ist wahr, dass Benutzer nicht gleichzeitig ein strukturiertes Event Log und eine andere unstrukturierte textuelle Beschreibung geben darf, deswegen soll ein Statement dafür sein: entweder ein Event log mit Zielen oder eine Textbeschreibung für einen Prozess. Für die Visualisierung von dem Ist-Prozess können wir durch PM4PY realisieren. Der Orchestrator bekommt sowohl KPIs berechnet vom PM4PY als auch die vollstätige Datei die Benutzer angeboten hat, um sicherzustellen, dass die KPIs korrekt sind und die Information vollständig ist.</w:t>
       </w:r>
     </w:p>
     <w:p>
@@ -8081,149 +7371,28 @@
           <w:rFonts w:ascii="Times New Roman" w:hAnsi="Times New Roman" w:cs="Times New Roman"/>
           <w:lang w:val="de-DE"/>
         </w:rPr>
-        <w:t xml:space="preserve">Der Kunde erklärte seine Bedürfnisse für MVP, dass wir </w:t>
-      </w:r>
-      <w:proofErr w:type="gramStart"/>
-      <w:r>
-        <w:rPr>
-          <w:rFonts w:ascii="Times New Roman" w:hAnsi="Times New Roman" w:cs="Times New Roman"/>
-          <w:lang w:val="de-DE"/>
-        </w:rPr>
-        <w:t>sollen</w:t>
-      </w:r>
-      <w:proofErr w:type="gramEnd"/>
-      <w:r>
-        <w:rPr>
-          <w:rFonts w:ascii="Times New Roman" w:hAnsi="Times New Roman" w:cs="Times New Roman"/>
-          <w:lang w:val="de-DE"/>
-        </w:rPr>
-        <w:t xml:space="preserve"> zuerst aus Event Log ein paar wichtigste Informationen für Prozess Mining: Case ID, Aktivität, </w:t>
-      </w:r>
-      <w:proofErr w:type="spellStart"/>
-      <w:r>
-        <w:rPr>
-          <w:rFonts w:ascii="Times New Roman" w:hAnsi="Times New Roman" w:cs="Times New Roman"/>
-          <w:lang w:val="de-DE"/>
-        </w:rPr>
-        <w:t>Timestamp</w:t>
-      </w:r>
-      <w:proofErr w:type="spellEnd"/>
-      <w:r>
-        <w:rPr>
-          <w:rFonts w:ascii="Times New Roman" w:hAnsi="Times New Roman" w:cs="Times New Roman"/>
-          <w:lang w:val="de-DE"/>
-        </w:rPr>
-        <w:t xml:space="preserve">, Ressource, Costs, um Ist-Prozess zu liefern. Über die Ziele für den Prozess von dem Benutzer hat er </w:t>
-      </w:r>
-      <w:proofErr w:type="spellStart"/>
-      <w:r>
-        <w:rPr>
-          <w:rFonts w:ascii="Times New Roman" w:hAnsi="Times New Roman" w:cs="Times New Roman"/>
-          <w:lang w:val="de-DE"/>
-        </w:rPr>
-        <w:t>zusätlich</w:t>
-      </w:r>
-      <w:proofErr w:type="spellEnd"/>
-      <w:r>
-        <w:rPr>
-          <w:rFonts w:ascii="Times New Roman" w:hAnsi="Times New Roman" w:cs="Times New Roman"/>
-          <w:lang w:val="de-DE"/>
-        </w:rPr>
-        <w:t xml:space="preserve"> gehofft, auch Word, </w:t>
-      </w:r>
-      <w:proofErr w:type="gramStart"/>
-      <w:r>
-        <w:rPr>
-          <w:rFonts w:ascii="Times New Roman" w:hAnsi="Times New Roman" w:cs="Times New Roman"/>
-          <w:lang w:val="de-DE"/>
-        </w:rPr>
-        <w:t>PDF Datei</w:t>
-      </w:r>
-      <w:r>
-        <w:rPr>
-          <w:rFonts w:ascii="Times New Roman" w:hAnsi="Times New Roman" w:cs="Times New Roman"/>
-          <w:lang w:val="de-DE"/>
-        </w:rPr>
-        <w:t>formate</w:t>
-      </w:r>
-      <w:proofErr w:type="gramEnd"/>
-      <w:r>
-        <w:rPr>
-          <w:rFonts w:ascii="Times New Roman" w:hAnsi="Times New Roman" w:cs="Times New Roman"/>
-          <w:lang w:val="de-DE"/>
-        </w:rPr>
-        <w:t xml:space="preserve"> unterstützen zu können. Er hat ein paar Vorschläge über Software-Struktur gegeben: ETL-Prozess, UI </w:t>
-      </w:r>
-      <w:proofErr w:type="gramStart"/>
-      <w:r>
-        <w:rPr>
-          <w:rFonts w:ascii="Times New Roman" w:hAnsi="Times New Roman" w:cs="Times New Roman"/>
-          <w:lang w:val="de-DE"/>
-        </w:rPr>
-        <w:t>in unterschiedlicher Ordner</w:t>
-      </w:r>
-      <w:proofErr w:type="gramEnd"/>
-      <w:r>
-        <w:rPr>
-          <w:rFonts w:ascii="Times New Roman" w:hAnsi="Times New Roman" w:cs="Times New Roman"/>
-          <w:lang w:val="de-DE"/>
-        </w:rPr>
-        <w:t xml:space="preserve"> unterzuteilen, um Konflikte zu vermeiden. Vorschlag wie </w:t>
-      </w:r>
-      <w:proofErr w:type="spellStart"/>
-      <w:r>
-        <w:rPr>
-          <w:rFonts w:ascii="Times New Roman" w:hAnsi="Times New Roman" w:cs="Times New Roman"/>
-          <w:lang w:val="de-DE"/>
-        </w:rPr>
-        <w:t>Flask</w:t>
-      </w:r>
-      <w:proofErr w:type="spellEnd"/>
-      <w:r>
-        <w:rPr>
-          <w:rFonts w:ascii="Times New Roman" w:hAnsi="Times New Roman" w:cs="Times New Roman"/>
-          <w:lang w:val="de-DE"/>
-        </w:rPr>
-        <w:t xml:space="preserve"> </w:t>
-      </w:r>
-      <w:proofErr w:type="spellStart"/>
-      <w:r>
-        <w:rPr>
-          <w:rFonts w:ascii="Times New Roman" w:hAnsi="Times New Roman" w:cs="Times New Roman"/>
-          <w:lang w:val="de-DE"/>
-        </w:rPr>
-        <w:t>with</w:t>
-      </w:r>
-      <w:proofErr w:type="spellEnd"/>
-      <w:r>
-        <w:rPr>
-          <w:rFonts w:ascii="Times New Roman" w:hAnsi="Times New Roman" w:cs="Times New Roman"/>
-          <w:lang w:val="de-DE"/>
-        </w:rPr>
-        <w:t xml:space="preserve"> Websocket für UI wurde auch von ihm gegeben.</w:t>
-      </w:r>
-      <w:r>
-        <w:rPr>
-          <w:rFonts w:ascii="Times New Roman" w:hAnsi="Times New Roman" w:cs="Times New Roman"/>
-          <w:lang w:val="de-DE"/>
-        </w:rPr>
-        <w:t xml:space="preserve"> Wir haben nach dem Meeting mit dem Kunde noch kurz gesprochen, dass wir erst mit nur einer Datenbank </w:t>
-      </w:r>
-      <w:proofErr w:type="spellStart"/>
-      <w:r>
-        <w:rPr>
-          <w:rFonts w:ascii="Times New Roman" w:hAnsi="Times New Roman" w:cs="Times New Roman"/>
-          <w:lang w:val="de-DE"/>
-        </w:rPr>
-        <w:t>PostgresSQL</w:t>
-      </w:r>
-      <w:proofErr w:type="spellEnd"/>
-      <w:r>
-        <w:rPr>
-          <w:rFonts w:ascii="Times New Roman" w:hAnsi="Times New Roman" w:cs="Times New Roman"/>
-          <w:lang w:val="de-DE"/>
-        </w:rPr>
-        <w:t xml:space="preserve"> versuchen, um die Bedürfnisse vom Kunde zu erfüllen.</w:t>
+        <w:t xml:space="preserve">Der Kunde erklärte seine Bedürfnisse für MVP, dass wir sollen zuerst aus Event Log ein paar wichtigste Informationen für Prozess Mining: Case ID, Aktivität, </w:t>
+      </w:r>
+      <w:r>
+        <w:rPr>
+          <w:rFonts w:ascii="Times New Roman" w:hAnsi="Times New Roman" w:cs="Times New Roman"/>
+          <w:lang w:val="de-DE"/>
+        </w:rPr>
+        <w:t>Timestamp, Ressource, Costs, um Ist-Prozess zu liefern. Über die Ziele für den Prozess von dem Benutzer hat er zusätlich gehofft, auch Word, PDF Datei</w:t>
+      </w:r>
+      <w:r>
+        <w:rPr>
+          <w:rFonts w:ascii="Times New Roman" w:hAnsi="Times New Roman" w:cs="Times New Roman"/>
+          <w:lang w:val="de-DE"/>
+        </w:rPr>
+        <w:t>formate unterstützen zu können. Er hat ein paar Vorschläge über Software-Struktur gegeben: ETL-Prozess, UI in unterschiedlicher Ordner unterzuteilen, um Konflikte zu vermeiden. Vorschlag wie Flask with Websocket für UI wurde auch von ihm gegeben.</w:t>
+      </w:r>
+      <w:r>
+        <w:rPr>
+          <w:rFonts w:ascii="Times New Roman" w:hAnsi="Times New Roman" w:cs="Times New Roman"/>
+          <w:lang w:val="de-DE"/>
+        </w:rPr>
+        <w:t xml:space="preserve"> Wir haben nach dem Meeting mit dem Kunde noch kurz gesprochen, dass wir erst mit nur einer Datenbank PostgresSQL versuchen, um die Bedürfnisse vom Kunde zu erfüllen.</w:t>
       </w:r>
     </w:p>
     <w:p>
@@ -8312,94 +7481,29 @@
           <w:rFonts w:ascii="Times New Roman" w:hAnsi="Times New Roman" w:cs="Times New Roman"/>
           <w:lang w:val="de-DE"/>
         </w:rPr>
-        <w:t xml:space="preserve">ETL-Prozess, PM4PY Analysis Engine, und die Verbindung zur </w:t>
-      </w:r>
-      <w:proofErr w:type="spellStart"/>
-      <w:r>
-        <w:rPr>
-          <w:rFonts w:ascii="Times New Roman" w:hAnsi="Times New Roman" w:cs="Times New Roman"/>
-          <w:lang w:val="de-DE"/>
-        </w:rPr>
-        <w:t>CrewAI</w:t>
-      </w:r>
-      <w:proofErr w:type="spellEnd"/>
-      <w:r>
-        <w:rPr>
-          <w:rFonts w:ascii="Times New Roman" w:hAnsi="Times New Roman" w:cs="Times New Roman"/>
-          <w:lang w:val="de-DE"/>
-        </w:rPr>
-        <w:t xml:space="preserve"> demonstriert. </w:t>
-      </w:r>
-      <w:r>
-        <w:rPr>
-          <w:rFonts w:ascii="Times New Roman" w:hAnsi="Times New Roman" w:cs="Times New Roman"/>
-          <w:lang w:val="de-DE"/>
-        </w:rPr>
-        <w:t xml:space="preserve">Dann erklärte er weitere Einzelheiten </w:t>
-      </w:r>
-      <w:proofErr w:type="gramStart"/>
-      <w:r>
-        <w:rPr>
-          <w:rFonts w:ascii="Times New Roman" w:hAnsi="Times New Roman" w:cs="Times New Roman"/>
-          <w:lang w:val="de-DE"/>
-        </w:rPr>
-        <w:t>seiner Bedürfnissen</w:t>
-      </w:r>
-      <w:proofErr w:type="gramEnd"/>
-      <w:r>
-        <w:rPr>
-          <w:rFonts w:ascii="Times New Roman" w:hAnsi="Times New Roman" w:cs="Times New Roman"/>
-          <w:lang w:val="de-DE"/>
-        </w:rPr>
-        <w:t xml:space="preserve">. </w:t>
-      </w:r>
-      <w:proofErr w:type="gramStart"/>
-      <w:r>
-        <w:rPr>
-          <w:rFonts w:ascii="Times New Roman" w:hAnsi="Times New Roman" w:cs="Times New Roman"/>
-          <w:lang w:val="de-DE"/>
-        </w:rPr>
-        <w:t>Agent</w:t>
-      </w:r>
-      <w:proofErr w:type="gramEnd"/>
-      <w:r>
-        <w:rPr>
-          <w:rFonts w:ascii="Times New Roman" w:hAnsi="Times New Roman" w:cs="Times New Roman"/>
-          <w:lang w:val="de-DE"/>
-        </w:rPr>
-        <w:t xml:space="preserve"> der </w:t>
-      </w:r>
-      <w:proofErr w:type="gramStart"/>
-      <w:r>
-        <w:rPr>
-          <w:rFonts w:ascii="Times New Roman" w:hAnsi="Times New Roman" w:cs="Times New Roman"/>
-          <w:lang w:val="de-DE"/>
-        </w:rPr>
-        <w:t>sagt</w:t>
-      </w:r>
-      <w:proofErr w:type="gramEnd"/>
-      <w:r>
-        <w:rPr>
-          <w:rFonts w:ascii="Times New Roman" w:hAnsi="Times New Roman" w:cs="Times New Roman"/>
-          <w:lang w:val="de-DE"/>
-        </w:rPr>
-        <w:t xml:space="preserve"> was vom Input noch fehlt, soll er auf </w:t>
-      </w:r>
-      <w:proofErr w:type="spellStart"/>
-      <w:r>
-        <w:rPr>
-          <w:rFonts w:ascii="Times New Roman" w:hAnsi="Times New Roman" w:cs="Times New Roman"/>
-          <w:lang w:val="de-DE"/>
-        </w:rPr>
-        <w:t>Websearch</w:t>
-      </w:r>
-      <w:proofErr w:type="spellEnd"/>
-      <w:r>
-        <w:rPr>
-          <w:rFonts w:ascii="Times New Roman" w:hAnsi="Times New Roman" w:cs="Times New Roman"/>
-          <w:lang w:val="de-DE"/>
-        </w:rPr>
-        <w:t xml:space="preserve"> versuchen, und immer mit Unternehmensnamen testet, damit er Kontext für Prozessverbesserung bekomm</w:t>
+        <w:t xml:space="preserve">ETL-Prozess, PM4PY Analysis Engine, und die Verbindung zur CrewAI demonstriert. </w:t>
+      </w:r>
+      <w:r>
+        <w:rPr>
+          <w:rFonts w:ascii="Times New Roman" w:hAnsi="Times New Roman" w:cs="Times New Roman"/>
+          <w:lang w:val="de-DE"/>
+        </w:rPr>
+        <w:t xml:space="preserve">Dann erklärte er weitere Einzelheiten seiner Bedürfnissen. </w:t>
+      </w:r>
+      <w:r>
+        <w:rPr>
+          <w:rFonts w:ascii="Times New Roman" w:hAnsi="Times New Roman" w:cs="Times New Roman"/>
+          <w:lang w:val="de-DE"/>
+        </w:rPr>
+        <w:t xml:space="preserve">Agent der sagt was vom Input noch fehlt, soll er auf Websearch versuchen, und immer mit Unternehmensnamen testet, damit er Kontext </w:t>
+      </w:r>
+      <w:r>
+        <w:rPr>
+          <w:rFonts w:ascii="Times New Roman" w:hAnsi="Times New Roman" w:cs="Times New Roman"/>
+          <w:lang w:val="de-DE"/>
+        </w:rPr>
+        <w:lastRenderedPageBreak/>
+        <w:t>für Prozessverbesserung bekomm</w:t>
       </w:r>
       <w:r>
         <w:rPr>
@@ -8476,31 +7580,7 @@
           <w:rFonts w:ascii="Times New Roman" w:hAnsi="Times New Roman" w:cs="Times New Roman"/>
           <w:lang w:val="de-DE"/>
         </w:rPr>
-        <w:t xml:space="preserve">fert werden. Und für Risiko Agent wünscht er, nach er verschiedene Perspektiven </w:t>
-      </w:r>
-      <w:r>
-        <w:rPr>
-          <w:rFonts w:ascii="Times New Roman" w:hAnsi="Times New Roman" w:cs="Times New Roman"/>
-          <w:lang w:val="de-DE"/>
-        </w:rPr>
-        <w:lastRenderedPageBreak/>
-        <w:t xml:space="preserve">verstanden hat, kann er </w:t>
-      </w:r>
-      <w:proofErr w:type="gramStart"/>
-      <w:r>
-        <w:rPr>
-          <w:rFonts w:ascii="Times New Roman" w:hAnsi="Times New Roman" w:cs="Times New Roman"/>
-          <w:lang w:val="de-DE"/>
-        </w:rPr>
-        <w:t>die aggregierte Ergebnisse</w:t>
-      </w:r>
-      <w:proofErr w:type="gramEnd"/>
-      <w:r>
-        <w:rPr>
-          <w:rFonts w:ascii="Times New Roman" w:hAnsi="Times New Roman" w:cs="Times New Roman"/>
-          <w:lang w:val="de-DE"/>
-        </w:rPr>
-        <w:t xml:space="preserve"> bewerten.</w:t>
+        <w:t>fert werden. Und für Risiko Agent wünscht er, nach er verschiedene Perspektiven verstanden hat, kann er die aggregierte Ergebnisse bewerten.</w:t>
       </w:r>
       <w:r>
         <w:rPr>
@@ -8514,55 +7594,7 @@
           <w:rFonts w:ascii="Times New Roman" w:hAnsi="Times New Roman" w:cs="Times New Roman"/>
           <w:lang w:val="de-DE"/>
         </w:rPr>
-        <w:t xml:space="preserve">Über den Test </w:t>
-      </w:r>
-      <w:proofErr w:type="gramStart"/>
-      <w:r>
-        <w:rPr>
-          <w:rFonts w:ascii="Times New Roman" w:hAnsi="Times New Roman" w:cs="Times New Roman"/>
-          <w:lang w:val="de-DE"/>
-        </w:rPr>
-        <w:t>von Agent</w:t>
-      </w:r>
-      <w:proofErr w:type="gramEnd"/>
-      <w:r>
-        <w:rPr>
-          <w:rFonts w:ascii="Times New Roman" w:hAnsi="Times New Roman" w:cs="Times New Roman"/>
-          <w:lang w:val="de-DE"/>
-        </w:rPr>
-        <w:t xml:space="preserve">, hat er vorgeschlagen, erstmal ohne </w:t>
-      </w:r>
-      <w:proofErr w:type="spellStart"/>
-      <w:r>
-        <w:rPr>
-          <w:rFonts w:ascii="Times New Roman" w:hAnsi="Times New Roman" w:cs="Times New Roman"/>
-          <w:lang w:val="de-DE"/>
-        </w:rPr>
-        <w:t>Orchestrator</w:t>
-      </w:r>
-      <w:proofErr w:type="spellEnd"/>
-      <w:r>
-        <w:rPr>
-          <w:rFonts w:ascii="Times New Roman" w:hAnsi="Times New Roman" w:cs="Times New Roman"/>
-          <w:lang w:val="de-DE"/>
-        </w:rPr>
-        <w:t xml:space="preserve"> zu arbeiten und nur mit einem Agenten zu testen, um den Output </w:t>
-      </w:r>
-      <w:proofErr w:type="gramStart"/>
-      <w:r>
-        <w:rPr>
-          <w:rFonts w:ascii="Times New Roman" w:hAnsi="Times New Roman" w:cs="Times New Roman"/>
-          <w:lang w:val="de-DE"/>
-        </w:rPr>
-        <w:t>von einem Agent</w:t>
-      </w:r>
-      <w:proofErr w:type="gramEnd"/>
-      <w:r>
-        <w:rPr>
-          <w:rFonts w:ascii="Times New Roman" w:hAnsi="Times New Roman" w:cs="Times New Roman"/>
-          <w:lang w:val="de-DE"/>
-        </w:rPr>
-        <w:t xml:space="preserve"> besser zu verstehen.</w:t>
+        <w:t>Über den Test von Agent, hat er vorgeschlagen, erstmal ohne Orchestrator zu arbeiten und nur mit einem Agenten zu testen, um den Output von einem Agent besser zu verstehen.</w:t>
       </w:r>
       <w:r>
         <w:rPr>
@@ -8628,17 +7660,36 @@
           <w:rFonts w:ascii="Times New Roman" w:hAnsi="Times New Roman" w:cs="Times New Roman"/>
           <w:lang w:val="de-DE"/>
         </w:rPr>
-        <w:t xml:space="preserve">Wir haben unserem Kunden verbesserte </w:t>
-      </w:r>
-      <w:proofErr w:type="spellStart"/>
-      <w:r>
-        <w:rPr>
-          <w:rFonts w:ascii="Times New Roman" w:hAnsi="Times New Roman" w:cs="Times New Roman"/>
-          <w:lang w:val="de-DE"/>
-        </w:rPr>
-        <w:t>CrewAI</w:t>
-      </w:r>
-      <w:proofErr w:type="spellEnd"/>
+        <w:t xml:space="preserve">Wir haben unserem Kunden verbesserte CrewAI Agents und Frontend demonstriert. Dieses Mal verwendeten wir ein unstrukturiertes Beispiel von einer Prozessbeschreibung mit dem Kontext SIEMENS. Am Anfang bei dem Input hat der Kunde vorgeschlagen, der Requirements Agent JSON-Format zu bekommen, mit einer umfangreichen Beschreibung von Ist-Zustand und verschiedenen Dimensionen in Stichpunkten. Die Dimensionen funktionieren wie ein Zwiebelmodell. Von intern nach extern versteht der Agent </w:t>
+      </w:r>
+      <w:r>
+        <w:rPr>
+          <w:rFonts w:ascii="Times New Roman" w:hAnsi="Times New Roman" w:cs="Times New Roman"/>
+          <w:lang w:val="de-DE"/>
+        </w:rPr>
+        <w:t xml:space="preserve">Aktivitäten, Ressource, zum gesamten Prozess, KPI, und dann weiter extern zu den zusätzlichen Informationen vom Unternehmen und externen Wirtschaftslagen außerhalb des Unternehmens. Über </w:t>
+      </w:r>
+      <w:r>
+        <w:rPr>
+          <w:rFonts w:ascii="Times New Roman" w:hAnsi="Times New Roman" w:cs="Times New Roman"/>
+          <w:lang w:val="de-DE"/>
+        </w:rPr>
+        <w:t>das Ergebnis</w:t>
+      </w:r>
+      <w:r>
+        <w:rPr>
+          <w:rFonts w:ascii="Times New Roman" w:hAnsi="Times New Roman" w:cs="Times New Roman"/>
+          <w:lang w:val="de-DE"/>
+        </w:rPr>
+        <w:t xml:space="preserve"> vom Agent fand der Kunde die Einflussfaktoren </w:t>
+      </w:r>
+      <w:r>
+        <w:rPr>
+          <w:rFonts w:ascii="Times New Roman" w:hAnsi="Times New Roman" w:cs="Times New Roman"/>
+          <w:lang w:val="de-DE"/>
+        </w:rPr>
+        <w:t>für die Prozessanalyse mit dem Tool Serper im Internet richtig</w:t>
+      </w:r>
       <w:r>
         <w:rPr>
           <w:rFonts w:ascii="Times New Roman" w:hAnsi="Times New Roman" w:cs="Times New Roman"/>
@@ -8646,117 +7697,245 @@
         </w:rPr>
         <w:t xml:space="preserve"> </w:t>
       </w:r>
-      <w:proofErr w:type="spellStart"/>
-      <w:r>
-        <w:rPr>
-          <w:rFonts w:ascii="Times New Roman" w:hAnsi="Times New Roman" w:cs="Times New Roman"/>
-          <w:lang w:val="de-DE"/>
-        </w:rPr>
-        <w:t>Agents</w:t>
-      </w:r>
-      <w:proofErr w:type="spellEnd"/>
-      <w:r>
-        <w:rPr>
-          <w:rFonts w:ascii="Times New Roman" w:hAnsi="Times New Roman" w:cs="Times New Roman"/>
-          <w:lang w:val="de-DE"/>
-        </w:rPr>
-        <w:t xml:space="preserve"> und Frontend demonstriert. Dieses Mal verwendeten wir ein unstrukturiertes Beispiel von einer Prozessbeschreibung mit dem Kontext SIEMENS. Am Anfang bei dem Input hat der Kunde vorgeschlagen, der </w:t>
-      </w:r>
-      <w:proofErr w:type="spellStart"/>
-      <w:r>
-        <w:rPr>
-          <w:rFonts w:ascii="Times New Roman" w:hAnsi="Times New Roman" w:cs="Times New Roman"/>
-          <w:lang w:val="de-DE"/>
-        </w:rPr>
-        <w:t>Requirements</w:t>
-      </w:r>
-      <w:proofErr w:type="spellEnd"/>
-      <w:r>
-        <w:rPr>
-          <w:rFonts w:ascii="Times New Roman" w:hAnsi="Times New Roman" w:cs="Times New Roman"/>
-          <w:lang w:val="de-DE"/>
-        </w:rPr>
-        <w:t xml:space="preserve"> Agent JSON-Format zu bekommen, mit einer umfangreichen Beschreibung von Ist-Zustand und verschiedenen Dimensionen in Stichpunkten. Die Dimensionen funktionieren wie ein Zwiebelmodell. Von intern nach extern versteht der Agent </w:t>
-      </w:r>
-      <w:r>
-        <w:rPr>
-          <w:rFonts w:ascii="Times New Roman" w:hAnsi="Times New Roman" w:cs="Times New Roman"/>
-          <w:lang w:val="de-DE"/>
-        </w:rPr>
-        <w:t xml:space="preserve">Aktivitäten, Ressource, zum gesamten Prozess, KPI, und dann weiter extern zu den zusätzlichen Informationen </w:t>
-      </w:r>
-      <w:proofErr w:type="gramStart"/>
-      <w:r>
-        <w:rPr>
-          <w:rFonts w:ascii="Times New Roman" w:hAnsi="Times New Roman" w:cs="Times New Roman"/>
-          <w:lang w:val="de-DE"/>
-        </w:rPr>
-        <w:t>vom Unternehmen</w:t>
-      </w:r>
-      <w:proofErr w:type="gramEnd"/>
-      <w:r>
-        <w:rPr>
-          <w:rFonts w:ascii="Times New Roman" w:hAnsi="Times New Roman" w:cs="Times New Roman"/>
-          <w:lang w:val="de-DE"/>
-        </w:rPr>
-        <w:t xml:space="preserve"> und externen Wirtschaftslagen außerhalb des Unternehmens. Über </w:t>
-      </w:r>
-      <w:r>
-        <w:rPr>
-          <w:rFonts w:ascii="Times New Roman" w:hAnsi="Times New Roman" w:cs="Times New Roman"/>
-          <w:lang w:val="de-DE"/>
-        </w:rPr>
-        <w:t>das Ergebnis</w:t>
-      </w:r>
-      <w:r>
-        <w:rPr>
-          <w:rFonts w:ascii="Times New Roman" w:hAnsi="Times New Roman" w:cs="Times New Roman"/>
+      <w:r>
+        <w:rPr>
+          <w:rFonts w:ascii="Times New Roman" w:hAnsi="Times New Roman" w:cs="Times New Roman"/>
+          <w:lang w:val="de-DE"/>
+        </w:rPr>
+        <w:t>gefunden, und die Identified Performance Issues auch gut erkannt. In Hinsicht auf dem Frontend, der Schwerpunkt ist wie die Anwendung dem Benutzer dabei hilft, Ist-Zustand zu verstehen, und wie die Verbesserungen im UI besser gestaltet wird. Für die Visualisierung von Prozess, der nicht bpmn ist, würde DFG, Data Flow Graph eine gute Lösung.</w:t>
+      </w:r>
+    </w:p>
+    <w:p>
+      <w:pPr>
+        <w:rPr>
+          <w:rFonts w:ascii="Times New Roman" w:hAnsi="Times New Roman" w:cs="Times New Roman"/>
+          <w:b/>
+          <w:bCs/>
+          <w:color w:val="3A7C22" w:themeColor="accent6" w:themeShade="BF"/>
+          <w:sz w:val="28"/>
+          <w:szCs w:val="28"/>
+          <w:lang w:val="de-DE"/>
+        </w:rPr>
+      </w:pPr>
+      <w:r>
+        <w:rPr>
+          <w:rFonts w:ascii="Times New Roman" w:hAnsi="Times New Roman" w:cs="Times New Roman"/>
+          <w:b/>
+          <w:bCs/>
+          <w:color w:val="3A7C22" w:themeColor="accent6" w:themeShade="BF"/>
+          <w:sz w:val="28"/>
+          <w:szCs w:val="28"/>
+          <w:lang w:val="de-DE"/>
+        </w:rPr>
+        <w:t xml:space="preserve">Sprint </w:t>
+      </w:r>
+      <w:r>
+        <w:rPr>
+          <w:rFonts w:ascii="Times New Roman" w:hAnsi="Times New Roman" w:cs="Times New Roman" w:hint="eastAsia"/>
+          <w:b/>
+          <w:bCs/>
+          <w:color w:val="3A7C22" w:themeColor="accent6" w:themeShade="BF"/>
+          <w:sz w:val="28"/>
+          <w:szCs w:val="28"/>
+          <w:lang w:val="de-DE"/>
+        </w:rPr>
+        <w:t>7</w:t>
+      </w:r>
+      <w:r>
+        <w:rPr>
+          <w:rFonts w:ascii="Times New Roman" w:hAnsi="Times New Roman" w:cs="Times New Roman"/>
+          <w:b/>
+          <w:bCs/>
+          <w:color w:val="3A7C22" w:themeColor="accent6" w:themeShade="BF"/>
+          <w:sz w:val="28"/>
+          <w:szCs w:val="28"/>
+          <w:lang w:val="de-DE"/>
+        </w:rPr>
+        <w:t>: Kernfunktion</w:t>
+      </w:r>
+      <w:r>
+        <w:rPr>
+          <w:rFonts w:ascii="Times New Roman" w:hAnsi="Times New Roman" w:cs="Times New Roman"/>
+          <w:b/>
+          <w:bCs/>
+          <w:color w:val="3A7C22" w:themeColor="accent6" w:themeShade="BF"/>
+          <w:sz w:val="28"/>
+          <w:szCs w:val="28"/>
+          <w:lang w:val="de-DE"/>
+        </w:rPr>
+        <w:t>sanpassung</w:t>
+      </w:r>
+      <w:r>
+        <w:rPr>
+          <w:rFonts w:ascii="Times New Roman" w:hAnsi="Times New Roman" w:cs="Times New Roman"/>
+          <w:b/>
+          <w:bCs/>
+          <w:color w:val="3A7C22" w:themeColor="accent6" w:themeShade="BF"/>
+          <w:sz w:val="28"/>
+          <w:szCs w:val="28"/>
           <w:lang w:val="de-DE"/>
         </w:rPr>
         <w:t xml:space="preserve"> </w:t>
       </w:r>
-      <w:proofErr w:type="gramStart"/>
-      <w:r>
-        <w:rPr>
-          <w:rFonts w:ascii="Times New Roman" w:hAnsi="Times New Roman" w:cs="Times New Roman"/>
-          <w:lang w:val="de-DE"/>
-        </w:rPr>
-        <w:t>vom Agent</w:t>
-      </w:r>
-      <w:proofErr w:type="gramEnd"/>
-      <w:r>
-        <w:rPr>
-          <w:rFonts w:ascii="Times New Roman" w:hAnsi="Times New Roman" w:cs="Times New Roman"/>
-          <w:lang w:val="de-DE"/>
-        </w:rPr>
-        <w:t xml:space="preserve"> fand der Kunde die Einflussfaktoren </w:t>
-      </w:r>
-      <w:r>
-        <w:rPr>
-          <w:rFonts w:ascii="Times New Roman" w:hAnsi="Times New Roman" w:cs="Times New Roman"/>
-          <w:lang w:val="de-DE"/>
-        </w:rPr>
-        <w:t xml:space="preserve">für die Prozessanalyse mit dem Tool </w:t>
-      </w:r>
-      <w:proofErr w:type="spellStart"/>
-      <w:r>
-        <w:rPr>
-          <w:rFonts w:ascii="Times New Roman" w:hAnsi="Times New Roman" w:cs="Times New Roman"/>
-          <w:lang w:val="de-DE"/>
-        </w:rPr>
-        <w:t>Serper</w:t>
-      </w:r>
-      <w:proofErr w:type="spellEnd"/>
-      <w:r>
-        <w:rPr>
-          <w:rFonts w:ascii="Times New Roman" w:hAnsi="Times New Roman" w:cs="Times New Roman"/>
-          <w:lang w:val="de-DE"/>
-        </w:rPr>
-        <w:t xml:space="preserve"> im Internet richtig</w:t>
-      </w:r>
-      <w:r>
-        <w:rPr>
-          <w:rFonts w:ascii="Times New Roman" w:hAnsi="Times New Roman" w:cs="Times New Roman"/>
+      <w:r>
+        <w:rPr>
+          <w:rFonts w:ascii="Times New Roman" w:hAnsi="Times New Roman" w:cs="Times New Roman"/>
+          <w:b/>
+          <w:bCs/>
+          <w:color w:val="3A7C22" w:themeColor="accent6" w:themeShade="BF"/>
+          <w:sz w:val="28"/>
+          <w:szCs w:val="28"/>
+          <w:lang w:val="de-DE"/>
+        </w:rPr>
+        <w:t xml:space="preserve">I </w:t>
+      </w:r>
+      <w:r>
+        <w:rPr>
+          <w:rFonts w:ascii="Times New Roman" w:hAnsi="Times New Roman" w:cs="Times New Roman"/>
+          <w:b/>
+          <w:bCs/>
+          <w:color w:val="3A7C22" w:themeColor="accent6" w:themeShade="BF"/>
+          <w:sz w:val="28"/>
+          <w:szCs w:val="28"/>
+          <w:lang w:val="de-DE"/>
+        </w:rPr>
+        <w:t>(</w:t>
+      </w:r>
+      <w:r>
+        <w:rPr>
+          <w:rFonts w:ascii="Times New Roman" w:hAnsi="Times New Roman" w:cs="Times New Roman" w:hint="eastAsia"/>
+          <w:b/>
+          <w:bCs/>
+          <w:color w:val="3A7C22" w:themeColor="accent6" w:themeShade="BF"/>
+          <w:sz w:val="28"/>
+          <w:szCs w:val="28"/>
+          <w:lang w:val="de-DE"/>
+        </w:rPr>
+        <w:t>06</w:t>
+      </w:r>
+      <w:r>
+        <w:rPr>
+          <w:rFonts w:ascii="Times New Roman" w:hAnsi="Times New Roman" w:cs="Times New Roman"/>
+          <w:b/>
+          <w:bCs/>
+          <w:color w:val="3A7C22" w:themeColor="accent6" w:themeShade="BF"/>
+          <w:sz w:val="28"/>
+          <w:szCs w:val="28"/>
+          <w:lang w:val="de-DE"/>
+        </w:rPr>
+        <w:t>.1</w:t>
+      </w:r>
+      <w:r>
+        <w:rPr>
+          <w:rFonts w:ascii="Times New Roman" w:hAnsi="Times New Roman" w:cs="Times New Roman" w:hint="eastAsia"/>
+          <w:b/>
+          <w:bCs/>
+          <w:color w:val="3A7C22" w:themeColor="accent6" w:themeShade="BF"/>
+          <w:sz w:val="28"/>
+          <w:szCs w:val="28"/>
+          <w:lang w:val="de-DE"/>
+        </w:rPr>
+        <w:t>2</w:t>
+      </w:r>
+      <w:r>
+        <w:rPr>
+          <w:rFonts w:ascii="Times New Roman" w:hAnsi="Times New Roman" w:cs="Times New Roman"/>
+          <w:b/>
+          <w:bCs/>
+          <w:color w:val="3A7C22" w:themeColor="accent6" w:themeShade="BF"/>
+          <w:sz w:val="28"/>
+          <w:szCs w:val="28"/>
+          <w:lang w:val="de-DE"/>
+        </w:rPr>
+        <w:t xml:space="preserve"> – </w:t>
+      </w:r>
+      <w:r>
+        <w:rPr>
+          <w:rFonts w:ascii="Times New Roman" w:hAnsi="Times New Roman" w:cs="Times New Roman" w:hint="eastAsia"/>
+          <w:b/>
+          <w:bCs/>
+          <w:color w:val="3A7C22" w:themeColor="accent6" w:themeShade="BF"/>
+          <w:sz w:val="28"/>
+          <w:szCs w:val="28"/>
+          <w:lang w:val="de-DE"/>
+        </w:rPr>
+        <w:t>12</w:t>
+      </w:r>
+      <w:r>
+        <w:rPr>
+          <w:rFonts w:ascii="Times New Roman" w:hAnsi="Times New Roman" w:cs="Times New Roman"/>
+          <w:b/>
+          <w:bCs/>
+          <w:color w:val="3A7C22" w:themeColor="accent6" w:themeShade="BF"/>
+          <w:sz w:val="28"/>
+          <w:szCs w:val="28"/>
+          <w:lang w:val="de-DE"/>
+        </w:rPr>
+        <w:t>.1</w:t>
+      </w:r>
+      <w:r>
+        <w:rPr>
+          <w:rFonts w:ascii="Times New Roman" w:hAnsi="Times New Roman" w:cs="Times New Roman" w:hint="eastAsia"/>
+          <w:b/>
+          <w:bCs/>
+          <w:color w:val="3A7C22" w:themeColor="accent6" w:themeShade="BF"/>
+          <w:sz w:val="28"/>
+          <w:szCs w:val="28"/>
+          <w:lang w:val="de-DE"/>
+        </w:rPr>
+        <w:t>2</w:t>
+      </w:r>
+      <w:r>
+        <w:rPr>
+          <w:rFonts w:ascii="Times New Roman" w:hAnsi="Times New Roman" w:cs="Times New Roman"/>
+          <w:b/>
+          <w:bCs/>
+          <w:color w:val="3A7C22" w:themeColor="accent6" w:themeShade="BF"/>
+          <w:sz w:val="28"/>
+          <w:szCs w:val="28"/>
+          <w:lang w:val="de-DE"/>
+        </w:rPr>
+        <w:t>)</w:t>
+      </w:r>
+    </w:p>
+    <w:p>
+      <w:pPr>
+        <w:rPr>
+          <w:rFonts w:ascii="Times New Roman" w:hAnsi="Times New Roman" w:cs="Times New Roman"/>
+          <w:lang w:val="de-DE"/>
+        </w:rPr>
+      </w:pPr>
+      <w:r>
+        <w:rPr>
+          <w:rFonts w:ascii="Times New Roman" w:hAnsi="Times New Roman" w:cs="Times New Roman" w:hint="eastAsia"/>
+          <w:lang w:val="de-DE"/>
+        </w:rPr>
+        <w:t>W</w:t>
+      </w:r>
+      <w:r>
+        <w:rPr>
+          <w:rFonts w:ascii="Times New Roman" w:hAnsi="Times New Roman" w:cs="Times New Roman"/>
+          <w:lang w:val="de-DE"/>
+        </w:rPr>
+        <w:t xml:space="preserve">ährend dieses Sprint haben wir über dem </w:t>
+      </w:r>
+      <w:r>
+        <w:rPr>
+          <w:rFonts w:ascii="Times New Roman" w:hAnsi="Times New Roman" w:cs="Times New Roman" w:hint="eastAsia"/>
+          <w:lang w:val="de-DE"/>
+        </w:rPr>
+        <w:t>Orchestrator</w:t>
+      </w:r>
+      <w:r>
+        <w:rPr>
+          <w:rFonts w:ascii="Times New Roman" w:hAnsi="Times New Roman" w:cs="Times New Roman"/>
+          <w:lang w:val="de-DE"/>
+        </w:rPr>
+        <w:t xml:space="preserve"> diskutiert. Das Ergebnis von vielen Crew-AI-Testen hat gezeigt, dass der Orchestrator als ein Agent</w:t>
+      </w:r>
+      <w:r>
+        <w:rPr>
+          <w:rFonts w:ascii="Times New Roman" w:hAnsi="Times New Roman" w:cs="Times New Roman" w:hint="eastAsia"/>
           <w:lang w:val="de-DE"/>
         </w:rPr>
         <w:t xml:space="preserve"> </w:t>
@@ -8766,60 +7945,653 @@
           <w:rFonts w:ascii="Times New Roman" w:hAnsi="Times New Roman" w:cs="Times New Roman"/>
           <w:lang w:val="de-DE"/>
         </w:rPr>
-        <w:t xml:space="preserve">gefunden, und die </w:t>
-      </w:r>
-      <w:proofErr w:type="spellStart"/>
-      <w:r>
-        <w:rPr>
-          <w:rFonts w:ascii="Times New Roman" w:hAnsi="Times New Roman" w:cs="Times New Roman"/>
-          <w:lang w:val="de-DE"/>
-        </w:rPr>
-        <w:t>Identified</w:t>
-      </w:r>
-      <w:proofErr w:type="spellEnd"/>
-      <w:r>
-        <w:rPr>
-          <w:rFonts w:ascii="Times New Roman" w:hAnsi="Times New Roman" w:cs="Times New Roman"/>
-          <w:lang w:val="de-DE"/>
-        </w:rPr>
-        <w:t xml:space="preserve"> Performance </w:t>
-      </w:r>
-      <w:proofErr w:type="spellStart"/>
-      <w:r>
-        <w:rPr>
-          <w:rFonts w:ascii="Times New Roman" w:hAnsi="Times New Roman" w:cs="Times New Roman"/>
-          <w:lang w:val="de-DE"/>
-        </w:rPr>
-        <w:t>Issues</w:t>
-      </w:r>
-      <w:proofErr w:type="spellEnd"/>
-      <w:r>
-        <w:rPr>
-          <w:rFonts w:ascii="Times New Roman" w:hAnsi="Times New Roman" w:cs="Times New Roman"/>
-          <w:lang w:val="de-DE"/>
-        </w:rPr>
-        <w:t xml:space="preserve"> auch gut erkannt. In Hinsicht auf dem Frontend, der Schwerpunkt ist wie die Anwendung dem Benutzer dabei hilft, Ist-Zustand zu verstehen, und wie die Verbesserungen im UI besser gestaltet wird. Für die Visualisierung von Prozess, der nicht </w:t>
-      </w:r>
-      <w:proofErr w:type="spellStart"/>
-      <w:r>
-        <w:rPr>
-          <w:rFonts w:ascii="Times New Roman" w:hAnsi="Times New Roman" w:cs="Times New Roman"/>
-          <w:lang w:val="de-DE"/>
-        </w:rPr>
-        <w:t>bpmn</w:t>
-      </w:r>
-      <w:proofErr w:type="spellEnd"/>
-      <w:r>
-        <w:rPr>
-          <w:rFonts w:ascii="Times New Roman" w:hAnsi="Times New Roman" w:cs="Times New Roman"/>
-          <w:lang w:val="de-DE"/>
-        </w:rPr>
-        <w:t xml:space="preserve"> ist, würde DFG, Data Flow Graph eine gute Lösung.</w:t>
-      </w:r>
-    </w:p>
-    <w:p>
-      <w:pPr>
-        <w:pStyle w:val="berschrift2"/>
+        <w:t xml:space="preserve">unstabile Outputs liefert. Die Aufgaben vom Orchestrator </w:t>
+      </w:r>
+      <w:r>
+        <w:rPr>
+          <w:rFonts w:ascii="Times New Roman" w:hAnsi="Times New Roman" w:cs="Times New Roman"/>
+          <w:lang w:val="de-DE"/>
+        </w:rPr>
+        <w:t>werden</w:t>
+      </w:r>
+      <w:r>
+        <w:rPr>
+          <w:rFonts w:ascii="Times New Roman" w:hAnsi="Times New Roman" w:cs="Times New Roman"/>
+          <w:lang w:val="de-DE"/>
+        </w:rPr>
+        <w:t xml:space="preserve"> </w:t>
+      </w:r>
+      <w:r>
+        <w:rPr>
+          <w:rFonts w:ascii="Times New Roman" w:hAnsi="Times New Roman" w:cs="Times New Roman"/>
+          <w:lang w:val="de-DE"/>
+        </w:rPr>
+        <w:t xml:space="preserve">viel </w:t>
+      </w:r>
+      <w:r>
+        <w:rPr>
+          <w:rFonts w:ascii="Times New Roman" w:hAnsi="Times New Roman" w:cs="Times New Roman"/>
+          <w:lang w:val="de-DE"/>
+        </w:rPr>
+        <w:t>besser direkt durch die Definition von den Tasks</w:t>
+      </w:r>
+      <w:r>
+        <w:rPr>
+          <w:rFonts w:ascii="Times New Roman" w:hAnsi="Times New Roman" w:cs="Times New Roman"/>
+          <w:lang w:val="de-DE"/>
+        </w:rPr>
+        <w:t xml:space="preserve"> der jeweiligen Agents ausgeführt.</w:t>
+      </w:r>
+      <w:r>
+        <w:rPr>
+          <w:rFonts w:ascii="Times New Roman" w:hAnsi="Times New Roman" w:cs="Times New Roman"/>
+          <w:lang w:val="de-DE"/>
+        </w:rPr>
+        <w:t xml:space="preserve"> Wir wurden unserem Kunden dieses Ergebnis berichten und gerade weiter unser Projekt ohne Orchestrator fortsetzen</w:t>
+      </w:r>
+      <w:r>
+        <w:rPr>
+          <w:rFonts w:ascii="Times New Roman" w:hAnsi="Times New Roman" w:cs="Times New Roman"/>
+          <w:lang w:val="de-DE"/>
+        </w:rPr>
+        <w:t>.</w:t>
+      </w:r>
+    </w:p>
+    <w:p>
+      <w:pPr>
+        <w:rPr>
+          <w:rFonts w:ascii="Times New Roman" w:hAnsi="Times New Roman" w:cs="Times New Roman"/>
+          <w:b/>
+          <w:bCs/>
+          <w:color w:val="3A7C22" w:themeColor="accent6" w:themeShade="BF"/>
+          <w:sz w:val="28"/>
+          <w:szCs w:val="28"/>
+          <w:lang w:val="de-DE"/>
+        </w:rPr>
+      </w:pPr>
+      <w:r>
+        <w:rPr>
+          <w:rFonts w:ascii="Times New Roman" w:hAnsi="Times New Roman" w:cs="Times New Roman"/>
+          <w:b/>
+          <w:bCs/>
+          <w:color w:val="3A7C22" w:themeColor="accent6" w:themeShade="BF"/>
+          <w:sz w:val="28"/>
+          <w:szCs w:val="28"/>
+          <w:lang w:val="de-DE"/>
+        </w:rPr>
+        <w:t xml:space="preserve">Sprint </w:t>
+      </w:r>
+      <w:r>
+        <w:rPr>
+          <w:rFonts w:ascii="Times New Roman" w:hAnsi="Times New Roman" w:cs="Times New Roman"/>
+          <w:b/>
+          <w:bCs/>
+          <w:color w:val="3A7C22" w:themeColor="accent6" w:themeShade="BF"/>
+          <w:sz w:val="28"/>
+          <w:szCs w:val="28"/>
+          <w:lang w:val="de-DE"/>
+        </w:rPr>
+        <w:t>8</w:t>
+      </w:r>
+      <w:r>
+        <w:rPr>
+          <w:rFonts w:ascii="Times New Roman" w:hAnsi="Times New Roman" w:cs="Times New Roman"/>
+          <w:b/>
+          <w:bCs/>
+          <w:color w:val="3A7C22" w:themeColor="accent6" w:themeShade="BF"/>
+          <w:sz w:val="28"/>
+          <w:szCs w:val="28"/>
+          <w:lang w:val="de-DE"/>
+        </w:rPr>
+        <w:t>: Kernfunktion</w:t>
+      </w:r>
+      <w:r>
+        <w:rPr>
+          <w:rFonts w:ascii="Times New Roman" w:hAnsi="Times New Roman" w:cs="Times New Roman"/>
+          <w:b/>
+          <w:bCs/>
+          <w:color w:val="3A7C22" w:themeColor="accent6" w:themeShade="BF"/>
+          <w:sz w:val="28"/>
+          <w:szCs w:val="28"/>
+          <w:lang w:val="de-DE"/>
+        </w:rPr>
+        <w:t>s</w:t>
+      </w:r>
+      <w:r>
+        <w:rPr>
+          <w:rFonts w:ascii="Times New Roman" w:hAnsi="Times New Roman" w:cs="Times New Roman"/>
+          <w:b/>
+          <w:bCs/>
+          <w:color w:val="3A7C22" w:themeColor="accent6" w:themeShade="BF"/>
+          <w:sz w:val="28"/>
+          <w:szCs w:val="28"/>
+          <w:lang w:val="de-DE"/>
+        </w:rPr>
+        <w:t>anpassung II</w:t>
+      </w:r>
+      <w:r>
+        <w:rPr>
+          <w:rFonts w:ascii="Times New Roman" w:hAnsi="Times New Roman" w:cs="Times New Roman"/>
+          <w:b/>
+          <w:bCs/>
+          <w:color w:val="3A7C22" w:themeColor="accent6" w:themeShade="BF"/>
+          <w:sz w:val="28"/>
+          <w:szCs w:val="28"/>
+          <w:lang w:val="de-DE"/>
+        </w:rPr>
+        <w:t xml:space="preserve"> (</w:t>
+      </w:r>
+      <w:r>
+        <w:rPr>
+          <w:rFonts w:ascii="Times New Roman" w:hAnsi="Times New Roman" w:cs="Times New Roman"/>
+          <w:b/>
+          <w:bCs/>
+          <w:color w:val="3A7C22" w:themeColor="accent6" w:themeShade="BF"/>
+          <w:sz w:val="28"/>
+          <w:szCs w:val="28"/>
+          <w:lang w:val="de-DE"/>
+        </w:rPr>
+        <w:t>13</w:t>
+      </w:r>
+      <w:r>
+        <w:rPr>
+          <w:rFonts w:ascii="Times New Roman" w:hAnsi="Times New Roman" w:cs="Times New Roman"/>
+          <w:b/>
+          <w:bCs/>
+          <w:color w:val="3A7C22" w:themeColor="accent6" w:themeShade="BF"/>
+          <w:sz w:val="28"/>
+          <w:szCs w:val="28"/>
+          <w:lang w:val="de-DE"/>
+        </w:rPr>
+        <w:t>.1</w:t>
+      </w:r>
+      <w:r>
+        <w:rPr>
+          <w:rFonts w:ascii="Times New Roman" w:hAnsi="Times New Roman" w:cs="Times New Roman" w:hint="eastAsia"/>
+          <w:b/>
+          <w:bCs/>
+          <w:color w:val="3A7C22" w:themeColor="accent6" w:themeShade="BF"/>
+          <w:sz w:val="28"/>
+          <w:szCs w:val="28"/>
+          <w:lang w:val="de-DE"/>
+        </w:rPr>
+        <w:t>2</w:t>
+      </w:r>
+      <w:r>
+        <w:rPr>
+          <w:rFonts w:ascii="Times New Roman" w:hAnsi="Times New Roman" w:cs="Times New Roman"/>
+          <w:b/>
+          <w:bCs/>
+          <w:color w:val="3A7C22" w:themeColor="accent6" w:themeShade="BF"/>
+          <w:sz w:val="28"/>
+          <w:szCs w:val="28"/>
+          <w:lang w:val="de-DE"/>
+        </w:rPr>
+        <w:t xml:space="preserve"> – </w:t>
+      </w:r>
+      <w:r>
+        <w:rPr>
+          <w:rFonts w:ascii="Times New Roman" w:hAnsi="Times New Roman" w:cs="Times New Roman" w:hint="eastAsia"/>
+          <w:b/>
+          <w:bCs/>
+          <w:color w:val="3A7C22" w:themeColor="accent6" w:themeShade="BF"/>
+          <w:sz w:val="28"/>
+          <w:szCs w:val="28"/>
+          <w:lang w:val="de-DE"/>
+        </w:rPr>
+        <w:t>1</w:t>
+      </w:r>
+      <w:r>
+        <w:rPr>
+          <w:rFonts w:ascii="Times New Roman" w:hAnsi="Times New Roman" w:cs="Times New Roman"/>
+          <w:b/>
+          <w:bCs/>
+          <w:color w:val="3A7C22" w:themeColor="accent6" w:themeShade="BF"/>
+          <w:sz w:val="28"/>
+          <w:szCs w:val="28"/>
+          <w:lang w:val="de-DE"/>
+        </w:rPr>
+        <w:t>9</w:t>
+      </w:r>
+      <w:r>
+        <w:rPr>
+          <w:rFonts w:ascii="Times New Roman" w:hAnsi="Times New Roman" w:cs="Times New Roman"/>
+          <w:b/>
+          <w:bCs/>
+          <w:color w:val="3A7C22" w:themeColor="accent6" w:themeShade="BF"/>
+          <w:sz w:val="28"/>
+          <w:szCs w:val="28"/>
+          <w:lang w:val="de-DE"/>
+        </w:rPr>
+        <w:t>.1</w:t>
+      </w:r>
+      <w:r>
+        <w:rPr>
+          <w:rFonts w:ascii="Times New Roman" w:hAnsi="Times New Roman" w:cs="Times New Roman" w:hint="eastAsia"/>
+          <w:b/>
+          <w:bCs/>
+          <w:color w:val="3A7C22" w:themeColor="accent6" w:themeShade="BF"/>
+          <w:sz w:val="28"/>
+          <w:szCs w:val="28"/>
+          <w:lang w:val="de-DE"/>
+        </w:rPr>
+        <w:t>2</w:t>
+      </w:r>
+      <w:r>
+        <w:rPr>
+          <w:rFonts w:ascii="Times New Roman" w:hAnsi="Times New Roman" w:cs="Times New Roman"/>
+          <w:b/>
+          <w:bCs/>
+          <w:color w:val="3A7C22" w:themeColor="accent6" w:themeShade="BF"/>
+          <w:sz w:val="28"/>
+          <w:szCs w:val="28"/>
+          <w:lang w:val="de-DE"/>
+        </w:rPr>
+        <w:t>)</w:t>
+      </w:r>
+    </w:p>
+    <w:p>
+      <w:pPr>
+        <w:rPr>
+          <w:rFonts w:ascii="Times New Roman" w:hAnsi="Times New Roman" w:cs="Times New Roman"/>
+          <w:lang w:val="de-DE"/>
+        </w:rPr>
+      </w:pPr>
+      <w:r>
+        <w:rPr>
+          <w:rFonts w:ascii="Times New Roman" w:hAnsi="Times New Roman" w:cs="Times New Roman"/>
+          <w:lang w:val="de-DE"/>
+        </w:rPr>
+        <w:lastRenderedPageBreak/>
+        <w:t>Es wurde eine hybride Input-Struktur implementiert, die sowohl Prozessdaten (XES/CSV) als auch unstrukturierte Textbeschreibungen und begleitende Dokumente (PDF/Word) gleichzeitig verarbeitet.</w:t>
+      </w:r>
+      <w:r>
+        <w:rPr>
+          <w:rFonts w:ascii="Times New Roman" w:hAnsi="Times New Roman" w:cs="Times New Roman"/>
+          <w:lang w:val="de-DE"/>
+        </w:rPr>
+        <w:t xml:space="preserve"> </w:t>
+      </w:r>
+      <w:r>
+        <w:rPr>
+          <w:rFonts w:ascii="Times New Roman" w:hAnsi="Times New Roman" w:cs="Times New Roman"/>
+          <w:lang w:val="de-DE"/>
+        </w:rPr>
+        <w:t>Der ETL-Prozess (run_etl) wurde so angepasst, dass er nicht mehr auf Einzeldateien, sondern auf dynamisch erstellten Upload-Ordnern operiert, um Multi-File-Uploads pro Session zu unterstützen.</w:t>
+      </w:r>
+    </w:p>
+    <w:p>
+      <w:pPr>
+        <w:rPr>
+          <w:rFonts w:ascii="Times New Roman" w:hAnsi="Times New Roman" w:cs="Times New Roman"/>
+          <w:lang w:val="de-DE"/>
+        </w:rPr>
+      </w:pPr>
+      <w:r>
+        <w:rPr>
+          <w:rFonts w:ascii="Times New Roman" w:hAnsi="Times New Roman" w:cs="Times New Roman"/>
+          <w:lang w:val="de-DE"/>
+        </w:rPr>
+        <w:t>Die zentrale technische Herausforderung liegt in der Entwicklung eines Master-Skripts, das den Workflow von der Dateneingabe über die app.py bis hin zur Verarbeitung durch die spezialisierten Agenten (get_event_log, get_textual_data) steuert.</w:t>
+      </w:r>
+      <w:r>
+        <w:rPr>
+          <w:rFonts w:ascii="Times New Roman" w:hAnsi="Times New Roman" w:cs="Times New Roman"/>
+          <w:lang w:val="de-DE"/>
+        </w:rPr>
+        <w:t xml:space="preserve"> </w:t>
+      </w:r>
+      <w:r>
+        <w:rPr>
+          <w:rFonts w:ascii="Times New Roman" w:hAnsi="Times New Roman" w:cs="Times New Roman"/>
+          <w:lang w:val="de-DE"/>
+        </w:rPr>
+        <w:t>Ziel ist eine nahtlose Pipeline, die den Datenfluss zwischen dem ETL-Prozess und der Agenten-Orchestrierung automatisiert.</w:t>
+      </w:r>
+    </w:p>
+    <w:p>
+      <w:pPr>
+        <w:rPr>
+          <w:rFonts w:ascii="Times New Roman" w:hAnsi="Times New Roman" w:cs="Times New Roman"/>
+          <w:lang w:val="de-DE"/>
+        </w:rPr>
+      </w:pPr>
+      <w:r>
+        <w:rPr>
+          <w:rFonts w:ascii="Times New Roman" w:hAnsi="Times New Roman" w:cs="Times New Roman"/>
+          <w:lang w:val="de-DE"/>
+        </w:rPr>
+        <w:t>Die Benutzeroberfläche (Landing Page) wird nach dem Vorbild moderner LLM-Schnittstellen (wie ChatGPT) umgestaltet, um die kombinierte Eingabe von Text und Dateien intuitiv zu ermöglichen.</w:t>
+      </w:r>
+    </w:p>
+    <w:p>
+      <w:pPr>
+        <w:rPr>
+          <w:rFonts w:ascii="Times New Roman" w:hAnsi="Times New Roman" w:cs="Times New Roman"/>
+          <w:b/>
+          <w:bCs/>
+          <w:color w:val="3A7C22" w:themeColor="accent6" w:themeShade="BF"/>
+          <w:sz w:val="28"/>
+          <w:szCs w:val="28"/>
+          <w:lang w:val="de-DE"/>
+        </w:rPr>
+      </w:pPr>
+      <w:r>
+        <w:rPr>
+          <w:rFonts w:ascii="Times New Roman" w:hAnsi="Times New Roman" w:cs="Times New Roman"/>
+          <w:b/>
+          <w:bCs/>
+          <w:color w:val="3A7C22" w:themeColor="accent6" w:themeShade="BF"/>
+          <w:sz w:val="28"/>
+          <w:szCs w:val="28"/>
+          <w:lang w:val="de-DE"/>
+        </w:rPr>
+        <w:t xml:space="preserve">Sprint </w:t>
+      </w:r>
+      <w:r>
+        <w:rPr>
+          <w:rFonts w:ascii="Times New Roman" w:hAnsi="Times New Roman" w:cs="Times New Roman"/>
+          <w:b/>
+          <w:bCs/>
+          <w:color w:val="3A7C22" w:themeColor="accent6" w:themeShade="BF"/>
+          <w:sz w:val="28"/>
+          <w:szCs w:val="28"/>
+          <w:lang w:val="de-DE"/>
+        </w:rPr>
+        <w:t>9</w:t>
+      </w:r>
+      <w:r>
+        <w:rPr>
+          <w:rFonts w:ascii="Times New Roman" w:hAnsi="Times New Roman" w:cs="Times New Roman"/>
+          <w:b/>
+          <w:bCs/>
+          <w:color w:val="3A7C22" w:themeColor="accent6" w:themeShade="BF"/>
+          <w:sz w:val="28"/>
+          <w:szCs w:val="28"/>
+          <w:lang w:val="de-DE"/>
+        </w:rPr>
+        <w:t>: Kernfunktion</w:t>
+      </w:r>
+      <w:r>
+        <w:rPr>
+          <w:rFonts w:ascii="Times New Roman" w:hAnsi="Times New Roman" w:cs="Times New Roman"/>
+          <w:b/>
+          <w:bCs/>
+          <w:color w:val="3A7C22" w:themeColor="accent6" w:themeShade="BF"/>
+          <w:sz w:val="28"/>
+          <w:szCs w:val="28"/>
+          <w:lang w:val="de-DE"/>
+        </w:rPr>
+        <w:t>sanpassung II</w:t>
+      </w:r>
+      <w:r>
+        <w:rPr>
+          <w:rFonts w:ascii="Times New Roman" w:hAnsi="Times New Roman" w:cs="Times New Roman"/>
+          <w:b/>
+          <w:bCs/>
+          <w:color w:val="3A7C22" w:themeColor="accent6" w:themeShade="BF"/>
+          <w:sz w:val="28"/>
+          <w:szCs w:val="28"/>
+          <w:lang w:val="de-DE"/>
+        </w:rPr>
+        <w:t xml:space="preserve"> (</w:t>
+      </w:r>
+      <w:r>
+        <w:rPr>
+          <w:rFonts w:ascii="Times New Roman" w:hAnsi="Times New Roman" w:cs="Times New Roman"/>
+          <w:b/>
+          <w:bCs/>
+          <w:color w:val="3A7C22" w:themeColor="accent6" w:themeShade="BF"/>
+          <w:sz w:val="28"/>
+          <w:szCs w:val="28"/>
+          <w:lang w:val="de-DE"/>
+        </w:rPr>
+        <w:t>20</w:t>
+      </w:r>
+      <w:r>
+        <w:rPr>
+          <w:rFonts w:ascii="Times New Roman" w:hAnsi="Times New Roman" w:cs="Times New Roman"/>
+          <w:b/>
+          <w:bCs/>
+          <w:color w:val="3A7C22" w:themeColor="accent6" w:themeShade="BF"/>
+          <w:sz w:val="28"/>
+          <w:szCs w:val="28"/>
+          <w:lang w:val="de-DE"/>
+        </w:rPr>
+        <w:t>.1</w:t>
+      </w:r>
+      <w:r>
+        <w:rPr>
+          <w:rFonts w:ascii="Times New Roman" w:hAnsi="Times New Roman" w:cs="Times New Roman" w:hint="eastAsia"/>
+          <w:b/>
+          <w:bCs/>
+          <w:color w:val="3A7C22" w:themeColor="accent6" w:themeShade="BF"/>
+          <w:sz w:val="28"/>
+          <w:szCs w:val="28"/>
+          <w:lang w:val="de-DE"/>
+        </w:rPr>
+        <w:t>2</w:t>
+      </w:r>
+      <w:r>
+        <w:rPr>
+          <w:rFonts w:ascii="Times New Roman" w:hAnsi="Times New Roman" w:cs="Times New Roman"/>
+          <w:b/>
+          <w:bCs/>
+          <w:color w:val="3A7C22" w:themeColor="accent6" w:themeShade="BF"/>
+          <w:sz w:val="28"/>
+          <w:szCs w:val="28"/>
+          <w:lang w:val="de-DE"/>
+        </w:rPr>
+        <w:t xml:space="preserve"> – </w:t>
+      </w:r>
+      <w:r>
+        <w:rPr>
+          <w:rFonts w:ascii="Times New Roman" w:hAnsi="Times New Roman" w:cs="Times New Roman"/>
+          <w:b/>
+          <w:bCs/>
+          <w:color w:val="3A7C22" w:themeColor="accent6" w:themeShade="BF"/>
+          <w:sz w:val="28"/>
+          <w:szCs w:val="28"/>
+          <w:lang w:val="de-DE"/>
+        </w:rPr>
+        <w:t>26</w:t>
+      </w:r>
+      <w:r>
+        <w:rPr>
+          <w:rFonts w:ascii="Times New Roman" w:hAnsi="Times New Roman" w:cs="Times New Roman"/>
+          <w:b/>
+          <w:bCs/>
+          <w:color w:val="3A7C22" w:themeColor="accent6" w:themeShade="BF"/>
+          <w:sz w:val="28"/>
+          <w:szCs w:val="28"/>
+          <w:lang w:val="de-DE"/>
+        </w:rPr>
+        <w:t>.1</w:t>
+      </w:r>
+      <w:r>
+        <w:rPr>
+          <w:rFonts w:ascii="Times New Roman" w:hAnsi="Times New Roman" w:cs="Times New Roman" w:hint="eastAsia"/>
+          <w:b/>
+          <w:bCs/>
+          <w:color w:val="3A7C22" w:themeColor="accent6" w:themeShade="BF"/>
+          <w:sz w:val="28"/>
+          <w:szCs w:val="28"/>
+          <w:lang w:val="de-DE"/>
+        </w:rPr>
+        <w:t>2</w:t>
+      </w:r>
+      <w:r>
+        <w:rPr>
+          <w:rFonts w:ascii="Times New Roman" w:hAnsi="Times New Roman" w:cs="Times New Roman"/>
+          <w:b/>
+          <w:bCs/>
+          <w:color w:val="3A7C22" w:themeColor="accent6" w:themeShade="BF"/>
+          <w:sz w:val="28"/>
+          <w:szCs w:val="28"/>
+          <w:lang w:val="de-DE"/>
+        </w:rPr>
+        <w:t>)</w:t>
+      </w:r>
+    </w:p>
+    <w:p>
+      <w:pPr>
+        <w:rPr>
+          <w:rFonts w:ascii="Times New Roman" w:hAnsi="Times New Roman" w:cs="Times New Roman"/>
+          <w:b/>
+          <w:bCs/>
+          <w:color w:val="3A7C22" w:themeColor="accent6" w:themeShade="BF"/>
+          <w:lang w:val="de-DE"/>
+        </w:rPr>
+      </w:pPr>
+      <w:r>
+        <w:rPr>
+          <w:rFonts w:ascii="Times New Roman" w:hAnsi="Times New Roman" w:cs="Times New Roman"/>
+          <w:b/>
+          <w:bCs/>
+          <w:color w:val="3A7C22" w:themeColor="accent6" w:themeShade="BF"/>
+          <w:lang w:val="de-DE"/>
+        </w:rPr>
+        <w:t>Sieb</w:t>
+      </w:r>
+      <w:r>
+        <w:rPr>
+          <w:rFonts w:ascii="Times New Roman" w:hAnsi="Times New Roman" w:cs="Times New Roman"/>
+          <w:b/>
+          <w:bCs/>
+          <w:color w:val="3A7C22" w:themeColor="accent6" w:themeShade="BF"/>
+          <w:lang w:val="de-DE"/>
+        </w:rPr>
+        <w:t xml:space="preserve">te Kundenbesprechung </w:t>
+      </w:r>
+      <w:r>
+        <w:rPr>
+          <w:rFonts w:ascii="Times New Roman" w:hAnsi="Times New Roman" w:cs="Times New Roman"/>
+          <w:b/>
+          <w:bCs/>
+          <w:color w:val="3A7C22" w:themeColor="accent6" w:themeShade="BF"/>
+          <w:lang w:val="de-DE"/>
+        </w:rPr>
+        <w:t>22</w:t>
+      </w:r>
+      <w:r>
+        <w:rPr>
+          <w:rFonts w:ascii="Times New Roman" w:hAnsi="Times New Roman" w:cs="Times New Roman"/>
+          <w:b/>
+          <w:bCs/>
+          <w:color w:val="3A7C22" w:themeColor="accent6" w:themeShade="BF"/>
+          <w:lang w:val="de-DE"/>
+        </w:rPr>
+        <w:t>.1</w:t>
+      </w:r>
+      <w:r>
+        <w:rPr>
+          <w:rFonts w:ascii="Times New Roman" w:hAnsi="Times New Roman" w:cs="Times New Roman"/>
+          <w:b/>
+          <w:bCs/>
+          <w:color w:val="3A7C22" w:themeColor="accent6" w:themeShade="BF"/>
+          <w:lang w:val="de-DE"/>
+        </w:rPr>
+        <w:t>2</w:t>
+      </w:r>
+    </w:p>
+    <w:p>
+      <w:pPr>
+        <w:rPr>
+          <w:rFonts w:ascii="Times New Roman" w:hAnsi="Times New Roman" w:cs="Times New Roman"/>
+          <w:lang w:val="de-DE"/>
+        </w:rPr>
+      </w:pPr>
+      <w:r>
+        <w:rPr>
+          <w:rFonts w:ascii="Times New Roman" w:hAnsi="Times New Roman" w:cs="Times New Roman"/>
+          <w:lang w:val="de-DE"/>
+        </w:rPr>
+        <w:t>Im Verlauf der letzten Sprints und insbesondere durch das Feedback aus der siebten Kundenbesprechung wurde die Architektur von ProcessAI maßgeblich verfeinert . Ein zentraler Fokus lag dabei auf der Implementierung eines hierarchischen Analysemodells, das Informationen nach dem sogenannten „Zwiebelmodell“ verarbeitet . Dabei agieren die Agenten auf unterschiedlichen Ebenen: Während der Economic Context Agent mittels Deep Research externe industrielle Rahmenbedingungen und ISO-Normen recherchiert, extrahiert der Requirement Agent spezifische Prozessziele aus unstrukturierten Dokumenten wie Word- oder PDF-Dateien . Diese strukturierte Verknüpfung von unternehmensinternen Zielen und externem Marktkontext wurde vom Kunden als besonders zuverlässig und wertvoll f</w:t>
+      </w:r>
+      <w:r>
+        <w:rPr>
+          <w:rFonts w:ascii="Times New Roman" w:hAnsi="Times New Roman" w:cs="Times New Roman" w:hint="eastAsia"/>
+          <w:lang w:val="de-DE"/>
+        </w:rPr>
+        <w:t>ü</w:t>
+      </w:r>
+      <w:r>
+        <w:rPr>
+          <w:rFonts w:ascii="Times New Roman" w:hAnsi="Times New Roman" w:cs="Times New Roman"/>
+          <w:lang w:val="de-DE"/>
+        </w:rPr>
+        <w:t>r die Praxis hervorgehoben.</w:t>
+      </w:r>
+    </w:p>
+    <w:p>
+      <w:pPr>
+        <w:rPr>
+          <w:rFonts w:ascii="Times New Roman" w:hAnsi="Times New Roman" w:cs="Times New Roman"/>
+          <w:lang w:val="de-DE"/>
+        </w:rPr>
+      </w:pPr>
+      <w:r>
+        <w:rPr>
+          <w:rFonts w:ascii="Times New Roman" w:hAnsi="Times New Roman" w:cs="Times New Roman"/>
+          <w:lang w:val="de-DE"/>
+        </w:rPr>
+        <w:t xml:space="preserve">Parallel zur logischen Vertiefung wurde die Strategie für die Benutzeroberfläche und die Ergebnisausgabe angepasst. </w:t>
+      </w:r>
+      <w:r>
+        <w:rPr>
+          <w:rFonts w:ascii="Times New Roman" w:hAnsi="Times New Roman" w:cs="Times New Roman"/>
+          <w:lang w:val="de-DE"/>
+        </w:rPr>
+        <w:t xml:space="preserve">Der neue Vorschlag von </w:t>
+      </w:r>
+      <w:r>
+        <w:rPr>
+          <w:rFonts w:ascii="Times New Roman" w:hAnsi="Times New Roman" w:cs="Times New Roman"/>
+          <w:lang w:val="de-DE"/>
+        </w:rPr>
+        <w:t xml:space="preserve">„Process Patterns“ </w:t>
+      </w:r>
+      <w:r>
+        <w:rPr>
+          <w:rFonts w:ascii="Times New Roman" w:hAnsi="Times New Roman" w:cs="Times New Roman"/>
+          <w:lang w:val="de-DE"/>
+        </w:rPr>
+        <w:t>wurde gegeben</w:t>
+      </w:r>
+      <w:r>
+        <w:rPr>
+          <w:rFonts w:ascii="Times New Roman" w:hAnsi="Times New Roman" w:cs="Times New Roman"/>
+          <w:lang w:val="de-DE"/>
+        </w:rPr>
+        <w:t xml:space="preserve">. Durch die Integration von Elementen wie Radar-Charts zur Darstellung der Performance-Matrix wird die Analyse für den Nutzer greifbarer und der „Show-Effekt“ der Anwendung deutlich gesteigert . Ziel dieser Entwicklung ist es, den </w:t>
+      </w:r>
+      <w:r>
+        <w:rPr>
+          <w:rFonts w:ascii="Times New Roman" w:hAnsi="Times New Roman" w:cs="Times New Roman"/>
+          <w:lang w:val="de-DE"/>
+        </w:rPr>
+        <w:lastRenderedPageBreak/>
+        <w:t>gesamten „Agent-Flow“ – von der Einreichung der Daten über die Kontextbearbeitung bis hin zum finalen Optimierungsvorschlag – für den Prozessmanager transparent abzubilden.</w:t>
+      </w:r>
+    </w:p>
+    <w:p>
+      <w:pPr>
+        <w:rPr>
+          <w:rFonts w:ascii="Times New Roman" w:hAnsi="Times New Roman" w:cs="Times New Roman" w:hint="eastAsia"/>
+          <w:lang w:val="de-DE"/>
+        </w:rPr>
+      </w:pPr>
+      <w:r>
+        <w:rPr>
+          <w:rFonts w:ascii="Times New Roman" w:hAnsi="Times New Roman" w:cs="Times New Roman"/>
+          <w:lang w:val="de-DE"/>
+        </w:rPr>
+        <w:t xml:space="preserve">In der technischen Umsetzung wurde zudem die Konsolidierung bestehender Funktionen priorisiert. Anstatt die Komplexität durch ständig neue Features zu erhöhen, konzentrierte sich das Team darauf, die Qualität des Agenten-Outputs durch strukturierte JSON-Formate im Backend zu sichern und so eine präzise Visualisierung im Frontend zu ermöglichen. </w:t>
+      </w:r>
+    </w:p>
+    <w:p>
+      <w:pPr>
+        <w:pStyle w:val="2"/>
         <w:spacing w:before="120" w:after="120" w:line="360" w:lineRule="auto"/>
         <w:rPr>
           <w:rFonts w:ascii="Times New Roman" w:hAnsi="Times New Roman" w:cs="Times New Roman"/>
@@ -8864,55 +8636,7 @@
           <w:rFonts w:ascii="Times New Roman" w:hAnsi="Times New Roman" w:cs="Times New Roman"/>
           <w:lang w:val="de-DE"/>
         </w:rPr>
-        <w:t>Wie ist die Systemarchitektur aufgebaut? (Z. B. Backend: Python/</w:t>
-      </w:r>
-      <w:proofErr w:type="spellStart"/>
-      <w:r>
-        <w:rPr>
-          <w:rFonts w:ascii="Times New Roman" w:hAnsi="Times New Roman" w:cs="Times New Roman"/>
-          <w:lang w:val="de-DE"/>
-        </w:rPr>
-        <w:t>Pydantic</w:t>
-      </w:r>
-      <w:proofErr w:type="spellEnd"/>
-      <w:r>
-        <w:rPr>
-          <w:rFonts w:ascii="Times New Roman" w:hAnsi="Times New Roman" w:cs="Times New Roman"/>
-          <w:lang w:val="de-DE"/>
-        </w:rPr>
-        <w:t>, Datenbank: MongoDB/</w:t>
-      </w:r>
-      <w:proofErr w:type="spellStart"/>
-      <w:r>
-        <w:rPr>
-          <w:rFonts w:ascii="Times New Roman" w:hAnsi="Times New Roman" w:cs="Times New Roman"/>
-          <w:lang w:val="de-DE"/>
-        </w:rPr>
-        <w:t>Postgres</w:t>
-      </w:r>
-      <w:proofErr w:type="spellEnd"/>
-      <w:r>
-        <w:rPr>
-          <w:rFonts w:ascii="Times New Roman" w:hAnsi="Times New Roman" w:cs="Times New Roman"/>
-          <w:lang w:val="de-DE"/>
-        </w:rPr>
-        <w:t xml:space="preserve">, Prozessmodellierung: </w:t>
-      </w:r>
-      <w:proofErr w:type="spellStart"/>
-      <w:r>
-        <w:rPr>
-          <w:rFonts w:ascii="Times New Roman" w:hAnsi="Times New Roman" w:cs="Times New Roman"/>
-          <w:lang w:val="de-DE"/>
-        </w:rPr>
-        <w:t>Camunda</w:t>
-      </w:r>
-      <w:proofErr w:type="spellEnd"/>
-      <w:r>
-        <w:rPr>
-          <w:rFonts w:ascii="Times New Roman" w:hAnsi="Times New Roman" w:cs="Times New Roman"/>
-          <w:lang w:val="de-DE"/>
-        </w:rPr>
-        <w:t xml:space="preserve">, Frontend: React). </w:t>
+        <w:t xml:space="preserve">Wie ist die Systemarchitektur aufgebaut? (Z. B. Backend: Python/Pydantic, Datenbank: MongoDB/Postgres, Prozessmodellierung: Camunda, Frontend: React). </w:t>
       </w:r>
     </w:p>
     <w:p>
@@ -8932,7 +8656,44 @@
     </w:p>
     <w:p>
       <w:pPr>
-        <w:pStyle w:val="berschrift3"/>
+        <w:rPr>
+          <w:rFonts w:ascii="Times New Roman" w:hAnsi="Times New Roman" w:cs="Times New Roman"/>
+          <w:lang w:val="de-DE"/>
+        </w:rPr>
+      </w:pPr>
+      <w:r>
+        <w:rPr>
+          <w:rFonts w:ascii="Times New Roman" w:hAnsi="Times New Roman" w:cs="Times New Roman"/>
+          <w:lang w:val="de-DE"/>
+        </w:rPr>
+        <w:t>Das System basiert auf einer modularen Architektur mit einem React-Frontend und einem Python/FastAPI-Backend . Als Datenspeicher dient eine PostgreSQL-Datenbank, während die Prozesslogik durch die Verknüpfung von PM4PY und CrewAI gesteuert wird.</w:t>
+      </w:r>
+    </w:p>
+    <w:p>
+      <w:pPr>
+        <w:rPr>
+          <w:rFonts w:ascii="Times New Roman" w:hAnsi="Times New Roman" w:cs="Times New Roman"/>
+          <w:lang w:val="de-DE"/>
+        </w:rPr>
+      </w:pPr>
+      <w:r>
+        <w:rPr>
+          <w:rFonts w:ascii="Times New Roman" w:hAnsi="Times New Roman" w:cs="Times New Roman"/>
+          <w:lang w:val="de-DE"/>
+        </w:rPr>
+        <w:t>Das UI-Design folgt einer intuitiven Philosophie: Ein zentrales Dashboard ermöglicht den direkten Benchmark-Vergleich von Zeitersparnis und Effizienzsteigerung . Für eine tiefergehende Interaktion kann der Nutzer ein Chatfenster nutzen, um in iterativen Schleifen die Optimierungsvorschläge der Agenten zu verfeiner</w:t>
+      </w:r>
+      <w:r>
+        <w:rPr>
+          <w:rFonts w:ascii="Times New Roman" w:hAnsi="Times New Roman" w:cs="Times New Roman"/>
+          <w:lang w:val="de-DE"/>
+        </w:rPr>
+        <w:t>n.</w:t>
+      </w:r>
+    </w:p>
+    <w:p>
+      <w:pPr>
+        <w:pStyle w:val="2"/>
         <w:spacing w:before="120" w:after="120" w:line="360" w:lineRule="auto"/>
         <w:rPr>
           <w:rFonts w:ascii="Times New Roman" w:hAnsi="Times New Roman" w:cs="Times New Roman"/>
@@ -8942,7 +8703,7 @@
           <w:lang w:val="de-DE"/>
         </w:rPr>
       </w:pPr>
-      <w:bookmarkStart w:id="12" w:name="_Toc216529619"/>
+      <w:bookmarkStart w:id="12" w:name="_Toc216529621"/>
       <w:r>
         <w:rPr>
           <w:rFonts w:ascii="Times New Roman" w:hAnsi="Times New Roman" w:cs="Times New Roman"/>
@@ -8951,7 +8712,7 @@
           <w:szCs w:val="24"/>
           <w:lang w:val="de-DE"/>
         </w:rPr>
-        <w:t>4.3.1 Vorgehensweise</w:t>
+        <w:t>4.4 Geplante Funktionen und Erweiterungen</w:t>
       </w:r>
       <w:bookmarkEnd w:id="12"/>
       <w:r>
@@ -8967,7 +8728,120 @@
     </w:p>
     <w:p>
       <w:pPr>
-        <w:pStyle w:val="berschrift3"/>
+        <w:rPr>
+          <w:rFonts w:ascii="Times New Roman" w:hAnsi="Times New Roman" w:cs="Times New Roman" w:hint="eastAsia"/>
+          <w:lang w:val="de-DE"/>
+        </w:rPr>
+      </w:pPr>
+      <w:r>
+        <w:rPr>
+          <w:rFonts w:ascii="Times New Roman" w:hAnsi="Times New Roman" w:cs="Times New Roman"/>
+          <w:lang w:val="de-DE"/>
+        </w:rPr>
+        <w:t xml:space="preserve">Welche aktuellen Funktionen sind im MVP (Minimum Viable Product) enthalten? </w:t>
+      </w:r>
+    </w:p>
+    <w:p>
+      <w:pPr>
+        <w:rPr>
+          <w:rFonts w:ascii="Times New Roman" w:hAnsi="Times New Roman" w:cs="Times New Roman"/>
+          <w:lang w:val="de-DE"/>
+        </w:rPr>
+      </w:pPr>
+      <w:r>
+        <w:rPr>
+          <w:rFonts w:ascii="Times New Roman" w:hAnsi="Times New Roman" w:cs="Times New Roman"/>
+          <w:lang w:val="de-DE"/>
+        </w:rPr>
+        <w:t>Welche zukünftigen Funktionen sind geplant (z. B. Integration weiterer Datenquellen, Self-Learning-Fähigkeit, Hinzufügen weiterer Agenten-Typen)?</w:t>
+      </w:r>
+    </w:p>
+    <w:p>
+      <w:pPr>
+        <w:rPr>
+          <w:rFonts w:ascii="Times New Roman" w:hAnsi="Times New Roman" w:cs="Times New Roman"/>
+          <w:lang w:val="de-DE"/>
+        </w:rPr>
+      </w:pPr>
+      <w:r>
+        <w:rPr>
+          <w:rFonts w:ascii="Times New Roman" w:hAnsi="Times New Roman" w:cs="Times New Roman"/>
+          <w:lang w:val="de-DE"/>
+        </w:rPr>
+        <w:t>Zukünftige Versionen von ProcessAI sollen über das aktuelle MVP hinausgehen :</w:t>
+      </w:r>
+    </w:p>
+    <w:p>
+      <w:pPr>
+        <w:pStyle w:val="a9"/>
+        <w:numPr>
+          <w:ilvl w:val="0"/>
+          <w:numId w:val="3"/>
+        </w:numPr>
+        <w:rPr>
+          <w:rFonts w:ascii="Times New Roman" w:hAnsi="Times New Roman" w:cs="Times New Roman"/>
+          <w:lang w:val="de-DE"/>
+        </w:rPr>
+      </w:pPr>
+      <w:r>
+        <w:rPr>
+          <w:rFonts w:ascii="Times New Roman" w:hAnsi="Times New Roman" w:cs="Times New Roman"/>
+          <w:lang w:val="de-DE"/>
+        </w:rPr>
+        <w:t>Self-Learning-Fähigkeit: Das System soll aus Nutzerfeedback lernen, um die Qualität der Vorschläge stetig zu steigern.</w:t>
+      </w:r>
+    </w:p>
+    <w:p>
+      <w:pPr>
+        <w:pStyle w:val="a9"/>
+        <w:numPr>
+          <w:ilvl w:val="0"/>
+          <w:numId w:val="3"/>
+        </w:numPr>
+        <w:rPr>
+          <w:rFonts w:ascii="Times New Roman" w:hAnsi="Times New Roman" w:cs="Times New Roman"/>
+          <w:lang w:val="de-DE"/>
+        </w:rPr>
+      </w:pPr>
+      <w:r>
+        <w:rPr>
+          <w:rFonts w:ascii="Times New Roman" w:hAnsi="Times New Roman" w:cs="Times New Roman"/>
+          <w:lang w:val="de-DE"/>
+        </w:rPr>
+        <w:t xml:space="preserve">ERP-Integration: Eine direkte Anbindung an Systeme wie SAP oder Microsoft </w:t>
+      </w:r>
+      <w:r>
+        <w:rPr>
+          <w:rFonts w:ascii="Times New Roman" w:hAnsi="Times New Roman" w:cs="Times New Roman"/>
+          <w:lang w:val="de-DE"/>
+        </w:rPr>
+        <w:lastRenderedPageBreak/>
+        <w:t>Dynamics für eine vollautomatische Datenakquise und Umsetzung.</w:t>
+      </w:r>
+    </w:p>
+    <w:p>
+      <w:pPr>
+        <w:pStyle w:val="a9"/>
+        <w:numPr>
+          <w:ilvl w:val="0"/>
+          <w:numId w:val="3"/>
+        </w:numPr>
+        <w:rPr>
+          <w:rFonts w:ascii="Times New Roman" w:hAnsi="Times New Roman" w:cs="Times New Roman"/>
+          <w:lang w:val="de-DE"/>
+        </w:rPr>
+      </w:pPr>
+      <w:r>
+        <w:rPr>
+          <w:rFonts w:ascii="Times New Roman" w:hAnsi="Times New Roman" w:cs="Times New Roman"/>
+          <w:lang w:val="de-DE"/>
+        </w:rPr>
+        <w:t>Erweiterte Agenten-Typen: Hinzufügen weiterer Spezialisierungen für spezifische Branchenanforderungen.</w:t>
+      </w:r>
+    </w:p>
+    <w:p>
+      <w:pPr>
+        <w:pStyle w:val="2"/>
         <w:spacing w:before="120" w:after="120" w:line="360" w:lineRule="auto"/>
         <w:rPr>
           <w:rFonts w:ascii="Times New Roman" w:hAnsi="Times New Roman" w:cs="Times New Roman"/>
@@ -8977,7 +8851,7 @@
           <w:lang w:val="de-DE"/>
         </w:rPr>
       </w:pPr>
-      <w:bookmarkStart w:id="13" w:name="_Toc216529620"/>
+      <w:bookmarkStart w:id="13" w:name="_Toc216529622"/>
       <w:r>
         <w:rPr>
           <w:rFonts w:ascii="Times New Roman" w:hAnsi="Times New Roman" w:cs="Times New Roman"/>
@@ -8986,7 +8860,7 @@
           <w:szCs w:val="24"/>
           <w:lang w:val="de-DE"/>
         </w:rPr>
-        <w:t>4.3.2 Inspirationsquellen und Vision</w:t>
+        <w:t>4.5 Value Proposition</w:t>
       </w:r>
       <w:bookmarkEnd w:id="13"/>
       <w:r>
@@ -9002,460 +8876,471 @@
     </w:p>
     <w:p>
       <w:pPr>
-        <w:pStyle w:val="berschrift2"/>
+        <w:rPr>
+          <w:rFonts w:ascii="Times New Roman" w:hAnsi="Times New Roman" w:cs="Times New Roman"/>
+          <w:lang w:val="de-DE"/>
+        </w:rPr>
+      </w:pPr>
+      <w:r>
+        <w:rPr>
+          <w:rFonts w:ascii="Times New Roman" w:hAnsi="Times New Roman" w:cs="Times New Roman"/>
+          <w:lang w:val="de-DE"/>
+        </w:rPr>
+        <w:t xml:space="preserve">Fasse die drei bis fünf wichtigsten Vorteile deines Systems zusammen: </w:t>
+      </w:r>
+    </w:p>
+    <w:p>
+      <w:pPr>
+        <w:rPr>
+          <w:rFonts w:ascii="Times New Roman" w:hAnsi="Times New Roman" w:cs="Times New Roman"/>
+          <w:lang w:val="de-DE"/>
+        </w:rPr>
+      </w:pPr>
+      <w:r>
+        <w:rPr>
+          <w:rFonts w:ascii="Times New Roman" w:hAnsi="Times New Roman" w:cs="Times New Roman"/>
+          <w:lang w:val="de-DE"/>
+        </w:rPr>
+        <w:t>1. Zeitersparnis (schnellere Prozessoptimierung)</w:t>
+      </w:r>
+    </w:p>
+    <w:p>
+      <w:pPr>
+        <w:rPr>
+          <w:rFonts w:ascii="Times New Roman" w:hAnsi="Times New Roman" w:cs="Times New Roman"/>
+          <w:lang w:val="de-DE"/>
+        </w:rPr>
+      </w:pPr>
+      <w:r>
+        <w:rPr>
+          <w:rFonts w:ascii="Times New Roman" w:hAnsi="Times New Roman" w:cs="Times New Roman"/>
+          <w:lang w:val="de-DE"/>
+        </w:rPr>
+        <w:t>2</w:t>
+      </w:r>
+      <w:r>
+        <w:rPr>
+          <w:rFonts w:ascii="Times New Roman" w:hAnsi="Times New Roman" w:cs="Times New Roman"/>
+          <w:lang w:val="de-DE"/>
+        </w:rPr>
+        <w:t>. Kostenreduzierung/Effizienzsteigerung</w:t>
+      </w:r>
+    </w:p>
+    <w:p>
+      <w:pPr>
+        <w:rPr>
+          <w:rFonts w:ascii="Times New Roman" w:hAnsi="Times New Roman" w:cs="Times New Roman"/>
+          <w:lang w:val="de-DE"/>
+        </w:rPr>
+      </w:pPr>
+      <w:r>
+        <w:rPr>
+          <w:rFonts w:ascii="Times New Roman" w:hAnsi="Times New Roman" w:cs="Times New Roman"/>
+          <w:lang w:val="de-DE"/>
+        </w:rPr>
+        <w:t>3</w:t>
+      </w:r>
+      <w:r>
+        <w:rPr>
+          <w:rFonts w:ascii="Times New Roman" w:hAnsi="Times New Roman" w:cs="Times New Roman"/>
+          <w:lang w:val="de-DE"/>
+        </w:rPr>
+        <w:t>. Innovation/Kreativität (durch Multi-Agenten-Ansatz)</w:t>
+      </w:r>
+    </w:p>
+    <w:p>
+      <w:pPr>
+        <w:rPr>
+          <w:rFonts w:ascii="Times New Roman" w:hAnsi="Times New Roman" w:cs="Times New Roman"/>
+          <w:lang w:val="de-DE"/>
+        </w:rPr>
+      </w:pPr>
+      <w:r>
+        <w:rPr>
+          <w:rFonts w:ascii="Times New Roman" w:hAnsi="Times New Roman" w:cs="Times New Roman"/>
+          <w:lang w:val="de-DE"/>
+        </w:rPr>
+        <w:t>Das</w:t>
+      </w:r>
+      <w:r>
+        <w:rPr>
+          <w:rFonts w:ascii="Times New Roman" w:hAnsi="Times New Roman" w:cs="Times New Roman" w:hint="eastAsia"/>
+          <w:lang w:val="de-DE"/>
+        </w:rPr>
+        <w:t xml:space="preserve"> </w:t>
+      </w:r>
+      <w:r>
+        <w:rPr>
+          <w:rFonts w:ascii="Times New Roman" w:hAnsi="Times New Roman" w:cs="Times New Roman" w:hint="eastAsia"/>
+          <w:lang w:val="de-DE"/>
+        </w:rPr>
+        <w:t xml:space="preserve">System hat </w:t>
+      </w:r>
+      <w:r>
+        <w:rPr>
+          <w:rFonts w:ascii="Times New Roman" w:hAnsi="Times New Roman" w:cs="Times New Roman"/>
+          <w:lang w:val="de-DE"/>
+        </w:rPr>
+        <w:t>Vorteile wie Zeitersparnis, Effizienzsteigerung, und Kreativität zur Prozessverbesserung.</w:t>
+      </w:r>
+      <w:r>
+        <w:rPr>
+          <w:rFonts w:ascii="Times New Roman" w:hAnsi="Times New Roman" w:cs="Times New Roman"/>
+          <w:lang w:val="de-DE"/>
+        </w:rPr>
+        <w:t xml:space="preserve"> Die Analysezeit in Vergleich zu manueller Analyse kann von Wochen auf Minuten signifikant reduziert. Der kreative Ansatz von den Multi-Agenten hilft Unternehmen bei der Prozessverbesserung, die beide externe und interne Aspekte berücksichtigt.</w:t>
+      </w:r>
+    </w:p>
+    <w:p>
+      <w:pPr>
+        <w:pStyle w:val="1"/>
         <w:spacing w:before="120" w:after="120" w:line="360" w:lineRule="auto"/>
         <w:rPr>
           <w:rFonts w:ascii="Times New Roman" w:hAnsi="Times New Roman" w:cs="Times New Roman"/>
-          <w:color w:val="3A7C22" w:themeColor="accent6" w:themeShade="BF"/>
+          <w:b/>
+          <w:bCs/>
+          <w:color w:val="3A7C22" w:themeColor="accent6" w:themeShade="BF"/>
+          <w:sz w:val="28"/>
+          <w:szCs w:val="28"/>
+          <w:lang w:val="de-DE"/>
+        </w:rPr>
+      </w:pPr>
+      <w:bookmarkStart w:id="14" w:name="_Toc216529623"/>
+      <w:r>
+        <w:rPr>
+          <w:rFonts w:ascii="Times New Roman" w:hAnsi="Times New Roman" w:cs="Times New Roman"/>
+          <w:b/>
+          <w:bCs/>
+          <w:color w:val="3A7C22" w:themeColor="accent6" w:themeShade="BF"/>
+          <w:sz w:val="28"/>
+          <w:szCs w:val="28"/>
+          <w:lang w:val="de-DE"/>
+        </w:rPr>
+        <w:t>5 Fazit</w:t>
+      </w:r>
+      <w:bookmarkEnd w:id="14"/>
+      <w:r>
+        <w:rPr>
+          <w:rFonts w:ascii="Times New Roman" w:hAnsi="Times New Roman" w:cs="Times New Roman"/>
+          <w:b/>
+          <w:bCs/>
+          <w:color w:val="3A7C22" w:themeColor="accent6" w:themeShade="BF"/>
+          <w:sz w:val="28"/>
+          <w:szCs w:val="28"/>
+          <w:lang w:val="de-DE"/>
+        </w:rPr>
+        <w:t xml:space="preserve"> </w:t>
+      </w:r>
+    </w:p>
+    <w:p>
+      <w:pPr>
+        <w:rPr>
+          <w:rFonts w:ascii="Times New Roman" w:hAnsi="Times New Roman" w:cs="Times New Roman"/>
+          <w:lang w:val="de-DE"/>
+        </w:rPr>
+      </w:pPr>
+      <w:r>
+        <w:rPr>
+          <w:rFonts w:ascii="Times New Roman" w:hAnsi="Times New Roman" w:cs="Times New Roman"/>
+          <w:lang w:val="de-DE"/>
+        </w:rPr>
+        <w:t>Was ist das Gesamtergebnis des Projekts (z. B. Ein funktionierendes Proof-of-Concept eines Multi-Agenten-Systems zur BPI)?</w:t>
+      </w:r>
+    </w:p>
+    <w:p>
+      <w:pPr>
+        <w:rPr>
+          <w:rFonts w:ascii="Times New Roman" w:hAnsi="Times New Roman" w:cs="Times New Roman"/>
+          <w:lang w:val="de-DE"/>
+        </w:rPr>
+      </w:pPr>
+      <w:r>
+        <w:rPr>
+          <w:rFonts w:ascii="Times New Roman" w:hAnsi="Times New Roman" w:cs="Times New Roman"/>
+          <w:lang w:val="de-DE"/>
+        </w:rPr>
+        <w:t xml:space="preserve">Mit ProcessAI haben wir bewiesen, dass Multi-Agenten-Systeme in der Lage sind, komplexe Business-Kontexte nicht nur zu verstehen, sondern aktiv zu verbessern. Durch die Verbindung von strukturierten Datenanalysen (PM4PY) und generativer Intelligenz (CrewAI) </w:t>
+      </w:r>
+      <w:r>
+        <w:rPr>
+          <w:rFonts w:ascii="Times New Roman" w:hAnsi="Times New Roman" w:cs="Times New Roman"/>
+          <w:lang w:val="de-DE"/>
+        </w:rPr>
+        <w:t>unterstützen</w:t>
+      </w:r>
+      <w:r>
+        <w:rPr>
+          <w:rFonts w:ascii="Times New Roman" w:hAnsi="Times New Roman" w:cs="Times New Roman"/>
+          <w:lang w:val="de-DE"/>
+        </w:rPr>
+        <w:t xml:space="preserve"> wir </w:t>
+      </w:r>
+      <w:r>
+        <w:rPr>
+          <w:rFonts w:ascii="Times New Roman" w:hAnsi="Times New Roman" w:cs="Times New Roman"/>
+          <w:lang w:val="de-DE"/>
+        </w:rPr>
+        <w:t>den Mittelstand bei</w:t>
+      </w:r>
+      <w:r>
+        <w:rPr>
+          <w:rFonts w:ascii="Times New Roman" w:hAnsi="Times New Roman" w:cs="Times New Roman"/>
+          <w:lang w:val="de-DE"/>
+        </w:rPr>
+        <w:t xml:space="preserve"> </w:t>
+      </w:r>
+      <w:r>
+        <w:rPr>
+          <w:rFonts w:ascii="Times New Roman" w:hAnsi="Times New Roman" w:cs="Times New Roman"/>
+          <w:lang w:val="de-DE"/>
+        </w:rPr>
+        <w:t xml:space="preserve">der </w:t>
+      </w:r>
+      <w:r>
+        <w:rPr>
+          <w:rFonts w:ascii="Times New Roman" w:hAnsi="Times New Roman" w:cs="Times New Roman"/>
+          <w:lang w:val="de-DE"/>
+        </w:rPr>
+        <w:t>Ressourcenengpässen.</w:t>
+      </w:r>
+    </w:p>
+    <w:p>
+      <w:pPr>
+        <w:rPr>
+          <w:rFonts w:ascii="Times New Roman" w:hAnsi="Times New Roman" w:cs="Times New Roman"/>
+          <w:lang w:val="de-DE"/>
+        </w:rPr>
+      </w:pPr>
+      <w:r>
+        <w:rPr>
+          <w:rFonts w:ascii="Times New Roman" w:hAnsi="Times New Roman" w:cs="Times New Roman"/>
+          <w:lang w:val="de-DE"/>
+        </w:rPr>
+        <w:t xml:space="preserve">Wie adressiert das Projekt die anfänglich genannten Herausforderungen (Kapitel 2)? Fasse die wichtigsten Beiträge zusammen (z. B. Automatisierung, Datenanalyse, kollaborative Prozessoptimierung). </w:t>
+      </w:r>
+    </w:p>
+    <w:p>
+      <w:pPr>
+        <w:rPr>
+          <w:rFonts w:ascii="Times New Roman" w:hAnsi="Times New Roman" w:cs="Times New Roman"/>
+          <w:lang w:val="de-DE"/>
+        </w:rPr>
+      </w:pPr>
+      <w:r>
+        <w:rPr>
+          <w:rFonts w:ascii="Times New Roman" w:hAnsi="Times New Roman" w:cs="Times New Roman"/>
+          <w:lang w:val="de-DE"/>
+        </w:rPr>
+        <w:t>Was ist die langfristige Vision (z. B. Integration in ein größeres ERP-System, Aufbau eines standardisierten Frameworks für Agenten-Entwicklung)?</w:t>
+      </w:r>
+      <w:r>
+        <w:rPr>
+          <w:rFonts w:ascii="Times New Roman" w:hAnsi="Times New Roman" w:cs="Times New Roman"/>
+          <w:lang w:val="de-DE"/>
+        </w:rPr>
+        <w:t xml:space="preserve"> </w:t>
+      </w:r>
+      <w:r>
+        <w:rPr>
+          <w:rFonts w:ascii="Times New Roman" w:hAnsi="Times New Roman" w:cs="Times New Roman"/>
+          <w:lang w:val="de-DE"/>
+        </w:rPr>
+        <w:t>Wie könnte die erfolgreiche Umsetzung deines Projekts als Vorreiter in deinem Themenbereich dienen?</w:t>
+      </w:r>
+    </w:p>
+    <w:p>
+      <w:pPr>
+        <w:rPr>
+          <w:rFonts w:ascii="Times New Roman" w:hAnsi="Times New Roman" w:cs="Times New Roman" w:hint="eastAsia"/>
+          <w:lang w:val="de-DE"/>
+        </w:rPr>
+      </w:pPr>
+      <w:r>
+        <w:rPr>
+          <w:rFonts w:ascii="Times New Roman" w:hAnsi="Times New Roman" w:cs="Times New Roman"/>
+          <w:lang w:val="de-DE"/>
+        </w:rPr>
+        <w:t xml:space="preserve">Unser Multi-Agenten-System erleichtert die Vorbereitung für eine </w:t>
+      </w:r>
+      <w:r>
+        <w:rPr>
+          <w:rFonts w:ascii="Times New Roman" w:hAnsi="Times New Roman" w:cs="Times New Roman"/>
+          <w:lang w:val="de-DE"/>
+        </w:rPr>
+        <w:lastRenderedPageBreak/>
+        <w:t xml:space="preserve">Prozessverbesserung. Nutzer müssen nicht mehr viel Zeit investieren, um die Evaluierung von anderer Abteilungen zu bekommen und im Internet nach vielen Informationen zu suchen. Das ist </w:t>
+      </w:r>
+      <w:r>
+        <w:rPr>
+          <w:rFonts w:ascii="Times New Roman" w:hAnsi="Times New Roman" w:cs="Times New Roman"/>
+          <w:lang w:val="de-DE"/>
+        </w:rPr>
+        <w:t xml:space="preserve">deshalb </w:t>
+      </w:r>
+      <w:r>
+        <w:rPr>
+          <w:rFonts w:ascii="Times New Roman" w:hAnsi="Times New Roman" w:cs="Times New Roman"/>
+          <w:lang w:val="de-DE"/>
+        </w:rPr>
+        <w:t>der wesentliche Schritt vor der weiteren Integration</w:t>
+      </w:r>
+      <w:r>
+        <w:rPr>
+          <w:rFonts w:ascii="Times New Roman" w:hAnsi="Times New Roman" w:cs="Times New Roman"/>
+          <w:lang w:val="de-DE"/>
+        </w:rPr>
+        <w:t xml:space="preserve"> in einem ERP-System für eine vollständig automatisierte und aktive Prozessverbesserung. Die Verwendung von Agenten ist auch der Trend mit der Entwicklung von KI. Ohne </w:t>
+      </w:r>
+      <w:r>
+        <w:rPr>
+          <w:rFonts w:ascii="Times New Roman" w:hAnsi="Times New Roman" w:cs="Times New Roman" w:hint="eastAsia"/>
+          <w:lang w:val="de-DE"/>
+        </w:rPr>
+        <w:t>das k</w:t>
+      </w:r>
+      <w:r>
+        <w:rPr>
+          <w:rFonts w:ascii="Times New Roman" w:hAnsi="Times New Roman" w:cs="Times New Roman"/>
+          <w:lang w:val="de-DE"/>
+        </w:rPr>
+        <w:t>önnten KMU die Konkurrenz wegen der niedrigeren Effizienz zur Prozessoptimierung verlieren.</w:t>
+      </w:r>
+    </w:p>
+    <w:p>
+      <w:pPr>
+        <w:pStyle w:val="1"/>
+        <w:spacing w:before="120" w:after="120" w:line="360" w:lineRule="auto"/>
+        <w:rPr>
+          <w:rFonts w:ascii="Times New Roman" w:hAnsi="Times New Roman" w:cs="Times New Roman"/>
+          <w:b/>
+          <w:bCs/>
+          <w:color w:val="3A7C22" w:themeColor="accent6" w:themeShade="BF"/>
+          <w:sz w:val="28"/>
+          <w:szCs w:val="28"/>
+          <w:lang w:val="de-DE"/>
+        </w:rPr>
+      </w:pPr>
+      <w:bookmarkStart w:id="15" w:name="_Toc216529624"/>
+      <w:r>
+        <w:rPr>
+          <w:rFonts w:ascii="Times New Roman" w:hAnsi="Times New Roman" w:cs="Times New Roman"/>
+          <w:b/>
+          <w:bCs/>
+          <w:color w:val="3A7C22" w:themeColor="accent6" w:themeShade="BF"/>
+          <w:sz w:val="28"/>
+          <w:szCs w:val="28"/>
+          <w:lang w:val="de-DE"/>
+        </w:rPr>
+        <w:t>6 Abbildungsverzeichnis</w:t>
+      </w:r>
+      <w:bookmarkEnd w:id="15"/>
+      <w:r>
+        <w:rPr>
+          <w:rFonts w:ascii="Times New Roman" w:hAnsi="Times New Roman" w:cs="Times New Roman"/>
+          <w:b/>
+          <w:bCs/>
+          <w:color w:val="3A7C22" w:themeColor="accent6" w:themeShade="BF"/>
+          <w:sz w:val="28"/>
+          <w:szCs w:val="28"/>
+          <w:lang w:val="de-DE"/>
+        </w:rPr>
+        <w:t xml:space="preserve"> </w:t>
+      </w:r>
+    </w:p>
+    <w:p>
+      <w:pPr>
+        <w:pStyle w:val="1"/>
+        <w:spacing w:before="120" w:after="120" w:line="360" w:lineRule="auto"/>
+        <w:rPr>
+          <w:rFonts w:ascii="Times New Roman" w:hAnsi="Times New Roman" w:cs="Times New Roman"/>
+          <w:b/>
+          <w:bCs/>
+          <w:color w:val="3A7C22" w:themeColor="accent6" w:themeShade="BF"/>
+          <w:sz w:val="28"/>
+          <w:szCs w:val="28"/>
+          <w:lang w:val="de-DE"/>
+        </w:rPr>
+      </w:pPr>
+      <w:bookmarkStart w:id="16" w:name="_Toc216529625"/>
+      <w:r>
+        <w:rPr>
+          <w:rFonts w:ascii="Times New Roman" w:hAnsi="Times New Roman" w:cs="Times New Roman"/>
+          <w:b/>
+          <w:bCs/>
+          <w:color w:val="3A7C22" w:themeColor="accent6" w:themeShade="BF"/>
+          <w:sz w:val="28"/>
+          <w:szCs w:val="28"/>
+          <w:lang w:val="de-DE"/>
+        </w:rPr>
+        <w:t>7 Literaturverzeichnis</w:t>
+      </w:r>
+      <w:bookmarkEnd w:id="16"/>
+    </w:p>
+    <w:p>
+      <w:pPr>
+        <w:pStyle w:val="1"/>
+        <w:spacing w:before="120" w:after="120" w:line="360" w:lineRule="auto"/>
+        <w:rPr>
+          <w:rFonts w:ascii="Times New Roman" w:hAnsi="Times New Roman" w:cs="Times New Roman"/>
+          <w:b/>
+          <w:bCs/>
+          <w:color w:val="3A7C22" w:themeColor="accent6" w:themeShade="BF"/>
+          <w:sz w:val="28"/>
+          <w:szCs w:val="28"/>
+          <w:lang w:val="de-DE"/>
+        </w:rPr>
+      </w:pPr>
+      <w:bookmarkStart w:id="17" w:name="_Toc216529626"/>
+      <w:r>
+        <w:rPr>
+          <w:rFonts w:ascii="Times New Roman" w:hAnsi="Times New Roman" w:cs="Times New Roman"/>
+          <w:b/>
+          <w:bCs/>
+          <w:color w:val="3A7C22" w:themeColor="accent6" w:themeShade="BF"/>
+          <w:sz w:val="28"/>
+          <w:szCs w:val="28"/>
+          <w:lang w:val="de-DE"/>
+        </w:rPr>
+        <w:t>8 Anhang</w:t>
+      </w:r>
+      <w:bookmarkEnd w:id="17"/>
+      <w:r>
+        <w:rPr>
+          <w:rFonts w:ascii="Times New Roman" w:hAnsi="Times New Roman" w:cs="Times New Roman"/>
+          <w:b/>
+          <w:bCs/>
+          <w:color w:val="3A7C22" w:themeColor="accent6" w:themeShade="BF"/>
+          <w:sz w:val="28"/>
+          <w:szCs w:val="28"/>
+          <w:lang w:val="de-DE"/>
+        </w:rPr>
+        <w:t xml:space="preserve"> </w:t>
+      </w:r>
+    </w:p>
+    <w:p>
+      <w:pPr>
+        <w:pStyle w:val="CitaviBibliographyEntry"/>
+        <w:rPr>
+          <w:rFonts w:ascii="Times New Roman" w:hAnsi="Times New Roman" w:cs="Times New Roman"/>
+          <w:lang w:val="de-DE"/>
+        </w:rPr>
+      </w:pPr>
+    </w:p>
+    <w:p>
+      <w:pPr>
+        <w:rPr>
+          <w:rFonts w:ascii="Times New Roman" w:hAnsi="Times New Roman" w:cs="Times New Roman"/>
+          <w:lang w:val="de-DE"/>
+        </w:rPr>
+      </w:pPr>
+    </w:p>
+    <w:sdt>
+      <w:sdtPr>
+        <w:rPr>
+          <w:rFonts w:ascii="Times New Roman" w:eastAsiaTheme="minorEastAsia" w:hAnsi="Times New Roman" w:cs="Times New Roman"/>
+          <w:color w:val="auto"/>
           <w:sz w:val="24"/>
           <w:szCs w:val="24"/>
-          <w:lang w:val="de-DE"/>
-        </w:rPr>
-      </w:pPr>
-      <w:bookmarkStart w:id="14" w:name="_Toc216529621"/>
-      <w:r>
-        <w:rPr>
-          <w:rFonts w:ascii="Times New Roman" w:hAnsi="Times New Roman" w:cs="Times New Roman"/>
-          <w:color w:val="3A7C22" w:themeColor="accent6" w:themeShade="BF"/>
-          <w:sz w:val="24"/>
-          <w:szCs w:val="24"/>
-          <w:lang w:val="de-DE"/>
-        </w:rPr>
-        <w:t>4.4 Geplante Funktionen und Erweiterungen</w:t>
-      </w:r>
-      <w:bookmarkEnd w:id="14"/>
-      <w:r>
-        <w:rPr>
-          <w:rFonts w:ascii="Times New Roman" w:hAnsi="Times New Roman" w:cs="Times New Roman"/>
-          <w:color w:val="3A7C22" w:themeColor="accent6" w:themeShade="BF"/>
-          <w:sz w:val="24"/>
-          <w:szCs w:val="24"/>
-          <w:lang w:val="de-DE"/>
-        </w:rPr>
-        <w:t xml:space="preserve">  </w:t>
-      </w:r>
-    </w:p>
-    <w:p>
-      <w:pPr>
-        <w:rPr>
-          <w:rFonts w:ascii="Times New Roman" w:hAnsi="Times New Roman" w:cs="Times New Roman"/>
-          <w:lang w:val="de-DE"/>
-        </w:rPr>
-      </w:pPr>
-      <w:r>
-        <w:rPr>
-          <w:rFonts w:ascii="Times New Roman" w:hAnsi="Times New Roman" w:cs="Times New Roman"/>
-          <w:lang w:val="de-DE"/>
-        </w:rPr>
-        <w:t xml:space="preserve">Welche aktuellen Funktionen sind im MVP (Minimum Viable </w:t>
-      </w:r>
-      <w:proofErr w:type="spellStart"/>
-      <w:r>
-        <w:rPr>
-          <w:rFonts w:ascii="Times New Roman" w:hAnsi="Times New Roman" w:cs="Times New Roman"/>
-          <w:lang w:val="de-DE"/>
-        </w:rPr>
-        <w:t>Product</w:t>
-      </w:r>
-      <w:proofErr w:type="spellEnd"/>
-      <w:r>
-        <w:rPr>
-          <w:rFonts w:ascii="Times New Roman" w:hAnsi="Times New Roman" w:cs="Times New Roman"/>
-          <w:lang w:val="de-DE"/>
-        </w:rPr>
-        <w:t xml:space="preserve">) enthalten? </w:t>
-      </w:r>
-    </w:p>
-    <w:p>
-      <w:pPr>
-        <w:rPr>
-          <w:rFonts w:ascii="Times New Roman" w:hAnsi="Times New Roman" w:cs="Times New Roman"/>
-          <w:lang w:val="de-DE"/>
-        </w:rPr>
-      </w:pPr>
-      <w:r>
-        <w:rPr>
-          <w:rFonts w:ascii="Times New Roman" w:hAnsi="Times New Roman" w:cs="Times New Roman"/>
-          <w:lang w:val="de-DE"/>
-        </w:rPr>
-        <w:lastRenderedPageBreak/>
-        <w:t>Welche zukünftigen Funktionen sind geplant (z. B. Integration weiterer Datenquellen, Self-Learning-Fähigkeit, Hinzufügen weiterer Agenten-Typen)?</w:t>
-      </w:r>
-    </w:p>
-    <w:p>
-      <w:pPr>
-        <w:pStyle w:val="berschrift2"/>
-        <w:spacing w:before="120" w:after="120" w:line="360" w:lineRule="auto"/>
-        <w:rPr>
-          <w:rFonts w:ascii="Times New Roman" w:hAnsi="Times New Roman" w:cs="Times New Roman"/>
-          <w:color w:val="3A7C22" w:themeColor="accent6" w:themeShade="BF"/>
-          <w:sz w:val="24"/>
-          <w:szCs w:val="24"/>
-          <w:lang w:val="de-DE"/>
-        </w:rPr>
-      </w:pPr>
-      <w:bookmarkStart w:id="15" w:name="_Toc216529622"/>
-      <w:r>
-        <w:rPr>
-          <w:rFonts w:ascii="Times New Roman" w:hAnsi="Times New Roman" w:cs="Times New Roman"/>
-          <w:color w:val="3A7C22" w:themeColor="accent6" w:themeShade="BF"/>
-          <w:sz w:val="24"/>
-          <w:szCs w:val="24"/>
-          <w:lang w:val="de-DE"/>
-        </w:rPr>
-        <w:t>4.5 Value Proposition</w:t>
-      </w:r>
-      <w:bookmarkEnd w:id="15"/>
-      <w:r>
-        <w:rPr>
-          <w:rFonts w:ascii="Times New Roman" w:hAnsi="Times New Roman" w:cs="Times New Roman"/>
-          <w:color w:val="3A7C22" w:themeColor="accent6" w:themeShade="BF"/>
-          <w:sz w:val="24"/>
-          <w:szCs w:val="24"/>
-          <w:lang w:val="de-DE"/>
-        </w:rPr>
-        <w:t xml:space="preserve">  </w:t>
-      </w:r>
-    </w:p>
-    <w:p>
-      <w:pPr>
-        <w:rPr>
-          <w:rFonts w:ascii="Times New Roman" w:hAnsi="Times New Roman" w:cs="Times New Roman"/>
-          <w:lang w:val="de-DE"/>
-        </w:rPr>
-      </w:pPr>
-      <w:r>
-        <w:rPr>
-          <w:rFonts w:ascii="Times New Roman" w:hAnsi="Times New Roman" w:cs="Times New Roman"/>
-          <w:lang w:val="de-DE"/>
-        </w:rPr>
-        <w:t xml:space="preserve">Fasse die drei bis fünf wichtigsten Vorteile deines Systems zusammen: </w:t>
-      </w:r>
-    </w:p>
-    <w:p>
-      <w:pPr>
-        <w:rPr>
-          <w:rFonts w:ascii="Times New Roman" w:hAnsi="Times New Roman" w:cs="Times New Roman"/>
-          <w:lang w:val="de-DE"/>
-        </w:rPr>
-      </w:pPr>
-      <w:r>
-        <w:rPr>
-          <w:rFonts w:ascii="Times New Roman" w:hAnsi="Times New Roman" w:cs="Times New Roman"/>
-          <w:lang w:val="de-DE"/>
-        </w:rPr>
-        <w:t>1. Zeitersparnis (schnellere Prozessoptimierung)</w:t>
-      </w:r>
-    </w:p>
-    <w:p>
-      <w:pPr>
-        <w:rPr>
-          <w:rFonts w:ascii="Times New Roman" w:hAnsi="Times New Roman" w:cs="Times New Roman"/>
-          <w:lang w:val="de-DE"/>
-        </w:rPr>
-      </w:pPr>
-      <w:r>
-        <w:rPr>
-          <w:rFonts w:ascii="Times New Roman" w:hAnsi="Times New Roman" w:cs="Times New Roman"/>
-          <w:lang w:val="de-DE"/>
-        </w:rPr>
-        <w:t>2. Kostenreduzierung/Effizienzsteigerung</w:t>
-      </w:r>
-    </w:p>
-    <w:p>
-      <w:pPr>
-        <w:rPr>
-          <w:rFonts w:ascii="Times New Roman" w:hAnsi="Times New Roman" w:cs="Times New Roman"/>
-          <w:lang w:val="de-DE"/>
-        </w:rPr>
-      </w:pPr>
-      <w:r>
-        <w:rPr>
-          <w:rFonts w:ascii="Times New Roman" w:hAnsi="Times New Roman" w:cs="Times New Roman"/>
-          <w:lang w:val="de-DE"/>
-        </w:rPr>
-        <w:t>3. Erhöhte Sicherheit/Compliance</w:t>
-      </w:r>
-    </w:p>
-    <w:p>
-      <w:pPr>
-        <w:rPr>
-          <w:rFonts w:ascii="Times New Roman" w:hAnsi="Times New Roman" w:cs="Times New Roman"/>
-          <w:lang w:val="de-DE"/>
-        </w:rPr>
-      </w:pPr>
-      <w:r>
-        <w:rPr>
-          <w:rFonts w:ascii="Times New Roman" w:hAnsi="Times New Roman" w:cs="Times New Roman"/>
-          <w:lang w:val="de-DE"/>
-        </w:rPr>
-        <w:t>4. Innovation/Kreativität (durch Multi-Agenten-Ansatz)</w:t>
-      </w:r>
-    </w:p>
-    <w:p>
-      <w:pPr>
-        <w:rPr>
-          <w:rFonts w:ascii="Times New Roman" w:hAnsi="Times New Roman" w:cs="Times New Roman"/>
-          <w:lang w:val="de-DE"/>
-        </w:rPr>
-      </w:pPr>
-      <w:r>
-        <w:rPr>
-          <w:rFonts w:ascii="Times New Roman" w:hAnsi="Times New Roman" w:cs="Times New Roman"/>
-          <w:lang w:val="de-DE"/>
-        </w:rPr>
-        <w:t>5. Transparenz/Nachvollziehbarkeit (der Prozessverbesserungen).</w:t>
-      </w:r>
-    </w:p>
-    <w:p>
-      <w:pPr>
-        <w:pStyle w:val="berschrift1"/>
-        <w:spacing w:before="120" w:after="120" w:line="360" w:lineRule="auto"/>
-        <w:rPr>
-          <w:rFonts w:ascii="Times New Roman" w:hAnsi="Times New Roman" w:cs="Times New Roman"/>
-          <w:b/>
-          <w:bCs/>
-          <w:color w:val="3A7C22" w:themeColor="accent6" w:themeShade="BF"/>
-          <w:sz w:val="28"/>
-          <w:szCs w:val="28"/>
-          <w:lang w:val="de-DE"/>
-        </w:rPr>
-      </w:pPr>
-      <w:bookmarkStart w:id="16" w:name="_Toc216529623"/>
-      <w:r>
-        <w:rPr>
-          <w:rFonts w:ascii="Times New Roman" w:hAnsi="Times New Roman" w:cs="Times New Roman"/>
-          <w:b/>
-          <w:bCs/>
-          <w:color w:val="3A7C22" w:themeColor="accent6" w:themeShade="BF"/>
-          <w:sz w:val="28"/>
-          <w:szCs w:val="28"/>
-          <w:lang w:val="de-DE"/>
-        </w:rPr>
-        <w:t>5 Fazit</w:t>
-      </w:r>
-      <w:bookmarkEnd w:id="16"/>
-      <w:r>
-        <w:rPr>
-          <w:rFonts w:ascii="Times New Roman" w:hAnsi="Times New Roman" w:cs="Times New Roman"/>
-          <w:b/>
-          <w:bCs/>
-          <w:color w:val="3A7C22" w:themeColor="accent6" w:themeShade="BF"/>
-          <w:sz w:val="28"/>
-          <w:szCs w:val="28"/>
-          <w:lang w:val="de-DE"/>
-        </w:rPr>
-        <w:t xml:space="preserve"> </w:t>
-      </w:r>
-    </w:p>
-    <w:p>
-      <w:pPr>
-        <w:rPr>
-          <w:rFonts w:ascii="Times New Roman" w:hAnsi="Times New Roman" w:cs="Times New Roman"/>
-          <w:lang w:val="de-DE"/>
-        </w:rPr>
-      </w:pPr>
-      <w:r>
-        <w:rPr>
-          <w:rFonts w:ascii="Times New Roman" w:hAnsi="Times New Roman" w:cs="Times New Roman"/>
-          <w:lang w:val="de-DE"/>
-        </w:rPr>
-        <w:t>Was ist das Gesamtergebnis des Projekts (z. B. Ein funktionierendes Proof-</w:t>
-      </w:r>
-      <w:proofErr w:type="spellStart"/>
-      <w:r>
-        <w:rPr>
-          <w:rFonts w:ascii="Times New Roman" w:hAnsi="Times New Roman" w:cs="Times New Roman"/>
-          <w:lang w:val="de-DE"/>
-        </w:rPr>
-        <w:t>of</w:t>
-      </w:r>
-      <w:proofErr w:type="spellEnd"/>
-      <w:r>
-        <w:rPr>
-          <w:rFonts w:ascii="Times New Roman" w:hAnsi="Times New Roman" w:cs="Times New Roman"/>
-          <w:lang w:val="de-DE"/>
-        </w:rPr>
-        <w:t>-Concept eines Multi-Agenten-Systems zur BPI)?</w:t>
-      </w:r>
-    </w:p>
-    <w:p>
-      <w:pPr>
-        <w:rPr>
-          <w:rFonts w:ascii="Times New Roman" w:hAnsi="Times New Roman" w:cs="Times New Roman"/>
-          <w:lang w:val="de-DE"/>
-        </w:rPr>
-      </w:pPr>
-      <w:r>
-        <w:rPr>
-          <w:rFonts w:ascii="Times New Roman" w:hAnsi="Times New Roman" w:cs="Times New Roman"/>
-          <w:lang w:val="de-DE"/>
-        </w:rPr>
-        <w:t xml:space="preserve">Wie adressiert das Projekt die anfänglich genannten Herausforderungen (Kapitel 2)? Fasse die wichtigsten Beiträge zusammen (z. B. Automatisierung, Datenanalyse, kollaborative Prozessoptimierung). </w:t>
-      </w:r>
-    </w:p>
-    <w:p>
-      <w:pPr>
-        <w:rPr>
-          <w:rFonts w:ascii="Times New Roman" w:hAnsi="Times New Roman" w:cs="Times New Roman"/>
-          <w:lang w:val="de-DE"/>
-        </w:rPr>
-      </w:pPr>
-      <w:r>
-        <w:rPr>
-          <w:rFonts w:ascii="Times New Roman" w:hAnsi="Times New Roman" w:cs="Times New Roman"/>
-          <w:lang w:val="de-DE"/>
-        </w:rPr>
-        <w:t>Was ist die langfristige Vision (z. B. Integration in ein größeres ERP-System, Aufbau eines standardisierten Frameworks für Agenten-Entwicklung)?</w:t>
-      </w:r>
-    </w:p>
-    <w:p>
-      <w:pPr>
-        <w:rPr>
-          <w:rFonts w:ascii="Times New Roman" w:hAnsi="Times New Roman" w:cs="Times New Roman"/>
-          <w:lang w:val="de-DE"/>
-        </w:rPr>
-      </w:pPr>
-      <w:r>
-        <w:rPr>
-          <w:rFonts w:ascii="Times New Roman" w:hAnsi="Times New Roman" w:cs="Times New Roman"/>
-          <w:lang w:val="de-DE"/>
-        </w:rPr>
-        <w:t>Wie könnte die erfolgreiche Umsetzung deines Projekts als Vorreiter in deinem Themenbereich dienen?</w:t>
-      </w:r>
-    </w:p>
-    <w:p>
-      <w:pPr>
-        <w:pStyle w:val="berschrift1"/>
-        <w:spacing w:before="120" w:after="120" w:line="360" w:lineRule="auto"/>
-        <w:rPr>
-          <w:rFonts w:ascii="Times New Roman" w:hAnsi="Times New Roman" w:cs="Times New Roman"/>
-          <w:b/>
-          <w:bCs/>
-          <w:color w:val="3A7C22" w:themeColor="accent6" w:themeShade="BF"/>
-          <w:sz w:val="28"/>
-          <w:szCs w:val="28"/>
-          <w:lang w:val="de-DE"/>
-        </w:rPr>
-      </w:pPr>
-      <w:bookmarkStart w:id="17" w:name="_Toc216529624"/>
-      <w:r>
-        <w:rPr>
-          <w:rFonts w:ascii="Times New Roman" w:hAnsi="Times New Roman" w:cs="Times New Roman"/>
-          <w:b/>
-          <w:bCs/>
-          <w:color w:val="3A7C22" w:themeColor="accent6" w:themeShade="BF"/>
-          <w:sz w:val="28"/>
-          <w:szCs w:val="28"/>
-          <w:lang w:val="de-DE"/>
-        </w:rPr>
-        <w:t>6 Abbildungsverzeichnis</w:t>
-      </w:r>
-      <w:bookmarkEnd w:id="17"/>
-      <w:r>
-        <w:rPr>
-          <w:rFonts w:ascii="Times New Roman" w:hAnsi="Times New Roman" w:cs="Times New Roman"/>
-          <w:b/>
-          <w:bCs/>
-          <w:color w:val="3A7C22" w:themeColor="accent6" w:themeShade="BF"/>
-          <w:sz w:val="28"/>
-          <w:szCs w:val="28"/>
-          <w:lang w:val="de-DE"/>
-        </w:rPr>
-        <w:t xml:space="preserve"> </w:t>
-      </w:r>
-    </w:p>
-    <w:p>
-      <w:pPr>
-        <w:pStyle w:val="berschrift1"/>
-        <w:spacing w:before="120" w:after="120" w:line="360" w:lineRule="auto"/>
-        <w:rPr>
-          <w:rFonts w:ascii="Times New Roman" w:hAnsi="Times New Roman" w:cs="Times New Roman"/>
-          <w:b/>
-          <w:bCs/>
-          <w:color w:val="3A7C22" w:themeColor="accent6" w:themeShade="BF"/>
-          <w:sz w:val="28"/>
-          <w:szCs w:val="28"/>
-          <w:lang w:val="de-DE"/>
-        </w:rPr>
-      </w:pPr>
-      <w:bookmarkStart w:id="18" w:name="_Toc216529625"/>
-      <w:r>
-        <w:rPr>
-          <w:rFonts w:ascii="Times New Roman" w:hAnsi="Times New Roman" w:cs="Times New Roman"/>
-          <w:b/>
-          <w:bCs/>
-          <w:color w:val="3A7C22" w:themeColor="accent6" w:themeShade="BF"/>
-          <w:sz w:val="28"/>
-          <w:szCs w:val="28"/>
-          <w:lang w:val="de-DE"/>
-        </w:rPr>
-        <w:t>7 Literaturverzeichnis</w:t>
-      </w:r>
-      <w:bookmarkEnd w:id="18"/>
-    </w:p>
-    <w:p>
-      <w:pPr>
-        <w:pStyle w:val="berschrift1"/>
-        <w:spacing w:before="120" w:after="120" w:line="360" w:lineRule="auto"/>
-        <w:rPr>
-          <w:rFonts w:ascii="Times New Roman" w:hAnsi="Times New Roman" w:cs="Times New Roman"/>
-          <w:b/>
-          <w:bCs/>
-          <w:color w:val="3A7C22" w:themeColor="accent6" w:themeShade="BF"/>
-          <w:sz w:val="28"/>
-          <w:szCs w:val="28"/>
-          <w:lang w:val="de-DE"/>
-        </w:rPr>
-      </w:pPr>
-      <w:bookmarkStart w:id="19" w:name="_Toc216529626"/>
-      <w:r>
-        <w:rPr>
-          <w:rFonts w:ascii="Times New Roman" w:hAnsi="Times New Roman" w:cs="Times New Roman"/>
-          <w:b/>
-          <w:bCs/>
-          <w:color w:val="3A7C22" w:themeColor="accent6" w:themeShade="BF"/>
-          <w:sz w:val="28"/>
-          <w:szCs w:val="28"/>
-          <w:lang w:val="de-DE"/>
-        </w:rPr>
-        <w:t>8 Anhang</w:t>
-      </w:r>
-      <w:bookmarkEnd w:id="19"/>
-      <w:r>
-        <w:rPr>
-          <w:rFonts w:ascii="Times New Roman" w:hAnsi="Times New Roman" w:cs="Times New Roman"/>
-          <w:b/>
-          <w:bCs/>
-          <w:color w:val="3A7C22" w:themeColor="accent6" w:themeShade="BF"/>
-          <w:sz w:val="28"/>
-          <w:szCs w:val="28"/>
-          <w:lang w:val="de-DE"/>
-        </w:rPr>
-        <w:t xml:space="preserve"> </w:t>
-      </w:r>
-    </w:p>
-    <w:p>
-      <w:pPr>
-        <w:pStyle w:val="CitaviBibliographyEntry"/>
-        <w:rPr>
-          <w:rFonts w:ascii="Times New Roman" w:hAnsi="Times New Roman" w:cs="Times New Roman"/>
-          <w:lang w:val="de-DE"/>
-        </w:rPr>
-      </w:pPr>
-    </w:p>
-    <w:p>
-      <w:pPr>
-        <w:rPr>
-          <w:rFonts w:ascii="Times New Roman" w:hAnsi="Times New Roman" w:cs="Times New Roman"/>
-          <w:lang w:val="de-DE"/>
-        </w:rPr>
-      </w:pPr>
-    </w:p>
-    <w:sdt>
-      <w:sdtPr>
-        <w:rPr>
-          <w:rFonts w:ascii="Times New Roman" w:hAnsi="Times New Roman" w:cs="Times New Roman"/>
           <w:lang w:val="de-DE"/>
         </w:rPr>
         <w:tag w:val="CitaviBibliography"/>
@@ -9464,20 +9349,13 @@
           <w:docPart w:val="DefaultPlaceholder_-1854013440"/>
         </w:placeholder>
       </w:sdtPr>
-      <w:sdtEndPr>
-        <w:rPr>
-          <w:rFonts w:eastAsiaTheme="minorEastAsia"/>
-          <w:color w:val="auto"/>
-          <w:sz w:val="24"/>
-          <w:szCs w:val="24"/>
-        </w:rPr>
-      </w:sdtEndPr>
       <w:sdtContent>
         <w:p>
           <w:pPr>
             <w:pStyle w:val="CitaviBibliographyHeading"/>
             <w:rPr>
               <w:rFonts w:ascii="Times New Roman" w:hAnsi="Times New Roman" w:cs="Times New Roman"/>
+              <w:lang w:val="de-DE"/>
             </w:rPr>
           </w:pPr>
           <w:r>
@@ -9490,6 +9368,7 @@
           <w:r>
             <w:rPr>
               <w:rFonts w:ascii="Times New Roman" w:hAnsi="Times New Roman" w:cs="Times New Roman"/>
+              <w:lang w:val="de-DE"/>
             </w:rPr>
             <w:instrText>ADDIN CitaviBibliography</w:instrText>
           </w:r>
@@ -9500,14 +9379,15 @@
             </w:rPr>
             <w:fldChar w:fldCharType="separate"/>
           </w:r>
-          <w:bookmarkStart w:id="20" w:name="_Toc216529627"/>
+          <w:bookmarkStart w:id="18" w:name="_Toc216529627"/>
           <w:r>
             <w:rPr>
               <w:rFonts w:ascii="Times New Roman" w:hAnsi="Times New Roman" w:cs="Times New Roman"/>
+              <w:lang w:val="de-DE"/>
             </w:rPr>
             <w:t>References</w:t>
           </w:r>
-          <w:bookmarkEnd w:id="20"/>
+          <w:bookmarkEnd w:id="18"/>
         </w:p>
         <w:p>
           <w:pPr>
@@ -9516,14 +9396,21 @@
               <w:rFonts w:ascii="Times New Roman" w:hAnsi="Times New Roman" w:cs="Times New Roman"/>
             </w:rPr>
           </w:pPr>
-          <w:bookmarkStart w:id="21" w:name="_CTVL00173133f7f9baf4ce39382c58fea64bc6e"/>
+          <w:bookmarkStart w:id="19" w:name="_CTVL00173133f7f9baf4ce39382c58fea64bc6e"/>
+          <w:r>
+            <w:rPr>
+              <w:rFonts w:ascii="Times New Roman" w:hAnsi="Times New Roman" w:cs="Times New Roman"/>
+              <w:lang w:val="de-DE"/>
+            </w:rPr>
+            <w:t xml:space="preserve">Bennett, N., and Lemoine, G. J. 2014. </w:t>
+          </w:r>
           <w:r>
             <w:rPr>
               <w:rFonts w:ascii="Times New Roman" w:hAnsi="Times New Roman" w:cs="Times New Roman"/>
             </w:rPr>
-            <w:t>Bennett, N., and Lemoine, G. J. 2014. “What a difference a word makes: Understanding threats to performance in a VUCA world,”</w:t>
+            <w:t>“What a difference a word makes: Understanding threats to performance in a VUCA world,”</w:t>
           </w:r>
-          <w:bookmarkEnd w:id="21"/>
+          <w:bookmarkEnd w:id="19"/>
           <w:r>
             <w:rPr>
               <w:rFonts w:ascii="Times New Roman" w:hAnsi="Times New Roman" w:cs="Times New Roman"/>
@@ -9541,21 +9428,7 @@
             <w:rPr>
               <w:rFonts w:ascii="Times New Roman" w:hAnsi="Times New Roman" w:cs="Times New Roman"/>
             </w:rPr>
-            <w:t xml:space="preserve"> (57:3), pp. 311-317 (</w:t>
-          </w:r>
-          <w:proofErr w:type="spellStart"/>
-          <w:r>
-            <w:rPr>
-              <w:rFonts w:ascii="Times New Roman" w:hAnsi="Times New Roman" w:cs="Times New Roman"/>
-            </w:rPr>
-            <w:t>doi</w:t>
-          </w:r>
-          <w:proofErr w:type="spellEnd"/>
-          <w:r>
-            <w:rPr>
-              <w:rFonts w:ascii="Times New Roman" w:hAnsi="Times New Roman" w:cs="Times New Roman"/>
-            </w:rPr>
-            <w:t>: 10.1016/j.bushor.2014.01.001).</w:t>
+            <w:t xml:space="preserve"> (57:3), pp. 311-317 (doi: 10.1016/j.bushor.2014.01.001).</w:t>
           </w:r>
         </w:p>
         <w:p>
@@ -9565,83 +9438,32 @@
               <w:rFonts w:ascii="Times New Roman" w:hAnsi="Times New Roman" w:cs="Times New Roman"/>
             </w:rPr>
           </w:pPr>
-          <w:bookmarkStart w:id="22" w:name="_CTVL00142a372be91374889ae1f90dfda52882f"/>
+          <w:bookmarkStart w:id="20" w:name="_CTVL00142a372be91374889ae1f90dfda52882f"/>
           <w:r>
             <w:rPr>
               <w:rFonts w:ascii="Times New Roman" w:hAnsi="Times New Roman" w:cs="Times New Roman"/>
             </w:rPr>
-            <w:t xml:space="preserve">Gimpel, H., and </w:t>
+            <w:t>Gimpel, H., and Röglinger, M. 2017. “Disruptive Technologien — Blockchain, Deep Learning &amp; Co,”</w:t>
           </w:r>
-          <w:proofErr w:type="spellStart"/>
-          <w:r>
-            <w:rPr>
-              <w:rFonts w:ascii="Times New Roman" w:hAnsi="Times New Roman" w:cs="Times New Roman"/>
-            </w:rPr>
-            <w:t>Röglinger</w:t>
-          </w:r>
-          <w:proofErr w:type="spellEnd"/>
-          <w:r>
-            <w:rPr>
-              <w:rFonts w:ascii="Times New Roman" w:hAnsi="Times New Roman" w:cs="Times New Roman"/>
-            </w:rPr>
-            <w:t xml:space="preserve">, M. 2017. “Disruptive </w:t>
-          </w:r>
-          <w:proofErr w:type="spellStart"/>
-          <w:r>
-            <w:rPr>
-              <w:rFonts w:ascii="Times New Roman" w:hAnsi="Times New Roman" w:cs="Times New Roman"/>
-            </w:rPr>
-            <w:t>Technologien</w:t>
-          </w:r>
-          <w:proofErr w:type="spellEnd"/>
-          <w:r>
-            <w:rPr>
-              <w:rFonts w:ascii="Times New Roman" w:hAnsi="Times New Roman" w:cs="Times New Roman"/>
-            </w:rPr>
-            <w:t xml:space="preserve"> — Blockchain, Deep Learning &amp; Co,”</w:t>
-          </w:r>
-          <w:bookmarkEnd w:id="22"/>
+          <w:bookmarkEnd w:id="20"/>
           <w:r>
             <w:rPr>
               <w:rFonts w:ascii="Times New Roman" w:hAnsi="Times New Roman" w:cs="Times New Roman"/>
             </w:rPr>
             <w:t xml:space="preserve"> </w:t>
           </w:r>
-          <w:proofErr w:type="spellStart"/>
           <w:r>
             <w:rPr>
               <w:rFonts w:ascii="Times New Roman" w:hAnsi="Times New Roman" w:cs="Times New Roman"/>
               <w:i/>
             </w:rPr>
-            <w:t>Wirtschaftsinformatik</w:t>
-          </w:r>
-          <w:proofErr w:type="spellEnd"/>
-          <w:r>
-            <w:rPr>
-              <w:rFonts w:ascii="Times New Roman" w:hAnsi="Times New Roman" w:cs="Times New Roman"/>
-              <w:i/>
-            </w:rPr>
-            <w:t xml:space="preserve"> &amp; Management</w:t>
+            <w:t>Wirtschaftsinformatik &amp; Management</w:t>
           </w:r>
           <w:r>
             <w:rPr>
               <w:rFonts w:ascii="Times New Roman" w:hAnsi="Times New Roman" w:cs="Times New Roman"/>
             </w:rPr>
-            <w:t xml:space="preserve"> (9:5), pp. 8-15 (</w:t>
-          </w:r>
-          <w:proofErr w:type="spellStart"/>
-          <w:r>
-            <w:rPr>
-              <w:rFonts w:ascii="Times New Roman" w:hAnsi="Times New Roman" w:cs="Times New Roman"/>
-            </w:rPr>
-            <w:t>doi</w:t>
-          </w:r>
-          <w:proofErr w:type="spellEnd"/>
-          <w:r>
-            <w:rPr>
-              <w:rFonts w:ascii="Times New Roman" w:hAnsi="Times New Roman" w:cs="Times New Roman"/>
-            </w:rPr>
-            <w:t>: 10.1007/s35764-017-0103-5).</w:t>
+            <w:t xml:space="preserve"> (9:5), pp. 8-15 (doi: 10.1007/s35764-017-0103-5).</w:t>
           </w:r>
         </w:p>
         <w:p>
@@ -9651,28 +9473,14 @@
               <w:rFonts w:ascii="Times New Roman" w:hAnsi="Times New Roman" w:cs="Times New Roman"/>
             </w:rPr>
           </w:pPr>
-          <w:bookmarkStart w:id="23" w:name="_CTVL0014ae168c64e034db39bfa15d807da622f"/>
+          <w:bookmarkStart w:id="21" w:name="_CTVL0014ae168c64e034db39bfa15d807da622f"/>
           <w:r>
             <w:rPr>
               <w:rFonts w:ascii="Times New Roman" w:hAnsi="Times New Roman" w:cs="Times New Roman"/>
             </w:rPr>
-            <w:t xml:space="preserve">Hosseini, S., and </w:t>
+            <w:t>Hosseini, S., and Seilani, H. 2025. “The role of agentic AI in shaping a smart future: A systematic review,”</w:t>
           </w:r>
-          <w:proofErr w:type="spellStart"/>
-          <w:r>
-            <w:rPr>
-              <w:rFonts w:ascii="Times New Roman" w:hAnsi="Times New Roman" w:cs="Times New Roman"/>
-            </w:rPr>
-            <w:t>Seilani</w:t>
-          </w:r>
-          <w:proofErr w:type="spellEnd"/>
-          <w:r>
-            <w:rPr>
-              <w:rFonts w:ascii="Times New Roman" w:hAnsi="Times New Roman" w:cs="Times New Roman"/>
-            </w:rPr>
-            <w:t>, H. 2025. “The role of agentic AI in shaping a smart future: A systematic review,”</w:t>
-          </w:r>
-          <w:bookmarkEnd w:id="23"/>
+          <w:bookmarkEnd w:id="21"/>
           <w:r>
             <w:rPr>
               <w:rFonts w:ascii="Times New Roman" w:hAnsi="Times New Roman" w:cs="Times New Roman"/>
@@ -9690,21 +9498,7 @@
             <w:rPr>
               <w:rFonts w:ascii="Times New Roman" w:hAnsi="Times New Roman" w:cs="Times New Roman"/>
             </w:rPr>
-            <w:t xml:space="preserve"> (26), p. 100399 (</w:t>
-          </w:r>
-          <w:proofErr w:type="spellStart"/>
-          <w:r>
-            <w:rPr>
-              <w:rFonts w:ascii="Times New Roman" w:hAnsi="Times New Roman" w:cs="Times New Roman"/>
-            </w:rPr>
-            <w:t>doi</w:t>
-          </w:r>
-          <w:proofErr w:type="spellEnd"/>
-          <w:r>
-            <w:rPr>
-              <w:rFonts w:ascii="Times New Roman" w:hAnsi="Times New Roman" w:cs="Times New Roman"/>
-            </w:rPr>
-            <w:t>: 10.1016/j.array.2025.100399).</w:t>
+            <w:t xml:space="preserve"> (26), p. 100399 (doi: 10.1016/j.array.2025.100399).</w:t>
           </w:r>
         </w:p>
         <w:p>
@@ -9714,22 +9508,13 @@
               <w:rFonts w:ascii="Times New Roman" w:hAnsi="Times New Roman" w:cs="Times New Roman"/>
             </w:rPr>
           </w:pPr>
-          <w:bookmarkStart w:id="24" w:name="_CTVL00137f32d67c8bc4872a1756a08340e5f32"/>
-          <w:proofErr w:type="spellStart"/>
+          <w:bookmarkStart w:id="22" w:name="_CTVL00137f32d67c8bc4872a1756a08340e5f32"/>
           <w:r>
             <w:rPr>
               <w:rFonts w:ascii="Times New Roman" w:hAnsi="Times New Roman" w:cs="Times New Roman"/>
               <w:lang w:val="de-DE"/>
             </w:rPr>
-            <w:t>Kratsch</w:t>
-          </w:r>
-          <w:proofErr w:type="spellEnd"/>
-          <w:r>
-            <w:rPr>
-              <w:rFonts w:ascii="Times New Roman" w:hAnsi="Times New Roman" w:cs="Times New Roman"/>
-              <w:lang w:val="de-DE"/>
-            </w:rPr>
-            <w:t xml:space="preserve">, W., Manderscheid, J., Reißner, D., and Röglinger, M. 2017. </w:t>
+            <w:t xml:space="preserve">Kratsch, W., Manderscheid, J., Reißner, D., and Röglinger, M. 2017. </w:t>
           </w:r>
           <w:r>
             <w:rPr>
@@ -9737,7 +9522,7 @@
             </w:rPr>
             <w:t>“Data-driven Process Prioritization in Process Networks,”</w:t>
           </w:r>
-          <w:bookmarkEnd w:id="24"/>
+          <w:bookmarkEnd w:id="22"/>
           <w:r>
             <w:rPr>
               <w:rFonts w:ascii="Times New Roman" w:hAnsi="Times New Roman" w:cs="Times New Roman"/>
@@ -9755,21 +9540,7 @@
             <w:rPr>
               <w:rFonts w:ascii="Times New Roman" w:hAnsi="Times New Roman" w:cs="Times New Roman"/>
             </w:rPr>
-            <w:t xml:space="preserve"> (100), pp. 27-40 (</w:t>
-          </w:r>
-          <w:proofErr w:type="spellStart"/>
-          <w:r>
-            <w:rPr>
-              <w:rFonts w:ascii="Times New Roman" w:hAnsi="Times New Roman" w:cs="Times New Roman"/>
-            </w:rPr>
-            <w:t>doi</w:t>
-          </w:r>
-          <w:proofErr w:type="spellEnd"/>
-          <w:r>
-            <w:rPr>
-              <w:rFonts w:ascii="Times New Roman" w:hAnsi="Times New Roman" w:cs="Times New Roman"/>
-            </w:rPr>
-            <w:t>: 10.1016/j.dss.2017.02.011).</w:t>
+            <w:t xml:space="preserve"> (100), pp. 27-40 (doi: 10.1016/j.dss.2017.02.011).</w:t>
           </w:r>
         </w:p>
         <w:p>
@@ -9779,28 +9550,14 @@
               <w:rFonts w:ascii="Times New Roman" w:hAnsi="Times New Roman" w:cs="Times New Roman"/>
             </w:rPr>
           </w:pPr>
-          <w:bookmarkStart w:id="25" w:name="_CTVL001228281a7bb294c56b4f2a98861e17019"/>
+          <w:bookmarkStart w:id="23" w:name="_CTVL001228281a7bb294c56b4f2a98861e17019"/>
           <w:r>
             <w:rPr>
               <w:rFonts w:ascii="Times New Roman" w:hAnsi="Times New Roman" w:cs="Times New Roman"/>
             </w:rPr>
-            <w:t xml:space="preserve">Sapkota, R., Roumeliotis, K. I., and </w:t>
+            <w:t>Sapkota, R., Roumeliotis, K. I., and Karkee, M. 2026. “AI Agents vs. Agentic AI: A Conceptual taxonomy, applications and challenges,”</w:t>
           </w:r>
-          <w:proofErr w:type="spellStart"/>
-          <w:r>
-            <w:rPr>
-              <w:rFonts w:ascii="Times New Roman" w:hAnsi="Times New Roman" w:cs="Times New Roman"/>
-            </w:rPr>
-            <w:t>Karkee</w:t>
-          </w:r>
-          <w:proofErr w:type="spellEnd"/>
-          <w:r>
-            <w:rPr>
-              <w:rFonts w:ascii="Times New Roman" w:hAnsi="Times New Roman" w:cs="Times New Roman"/>
-            </w:rPr>
-            <w:t>, M. 2026. “AI Agents vs. Agentic AI: A Conceptual taxonomy, applications and challenges,”</w:t>
-          </w:r>
-          <w:bookmarkEnd w:id="25"/>
+          <w:bookmarkEnd w:id="23"/>
           <w:r>
             <w:rPr>
               <w:rFonts w:ascii="Times New Roman" w:hAnsi="Times New Roman" w:cs="Times New Roman"/>
@@ -9818,21 +9575,7 @@
             <w:rPr>
               <w:rFonts w:ascii="Times New Roman" w:hAnsi="Times New Roman" w:cs="Times New Roman"/>
             </w:rPr>
-            <w:t xml:space="preserve"> (126), p. 103599 (</w:t>
-          </w:r>
-          <w:proofErr w:type="spellStart"/>
-          <w:r>
-            <w:rPr>
-              <w:rFonts w:ascii="Times New Roman" w:hAnsi="Times New Roman" w:cs="Times New Roman"/>
-            </w:rPr>
-            <w:t>doi</w:t>
-          </w:r>
-          <w:proofErr w:type="spellEnd"/>
-          <w:r>
-            <w:rPr>
-              <w:rFonts w:ascii="Times New Roman" w:hAnsi="Times New Roman" w:cs="Times New Roman"/>
-            </w:rPr>
-            <w:t>: 10.1016/j.inffus.2025.103599).</w:t>
+            <w:t xml:space="preserve"> (126), p. 103599 (doi: 10.1016/j.inffus.2025.103599).</w:t>
           </w:r>
           <w:r>
             <w:rPr>
@@ -9911,6 +9654,359 @@
     </w:p>
   </w:footnote>
 </w:footnotes>
+</file>
+
+<file path=word/numbering.xml><?xml version="1.0" encoding="utf-8"?>
+<w:numbering xmlns:wpc="http://schemas.microsoft.com/office/word/2010/wordprocessingCanvas" xmlns:cx="http://schemas.microsoft.com/office/drawing/2014/chartex" xmlns:cx1="http://schemas.microsoft.com/office/drawing/2015/9/8/chartex" xmlns:cx2="http://schemas.microsoft.com/office/drawing/2015/10/21/chartex" xmlns:cx3="http://schemas.microsoft.com/office/drawing/2016/5/9/chartex" xmlns:cx4="http://schemas.microsoft.com/office/drawing/2016/5/10/chartex" xmlns:cx5="http://schemas.microsoft.com/office/drawing/2016/5/11/chartex" xmlns:cx6="http://schemas.microsoft.com/office/drawing/2016/5/12/chartex" xmlns:cx7="http://schemas.microsoft.com/office/drawing/2016/5/13/chartex" xmlns:cx8="http://schemas.microsoft.com/office/drawing/2016/5/14/chartex" xmlns:mc="http://schemas.openxmlformats.org/markup-compatibility/2006" xmlns:aink="http://schemas.microsoft.com/office/drawing/2016/ink" xmlns:am3d="http://schemas.microsoft.com/office/drawing/2017/model3d" xmlns:o="urn:schemas-microsoft-com:office:office" xmlns:oel="http://schemas.microsoft.com/office/2019/extlst" xmlns:r="http://schemas.openxmlformats.org/officeDocument/2006/relationships" xmlns:m="http://schemas.openxmlformats.org/officeDocument/2006/math" xmlns:v="urn:schemas-microsoft-com:vml" xmlns:wp14="http://schemas.microsoft.com/office/word/2010/wordprocessingDrawing" xmlns:wp="http://schemas.openxmlformats.org/drawingml/2006/wordprocessingDrawing" xmlns:w10="urn:schemas-microsoft-com:office:word" xmlns:w="http://schemas.openxmlformats.org/wordprocessingml/2006/main" xmlns:w14="http://schemas.microsoft.com/office/word/2010/wordml" xmlns:w15="http://schemas.microsoft.com/office/word/2012/wordml" xmlns:w16cex="http://schemas.microsoft.com/office/word/2018/wordml/cex" xmlns:w16cid="http://schemas.microsoft.com/office/word/2016/wordml/cid" xmlns:w16="http://schemas.microsoft.com/office/word/2018/wordml" xmlns:w16du="http://schemas.microsoft.com/office/word/2023/wordml/word16du" xmlns:w16sdtdh="http://schemas.microsoft.com/office/word/2020/wordml/sdtdatahash" xmlns:w16sdtfl="http://schemas.microsoft.com/office/word/2024/wordml/sdtformatlock" xmlns:w16se="http://schemas.microsoft.com/office/word/2015/wordml/symex" xmlns:wpg="http://schemas.microsoft.com/office/word/2010/wordprocessingGroup" xmlns:wpi="http://schemas.microsoft.com/office/word/2010/wordprocessingInk" xmlns:wne="http://schemas.microsoft.com/office/word/2006/wordml" xmlns:wps="http://schemas.microsoft.com/office/word/2010/wordprocessingShape" mc:Ignorable="w14 w15 w16se w16cid w16 w16cex w16sdtdh w16sdtfl w16du wp14">
+  <w:abstractNum w:abstractNumId="0" w15:restartNumberingAfterBreak="0">
+    <w:nsid w:val="30AB4FBC"/>
+    <w:multiLevelType w:val="hybridMultilevel"/>
+    <w:tmpl w:val="267603B0"/>
+    <w:lvl w:ilvl="0" w:tplc="04090001">
+      <w:start w:val="1"/>
+      <w:numFmt w:val="bullet"/>
+      <w:lvlText w:val=""/>
+      <w:lvlJc w:val="left"/>
+      <w:pPr>
+        <w:ind w:left="480" w:hanging="480"/>
+      </w:pPr>
+      <w:rPr>
+        <w:rFonts w:ascii="Wingdings" w:hAnsi="Wingdings" w:hint="default"/>
+      </w:rPr>
+    </w:lvl>
+    <w:lvl w:ilvl="1" w:tplc="04090003" w:tentative="1">
+      <w:start w:val="1"/>
+      <w:numFmt w:val="bullet"/>
+      <w:lvlText w:val=""/>
+      <w:lvlJc w:val="left"/>
+      <w:pPr>
+        <w:ind w:left="960" w:hanging="480"/>
+      </w:pPr>
+      <w:rPr>
+        <w:rFonts w:ascii="Wingdings" w:hAnsi="Wingdings" w:hint="default"/>
+      </w:rPr>
+    </w:lvl>
+    <w:lvl w:ilvl="2" w:tplc="04090005" w:tentative="1">
+      <w:start w:val="1"/>
+      <w:numFmt w:val="bullet"/>
+      <w:lvlText w:val=""/>
+      <w:lvlJc w:val="left"/>
+      <w:pPr>
+        <w:ind w:left="1440" w:hanging="480"/>
+      </w:pPr>
+      <w:rPr>
+        <w:rFonts w:ascii="Wingdings" w:hAnsi="Wingdings" w:hint="default"/>
+      </w:rPr>
+    </w:lvl>
+    <w:lvl w:ilvl="3" w:tplc="04090001" w:tentative="1">
+      <w:start w:val="1"/>
+      <w:numFmt w:val="bullet"/>
+      <w:lvlText w:val=""/>
+      <w:lvlJc w:val="left"/>
+      <w:pPr>
+        <w:ind w:left="1920" w:hanging="480"/>
+      </w:pPr>
+      <w:rPr>
+        <w:rFonts w:ascii="Wingdings" w:hAnsi="Wingdings" w:hint="default"/>
+      </w:rPr>
+    </w:lvl>
+    <w:lvl w:ilvl="4" w:tplc="04090003" w:tentative="1">
+      <w:start w:val="1"/>
+      <w:numFmt w:val="bullet"/>
+      <w:lvlText w:val=""/>
+      <w:lvlJc w:val="left"/>
+      <w:pPr>
+        <w:ind w:left="2400" w:hanging="480"/>
+      </w:pPr>
+      <w:rPr>
+        <w:rFonts w:ascii="Wingdings" w:hAnsi="Wingdings" w:hint="default"/>
+      </w:rPr>
+    </w:lvl>
+    <w:lvl w:ilvl="5" w:tplc="04090005" w:tentative="1">
+      <w:start w:val="1"/>
+      <w:numFmt w:val="bullet"/>
+      <w:lvlText w:val=""/>
+      <w:lvlJc w:val="left"/>
+      <w:pPr>
+        <w:ind w:left="2880" w:hanging="480"/>
+      </w:pPr>
+      <w:rPr>
+        <w:rFonts w:ascii="Wingdings" w:hAnsi="Wingdings" w:hint="default"/>
+      </w:rPr>
+    </w:lvl>
+    <w:lvl w:ilvl="6" w:tplc="04090001" w:tentative="1">
+      <w:start w:val="1"/>
+      <w:numFmt w:val="bullet"/>
+      <w:lvlText w:val=""/>
+      <w:lvlJc w:val="left"/>
+      <w:pPr>
+        <w:ind w:left="3360" w:hanging="480"/>
+      </w:pPr>
+      <w:rPr>
+        <w:rFonts w:ascii="Wingdings" w:hAnsi="Wingdings" w:hint="default"/>
+      </w:rPr>
+    </w:lvl>
+    <w:lvl w:ilvl="7" w:tplc="04090003" w:tentative="1">
+      <w:start w:val="1"/>
+      <w:numFmt w:val="bullet"/>
+      <w:lvlText w:val=""/>
+      <w:lvlJc w:val="left"/>
+      <w:pPr>
+        <w:ind w:left="3840" w:hanging="480"/>
+      </w:pPr>
+      <w:rPr>
+        <w:rFonts w:ascii="Wingdings" w:hAnsi="Wingdings" w:hint="default"/>
+      </w:rPr>
+    </w:lvl>
+    <w:lvl w:ilvl="8" w:tplc="04090005" w:tentative="1">
+      <w:start w:val="1"/>
+      <w:numFmt w:val="bullet"/>
+      <w:lvlText w:val=""/>
+      <w:lvlJc w:val="left"/>
+      <w:pPr>
+        <w:ind w:left="4320" w:hanging="480"/>
+      </w:pPr>
+      <w:rPr>
+        <w:rFonts w:ascii="Wingdings" w:hAnsi="Wingdings" w:hint="default"/>
+      </w:rPr>
+    </w:lvl>
+  </w:abstractNum>
+  <w:abstractNum w:abstractNumId="1" w15:restartNumberingAfterBreak="0">
+    <w:nsid w:val="43042687"/>
+    <w:multiLevelType w:val="hybridMultilevel"/>
+    <w:tmpl w:val="9F365B1A"/>
+    <w:lvl w:ilvl="0" w:tplc="04090001">
+      <w:start w:val="1"/>
+      <w:numFmt w:val="bullet"/>
+      <w:lvlText w:val=""/>
+      <w:lvlJc w:val="left"/>
+      <w:pPr>
+        <w:ind w:left="480" w:hanging="480"/>
+      </w:pPr>
+      <w:rPr>
+        <w:rFonts w:ascii="Wingdings" w:hAnsi="Wingdings" w:hint="default"/>
+      </w:rPr>
+    </w:lvl>
+    <w:lvl w:ilvl="1" w:tplc="04090003" w:tentative="1">
+      <w:start w:val="1"/>
+      <w:numFmt w:val="bullet"/>
+      <w:lvlText w:val=""/>
+      <w:lvlJc w:val="left"/>
+      <w:pPr>
+        <w:ind w:left="960" w:hanging="480"/>
+      </w:pPr>
+      <w:rPr>
+        <w:rFonts w:ascii="Wingdings" w:hAnsi="Wingdings" w:hint="default"/>
+      </w:rPr>
+    </w:lvl>
+    <w:lvl w:ilvl="2" w:tplc="04090005" w:tentative="1">
+      <w:start w:val="1"/>
+      <w:numFmt w:val="bullet"/>
+      <w:lvlText w:val=""/>
+      <w:lvlJc w:val="left"/>
+      <w:pPr>
+        <w:ind w:left="1440" w:hanging="480"/>
+      </w:pPr>
+      <w:rPr>
+        <w:rFonts w:ascii="Wingdings" w:hAnsi="Wingdings" w:hint="default"/>
+      </w:rPr>
+    </w:lvl>
+    <w:lvl w:ilvl="3" w:tplc="04090001" w:tentative="1">
+      <w:start w:val="1"/>
+      <w:numFmt w:val="bullet"/>
+      <w:lvlText w:val=""/>
+      <w:lvlJc w:val="left"/>
+      <w:pPr>
+        <w:ind w:left="1920" w:hanging="480"/>
+      </w:pPr>
+      <w:rPr>
+        <w:rFonts w:ascii="Wingdings" w:hAnsi="Wingdings" w:hint="default"/>
+      </w:rPr>
+    </w:lvl>
+    <w:lvl w:ilvl="4" w:tplc="04090003" w:tentative="1">
+      <w:start w:val="1"/>
+      <w:numFmt w:val="bullet"/>
+      <w:lvlText w:val=""/>
+      <w:lvlJc w:val="left"/>
+      <w:pPr>
+        <w:ind w:left="2400" w:hanging="480"/>
+      </w:pPr>
+      <w:rPr>
+        <w:rFonts w:ascii="Wingdings" w:hAnsi="Wingdings" w:hint="default"/>
+      </w:rPr>
+    </w:lvl>
+    <w:lvl w:ilvl="5" w:tplc="04090005" w:tentative="1">
+      <w:start w:val="1"/>
+      <w:numFmt w:val="bullet"/>
+      <w:lvlText w:val=""/>
+      <w:lvlJc w:val="left"/>
+      <w:pPr>
+        <w:ind w:left="2880" w:hanging="480"/>
+      </w:pPr>
+      <w:rPr>
+        <w:rFonts w:ascii="Wingdings" w:hAnsi="Wingdings" w:hint="default"/>
+      </w:rPr>
+    </w:lvl>
+    <w:lvl w:ilvl="6" w:tplc="04090001" w:tentative="1">
+      <w:start w:val="1"/>
+      <w:numFmt w:val="bullet"/>
+      <w:lvlText w:val=""/>
+      <w:lvlJc w:val="left"/>
+      <w:pPr>
+        <w:ind w:left="3360" w:hanging="480"/>
+      </w:pPr>
+      <w:rPr>
+        <w:rFonts w:ascii="Wingdings" w:hAnsi="Wingdings" w:hint="default"/>
+      </w:rPr>
+    </w:lvl>
+    <w:lvl w:ilvl="7" w:tplc="04090003" w:tentative="1">
+      <w:start w:val="1"/>
+      <w:numFmt w:val="bullet"/>
+      <w:lvlText w:val=""/>
+      <w:lvlJc w:val="left"/>
+      <w:pPr>
+        <w:ind w:left="3840" w:hanging="480"/>
+      </w:pPr>
+      <w:rPr>
+        <w:rFonts w:ascii="Wingdings" w:hAnsi="Wingdings" w:hint="default"/>
+      </w:rPr>
+    </w:lvl>
+    <w:lvl w:ilvl="8" w:tplc="04090005" w:tentative="1">
+      <w:start w:val="1"/>
+      <w:numFmt w:val="bullet"/>
+      <w:lvlText w:val=""/>
+      <w:lvlJc w:val="left"/>
+      <w:pPr>
+        <w:ind w:left="4320" w:hanging="480"/>
+      </w:pPr>
+      <w:rPr>
+        <w:rFonts w:ascii="Wingdings" w:hAnsi="Wingdings" w:hint="default"/>
+      </w:rPr>
+    </w:lvl>
+  </w:abstractNum>
+  <w:abstractNum w:abstractNumId="2" w15:restartNumberingAfterBreak="0">
+    <w:nsid w:val="733F1236"/>
+    <w:multiLevelType w:val="hybridMultilevel"/>
+    <w:tmpl w:val="AC666B12"/>
+    <w:lvl w:ilvl="0" w:tplc="04090001">
+      <w:start w:val="1"/>
+      <w:numFmt w:val="bullet"/>
+      <w:lvlText w:val=""/>
+      <w:lvlJc w:val="left"/>
+      <w:pPr>
+        <w:ind w:left="480" w:hanging="480"/>
+      </w:pPr>
+      <w:rPr>
+        <w:rFonts w:ascii="Wingdings" w:hAnsi="Wingdings" w:hint="default"/>
+      </w:rPr>
+    </w:lvl>
+    <w:lvl w:ilvl="1" w:tplc="04090003" w:tentative="1">
+      <w:start w:val="1"/>
+      <w:numFmt w:val="bullet"/>
+      <w:lvlText w:val=""/>
+      <w:lvlJc w:val="left"/>
+      <w:pPr>
+        <w:ind w:left="960" w:hanging="480"/>
+      </w:pPr>
+      <w:rPr>
+        <w:rFonts w:ascii="Wingdings" w:hAnsi="Wingdings" w:hint="default"/>
+      </w:rPr>
+    </w:lvl>
+    <w:lvl w:ilvl="2" w:tplc="04090005" w:tentative="1">
+      <w:start w:val="1"/>
+      <w:numFmt w:val="bullet"/>
+      <w:lvlText w:val=""/>
+      <w:lvlJc w:val="left"/>
+      <w:pPr>
+        <w:ind w:left="1440" w:hanging="480"/>
+      </w:pPr>
+      <w:rPr>
+        <w:rFonts w:ascii="Wingdings" w:hAnsi="Wingdings" w:hint="default"/>
+      </w:rPr>
+    </w:lvl>
+    <w:lvl w:ilvl="3" w:tplc="04090001" w:tentative="1">
+      <w:start w:val="1"/>
+      <w:numFmt w:val="bullet"/>
+      <w:lvlText w:val=""/>
+      <w:lvlJc w:val="left"/>
+      <w:pPr>
+        <w:ind w:left="1920" w:hanging="480"/>
+      </w:pPr>
+      <w:rPr>
+        <w:rFonts w:ascii="Wingdings" w:hAnsi="Wingdings" w:hint="default"/>
+      </w:rPr>
+    </w:lvl>
+    <w:lvl w:ilvl="4" w:tplc="04090003" w:tentative="1">
+      <w:start w:val="1"/>
+      <w:numFmt w:val="bullet"/>
+      <w:lvlText w:val=""/>
+      <w:lvlJc w:val="left"/>
+      <w:pPr>
+        <w:ind w:left="2400" w:hanging="480"/>
+      </w:pPr>
+      <w:rPr>
+        <w:rFonts w:ascii="Wingdings" w:hAnsi="Wingdings" w:hint="default"/>
+      </w:rPr>
+    </w:lvl>
+    <w:lvl w:ilvl="5" w:tplc="04090005" w:tentative="1">
+      <w:start w:val="1"/>
+      <w:numFmt w:val="bullet"/>
+      <w:lvlText w:val=""/>
+      <w:lvlJc w:val="left"/>
+      <w:pPr>
+        <w:ind w:left="2880" w:hanging="480"/>
+      </w:pPr>
+      <w:rPr>
+        <w:rFonts w:ascii="Wingdings" w:hAnsi="Wingdings" w:hint="default"/>
+      </w:rPr>
+    </w:lvl>
+    <w:lvl w:ilvl="6" w:tplc="04090001" w:tentative="1">
+      <w:start w:val="1"/>
+      <w:numFmt w:val="bullet"/>
+      <w:lvlText w:val=""/>
+      <w:lvlJc w:val="left"/>
+      <w:pPr>
+        <w:ind w:left="3360" w:hanging="480"/>
+      </w:pPr>
+      <w:rPr>
+        <w:rFonts w:ascii="Wingdings" w:hAnsi="Wingdings" w:hint="default"/>
+      </w:rPr>
+    </w:lvl>
+    <w:lvl w:ilvl="7" w:tplc="04090003" w:tentative="1">
+      <w:start w:val="1"/>
+      <w:numFmt w:val="bullet"/>
+      <w:lvlText w:val=""/>
+      <w:lvlJc w:val="left"/>
+      <w:pPr>
+        <w:ind w:left="3840" w:hanging="480"/>
+      </w:pPr>
+      <w:rPr>
+        <w:rFonts w:ascii="Wingdings" w:hAnsi="Wingdings" w:hint="default"/>
+      </w:rPr>
+    </w:lvl>
+    <w:lvl w:ilvl="8" w:tplc="04090005" w:tentative="1">
+      <w:start w:val="1"/>
+      <w:numFmt w:val="bullet"/>
+      <w:lvlText w:val=""/>
+      <w:lvlJc w:val="left"/>
+      <w:pPr>
+        <w:ind w:left="4320" w:hanging="480"/>
+      </w:pPr>
+      <w:rPr>
+        <w:rFonts w:ascii="Wingdings" w:hAnsi="Wingdings" w:hint="default"/>
+      </w:rPr>
+    </w:lvl>
+  </w:abstractNum>
+  <w:num w:numId="1" w16cid:durableId="1228607416">
+    <w:abstractNumId w:val="0"/>
+  </w:num>
+  <w:num w:numId="2" w16cid:durableId="889148540">
+    <w:abstractNumId w:val="2"/>
+  </w:num>
+  <w:num w:numId="3" w16cid:durableId="667752424">
+    <w:abstractNumId w:val="1"/>
+  </w:num>
+</w:numbering>
 </file>
 
 <file path=word/styles.xml><?xml version="1.0" encoding="utf-8"?>
@@ -10310,18 +10406,18 @@
     <w:lsdException w:name="Unresolved Mention" w:semiHidden="1" w:unhideWhenUsed="1"/>
     <w:lsdException w:name="Smart Link" w:semiHidden="1" w:unhideWhenUsed="1"/>
   </w:latentStyles>
-  <w:style w:type="paragraph" w:default="1" w:styleId="Standard">
+  <w:style w:type="paragraph" w:default="1" w:styleId="a">
     <w:name w:val="Normal"/>
     <w:qFormat/>
     <w:pPr>
       <w:widowControl w:val="0"/>
     </w:pPr>
   </w:style>
-  <w:style w:type="paragraph" w:styleId="berschrift1">
+  <w:style w:type="paragraph" w:styleId="1">
     <w:name w:val="heading 1"/>
-    <w:basedOn w:val="Standard"/>
-    <w:next w:val="Standard"/>
-    <w:link w:val="berschrift1Zchn"/>
+    <w:basedOn w:val="a"/>
+    <w:next w:val="a"/>
+    <w:link w:val="10"/>
     <w:uiPriority w:val="9"/>
     <w:qFormat/>
     <w:rsid w:val="00D717F6"/>
@@ -10338,11 +10434,11 @@
       <w:szCs w:val="48"/>
     </w:rPr>
   </w:style>
-  <w:style w:type="paragraph" w:styleId="berschrift2">
+  <w:style w:type="paragraph" w:styleId="2">
     <w:name w:val="heading 2"/>
-    <w:basedOn w:val="Standard"/>
-    <w:next w:val="Standard"/>
-    <w:link w:val="berschrift2Zchn"/>
+    <w:basedOn w:val="a"/>
+    <w:next w:val="a"/>
+    <w:link w:val="20"/>
     <w:uiPriority w:val="9"/>
     <w:unhideWhenUsed/>
     <w:qFormat/>
@@ -10361,11 +10457,11 @@
       <w:szCs w:val="40"/>
     </w:rPr>
   </w:style>
-  <w:style w:type="paragraph" w:styleId="berschrift3">
+  <w:style w:type="paragraph" w:styleId="3">
     <w:name w:val="heading 3"/>
-    <w:basedOn w:val="Standard"/>
-    <w:next w:val="Standard"/>
-    <w:link w:val="berschrift3Zchn"/>
+    <w:basedOn w:val="a"/>
+    <w:next w:val="a"/>
+    <w:link w:val="30"/>
     <w:uiPriority w:val="9"/>
     <w:unhideWhenUsed/>
     <w:qFormat/>
@@ -10383,11 +10479,11 @@
       <w:szCs w:val="32"/>
     </w:rPr>
   </w:style>
-  <w:style w:type="paragraph" w:styleId="berschrift4">
+  <w:style w:type="paragraph" w:styleId="4">
     <w:name w:val="heading 4"/>
-    <w:basedOn w:val="Standard"/>
-    <w:next w:val="Standard"/>
-    <w:link w:val="berschrift4Zchn"/>
+    <w:basedOn w:val="a"/>
+    <w:next w:val="a"/>
+    <w:link w:val="40"/>
     <w:uiPriority w:val="9"/>
     <w:semiHidden/>
     <w:unhideWhenUsed/>
@@ -10406,11 +10502,11 @@
       <w:szCs w:val="28"/>
     </w:rPr>
   </w:style>
-  <w:style w:type="paragraph" w:styleId="berschrift5">
+  <w:style w:type="paragraph" w:styleId="5">
     <w:name w:val="heading 5"/>
-    <w:basedOn w:val="Standard"/>
-    <w:next w:val="Standard"/>
-    <w:link w:val="berschrift5Zchn"/>
+    <w:basedOn w:val="a"/>
+    <w:next w:val="a"/>
+    <w:link w:val="50"/>
     <w:uiPriority w:val="9"/>
     <w:semiHidden/>
     <w:unhideWhenUsed/>
@@ -10427,11 +10523,11 @@
       <w:color w:val="0F4761" w:themeColor="accent1" w:themeShade="BF"/>
     </w:rPr>
   </w:style>
-  <w:style w:type="paragraph" w:styleId="berschrift6">
+  <w:style w:type="paragraph" w:styleId="6">
     <w:name w:val="heading 6"/>
-    <w:basedOn w:val="Standard"/>
-    <w:next w:val="Standard"/>
-    <w:link w:val="berschrift6Zchn"/>
+    <w:basedOn w:val="a"/>
+    <w:next w:val="a"/>
+    <w:link w:val="60"/>
     <w:uiPriority w:val="9"/>
     <w:semiHidden/>
     <w:unhideWhenUsed/>
@@ -10448,11 +10544,11 @@
       <w:color w:val="595959" w:themeColor="text1" w:themeTint="A6"/>
     </w:rPr>
   </w:style>
-  <w:style w:type="paragraph" w:styleId="berschrift7">
+  <w:style w:type="paragraph" w:styleId="7">
     <w:name w:val="heading 7"/>
-    <w:basedOn w:val="Standard"/>
-    <w:next w:val="Standard"/>
-    <w:link w:val="berschrift7Zchn"/>
+    <w:basedOn w:val="a"/>
+    <w:next w:val="a"/>
+    <w:link w:val="70"/>
     <w:uiPriority w:val="9"/>
     <w:semiHidden/>
     <w:unhideWhenUsed/>
@@ -10470,11 +10566,11 @@
       <w:color w:val="595959" w:themeColor="text1" w:themeTint="A6"/>
     </w:rPr>
   </w:style>
-  <w:style w:type="paragraph" w:styleId="berschrift8">
+  <w:style w:type="paragraph" w:styleId="8">
     <w:name w:val="heading 8"/>
-    <w:basedOn w:val="Standard"/>
-    <w:next w:val="Standard"/>
-    <w:link w:val="berschrift8Zchn"/>
+    <w:basedOn w:val="a"/>
+    <w:next w:val="a"/>
+    <w:link w:val="80"/>
     <w:uiPriority w:val="9"/>
     <w:semiHidden/>
     <w:unhideWhenUsed/>
@@ -10492,11 +10588,11 @@
       <w:color w:val="272727" w:themeColor="text1" w:themeTint="D8"/>
     </w:rPr>
   </w:style>
-  <w:style w:type="paragraph" w:styleId="berschrift9">
+  <w:style w:type="paragraph" w:styleId="9">
     <w:name w:val="heading 9"/>
-    <w:basedOn w:val="Standard"/>
-    <w:next w:val="Standard"/>
-    <w:link w:val="berschrift9Zchn"/>
+    <w:basedOn w:val="a"/>
+    <w:next w:val="a"/>
+    <w:link w:val="90"/>
     <w:uiPriority w:val="9"/>
     <w:semiHidden/>
     <w:unhideWhenUsed/>
@@ -10514,12 +10610,13 @@
       <w:color w:val="272727" w:themeColor="text1" w:themeTint="D8"/>
     </w:rPr>
   </w:style>
-  <w:style w:type="character" w:default="1" w:styleId="Absatz-Standardschriftart">
+  <w:style w:type="character" w:default="1" w:styleId="a0">
     <w:name w:val="Default Paragraph Font"/>
     <w:uiPriority w:val="1"/>
+    <w:semiHidden/>
     <w:unhideWhenUsed/>
   </w:style>
-  <w:style w:type="table" w:default="1" w:styleId="NormaleTabelle">
+  <w:style w:type="table" w:default="1" w:styleId="a1">
     <w:name w:val="Normal Table"/>
     <w:uiPriority w:val="99"/>
     <w:semiHidden/>
@@ -10534,16 +10631,16 @@
       </w:tblCellMar>
     </w:tblPr>
   </w:style>
-  <w:style w:type="numbering" w:default="1" w:styleId="KeineListe">
+  <w:style w:type="numbering" w:default="1" w:styleId="a2">
     <w:name w:val="No List"/>
     <w:uiPriority w:val="99"/>
     <w:semiHidden/>
     <w:unhideWhenUsed/>
   </w:style>
-  <w:style w:type="character" w:customStyle="1" w:styleId="berschrift1Zchn">
-    <w:name w:val="Überschrift 1 Zchn"/>
-    <w:basedOn w:val="Absatz-Standardschriftart"/>
-    <w:link w:val="berschrift1"/>
+  <w:style w:type="character" w:customStyle="1" w:styleId="10">
+    <w:name w:val="標題 1 字元"/>
+    <w:basedOn w:val="a0"/>
+    <w:link w:val="1"/>
     <w:uiPriority w:val="9"/>
     <w:rsid w:val="00D717F6"/>
     <w:rPr>
@@ -10553,10 +10650,10 @@
       <w:szCs w:val="48"/>
     </w:rPr>
   </w:style>
-  <w:style w:type="character" w:customStyle="1" w:styleId="berschrift2Zchn">
-    <w:name w:val="Überschrift 2 Zchn"/>
-    <w:basedOn w:val="Absatz-Standardschriftart"/>
-    <w:link w:val="berschrift2"/>
+  <w:style w:type="character" w:customStyle="1" w:styleId="20">
+    <w:name w:val="標題 2 字元"/>
+    <w:basedOn w:val="a0"/>
+    <w:link w:val="2"/>
     <w:uiPriority w:val="9"/>
     <w:rsid w:val="0071481A"/>
     <w:rPr>
@@ -10567,10 +10664,10 @@
       <w:szCs w:val="40"/>
     </w:rPr>
   </w:style>
-  <w:style w:type="character" w:customStyle="1" w:styleId="berschrift3Zchn">
-    <w:name w:val="Überschrift 3 Zchn"/>
-    <w:basedOn w:val="Absatz-Standardschriftart"/>
-    <w:link w:val="berschrift3"/>
+  <w:style w:type="character" w:customStyle="1" w:styleId="30">
+    <w:name w:val="標題 3 字元"/>
+    <w:basedOn w:val="a0"/>
+    <w:link w:val="3"/>
     <w:uiPriority w:val="9"/>
     <w:rsid w:val="00D717F6"/>
     <w:rPr>
@@ -10580,10 +10677,10 @@
       <w:szCs w:val="32"/>
     </w:rPr>
   </w:style>
-  <w:style w:type="character" w:customStyle="1" w:styleId="berschrift4Zchn">
-    <w:name w:val="Überschrift 4 Zchn"/>
-    <w:basedOn w:val="Absatz-Standardschriftart"/>
-    <w:link w:val="berschrift4"/>
+  <w:style w:type="character" w:customStyle="1" w:styleId="40">
+    <w:name w:val="標題 4 字元"/>
+    <w:basedOn w:val="a0"/>
+    <w:link w:val="4"/>
     <w:uiPriority w:val="9"/>
     <w:semiHidden/>
     <w:rsid w:val="00D717F6"/>
@@ -10594,10 +10691,10 @@
       <w:szCs w:val="28"/>
     </w:rPr>
   </w:style>
-  <w:style w:type="character" w:customStyle="1" w:styleId="berschrift5Zchn">
-    <w:name w:val="Überschrift 5 Zchn"/>
-    <w:basedOn w:val="Absatz-Standardschriftart"/>
-    <w:link w:val="berschrift5"/>
+  <w:style w:type="character" w:customStyle="1" w:styleId="50">
+    <w:name w:val="標題 5 字元"/>
+    <w:basedOn w:val="a0"/>
+    <w:link w:val="5"/>
     <w:uiPriority w:val="9"/>
     <w:semiHidden/>
     <w:rsid w:val="00D717F6"/>
@@ -10606,10 +10703,10 @@
       <w:color w:val="0F4761" w:themeColor="accent1" w:themeShade="BF"/>
     </w:rPr>
   </w:style>
-  <w:style w:type="character" w:customStyle="1" w:styleId="berschrift6Zchn">
-    <w:name w:val="Überschrift 6 Zchn"/>
-    <w:basedOn w:val="Absatz-Standardschriftart"/>
-    <w:link w:val="berschrift6"/>
+  <w:style w:type="character" w:customStyle="1" w:styleId="60">
+    <w:name w:val="標題 6 字元"/>
+    <w:basedOn w:val="a0"/>
+    <w:link w:val="6"/>
     <w:uiPriority w:val="9"/>
     <w:semiHidden/>
     <w:rsid w:val="00D717F6"/>
@@ -10618,10 +10715,10 @@
       <w:color w:val="595959" w:themeColor="text1" w:themeTint="A6"/>
     </w:rPr>
   </w:style>
-  <w:style w:type="character" w:customStyle="1" w:styleId="berschrift7Zchn">
-    <w:name w:val="Überschrift 7 Zchn"/>
-    <w:basedOn w:val="Absatz-Standardschriftart"/>
-    <w:link w:val="berschrift7"/>
+  <w:style w:type="character" w:customStyle="1" w:styleId="70">
+    <w:name w:val="標題 7 字元"/>
+    <w:basedOn w:val="a0"/>
+    <w:link w:val="7"/>
     <w:uiPriority w:val="9"/>
     <w:semiHidden/>
     <w:rsid w:val="00D717F6"/>
@@ -10630,10 +10727,10 @@
       <w:color w:val="595959" w:themeColor="text1" w:themeTint="A6"/>
     </w:rPr>
   </w:style>
-  <w:style w:type="character" w:customStyle="1" w:styleId="berschrift8Zchn">
-    <w:name w:val="Überschrift 8 Zchn"/>
-    <w:basedOn w:val="Absatz-Standardschriftart"/>
-    <w:link w:val="berschrift8"/>
+  <w:style w:type="character" w:customStyle="1" w:styleId="80">
+    <w:name w:val="標題 8 字元"/>
+    <w:basedOn w:val="a0"/>
+    <w:link w:val="8"/>
     <w:uiPriority w:val="9"/>
     <w:semiHidden/>
     <w:rsid w:val="00D717F6"/>
@@ -10642,10 +10739,10 @@
       <w:color w:val="272727" w:themeColor="text1" w:themeTint="D8"/>
     </w:rPr>
   </w:style>
-  <w:style w:type="character" w:customStyle="1" w:styleId="berschrift9Zchn">
-    <w:name w:val="Überschrift 9 Zchn"/>
-    <w:basedOn w:val="Absatz-Standardschriftart"/>
-    <w:link w:val="berschrift9"/>
+  <w:style w:type="character" w:customStyle="1" w:styleId="90">
+    <w:name w:val="標題 9 字元"/>
+    <w:basedOn w:val="a0"/>
+    <w:link w:val="9"/>
     <w:uiPriority w:val="9"/>
     <w:semiHidden/>
     <w:rsid w:val="00D717F6"/>
@@ -10654,11 +10751,11 @@
       <w:color w:val="272727" w:themeColor="text1" w:themeTint="D8"/>
     </w:rPr>
   </w:style>
-  <w:style w:type="paragraph" w:styleId="Titel">
+  <w:style w:type="paragraph" w:styleId="a3">
     <w:name w:val="Title"/>
-    <w:basedOn w:val="Standard"/>
-    <w:next w:val="Standard"/>
-    <w:link w:val="TitelZchn"/>
+    <w:basedOn w:val="a"/>
+    <w:next w:val="a"/>
+    <w:link w:val="a4"/>
     <w:uiPriority w:val="10"/>
     <w:qFormat/>
     <w:rsid w:val="00D717F6"/>
@@ -10675,10 +10772,10 @@
       <w:szCs w:val="56"/>
     </w:rPr>
   </w:style>
-  <w:style w:type="character" w:customStyle="1" w:styleId="TitelZchn">
-    <w:name w:val="Titel Zchn"/>
-    <w:basedOn w:val="Absatz-Standardschriftart"/>
-    <w:link w:val="Titel"/>
+  <w:style w:type="character" w:customStyle="1" w:styleId="a4">
+    <w:name w:val="標題 字元"/>
+    <w:basedOn w:val="a0"/>
+    <w:link w:val="a3"/>
     <w:uiPriority w:val="10"/>
     <w:rsid w:val="00D717F6"/>
     <w:rPr>
@@ -10689,11 +10786,11 @@
       <w:szCs w:val="56"/>
     </w:rPr>
   </w:style>
-  <w:style w:type="paragraph" w:styleId="Untertitel">
+  <w:style w:type="paragraph" w:styleId="a5">
     <w:name w:val="Subtitle"/>
-    <w:basedOn w:val="Standard"/>
-    <w:next w:val="Standard"/>
-    <w:link w:val="UntertitelZchn"/>
+    <w:basedOn w:val="a"/>
+    <w:next w:val="a"/>
+    <w:link w:val="a6"/>
     <w:uiPriority w:val="11"/>
     <w:qFormat/>
     <w:rsid w:val="00D717F6"/>
@@ -10711,10 +10808,10 @@
       <w:szCs w:val="28"/>
     </w:rPr>
   </w:style>
-  <w:style w:type="character" w:customStyle="1" w:styleId="UntertitelZchn">
-    <w:name w:val="Untertitel Zchn"/>
-    <w:basedOn w:val="Absatz-Standardschriftart"/>
-    <w:link w:val="Untertitel"/>
+  <w:style w:type="character" w:customStyle="1" w:styleId="a6">
+    <w:name w:val="副標題 字元"/>
+    <w:basedOn w:val="a0"/>
+    <w:link w:val="a5"/>
     <w:uiPriority w:val="11"/>
     <w:rsid w:val="00D717F6"/>
     <w:rPr>
@@ -10725,11 +10822,11 @@
       <w:szCs w:val="28"/>
     </w:rPr>
   </w:style>
-  <w:style w:type="paragraph" w:styleId="Zitat">
+  <w:style w:type="paragraph" w:styleId="a7">
     <w:name w:val="Quote"/>
-    <w:basedOn w:val="Standard"/>
-    <w:next w:val="Standard"/>
-    <w:link w:val="ZitatZchn"/>
+    <w:basedOn w:val="a"/>
+    <w:next w:val="a"/>
+    <w:link w:val="a8"/>
     <w:uiPriority w:val="29"/>
     <w:qFormat/>
     <w:rsid w:val="00D717F6"/>
@@ -10743,10 +10840,10 @@
       <w:color w:val="404040" w:themeColor="text1" w:themeTint="BF"/>
     </w:rPr>
   </w:style>
-  <w:style w:type="character" w:customStyle="1" w:styleId="ZitatZchn">
-    <w:name w:val="Zitat Zchn"/>
-    <w:basedOn w:val="Absatz-Standardschriftart"/>
-    <w:link w:val="Zitat"/>
+  <w:style w:type="character" w:customStyle="1" w:styleId="a8">
+    <w:name w:val="引文 字元"/>
+    <w:basedOn w:val="a0"/>
+    <w:link w:val="a7"/>
     <w:uiPriority w:val="29"/>
     <w:rsid w:val="00D717F6"/>
     <w:rPr>
@@ -10755,9 +10852,9 @@
       <w:color w:val="404040" w:themeColor="text1" w:themeTint="BF"/>
     </w:rPr>
   </w:style>
-  <w:style w:type="paragraph" w:styleId="Listenabsatz">
+  <w:style w:type="paragraph" w:styleId="a9">
     <w:name w:val="List Paragraph"/>
-    <w:basedOn w:val="Standard"/>
+    <w:basedOn w:val="a"/>
     <w:uiPriority w:val="34"/>
     <w:qFormat/>
     <w:rsid w:val="00D717F6"/>
@@ -10766,9 +10863,9 @@
       <w:contextualSpacing/>
     </w:pPr>
   </w:style>
-  <w:style w:type="character" w:styleId="IntensiveHervorhebung">
+  <w:style w:type="character" w:styleId="aa">
     <w:name w:val="Intense Emphasis"/>
-    <w:basedOn w:val="Absatz-Standardschriftart"/>
+    <w:basedOn w:val="a0"/>
     <w:uiPriority w:val="21"/>
     <w:qFormat/>
     <w:rsid w:val="00D717F6"/>
@@ -10778,11 +10875,11 @@
       <w:color w:val="0F4761" w:themeColor="accent1" w:themeShade="BF"/>
     </w:rPr>
   </w:style>
-  <w:style w:type="paragraph" w:styleId="IntensivesZitat">
+  <w:style w:type="paragraph" w:styleId="ab">
     <w:name w:val="Intense Quote"/>
-    <w:basedOn w:val="Standard"/>
-    <w:next w:val="Standard"/>
-    <w:link w:val="IntensivesZitatZchn"/>
+    <w:basedOn w:val="a"/>
+    <w:next w:val="a"/>
+    <w:link w:val="ac"/>
     <w:uiPriority w:val="30"/>
     <w:qFormat/>
     <w:rsid w:val="00D717F6"/>
@@ -10801,10 +10898,10 @@
       <w:color w:val="0F4761" w:themeColor="accent1" w:themeShade="BF"/>
     </w:rPr>
   </w:style>
-  <w:style w:type="character" w:customStyle="1" w:styleId="IntensivesZitatZchn">
-    <w:name w:val="Intensives Zitat Zchn"/>
-    <w:basedOn w:val="Absatz-Standardschriftart"/>
-    <w:link w:val="IntensivesZitat"/>
+  <w:style w:type="character" w:customStyle="1" w:styleId="ac">
+    <w:name w:val="鮮明引文 字元"/>
+    <w:basedOn w:val="a0"/>
+    <w:link w:val="ab"/>
     <w:uiPriority w:val="30"/>
     <w:rsid w:val="00D717F6"/>
     <w:rPr>
@@ -10813,9 +10910,9 @@
       <w:color w:val="0F4761" w:themeColor="accent1" w:themeShade="BF"/>
     </w:rPr>
   </w:style>
-  <w:style w:type="character" w:styleId="IntensiverVerweis">
+  <w:style w:type="character" w:styleId="ad">
     <w:name w:val="Intense Reference"/>
-    <w:basedOn w:val="Absatz-Standardschriftart"/>
+    <w:basedOn w:val="a0"/>
     <w:uiPriority w:val="32"/>
     <w:qFormat/>
     <w:rsid w:val="00D717F6"/>
@@ -10827,10 +10924,10 @@
       <w:spacing w:val="5"/>
     </w:rPr>
   </w:style>
-  <w:style w:type="paragraph" w:styleId="Inhaltsverzeichnisberschrift">
+  <w:style w:type="paragraph" w:styleId="ae">
     <w:name w:val="TOC Heading"/>
-    <w:basedOn w:val="berschrift1"/>
-    <w:next w:val="Standard"/>
+    <w:basedOn w:val="1"/>
+    <w:next w:val="a"/>
     <w:uiPriority w:val="39"/>
     <w:unhideWhenUsed/>
     <w:qFormat/>
@@ -10847,19 +10944,19 @@
       <w14:ligatures w14:val="none"/>
     </w:rPr>
   </w:style>
-  <w:style w:type="paragraph" w:styleId="Verzeichnis1">
+  <w:style w:type="paragraph" w:styleId="11">
     <w:name w:val="toc 1"/>
-    <w:basedOn w:val="Standard"/>
-    <w:next w:val="Standard"/>
+    <w:basedOn w:val="a"/>
+    <w:next w:val="a"/>
     <w:autoRedefine/>
     <w:uiPriority w:val="39"/>
     <w:unhideWhenUsed/>
     <w:rsid w:val="00A60A74"/>
   </w:style>
-  <w:style w:type="paragraph" w:styleId="Verzeichnis2">
+  <w:style w:type="paragraph" w:styleId="21">
     <w:name w:val="toc 2"/>
-    <w:basedOn w:val="Standard"/>
-    <w:next w:val="Standard"/>
+    <w:basedOn w:val="a"/>
+    <w:next w:val="a"/>
     <w:autoRedefine/>
     <w:uiPriority w:val="39"/>
     <w:unhideWhenUsed/>
@@ -10868,10 +10965,10 @@
       <w:ind w:leftChars="200" w:left="480"/>
     </w:pPr>
   </w:style>
-  <w:style w:type="paragraph" w:styleId="Verzeichnis3">
+  <w:style w:type="paragraph" w:styleId="31">
     <w:name w:val="toc 3"/>
-    <w:basedOn w:val="Standard"/>
-    <w:next w:val="Standard"/>
+    <w:basedOn w:val="a"/>
+    <w:next w:val="a"/>
     <w:autoRedefine/>
     <w:uiPriority w:val="39"/>
     <w:unhideWhenUsed/>
@@ -10880,9 +10977,9 @@
       <w:ind w:leftChars="400" w:left="960"/>
     </w:pPr>
   </w:style>
-  <w:style w:type="character" w:styleId="Hyperlink">
+  <w:style w:type="character" w:styleId="af">
     <w:name w:val="Hyperlink"/>
-    <w:basedOn w:val="Absatz-Standardschriftart"/>
+    <w:basedOn w:val="a0"/>
     <w:uiPriority w:val="99"/>
     <w:unhideWhenUsed/>
     <w:rsid w:val="00A60A74"/>
@@ -10891,10 +10988,10 @@
       <w:u w:val="single"/>
     </w:rPr>
   </w:style>
-  <w:style w:type="paragraph" w:styleId="Kopfzeile">
+  <w:style w:type="paragraph" w:styleId="af0">
     <w:name w:val="header"/>
-    <w:basedOn w:val="Standard"/>
-    <w:link w:val="KopfzeileZchn"/>
+    <w:basedOn w:val="a"/>
+    <w:link w:val="af1"/>
     <w:uiPriority w:val="99"/>
     <w:unhideWhenUsed/>
     <w:rsid w:val="00791C38"/>
@@ -10910,10 +11007,10 @@
       <w:szCs w:val="20"/>
     </w:rPr>
   </w:style>
-  <w:style w:type="character" w:customStyle="1" w:styleId="KopfzeileZchn">
-    <w:name w:val="Kopfzeile Zchn"/>
-    <w:basedOn w:val="Absatz-Standardschriftart"/>
-    <w:link w:val="Kopfzeile"/>
+  <w:style w:type="character" w:customStyle="1" w:styleId="af1">
+    <w:name w:val="頁首 字元"/>
+    <w:basedOn w:val="a0"/>
+    <w:link w:val="af0"/>
     <w:uiPriority w:val="99"/>
     <w:rsid w:val="00791C38"/>
     <w:rPr>
@@ -10921,10 +11018,10 @@
       <w:szCs w:val="20"/>
     </w:rPr>
   </w:style>
-  <w:style w:type="paragraph" w:styleId="Fuzeile">
+  <w:style w:type="paragraph" w:styleId="af2">
     <w:name w:val="footer"/>
-    <w:basedOn w:val="Standard"/>
-    <w:link w:val="FuzeileZchn"/>
+    <w:basedOn w:val="a"/>
+    <w:link w:val="af3"/>
     <w:uiPriority w:val="99"/>
     <w:unhideWhenUsed/>
     <w:rsid w:val="00791C38"/>
@@ -10940,10 +11037,10 @@
       <w:szCs w:val="20"/>
     </w:rPr>
   </w:style>
-  <w:style w:type="character" w:customStyle="1" w:styleId="FuzeileZchn">
-    <w:name w:val="Fußzeile Zchn"/>
-    <w:basedOn w:val="Absatz-Standardschriftart"/>
-    <w:link w:val="Fuzeile"/>
+  <w:style w:type="character" w:customStyle="1" w:styleId="af3">
+    <w:name w:val="頁尾 字元"/>
+    <w:basedOn w:val="a0"/>
+    <w:link w:val="af2"/>
     <w:uiPriority w:val="99"/>
     <w:rsid w:val="00791C38"/>
     <w:rPr>
@@ -10951,9 +11048,9 @@
       <w:szCs w:val="20"/>
     </w:rPr>
   </w:style>
-  <w:style w:type="character" w:styleId="Platzhaltertext">
+  <w:style w:type="character" w:styleId="af4">
     <w:name w:val="Placeholder Text"/>
-    <w:basedOn w:val="Absatz-Standardschriftart"/>
+    <w:basedOn w:val="a0"/>
     <w:uiPriority w:val="99"/>
     <w:semiHidden/>
     <w:rsid w:val="008E3E77"/>
@@ -10963,7 +11060,7 @@
   </w:style>
   <w:style w:type="paragraph" w:customStyle="1" w:styleId="CitaviBibliographyEntry">
     <w:name w:val="Citavi Bibliography Entry"/>
-    <w:basedOn w:val="Standard"/>
+    <w:basedOn w:val="a"/>
     <w:link w:val="CitaviBibliographyEntryZchn"/>
     <w:uiPriority w:val="99"/>
     <w:rsid w:val="008E3E77"/>
@@ -10977,21 +11074,21 @@
   </w:style>
   <w:style w:type="character" w:customStyle="1" w:styleId="CitaviBibliographyEntryZchn">
     <w:name w:val="Citavi Bibliography Entry Zchn"/>
-    <w:basedOn w:val="Absatz-Standardschriftart"/>
+    <w:basedOn w:val="a0"/>
     <w:link w:val="CitaviBibliographyEntry"/>
     <w:uiPriority w:val="99"/>
     <w:rsid w:val="008E3E77"/>
   </w:style>
   <w:style w:type="paragraph" w:customStyle="1" w:styleId="CitaviBibliographyHeading">
     <w:name w:val="Citavi Bibliography Heading"/>
-    <w:basedOn w:val="berschrift1"/>
+    <w:basedOn w:val="1"/>
     <w:link w:val="CitaviBibliographyHeadingZchn"/>
     <w:uiPriority w:val="99"/>
     <w:rsid w:val="008E3E77"/>
   </w:style>
   <w:style w:type="character" w:customStyle="1" w:styleId="CitaviBibliographyHeadingZchn">
     <w:name w:val="Citavi Bibliography Heading Zchn"/>
-    <w:basedOn w:val="Absatz-Standardschriftart"/>
+    <w:basedOn w:val="a0"/>
     <w:link w:val="CitaviBibliographyHeading"/>
     <w:uiPriority w:val="99"/>
     <w:rsid w:val="008E3E77"/>
@@ -11004,14 +11101,14 @@
   </w:style>
   <w:style w:type="paragraph" w:customStyle="1" w:styleId="CitaviChapterBibliographyHeading">
     <w:name w:val="Citavi Chapter Bibliography Heading"/>
-    <w:basedOn w:val="berschrift2"/>
+    <w:basedOn w:val="2"/>
     <w:link w:val="CitaviChapterBibliographyHeadingZchn"/>
     <w:uiPriority w:val="99"/>
     <w:rsid w:val="008E3E77"/>
   </w:style>
   <w:style w:type="character" w:customStyle="1" w:styleId="CitaviChapterBibliographyHeadingZchn">
     <w:name w:val="Citavi Chapter Bibliography Heading Zchn"/>
-    <w:basedOn w:val="Absatz-Standardschriftart"/>
+    <w:basedOn w:val="a0"/>
     <w:link w:val="CitaviChapterBibliographyHeading"/>
     <w:uiPriority w:val="99"/>
     <w:rsid w:val="008E3E77"/>
@@ -11024,7 +11121,7 @@
   </w:style>
   <w:style w:type="paragraph" w:customStyle="1" w:styleId="CitaviBibliographySubheading1">
     <w:name w:val="Citavi Bibliography Subheading 1"/>
-    <w:basedOn w:val="berschrift2"/>
+    <w:basedOn w:val="2"/>
     <w:link w:val="CitaviBibliographySubheading1Zchn"/>
     <w:uiPriority w:val="99"/>
     <w:rsid w:val="008E3E77"/>
@@ -11039,7 +11136,7 @@
   </w:style>
   <w:style w:type="character" w:customStyle="1" w:styleId="CitaviBibliographySubheading1Zchn">
     <w:name w:val="Citavi Bibliography Subheading 1 Zchn"/>
-    <w:basedOn w:val="Absatz-Standardschriftart"/>
+    <w:basedOn w:val="a0"/>
     <w:link w:val="CitaviBibliographySubheading1"/>
     <w:uiPriority w:val="99"/>
     <w:rsid w:val="008E3E77"/>
@@ -11053,7 +11150,7 @@
   </w:style>
   <w:style w:type="paragraph" w:customStyle="1" w:styleId="CitaviBibliographySubheading2">
     <w:name w:val="Citavi Bibliography Subheading 2"/>
-    <w:basedOn w:val="berschrift3"/>
+    <w:basedOn w:val="3"/>
     <w:link w:val="CitaviBibliographySubheading2Zchn"/>
     <w:uiPriority w:val="99"/>
     <w:rsid w:val="008E3E77"/>
@@ -11068,7 +11165,7 @@
   </w:style>
   <w:style w:type="character" w:customStyle="1" w:styleId="CitaviBibliographySubheading2Zchn">
     <w:name w:val="Citavi Bibliography Subheading 2 Zchn"/>
-    <w:basedOn w:val="Absatz-Standardschriftart"/>
+    <w:basedOn w:val="a0"/>
     <w:link w:val="CitaviBibliographySubheading2"/>
     <w:uiPriority w:val="99"/>
     <w:rsid w:val="008E3E77"/>
@@ -11082,7 +11179,7 @@
   </w:style>
   <w:style w:type="paragraph" w:customStyle="1" w:styleId="CitaviBibliographySubheading3">
     <w:name w:val="Citavi Bibliography Subheading 3"/>
-    <w:basedOn w:val="berschrift4"/>
+    <w:basedOn w:val="4"/>
     <w:link w:val="CitaviBibliographySubheading3Zchn"/>
     <w:uiPriority w:val="99"/>
     <w:rsid w:val="008E3E77"/>
@@ -11097,7 +11194,7 @@
   </w:style>
   <w:style w:type="character" w:customStyle="1" w:styleId="CitaviBibliographySubheading3Zchn">
     <w:name w:val="Citavi Bibliography Subheading 3 Zchn"/>
-    <w:basedOn w:val="Absatz-Standardschriftart"/>
+    <w:basedOn w:val="a0"/>
     <w:link w:val="CitaviBibliographySubheading3"/>
     <w:uiPriority w:val="99"/>
     <w:rsid w:val="008E3E77"/>
@@ -11111,7 +11208,7 @@
   </w:style>
   <w:style w:type="paragraph" w:customStyle="1" w:styleId="CitaviBibliographySubheading4">
     <w:name w:val="Citavi Bibliography Subheading 4"/>
-    <w:basedOn w:val="berschrift5"/>
+    <w:basedOn w:val="5"/>
     <w:link w:val="CitaviBibliographySubheading4Zchn"/>
     <w:uiPriority w:val="99"/>
     <w:rsid w:val="008E3E77"/>
@@ -11126,7 +11223,7 @@
   </w:style>
   <w:style w:type="character" w:customStyle="1" w:styleId="CitaviBibliographySubheading4Zchn">
     <w:name w:val="Citavi Bibliography Subheading 4 Zchn"/>
-    <w:basedOn w:val="Absatz-Standardschriftart"/>
+    <w:basedOn w:val="a0"/>
     <w:link w:val="CitaviBibliographySubheading4"/>
     <w:uiPriority w:val="99"/>
     <w:rsid w:val="008E3E77"/>
@@ -11138,7 +11235,7 @@
   </w:style>
   <w:style w:type="paragraph" w:customStyle="1" w:styleId="CitaviBibliographySubheading5">
     <w:name w:val="Citavi Bibliography Subheading 5"/>
-    <w:basedOn w:val="berschrift6"/>
+    <w:basedOn w:val="6"/>
     <w:link w:val="CitaviBibliographySubheading5Zchn"/>
     <w:uiPriority w:val="99"/>
     <w:rsid w:val="008E3E77"/>
@@ -11153,7 +11250,7 @@
   </w:style>
   <w:style w:type="character" w:customStyle="1" w:styleId="CitaviBibliographySubheading5Zchn">
     <w:name w:val="Citavi Bibliography Subheading 5 Zchn"/>
-    <w:basedOn w:val="Absatz-Standardschriftart"/>
+    <w:basedOn w:val="a0"/>
     <w:link w:val="CitaviBibliographySubheading5"/>
     <w:uiPriority w:val="99"/>
     <w:rsid w:val="008E3E77"/>
@@ -11165,7 +11262,7 @@
   </w:style>
   <w:style w:type="paragraph" w:customStyle="1" w:styleId="CitaviBibliographySubheading6">
     <w:name w:val="Citavi Bibliography Subheading 6"/>
-    <w:basedOn w:val="berschrift7"/>
+    <w:basedOn w:val="7"/>
     <w:link w:val="CitaviBibliographySubheading6Zchn"/>
     <w:uiPriority w:val="99"/>
     <w:rsid w:val="008E3E77"/>
@@ -11180,7 +11277,7 @@
   </w:style>
   <w:style w:type="character" w:customStyle="1" w:styleId="CitaviBibliographySubheading6Zchn">
     <w:name w:val="Citavi Bibliography Subheading 6 Zchn"/>
-    <w:basedOn w:val="Absatz-Standardschriftart"/>
+    <w:basedOn w:val="a0"/>
     <w:link w:val="CitaviBibliographySubheading6"/>
     <w:uiPriority w:val="99"/>
     <w:rsid w:val="008E3E77"/>
@@ -11192,7 +11289,7 @@
   </w:style>
   <w:style w:type="paragraph" w:customStyle="1" w:styleId="CitaviBibliographySubheading7">
     <w:name w:val="Citavi Bibliography Subheading 7"/>
-    <w:basedOn w:val="berschrift8"/>
+    <w:basedOn w:val="8"/>
     <w:link w:val="CitaviBibliographySubheading7Zchn"/>
     <w:uiPriority w:val="99"/>
     <w:rsid w:val="008E3E77"/>
@@ -11207,7 +11304,7 @@
   </w:style>
   <w:style w:type="character" w:customStyle="1" w:styleId="CitaviBibliographySubheading7Zchn">
     <w:name w:val="Citavi Bibliography Subheading 7 Zchn"/>
-    <w:basedOn w:val="Absatz-Standardschriftart"/>
+    <w:basedOn w:val="a0"/>
     <w:link w:val="CitaviBibliographySubheading7"/>
     <w:uiPriority w:val="99"/>
     <w:rsid w:val="008E3E77"/>
@@ -11219,7 +11316,7 @@
   </w:style>
   <w:style w:type="paragraph" w:customStyle="1" w:styleId="CitaviBibliographySubheading8">
     <w:name w:val="Citavi Bibliography Subheading 8"/>
-    <w:basedOn w:val="berschrift9"/>
+    <w:basedOn w:val="9"/>
     <w:link w:val="CitaviBibliographySubheading8Zchn"/>
     <w:uiPriority w:val="99"/>
     <w:rsid w:val="008E3E77"/>
@@ -11234,7 +11331,7 @@
   </w:style>
   <w:style w:type="character" w:customStyle="1" w:styleId="CitaviBibliographySubheading8Zchn">
     <w:name w:val="Citavi Bibliography Subheading 8 Zchn"/>
-    <w:basedOn w:val="Absatz-Standardschriftart"/>
+    <w:basedOn w:val="a0"/>
     <w:link w:val="CitaviBibliographySubheading8"/>
     <w:uiPriority w:val="99"/>
     <w:rsid w:val="008E3E77"/>
@@ -11244,9 +11341,9 @@
       <w:lang w:val="de-DE"/>
     </w:rPr>
   </w:style>
-  <w:style w:type="paragraph" w:styleId="KeinLeerraum">
+  <w:style w:type="paragraph" w:styleId="af5">
     <w:name w:val="No Spacing"/>
-    <w:link w:val="KeinLeerraumZchn"/>
+    <w:link w:val="af6"/>
     <w:uiPriority w:val="1"/>
     <w:qFormat/>
     <w:rsid w:val="003A54BC"/>
@@ -11261,10 +11358,10 @@
       <w14:ligatures w14:val="none"/>
     </w:rPr>
   </w:style>
-  <w:style w:type="character" w:customStyle="1" w:styleId="KeinLeerraumZchn">
-    <w:name w:val="Kein Leerraum Zchn"/>
-    <w:basedOn w:val="Absatz-Standardschriftart"/>
-    <w:link w:val="KeinLeerraum"/>
+  <w:style w:type="character" w:customStyle="1" w:styleId="af6">
+    <w:name w:val="無間距 字元"/>
+    <w:basedOn w:val="a0"/>
+    <w:link w:val="af5"/>
     <w:uiPriority w:val="1"/>
     <w:rsid w:val="003A54BC"/>
     <w:rPr>
@@ -11275,9 +11372,9 @@
       <w14:ligatures w14:val="none"/>
     </w:rPr>
   </w:style>
-  <w:style w:type="table" w:styleId="Tabellenraster">
+  <w:style w:type="table" w:styleId="af7">
     <w:name w:val="Table Grid"/>
-    <w:basedOn w:val="NormaleTabelle"/>
+    <w:basedOn w:val="a1"/>
     <w:uiPriority w:val="39"/>
     <w:rsid w:val="00F80BF1"/>
     <w:pPr>
@@ -11319,7 +11416,7 @@
         <w:p>
           <w:r>
             <w:rPr>
-              <w:rStyle w:val="Platzhaltertext"/>
+              <w:rStyle w:val="a3"/>
             </w:rPr>
             <w:t>Klicken oder tippen Sie hier, um Text einzugeben.</w:t>
           </w:r>
@@ -11332,19 +11429,12 @@
 
 <file path=word/glossary/fontTable.xml><?xml version="1.0" encoding="utf-8"?>
 <w:fonts xmlns:mc="http://schemas.openxmlformats.org/markup-compatibility/2006" xmlns:r="http://schemas.openxmlformats.org/officeDocument/2006/relationships" xmlns:w="http://schemas.openxmlformats.org/wordprocessingml/2006/main" xmlns:w14="http://schemas.microsoft.com/office/word/2010/wordml" xmlns:w15="http://schemas.microsoft.com/office/word/2012/wordml" xmlns:w16cex="http://schemas.microsoft.com/office/word/2018/wordml/cex" xmlns:w16cid="http://schemas.microsoft.com/office/word/2016/wordml/cid" xmlns:w16="http://schemas.microsoft.com/office/word/2018/wordml" xmlns:w16du="http://schemas.microsoft.com/office/word/2023/wordml/word16du" xmlns:w16sdtdh="http://schemas.microsoft.com/office/word/2020/wordml/sdtdatahash" xmlns:w16sdtfl="http://schemas.microsoft.com/office/word/2024/wordml/sdtformatlock" xmlns:w16se="http://schemas.microsoft.com/office/word/2015/wordml/symex" mc:Ignorable="w14 w15 w16se w16cid w16 w16cex w16sdtdh w16sdtfl w16du">
-  <w:font w:name="Aptos">
-    <w:charset w:val="00"/>
-    <w:family w:val="swiss"/>
+  <w:font w:name="Wingdings">
+    <w:panose1 w:val="05000000000000000000"/>
+    <w:charset w:val="02"/>
+    <w:family w:val="auto"/>
     <w:pitch w:val="variable"/>
-    <w:sig w:usb0="20000287" w:usb1="00000003" w:usb2="00000000" w:usb3="00000000" w:csb0="0000019F" w:csb1="00000000"/>
-  </w:font>
-  <w:font w:name="PMingLiU">
-    <w:altName w:val="新細明體"/>
-    <w:panose1 w:val="02010601000101010101"/>
-    <w:charset w:val="88"/>
-    <w:family w:val="roman"/>
-    <w:pitch w:val="variable"/>
-    <w:sig w:usb0="A00002FF" w:usb1="28CFFCFA" w:usb2="00000016" w:usb3="00000000" w:csb0="00100001" w:csb1="00000000"/>
+    <w:sig w:usb0="00000000" w:usb1="10000000" w:usb2="00000000" w:usb3="00000000" w:csb0="80000000" w:csb1="00000000"/>
   </w:font>
   <w:font w:name="Times New Roman">
     <w:panose1 w:val="02020603050405020304"/>
@@ -11352,6 +11442,20 @@
     <w:family w:val="roman"/>
     <w:pitch w:val="variable"/>
     <w:sig w:usb0="E0002EFF" w:usb1="C000785B" w:usb2="00000009" w:usb3="00000000" w:csb0="000001FF" w:csb1="00000000"/>
+  </w:font>
+  <w:font w:name="Aptos">
+    <w:charset w:val="00"/>
+    <w:family w:val="swiss"/>
+    <w:pitch w:val="variable"/>
+    <w:sig w:usb0="20000287" w:usb1="00000003" w:usb2="00000000" w:usb3="00000000" w:csb0="0000019F" w:csb1="00000000"/>
+  </w:font>
+  <w:font w:name="新細明體">
+    <w:altName w:val="PMingLiU"/>
+    <w:panose1 w:val="02020500000000000000"/>
+    <w:charset w:val="88"/>
+    <w:family w:val="roman"/>
+    <w:pitch w:val="variable"/>
+    <w:sig w:usb0="A00002FF" w:usb1="28CFFCFA" w:usb2="00000016" w:usb3="00000000" w:csb0="00100001" w:csb1="00000000"/>
   </w:font>
   <w:font w:name="Aptos Display">
     <w:charset w:val="00"/>
@@ -11366,12 +11470,21 @@
     <w:pitch w:val="variable"/>
     <w:sig w:usb0="E4002EFF" w:usb1="C000247B" w:usb2="00000009" w:usb3="00000000" w:csb0="000001FF" w:csb1="00000000"/>
   </w:font>
+  <w:font w:name="Calibri Light">
+    <w:panose1 w:val="020F0302020204030204"/>
+    <w:charset w:val="00"/>
+    <w:family w:val="swiss"/>
+    <w:pitch w:val="variable"/>
+    <w:sig w:usb0="E4002EFF" w:usb1="C000247B" w:usb2="00000009" w:usb3="00000000" w:csb0="000001FF" w:csb1="00000000"/>
+  </w:font>
 </w:fonts>
 </file>
 
 <file path=word/glossary/settings.xml><?xml version="1.0" encoding="utf-8"?>
 <w:settings xmlns:mc="http://schemas.openxmlformats.org/markup-compatibility/2006" xmlns:o="urn:schemas-microsoft-com:office:office" xmlns:r="http://schemas.openxmlformats.org/officeDocument/2006/relationships" xmlns:m="http://schemas.openxmlformats.org/officeDocument/2006/math" xmlns:v="urn:schemas-microsoft-com:vml" xmlns:w10="urn:schemas-microsoft-com:office:word" xmlns:w="http://schemas.openxmlformats.org/wordprocessingml/2006/main" xmlns:w14="http://schemas.microsoft.com/office/word/2010/wordml" xmlns:w15="http://schemas.microsoft.com/office/word/2012/wordml" xmlns:w16cex="http://schemas.microsoft.com/office/word/2018/wordml/cex" xmlns:w16cid="http://schemas.microsoft.com/office/word/2016/wordml/cid" xmlns:w16="http://schemas.microsoft.com/office/word/2018/wordml" xmlns:w16du="http://schemas.microsoft.com/office/word/2023/wordml/word16du" xmlns:w16sdtdh="http://schemas.microsoft.com/office/word/2020/wordml/sdtdatahash" xmlns:w16sdtfl="http://schemas.microsoft.com/office/word/2024/wordml/sdtformatlock" xmlns:w16se="http://schemas.microsoft.com/office/word/2015/wordml/symex" xmlns:sl="http://schemas.openxmlformats.org/schemaLibrary/2006/main" mc:Ignorable="w14 w15 w16se w16cid w16 w16cex w16sdtdh w16sdtfl w16du">
   <w:view w:val="normal"/>
+  <w:bordersDoNotSurroundHeader/>
+  <w:bordersDoNotSurroundFooter/>
   <w:revisionView w:insDel="0" w:formatting="0" w:inkAnnotations="0"/>
   <w:defaultTabStop w:val="708"/>
   <w:hyphenationZone w:val="425"/>
@@ -11389,7 +11502,12 @@
     <w:rsidRoot w:val="00DA3ECE"/>
     <w:rsid w:val="002D274C"/>
     <w:rsid w:val="00320719"/>
+    <w:rsid w:val="00391AF4"/>
+    <w:rsid w:val="003B2EB9"/>
     <w:rsid w:val="0047588D"/>
+    <w:rsid w:val="00481292"/>
+    <w:rsid w:val="00596D06"/>
+    <w:rsid w:val="005E01AE"/>
     <w:rsid w:val="007134ED"/>
     <w:rsid w:val="0094535C"/>
     <w:rsid w:val="009D43CA"/>
@@ -11397,6 +11515,7 @@
     <w:rsid w:val="00A937BE"/>
     <w:rsid w:val="00DA0134"/>
     <w:rsid w:val="00DA3ECE"/>
+    <w:rsid w:val="00DD5C40"/>
   </w:rsids>
   <m:mathPr>
     <m:mathFont m:val="Cambria Math"/>
@@ -11411,7 +11530,7 @@
     <m:intLim m:val="subSup"/>
     <m:naryLim m:val="undOvr"/>
   </m:mathPr>
-  <w:themeFontLang w:val="de-DE"/>
+  <w:themeFontLang w:val="de-DE" w:eastAsia="zh-TW"/>
   <w:clrSchemeMapping w:bg1="light1" w:t1="dark1" w:bg2="light2" w:t2="dark2" w:accent1="accent1" w:accent2="accent2" w:accent3="accent3" w:accent4="accent4" w:accent5="accent5" w:accent6="accent6" w:hyperlink="hyperlink" w:followedHyperlink="followedHyperlink"/>
   <w:decimalSymbol w:val=","/>
   <w:listSeparator w:val=";"/>
@@ -11816,17 +11935,17 @@
     <w:lsdException w:name="Unresolved Mention" w:semiHidden="1" w:unhideWhenUsed="1"/>
     <w:lsdException w:name="Smart Link" w:semiHidden="1" w:unhideWhenUsed="1"/>
   </w:latentStyles>
-  <w:style w:type="paragraph" w:default="1" w:styleId="Standard">
+  <w:style w:type="paragraph" w:default="1" w:styleId="a">
     <w:name w:val="Normal"/>
     <w:qFormat/>
   </w:style>
-  <w:style w:type="character" w:default="1" w:styleId="Absatz-Standardschriftart">
+  <w:style w:type="character" w:default="1" w:styleId="a0">
     <w:name w:val="Default Paragraph Font"/>
     <w:uiPriority w:val="1"/>
     <w:semiHidden/>
     <w:unhideWhenUsed/>
   </w:style>
-  <w:style w:type="table" w:default="1" w:styleId="NormaleTabelle">
+  <w:style w:type="table" w:default="1" w:styleId="a1">
     <w:name w:val="Normal Table"/>
     <w:uiPriority w:val="99"/>
     <w:semiHidden/>
@@ -11841,15 +11960,15 @@
       </w:tblCellMar>
     </w:tblPr>
   </w:style>
-  <w:style w:type="numbering" w:default="1" w:styleId="KeineListe">
+  <w:style w:type="numbering" w:default="1" w:styleId="a2">
     <w:name w:val="No List"/>
     <w:uiPriority w:val="99"/>
     <w:semiHidden/>
     <w:unhideWhenUsed/>
   </w:style>
-  <w:style w:type="character" w:styleId="Platzhaltertext">
+  <w:style w:type="character" w:styleId="a3">
     <w:name w:val="Placeholder Text"/>
-    <w:basedOn w:val="Absatz-Standardschriftart"/>
+    <w:basedOn w:val="a0"/>
     <w:uiPriority w:val="99"/>
     <w:semiHidden/>
     <w:rsid w:val="00DA3ECE"/>

--- a/Whitepaper.docx
+++ b/Whitepaper.docx
@@ -1085,7 +1085,6 @@
             </w:tabs>
             <w:rPr>
               <w:noProof/>
-              <w:lang w:val="de-DE" w:eastAsia="de-DE"/>
             </w:rPr>
           </w:pPr>
           <w:r>
@@ -1106,7 +1105,7 @@
             </w:rPr>
             <w:fldChar w:fldCharType="separate"/>
           </w:r>
-          <w:hyperlink w:anchor="_Toc216529607" w:history="1">
+          <w:hyperlink w:anchor="_Toc218879277" w:history="1">
             <w:r>
               <w:rPr>
                 <w:rStyle w:val="af"/>
@@ -1137,7 +1136,7 @@
                 <w:noProof/>
                 <w:webHidden/>
               </w:rPr>
-              <w:instrText xml:space="preserve"> PAGEREF _Toc216529607 \h </w:instrText>
+              <w:instrText xml:space="preserve"> PAGEREF _Toc218879277 \h </w:instrText>
             </w:r>
             <w:r>
               <w:rPr>
@@ -1176,10 +1175,9 @@
             </w:tabs>
             <w:rPr>
               <w:noProof/>
-              <w:lang w:val="de-DE" w:eastAsia="de-DE"/>
             </w:rPr>
           </w:pPr>
-          <w:hyperlink w:anchor="_Toc216529608" w:history="1">
+          <w:hyperlink w:anchor="_Toc218879278" w:history="1">
             <w:r>
               <w:rPr>
                 <w:rStyle w:val="af"/>
@@ -1208,7 +1206,7 @@
                 <w:noProof/>
                 <w:webHidden/>
               </w:rPr>
-              <w:instrText xml:space="preserve"> PAGEREF _Toc216529608 \h </w:instrText>
+              <w:instrText xml:space="preserve"> PAGEREF _Toc218879278 \h </w:instrText>
             </w:r>
             <w:r>
               <w:rPr>
@@ -1247,10 +1245,9 @@
             </w:tabs>
             <w:rPr>
               <w:noProof/>
-              <w:lang w:val="de-DE" w:eastAsia="de-DE"/>
             </w:rPr>
           </w:pPr>
-          <w:hyperlink w:anchor="_Toc216529609" w:history="1">
+          <w:hyperlink w:anchor="_Toc218879279" w:history="1">
             <w:r>
               <w:rPr>
                 <w:rStyle w:val="af"/>
@@ -1279,7 +1276,7 @@
                 <w:noProof/>
                 <w:webHidden/>
               </w:rPr>
-              <w:instrText xml:space="preserve"> PAGEREF _Toc216529609 \h </w:instrText>
+              <w:instrText xml:space="preserve"> PAGEREF _Toc218879279 \h </w:instrText>
             </w:r>
             <w:r>
               <w:rPr>
@@ -1318,10 +1315,9 @@
             </w:tabs>
             <w:rPr>
               <w:noProof/>
-              <w:lang w:val="de-DE" w:eastAsia="de-DE"/>
             </w:rPr>
           </w:pPr>
-          <w:hyperlink w:anchor="_Toc216529610" w:history="1">
+          <w:hyperlink w:anchor="_Toc218879280" w:history="1">
             <w:r>
               <w:rPr>
                 <w:rStyle w:val="af"/>
@@ -1350,7 +1346,7 @@
                 <w:noProof/>
                 <w:webHidden/>
               </w:rPr>
-              <w:instrText xml:space="preserve"> PAGEREF _Toc216529610 \h </w:instrText>
+              <w:instrText xml:space="preserve"> PAGEREF _Toc218879280 \h </w:instrText>
             </w:r>
             <w:r>
               <w:rPr>
@@ -1389,10 +1385,9 @@
             </w:tabs>
             <w:rPr>
               <w:noProof/>
-              <w:lang w:val="de-DE" w:eastAsia="de-DE"/>
             </w:rPr>
           </w:pPr>
-          <w:hyperlink w:anchor="_Toc216529611" w:history="1">
+          <w:hyperlink w:anchor="_Toc218879281" w:history="1">
             <w:r>
               <w:rPr>
                 <w:rStyle w:val="af"/>
@@ -1423,7 +1418,7 @@
                 <w:noProof/>
                 <w:webHidden/>
               </w:rPr>
-              <w:instrText xml:space="preserve"> PAGEREF _Toc216529611 \h </w:instrText>
+              <w:instrText xml:space="preserve"> PAGEREF _Toc218879281 \h </w:instrText>
             </w:r>
             <w:r>
               <w:rPr>
@@ -1462,10 +1457,9 @@
             </w:tabs>
             <w:rPr>
               <w:noProof/>
-              <w:lang w:val="de-DE" w:eastAsia="de-DE"/>
             </w:rPr>
           </w:pPr>
-          <w:hyperlink w:anchor="_Toc216529612" w:history="1">
+          <w:hyperlink w:anchor="_Toc218879282" w:history="1">
             <w:r>
               <w:rPr>
                 <w:rStyle w:val="af"/>
@@ -1496,7 +1490,7 @@
                 <w:noProof/>
                 <w:webHidden/>
               </w:rPr>
-              <w:instrText xml:space="preserve"> PAGEREF _Toc216529612 \h </w:instrText>
+              <w:instrText xml:space="preserve"> PAGEREF _Toc218879282 \h </w:instrText>
             </w:r>
             <w:r>
               <w:rPr>
@@ -1535,10 +1529,9 @@
             </w:tabs>
             <w:rPr>
               <w:noProof/>
-              <w:lang w:val="de-DE" w:eastAsia="de-DE"/>
             </w:rPr>
           </w:pPr>
-          <w:hyperlink w:anchor="_Toc216529613" w:history="1">
+          <w:hyperlink w:anchor="_Toc218879283" w:history="1">
             <w:r>
               <w:rPr>
                 <w:rStyle w:val="af"/>
@@ -1567,7 +1560,7 @@
                 <w:noProof/>
                 <w:webHidden/>
               </w:rPr>
-              <w:instrText xml:space="preserve"> PAGEREF _Toc216529613 \h </w:instrText>
+              <w:instrText xml:space="preserve"> PAGEREF _Toc218879283 \h </w:instrText>
             </w:r>
             <w:r>
               <w:rPr>
@@ -1606,10 +1599,9 @@
             </w:tabs>
             <w:rPr>
               <w:noProof/>
-              <w:lang w:val="de-DE" w:eastAsia="de-DE"/>
             </w:rPr>
           </w:pPr>
-          <w:hyperlink w:anchor="_Toc216529614" w:history="1">
+          <w:hyperlink w:anchor="_Toc218879284" w:history="1">
             <w:r>
               <w:rPr>
                 <w:rStyle w:val="af"/>
@@ -1638,7 +1630,7 @@
                 <w:noProof/>
                 <w:webHidden/>
               </w:rPr>
-              <w:instrText xml:space="preserve"> PAGEREF _Toc216529614 \h </w:instrText>
+              <w:instrText xml:space="preserve"> PAGEREF _Toc218879284 \h </w:instrText>
             </w:r>
             <w:r>
               <w:rPr>
@@ -1658,7 +1650,7 @@
                 <w:noProof/>
                 <w:webHidden/>
               </w:rPr>
-              <w:t>4</w:t>
+              <w:t>5</w:t>
             </w:r>
             <w:r>
               <w:rPr>
@@ -1677,10 +1669,9 @@
             </w:tabs>
             <w:rPr>
               <w:noProof/>
-              <w:lang w:val="de-DE" w:eastAsia="de-DE"/>
             </w:rPr>
           </w:pPr>
-          <w:hyperlink w:anchor="_Toc216529615" w:history="1">
+          <w:hyperlink w:anchor="_Toc218879285" w:history="1">
             <w:r>
               <w:rPr>
                 <w:rStyle w:val="af"/>
@@ -1711,7 +1702,7 @@
                 <w:noProof/>
                 <w:webHidden/>
               </w:rPr>
-              <w:instrText xml:space="preserve"> PAGEREF _Toc216529615 \h </w:instrText>
+              <w:instrText xml:space="preserve"> PAGEREF _Toc218879285 \h </w:instrText>
             </w:r>
             <w:r>
               <w:rPr>
@@ -1731,7 +1722,7 @@
                 <w:noProof/>
                 <w:webHidden/>
               </w:rPr>
-              <w:t>4</w:t>
+              <w:t>5</w:t>
             </w:r>
             <w:r>
               <w:rPr>
@@ -1750,10 +1741,9 @@
             </w:tabs>
             <w:rPr>
               <w:noProof/>
-              <w:lang w:val="de-DE" w:eastAsia="de-DE"/>
             </w:rPr>
           </w:pPr>
-          <w:hyperlink w:anchor="_Toc216529616" w:history="1">
+          <w:hyperlink w:anchor="_Toc218879286" w:history="1">
             <w:r>
               <w:rPr>
                 <w:rStyle w:val="af"/>
@@ -1782,7 +1772,7 @@
                 <w:noProof/>
                 <w:webHidden/>
               </w:rPr>
-              <w:instrText xml:space="preserve"> PAGEREF _Toc216529616 \h </w:instrText>
+              <w:instrText xml:space="preserve"> PAGEREF _Toc218879286 \h </w:instrText>
             </w:r>
             <w:r>
               <w:rPr>
@@ -1802,7 +1792,7 @@
                 <w:noProof/>
                 <w:webHidden/>
               </w:rPr>
-              <w:t>4</w:t>
+              <w:t>5</w:t>
             </w:r>
             <w:r>
               <w:rPr>
@@ -1821,10 +1811,9 @@
             </w:tabs>
             <w:rPr>
               <w:noProof/>
-              <w:lang w:val="de-DE" w:eastAsia="de-DE"/>
             </w:rPr>
           </w:pPr>
-          <w:hyperlink w:anchor="_Toc216529617" w:history="1">
+          <w:hyperlink w:anchor="_Toc218879287" w:history="1">
             <w:r>
               <w:rPr>
                 <w:rStyle w:val="af"/>
@@ -1853,7 +1842,7 @@
                 <w:noProof/>
                 <w:webHidden/>
               </w:rPr>
-              <w:instrText xml:space="preserve"> PAGEREF _Toc216529617 \h </w:instrText>
+              <w:instrText xml:space="preserve"> PAGEREF _Toc218879287 \h </w:instrText>
             </w:r>
             <w:r>
               <w:rPr>
@@ -1873,7 +1862,7 @@
                 <w:noProof/>
                 <w:webHidden/>
               </w:rPr>
-              <w:t>5</w:t>
+              <w:t>7</w:t>
             </w:r>
             <w:r>
               <w:rPr>
@@ -1892,10 +1881,9 @@
             </w:tabs>
             <w:rPr>
               <w:noProof/>
-              <w:lang w:val="de-DE" w:eastAsia="de-DE"/>
             </w:rPr>
           </w:pPr>
-          <w:hyperlink w:anchor="_Toc216529618" w:history="1">
+          <w:hyperlink w:anchor="_Toc218879288" w:history="1">
             <w:r>
               <w:rPr>
                 <w:rStyle w:val="af"/>
@@ -1924,7 +1912,7 @@
                 <w:noProof/>
                 <w:webHidden/>
               </w:rPr>
-              <w:instrText xml:space="preserve"> PAGEREF _Toc216529618 \h </w:instrText>
+              <w:instrText xml:space="preserve"> PAGEREF _Toc218879288 \h </w:instrText>
             </w:r>
             <w:r>
               <w:rPr>
@@ -1944,149 +1932,7 @@
                 <w:noProof/>
                 <w:webHidden/>
               </w:rPr>
-              <w:t>9</w:t>
-            </w:r>
-            <w:r>
-              <w:rPr>
-                <w:noProof/>
-                <w:webHidden/>
-              </w:rPr>
-              <w:fldChar w:fldCharType="end"/>
-            </w:r>
-          </w:hyperlink>
-        </w:p>
-        <w:p>
-          <w:pPr>
-            <w:pStyle w:val="31"/>
-            <w:tabs>
-              <w:tab w:val="right" w:leader="dot" w:pos="8296"/>
-            </w:tabs>
-            <w:rPr>
-              <w:noProof/>
-              <w:lang w:val="de-DE" w:eastAsia="de-DE"/>
-            </w:rPr>
-          </w:pPr>
-          <w:hyperlink w:anchor="_Toc216529619" w:history="1">
-            <w:r>
-              <w:rPr>
-                <w:rStyle w:val="af"/>
-                <w:rFonts w:ascii="Times New Roman" w:hAnsi="Times New Roman" w:cs="Times New Roman"/>
-                <w:noProof/>
-                <w:lang w:val="de-DE"/>
-              </w:rPr>
-              <w:t>4.3.1 Vorgehensweise</w:t>
-            </w:r>
-            <w:r>
-              <w:rPr>
-                <w:noProof/>
-                <w:webHidden/>
-              </w:rPr>
-              <w:tab/>
-            </w:r>
-            <w:r>
-              <w:rPr>
-                <w:noProof/>
-                <w:webHidden/>
-              </w:rPr>
-              <w:fldChar w:fldCharType="begin"/>
-            </w:r>
-            <w:r>
-              <w:rPr>
-                <w:noProof/>
-                <w:webHidden/>
-              </w:rPr>
-              <w:instrText xml:space="preserve"> PAGEREF _Toc216529619 \h </w:instrText>
-            </w:r>
-            <w:r>
-              <w:rPr>
-                <w:noProof/>
-                <w:webHidden/>
-              </w:rPr>
-            </w:r>
-            <w:r>
-              <w:rPr>
-                <w:noProof/>
-                <w:webHidden/>
-              </w:rPr>
-              <w:fldChar w:fldCharType="separate"/>
-            </w:r>
-            <w:r>
-              <w:rPr>
-                <w:noProof/>
-                <w:webHidden/>
-              </w:rPr>
-              <w:t>9</w:t>
-            </w:r>
-            <w:r>
-              <w:rPr>
-                <w:noProof/>
-                <w:webHidden/>
-              </w:rPr>
-              <w:fldChar w:fldCharType="end"/>
-            </w:r>
-          </w:hyperlink>
-        </w:p>
-        <w:p>
-          <w:pPr>
-            <w:pStyle w:val="31"/>
-            <w:tabs>
-              <w:tab w:val="right" w:leader="dot" w:pos="8296"/>
-            </w:tabs>
-            <w:rPr>
-              <w:noProof/>
-              <w:lang w:val="de-DE" w:eastAsia="de-DE"/>
-            </w:rPr>
-          </w:pPr>
-          <w:hyperlink w:anchor="_Toc216529620" w:history="1">
-            <w:r>
-              <w:rPr>
-                <w:rStyle w:val="af"/>
-                <w:rFonts w:ascii="Times New Roman" w:hAnsi="Times New Roman" w:cs="Times New Roman"/>
-                <w:noProof/>
-                <w:lang w:val="de-DE"/>
-              </w:rPr>
-              <w:t>4.3.2 Inspirationsquellen und Vision</w:t>
-            </w:r>
-            <w:r>
-              <w:rPr>
-                <w:noProof/>
-                <w:webHidden/>
-              </w:rPr>
-              <w:tab/>
-            </w:r>
-            <w:r>
-              <w:rPr>
-                <w:noProof/>
-                <w:webHidden/>
-              </w:rPr>
-              <w:fldChar w:fldCharType="begin"/>
-            </w:r>
-            <w:r>
-              <w:rPr>
-                <w:noProof/>
-                <w:webHidden/>
-              </w:rPr>
-              <w:instrText xml:space="preserve"> PAGEREF _Toc216529620 \h </w:instrText>
-            </w:r>
-            <w:r>
-              <w:rPr>
-                <w:noProof/>
-                <w:webHidden/>
-              </w:rPr>
-            </w:r>
-            <w:r>
-              <w:rPr>
-                <w:noProof/>
-                <w:webHidden/>
-              </w:rPr>
-              <w:fldChar w:fldCharType="separate"/>
-            </w:r>
-            <w:r>
-              <w:rPr>
-                <w:noProof/>
-                <w:webHidden/>
-              </w:rPr>
-              <w:t>9</w:t>
+              <w:t>12</w:t>
             </w:r>
             <w:r>
               <w:rPr>
@@ -2105,10 +1951,9 @@
             </w:tabs>
             <w:rPr>
               <w:noProof/>
-              <w:lang w:val="de-DE" w:eastAsia="de-DE"/>
             </w:rPr>
           </w:pPr>
-          <w:hyperlink w:anchor="_Toc216529621" w:history="1">
+          <w:hyperlink w:anchor="_Toc218879289" w:history="1">
             <w:r>
               <w:rPr>
                 <w:rStyle w:val="af"/>
@@ -2137,7 +1982,7 @@
                 <w:noProof/>
                 <w:webHidden/>
               </w:rPr>
-              <w:instrText xml:space="preserve"> PAGEREF _Toc216529621 \h </w:instrText>
+              <w:instrText xml:space="preserve"> PAGEREF _Toc218879289 \h </w:instrText>
             </w:r>
             <w:r>
               <w:rPr>
@@ -2157,7 +2002,7 @@
                 <w:noProof/>
                 <w:webHidden/>
               </w:rPr>
-              <w:t>9</w:t>
+              <w:t>14</w:t>
             </w:r>
             <w:r>
               <w:rPr>
@@ -2176,10 +2021,9 @@
             </w:tabs>
             <w:rPr>
               <w:noProof/>
-              <w:lang w:val="de-DE" w:eastAsia="de-DE"/>
             </w:rPr>
           </w:pPr>
-          <w:hyperlink w:anchor="_Toc216529622" w:history="1">
+          <w:hyperlink w:anchor="_Toc218879290" w:history="1">
             <w:r>
               <w:rPr>
                 <w:rStyle w:val="af"/>
@@ -2208,7 +2052,7 @@
                 <w:noProof/>
                 <w:webHidden/>
               </w:rPr>
-              <w:instrText xml:space="preserve"> PAGEREF _Toc216529622 \h </w:instrText>
+              <w:instrText xml:space="preserve"> PAGEREF _Toc218879290 \h </w:instrText>
             </w:r>
             <w:r>
               <w:rPr>
@@ -2228,7 +2072,7 @@
                 <w:noProof/>
                 <w:webHidden/>
               </w:rPr>
-              <w:t>10</w:t>
+              <w:t>15</w:t>
             </w:r>
             <w:r>
               <w:rPr>
@@ -2247,10 +2091,9 @@
             </w:tabs>
             <w:rPr>
               <w:noProof/>
-              <w:lang w:val="de-DE" w:eastAsia="de-DE"/>
             </w:rPr>
           </w:pPr>
-          <w:hyperlink w:anchor="_Toc216529623" w:history="1">
+          <w:hyperlink w:anchor="_Toc218879291" w:history="1">
             <w:r>
               <w:rPr>
                 <w:rStyle w:val="af"/>
@@ -2281,7 +2124,7 @@
                 <w:noProof/>
                 <w:webHidden/>
               </w:rPr>
-              <w:instrText xml:space="preserve"> PAGEREF _Toc216529623 \h </w:instrText>
+              <w:instrText xml:space="preserve"> PAGEREF _Toc218879291 \h </w:instrText>
             </w:r>
             <w:r>
               <w:rPr>
@@ -2301,7 +2144,7 @@
                 <w:noProof/>
                 <w:webHidden/>
               </w:rPr>
-              <w:t>10</w:t>
+              <w:t>15</w:t>
             </w:r>
             <w:r>
               <w:rPr>
@@ -2320,10 +2163,9 @@
             </w:tabs>
             <w:rPr>
               <w:noProof/>
-              <w:lang w:val="de-DE" w:eastAsia="de-DE"/>
             </w:rPr>
           </w:pPr>
-          <w:hyperlink w:anchor="_Toc216529624" w:history="1">
+          <w:hyperlink w:anchor="_Toc218879292" w:history="1">
             <w:r>
               <w:rPr>
                 <w:rStyle w:val="af"/>
@@ -2354,7 +2196,7 @@
                 <w:noProof/>
                 <w:webHidden/>
               </w:rPr>
-              <w:instrText xml:space="preserve"> PAGEREF _Toc216529624 \h </w:instrText>
+              <w:instrText xml:space="preserve"> PAGEREF _Toc218879292 \h </w:instrText>
             </w:r>
             <w:r>
               <w:rPr>
@@ -2374,7 +2216,7 @@
                 <w:noProof/>
                 <w:webHidden/>
               </w:rPr>
-              <w:t>10</w:t>
+              <w:t>16</w:t>
             </w:r>
             <w:r>
               <w:rPr>
@@ -2393,10 +2235,9 @@
             </w:tabs>
             <w:rPr>
               <w:noProof/>
-              <w:lang w:val="de-DE" w:eastAsia="de-DE"/>
             </w:rPr>
           </w:pPr>
-          <w:hyperlink w:anchor="_Toc216529625" w:history="1">
+          <w:hyperlink w:anchor="_Toc218879293" w:history="1">
             <w:r>
               <w:rPr>
                 <w:rStyle w:val="af"/>
@@ -2427,7 +2268,7 @@
                 <w:noProof/>
                 <w:webHidden/>
               </w:rPr>
-              <w:instrText xml:space="preserve"> PAGEREF _Toc216529625 \h </w:instrText>
+              <w:instrText xml:space="preserve"> PAGEREF _Toc218879293 \h </w:instrText>
             </w:r>
             <w:r>
               <w:rPr>
@@ -2447,150 +2288,7 @@
                 <w:noProof/>
                 <w:webHidden/>
               </w:rPr>
-              <w:t>10</w:t>
-            </w:r>
-            <w:r>
-              <w:rPr>
-                <w:noProof/>
-                <w:webHidden/>
-              </w:rPr>
-              <w:fldChar w:fldCharType="end"/>
-            </w:r>
-          </w:hyperlink>
-        </w:p>
-        <w:p>
-          <w:pPr>
-            <w:pStyle w:val="11"/>
-            <w:tabs>
-              <w:tab w:val="right" w:leader="dot" w:pos="8296"/>
-            </w:tabs>
-            <w:rPr>
-              <w:noProof/>
-              <w:lang w:val="de-DE" w:eastAsia="de-DE"/>
-            </w:rPr>
-          </w:pPr>
-          <w:hyperlink w:anchor="_Toc216529626" w:history="1">
-            <w:r>
-              <w:rPr>
-                <w:rStyle w:val="af"/>
-                <w:rFonts w:ascii="Times New Roman" w:hAnsi="Times New Roman" w:cs="Times New Roman"/>
-                <w:b/>
-                <w:bCs/>
-                <w:noProof/>
-                <w:lang w:val="de-DE"/>
-              </w:rPr>
-              <w:t>8 Anhang</w:t>
-            </w:r>
-            <w:r>
-              <w:rPr>
-                <w:noProof/>
-                <w:webHidden/>
-              </w:rPr>
-              <w:tab/>
-            </w:r>
-            <w:r>
-              <w:rPr>
-                <w:noProof/>
-                <w:webHidden/>
-              </w:rPr>
-              <w:fldChar w:fldCharType="begin"/>
-            </w:r>
-            <w:r>
-              <w:rPr>
-                <w:noProof/>
-                <w:webHidden/>
-              </w:rPr>
-              <w:instrText xml:space="preserve"> PAGEREF _Toc216529626 \h </w:instrText>
-            </w:r>
-            <w:r>
-              <w:rPr>
-                <w:noProof/>
-                <w:webHidden/>
-              </w:rPr>
-            </w:r>
-            <w:r>
-              <w:rPr>
-                <w:noProof/>
-                <w:webHidden/>
-              </w:rPr>
-              <w:fldChar w:fldCharType="separate"/>
-            </w:r>
-            <w:r>
-              <w:rPr>
-                <w:noProof/>
-                <w:webHidden/>
-              </w:rPr>
-              <w:t>10</w:t>
-            </w:r>
-            <w:r>
-              <w:rPr>
-                <w:noProof/>
-                <w:webHidden/>
-              </w:rPr>
-              <w:fldChar w:fldCharType="end"/>
-            </w:r>
-          </w:hyperlink>
-        </w:p>
-        <w:p>
-          <w:pPr>
-            <w:pStyle w:val="11"/>
-            <w:tabs>
-              <w:tab w:val="right" w:leader="dot" w:pos="8296"/>
-            </w:tabs>
-            <w:rPr>
-              <w:noProof/>
-              <w:lang w:val="de-DE" w:eastAsia="de-DE"/>
-            </w:rPr>
-          </w:pPr>
-          <w:hyperlink w:anchor="_Toc216529627" w:history="1">
-            <w:r>
-              <w:rPr>
-                <w:rStyle w:val="af"/>
-                <w:rFonts w:ascii="Times New Roman" w:hAnsi="Times New Roman" w:cs="Times New Roman"/>
-                <w:noProof/>
-              </w:rPr>
-              <w:t>References</w:t>
-            </w:r>
-            <w:r>
-              <w:rPr>
-                <w:noProof/>
-                <w:webHidden/>
-              </w:rPr>
-              <w:tab/>
-            </w:r>
-            <w:r>
-              <w:rPr>
-                <w:noProof/>
-                <w:webHidden/>
-              </w:rPr>
-              <w:fldChar w:fldCharType="begin"/>
-            </w:r>
-            <w:r>
-              <w:rPr>
-                <w:noProof/>
-                <w:webHidden/>
-              </w:rPr>
-              <w:instrText xml:space="preserve"> PAGEREF _Toc216529627 \h </w:instrText>
-            </w:r>
-            <w:r>
-              <w:rPr>
-                <w:noProof/>
-                <w:webHidden/>
-              </w:rPr>
-            </w:r>
-            <w:r>
-              <w:rPr>
-                <w:noProof/>
-                <w:webHidden/>
-              </w:rPr>
-              <w:fldChar w:fldCharType="separate"/>
-            </w:r>
-            <w:r>
-              <w:rPr>
-                <w:noProof/>
-                <w:webHidden/>
-              </w:rPr>
-              <w:t>11</w:t>
+              <w:t>17</w:t>
             </w:r>
             <w:r>
               <w:rPr>
@@ -2661,7 +2359,7 @@
           <w:lang w:val="de-DE"/>
         </w:rPr>
       </w:pPr>
-      <w:bookmarkStart w:id="0" w:name="_Toc216529607"/>
+      <w:bookmarkStart w:id="0" w:name="_Toc218879277"/>
       <w:r>
         <w:rPr>
           <w:rFonts w:ascii="Times New Roman" w:hAnsi="Times New Roman" w:cs="Times New Roman"/>
@@ -2702,7 +2400,7 @@
           <w:lang w:val="de-DE"/>
         </w:rPr>
       </w:pPr>
-      <w:bookmarkStart w:id="1" w:name="_Toc216529608"/>
+      <w:bookmarkStart w:id="1" w:name="_Toc218879278"/>
       <w:r>
         <w:rPr>
           <w:rFonts w:ascii="Times New Roman" w:hAnsi="Times New Roman" w:cs="Times New Roman"/>
@@ -3279,88 +2977,6 @@
     </w:p>
     <w:p>
       <w:pPr>
-        <w:rPr>
-          <w:rFonts w:ascii="Times New Roman" w:hAnsi="Times New Roman" w:cs="Times New Roman"/>
-          <w:color w:val="000000" w:themeColor="text1"/>
-          <w:lang w:val="de-DE"/>
-        </w:rPr>
-      </w:pPr>
-      <w:r>
-        <w:rPr>
-          <w:rFonts w:ascii="Times New Roman" w:hAnsi="Times New Roman" w:cs="Times New Roman"/>
-          <w:color w:val="000000" w:themeColor="text1"/>
-          <w:lang w:val="de-DE"/>
-        </w:rPr>
-        <w:t>Was ist das breitere, übergeordnete Thema deines Projekts</w:t>
-      </w:r>
-      <w:r>
-        <w:rPr>
-          <w:rFonts w:ascii="Times New Roman" w:hAnsi="Times New Roman" w:cs="Times New Roman"/>
-          <w:color w:val="000000" w:themeColor="text1"/>
-          <w:lang w:val="de-DE"/>
-        </w:rPr>
-        <w:t xml:space="preserve">? </w:t>
-      </w:r>
-      <w:r>
-        <w:rPr>
-          <w:rFonts w:ascii="Times New Roman" w:hAnsi="Times New Roman" w:cs="Times New Roman"/>
-          <w:color w:val="000000" w:themeColor="text1"/>
-          <w:lang w:val="de-DE"/>
-        </w:rPr>
-        <w:t>KI-Einsatz, Prozessoptimierung</w:t>
-      </w:r>
-      <w:r>
-        <w:rPr>
-          <w:rFonts w:ascii="Times New Roman" w:hAnsi="Times New Roman" w:cs="Times New Roman"/>
-          <w:color w:val="000000" w:themeColor="text1"/>
-          <w:lang w:val="de-DE"/>
-        </w:rPr>
-        <w:t>, eventuell noch business process redesign</w:t>
-      </w:r>
-      <w:r>
-        <w:rPr>
-          <w:rFonts w:ascii="Times New Roman" w:hAnsi="Times New Roman" w:cs="Times New Roman"/>
-          <w:color w:val="000000" w:themeColor="text1"/>
-          <w:lang w:val="de-DE"/>
-        </w:rPr>
-        <w:t>, process improvement and innovation systems</w:t>
-      </w:r>
-    </w:p>
-    <w:p>
-      <w:pPr>
-        <w:rPr>
-          <w:rFonts w:ascii="Times New Roman" w:hAnsi="Times New Roman" w:cs="Times New Roman"/>
-          <w:color w:val="000000" w:themeColor="text1"/>
-          <w:lang w:val="de-DE"/>
-        </w:rPr>
-      </w:pPr>
-      <w:r>
-        <w:rPr>
-          <w:rFonts w:ascii="Times New Roman" w:hAnsi="Times New Roman" w:cs="Times New Roman"/>
-          <w:color w:val="000000" w:themeColor="text1"/>
-          <w:lang w:val="de-DE"/>
-        </w:rPr>
-        <w:t>Welche grundlegenden Begriffe sind für das Verständnis deines Themas wichtig</w:t>
-      </w:r>
-      <w:r>
-        <w:rPr>
-          <w:rFonts w:ascii="Times New Roman" w:hAnsi="Times New Roman" w:cs="Times New Roman"/>
-          <w:color w:val="000000" w:themeColor="text1"/>
-          <w:lang w:val="de-DE"/>
-        </w:rPr>
-        <w:t xml:space="preserve">? </w:t>
-      </w:r>
-      <w:r>
-        <w:rPr>
-          <w:rFonts w:ascii="Times New Roman" w:hAnsi="Times New Roman" w:cs="Times New Roman"/>
-          <w:color w:val="000000" w:themeColor="text1"/>
-          <w:lang w:val="de-DE"/>
-        </w:rPr>
-        <w:t>Definition von "Multi-Agenten-System, "Business Process Improvement"</w:t>
-      </w:r>
-    </w:p>
-    <w:p>
-      <w:pPr>
         <w:pStyle w:val="2"/>
         <w:spacing w:before="120" w:after="120" w:line="360" w:lineRule="auto"/>
         <w:rPr>
@@ -3371,7 +2987,7 @@
           <w:lang w:val="de-DE"/>
         </w:rPr>
       </w:pPr>
-      <w:bookmarkStart w:id="2" w:name="_Toc216529609"/>
+      <w:bookmarkStart w:id="2" w:name="_Toc218879279"/>
       <w:r>
         <w:rPr>
           <w:rFonts w:ascii="Times New Roman" w:hAnsi="Times New Roman" w:cs="Times New Roman"/>
@@ -3438,23 +3054,24 @@
           <w:color w:val="000000" w:themeColor="text1"/>
           <w:lang w:val="de-DE"/>
         </w:rPr>
-        <w:t xml:space="preserve">Wir machen das Potenzial von </w:t>
-      </w:r>
-      <w:r>
+        <w:t>Um den aktuellen Herausforderungen im Business Process Improvement (BPI) zu begegnen, nutzt das Projekt ProcessAI das Potenzial von Multi-Agenten-Systemen. Im Rahmen des Software-Projektseminars an der Universität Bayreuth wurde diese Anwendung entwickelt, um den Bedarf an automatisierter und intelligenter Prozessverbesserung zu decken.</w:t>
+      </w:r>
+    </w:p>
+    <w:p>
+      <w:pPr>
         <w:rPr>
           <w:rFonts w:ascii="Times New Roman" w:hAnsi="Times New Roman" w:cs="Times New Roman"/>
           <w:color w:val="000000" w:themeColor="text1"/>
           <w:lang w:val="de-DE"/>
         </w:rPr>
-        <w:t>Mulit</w:t>
-      </w:r>
+      </w:pPr>
       <w:r>
         <w:rPr>
           <w:rFonts w:ascii="Times New Roman" w:hAnsi="Times New Roman" w:cs="Times New Roman"/>
           <w:color w:val="000000" w:themeColor="text1"/>
           <w:lang w:val="de-DE"/>
         </w:rPr>
-        <w:t>-Agenten</w:t>
+        <w:t xml:space="preserve">Bei ProcessAI handelt es sich um ein LLM-gestütztes System (Large Language Model), das Geschäftsprozesse tiefgreifend analysiert und auf dieser Basis fundierte Optimierungsvorschläge generiert. Der innovative Mehrwert der Lösung liegt in der Verwendung reifer KI-Technologien, die es ermöglichen, auch komplexe Prozesskonfekte ganzheitlich zu erfassen. Durch die Simulation verschiedener Rollen innerhalb des Multi-Agenten-Systems werden die spezifischen Bedürfnisse </w:t>
       </w:r>
       <w:r>
         <w:rPr>
@@ -3462,132 +3079,25 @@
           <w:color w:val="000000" w:themeColor="text1"/>
           <w:lang w:val="de-DE"/>
         </w:rPr>
-        <w:t>-Systemen</w:t>
-      </w:r>
-      <w:r>
+        <w:lastRenderedPageBreak/>
+        <w:t>unterschiedlicher Abteilungen oder Akteure in der Unternehmensstruktur berücksichtigt. Dies führt zu durchdachten und praxistauglichen Lösungen, die weit über herkömmliche, rein datengetriebene Analysen hinausgehen.</w:t>
+      </w:r>
+    </w:p>
+    <w:p>
+      <w:pPr>
         <w:rPr>
           <w:rFonts w:ascii="Times New Roman" w:hAnsi="Times New Roman" w:cs="Times New Roman"/>
           <w:color w:val="000000" w:themeColor="text1"/>
           <w:lang w:val="de-DE"/>
         </w:rPr>
-        <w:t xml:space="preserve"> nutzbar um das Problem von BPI zu adressieren</w:t>
-      </w:r>
+      </w:pPr>
       <w:r>
         <w:rPr>
           <w:rFonts w:ascii="Times New Roman" w:hAnsi="Times New Roman" w:cs="Times New Roman"/>
           <w:color w:val="000000" w:themeColor="text1"/>
           <w:lang w:val="de-DE"/>
         </w:rPr>
-        <w:t>. Im Rahmen des Softwareprojektseminars an der Universität Bayreuth</w:t>
-      </w:r>
-      <w:r>
-        <w:rPr>
-          <w:rFonts w:ascii="Times New Roman" w:hAnsi="Times New Roman" w:cs="Times New Roman"/>
-          <w:color w:val="000000" w:themeColor="text1"/>
-          <w:lang w:val="de-DE"/>
-        </w:rPr>
-        <w:t xml:space="preserve"> adressieren wir den Bedarf für automatisierte Prozessverbesserung, indem wir das Multi-Agenten-System „ProcessAI“ entwickelten.</w:t>
-      </w:r>
-    </w:p>
-    <w:p>
-      <w:pPr>
-        <w:rPr>
-          <w:rFonts w:ascii="Times New Roman" w:hAnsi="Times New Roman" w:cs="Times New Roman"/>
-          <w:color w:val="000000" w:themeColor="text1"/>
-          <w:lang w:val="de-DE"/>
-        </w:rPr>
-      </w:pPr>
-      <w:r>
-        <w:rPr>
-          <w:rFonts w:ascii="Times New Roman" w:hAnsi="Times New Roman" w:cs="Times New Roman"/>
-          <w:color w:val="000000" w:themeColor="text1"/>
-          <w:lang w:val="de-DE"/>
-        </w:rPr>
-        <w:t xml:space="preserve">Wie heißt dein Projekt? </w:t>
-      </w:r>
-      <w:r>
-        <w:rPr>
-          <w:rFonts w:ascii="Times New Roman" w:hAnsi="Times New Roman" w:cs="Times New Roman"/>
-          <w:color w:val="000000" w:themeColor="text1"/>
-          <w:lang w:val="de-DE"/>
-        </w:rPr>
-        <w:t>Multi-Agenten-System für Business Process Improvement</w:t>
-      </w:r>
-    </w:p>
-    <w:p>
-      <w:pPr>
-        <w:rPr>
-          <w:rFonts w:ascii="Times New Roman" w:hAnsi="Times New Roman" w:cs="Times New Roman"/>
-          <w:color w:val="000000" w:themeColor="text1"/>
-          <w:lang w:val="de-DE"/>
-        </w:rPr>
-      </w:pPr>
-      <w:r>
-        <w:rPr>
-          <w:rFonts w:ascii="Times New Roman" w:hAnsi="Times New Roman" w:cs="Times New Roman"/>
-          <w:color w:val="000000" w:themeColor="text1"/>
-          <w:lang w:val="de-DE"/>
-        </w:rPr>
-        <w:lastRenderedPageBreak/>
-        <w:t xml:space="preserve">Was genau ist es (z. B. eine App, ein System, ein Framework)? </w:t>
-      </w:r>
-      <w:r>
-        <w:rPr>
-          <w:rFonts w:ascii="Times New Roman" w:hAnsi="Times New Roman" w:cs="Times New Roman"/>
-          <w:color w:val="000000" w:themeColor="text1"/>
-          <w:lang w:val="de-DE"/>
-        </w:rPr>
-        <w:t>Eine Anwendung die unterstüzt LLM und analysiert Businessprozess und dann eventuell gibt Vorschläge zur Prozessverbesserung.</w:t>
-      </w:r>
-    </w:p>
-    <w:p>
-      <w:pPr>
-        <w:rPr>
-          <w:rFonts w:ascii="Times New Roman" w:hAnsi="Times New Roman" w:cs="Times New Roman"/>
-          <w:color w:val="000000" w:themeColor="text1"/>
-          <w:lang w:val="de-DE"/>
-        </w:rPr>
-      </w:pPr>
-      <w:r>
-        <w:rPr>
-          <w:rFonts w:ascii="Times New Roman" w:hAnsi="Times New Roman" w:cs="Times New Roman"/>
-          <w:color w:val="000000" w:themeColor="text1"/>
-          <w:lang w:val="de-DE"/>
-        </w:rPr>
-        <w:t xml:space="preserve">Welchen innovativen Mehrwert schafft es? </w:t>
-      </w:r>
-      <w:r>
-        <w:rPr>
-          <w:rFonts w:ascii="Times New Roman" w:hAnsi="Times New Roman" w:cs="Times New Roman"/>
-          <w:color w:val="000000" w:themeColor="text1"/>
-          <w:lang w:val="de-DE"/>
-        </w:rPr>
-        <w:t>Mit der reifen Technologie vom LLM, die Anwendung versucht die komplexe Kontexte von Prozessen zu verstehen und berücktichtigt die Bedürfnisse von verschiedenen Rollen (Agenten, oder Abteilungen in Unternehmenstruktur) und dann gibt bedachte Lösungen zur Prozessverbesserung.</w:t>
-      </w:r>
-    </w:p>
-    <w:p>
-      <w:pPr>
-        <w:rPr>
-          <w:rFonts w:ascii="Times New Roman" w:hAnsi="Times New Roman" w:cs="Times New Roman"/>
-          <w:color w:val="000000" w:themeColor="text1"/>
-          <w:lang w:val="de-DE"/>
-        </w:rPr>
-      </w:pPr>
-      <w:r>
-        <w:rPr>
-          <w:rFonts w:ascii="Times New Roman" w:hAnsi="Times New Roman" w:cs="Times New Roman"/>
-          <w:color w:val="000000" w:themeColor="text1"/>
-          <w:lang w:val="de-DE"/>
-        </w:rPr>
-        <w:t>Für wen ist das Projekt relevant?</w:t>
-      </w:r>
-      <w:r>
-        <w:rPr>
-          <w:rFonts w:ascii="Times New Roman" w:hAnsi="Times New Roman" w:cs="Times New Roman"/>
-          <w:color w:val="000000" w:themeColor="text1"/>
-          <w:lang w:val="de-DE"/>
-        </w:rPr>
-        <w:t xml:space="preserve"> Unternehmen die schnelle Analyse zur Prozessoptimierung brauchen und Eventlog zu dem Prozess anbieten können.</w:t>
+        <w:t>Das Projekt ist insbesondere für Unternehmen relevant, die eine schnelle und effiziente Analyse zur Prozessoptimierung benötigen. Voraussetzung für die Nutzung ist lediglich die Bereitstellung eines Event-Logs des jeweiligen Prozesses, welches von ProcessAI als Grundlage für die agentenbasierte Optimierung verwendet wird.</w:t>
       </w:r>
     </w:p>
     <w:p>
@@ -3602,7 +3112,7 @@
           <w:lang w:val="de-DE"/>
         </w:rPr>
       </w:pPr>
-      <w:bookmarkStart w:id="3" w:name="_Toc216529610"/>
+      <w:bookmarkStart w:id="3" w:name="_Toc218879280"/>
       <w:r>
         <w:rPr>
           <w:rFonts w:ascii="Times New Roman" w:hAnsi="Times New Roman" w:cs="Times New Roman"/>
@@ -3638,7 +3148,7 @@
     <w:p>
       <w:pPr>
         <w:rPr>
-          <w:rFonts w:ascii="Times New Roman" w:hAnsi="Times New Roman" w:cs="Times New Roman"/>
+          <w:rFonts w:ascii="Times New Roman" w:hAnsi="Times New Roman" w:cs="Times New Roman" w:hint="eastAsia"/>
           <w:color w:val="000000" w:themeColor="text1"/>
           <w:lang w:val="de-DE"/>
         </w:rPr>
@@ -3649,7 +3159,7 @@
           <w:color w:val="000000" w:themeColor="text1"/>
           <w:lang w:val="de-DE"/>
         </w:rPr>
-        <w:t xml:space="preserve">Was ist das Hauptziel dieses Whitepapers? </w:t>
+        <w:t>Das primäre Ziel dieses Whitepapers ist es, aufzuzeigen, wie Multi-Agenten-Systeme (MAS) eine effektive Brücke zwischen der datengestützten Analyse des komplexen Process Minings und der kreativen Prozessoptimierung schlagen können.</w:t>
       </w:r>
     </w:p>
     <w:p>
@@ -3666,140 +3176,7 @@
           <w:color w:val="000000" w:themeColor="text1"/>
           <w:lang w:val="de-DE"/>
         </w:rPr>
-        <w:t xml:space="preserve">Das Hauptziel dieses Whitepapers ist es, aufzuzeigen, wie Multi-Agenten-Systeme (MAS) die Brücke zwischen komplexem Process Mining und kreativer Prozessoptimierung </w:t>
-      </w:r>
-      <w:r>
-        <w:rPr>
-          <w:rFonts w:ascii="Times New Roman" w:hAnsi="Times New Roman" w:cs="Times New Roman"/>
-          <w:color w:val="000000" w:themeColor="text1"/>
-          <w:lang w:val="de-DE"/>
-        </w:rPr>
-        <w:t>bauen</w:t>
-      </w:r>
-      <w:r>
-        <w:rPr>
-          <w:rFonts w:ascii="Times New Roman" w:hAnsi="Times New Roman" w:cs="Times New Roman"/>
-          <w:color w:val="000000" w:themeColor="text1"/>
-          <w:lang w:val="de-DE"/>
-        </w:rPr>
-        <w:t xml:space="preserve"> können.</w:t>
-      </w:r>
-    </w:p>
-    <w:p>
-      <w:pPr>
-        <w:rPr>
-          <w:rFonts w:ascii="Times New Roman" w:hAnsi="Times New Roman" w:cs="Times New Roman"/>
-          <w:color w:val="000000" w:themeColor="text1"/>
-          <w:lang w:val="de-DE"/>
-        </w:rPr>
-      </w:pPr>
-      <w:r>
-        <w:rPr>
-          <w:rFonts w:ascii="Times New Roman" w:hAnsi="Times New Roman" w:cs="Times New Roman"/>
-          <w:color w:val="000000" w:themeColor="text1"/>
-          <w:lang w:val="de-DE"/>
-        </w:rPr>
-        <w:t xml:space="preserve">Welche spezifischen Aspekte (z. B. technische, geschäftliche, forschungsbezogene) werden im Paper untersucht? </w:t>
-      </w:r>
-    </w:p>
-    <w:p>
-      <w:pPr>
-        <w:rPr>
-          <w:rFonts w:ascii="Times New Roman" w:hAnsi="Times New Roman" w:cs="Times New Roman"/>
-          <w:color w:val="000000" w:themeColor="text1"/>
-          <w:lang w:val="de-DE"/>
-        </w:rPr>
-      </w:pPr>
-      <w:r>
-        <w:rPr>
-          <w:rFonts w:ascii="Times New Roman" w:hAnsi="Times New Roman" w:cs="Times New Roman"/>
-          <w:color w:val="000000" w:themeColor="text1"/>
-          <w:lang w:val="de-DE"/>
-        </w:rPr>
-        <w:t>Dieses Paper untersucht:</w:t>
-      </w:r>
-    </w:p>
-    <w:p>
-      <w:pPr>
-        <w:pStyle w:val="a9"/>
-        <w:numPr>
-          <w:ilvl w:val="0"/>
-          <w:numId w:val="1"/>
-        </w:numPr>
-        <w:rPr>
-          <w:rFonts w:ascii="Times New Roman" w:hAnsi="Times New Roman" w:cs="Times New Roman"/>
-          <w:color w:val="000000" w:themeColor="text1"/>
-          <w:lang w:val="de-DE"/>
-        </w:rPr>
-      </w:pPr>
-      <w:r>
-        <w:rPr>
-          <w:rFonts w:ascii="Times New Roman" w:hAnsi="Times New Roman" w:cs="Times New Roman"/>
-          <w:color w:val="000000" w:themeColor="text1"/>
-          <w:lang w:val="de-DE"/>
-        </w:rPr>
-        <w:t>Technisch: Die Integration von LLMs (CrewAI) mit Process-Mining-Bibliotheken (PM4PY).</w:t>
-      </w:r>
-    </w:p>
-    <w:p>
-      <w:pPr>
-        <w:pStyle w:val="a9"/>
-        <w:numPr>
-          <w:ilvl w:val="0"/>
-          <w:numId w:val="1"/>
-        </w:numPr>
-        <w:rPr>
-          <w:rFonts w:ascii="Times New Roman" w:hAnsi="Times New Roman" w:cs="Times New Roman"/>
-          <w:color w:val="000000" w:themeColor="text1"/>
-          <w:lang w:val="de-DE"/>
-        </w:rPr>
-      </w:pPr>
-      <w:r>
-        <w:rPr>
-          <w:rFonts w:ascii="Times New Roman" w:hAnsi="Times New Roman" w:cs="Times New Roman"/>
-          <w:color w:val="000000" w:themeColor="text1"/>
-          <w:lang w:val="de-DE"/>
-        </w:rPr>
-        <w:t>Methodisch: Die Simulation verschiedener Expertenrollen (Finanz, IT, Logistik) zur ganzheitlichen Analyse.</w:t>
-      </w:r>
-    </w:p>
-    <w:p>
-      <w:pPr>
-        <w:pStyle w:val="a9"/>
-        <w:numPr>
-          <w:ilvl w:val="0"/>
-          <w:numId w:val="1"/>
-        </w:numPr>
-        <w:rPr>
-          <w:rFonts w:ascii="Times New Roman" w:hAnsi="Times New Roman" w:cs="Times New Roman"/>
-          <w:color w:val="000000" w:themeColor="text1"/>
-          <w:lang w:val="de-DE"/>
-        </w:rPr>
-      </w:pPr>
-      <w:r>
-        <w:rPr>
-          <w:rFonts w:ascii="Times New Roman" w:hAnsi="Times New Roman" w:cs="Times New Roman"/>
-          <w:color w:val="000000" w:themeColor="text1"/>
-          <w:lang w:val="de-DE"/>
-        </w:rPr>
-        <w:t>Geschäftlich: Das Effizienzpotenzial für KMU durch automatisierte Beratung.</w:t>
-      </w:r>
-    </w:p>
-    <w:p>
-      <w:pPr>
-        <w:rPr>
-          <w:rFonts w:ascii="Times New Roman" w:hAnsi="Times New Roman" w:cs="Times New Roman"/>
-          <w:color w:val="000000" w:themeColor="text1"/>
-          <w:lang w:val="de-DE"/>
-        </w:rPr>
-      </w:pPr>
-      <w:r>
-        <w:rPr>
-          <w:rFonts w:ascii="Times New Roman" w:hAnsi="Times New Roman" w:cs="Times New Roman"/>
-          <w:color w:val="000000" w:themeColor="text1"/>
-          <w:lang w:val="de-DE"/>
-        </w:rPr>
-        <w:t>Das Paper ist wie folgt strukturiert: In Kapitel 2 werden die aktuellen Herausforderungen der Prozessverbesserung dargelegt. Kapitel 3 analysiert den Business Case inklusive Marktpotenzial und Wettbewerb. In Kapitel 4 erfolgt eine detaillierte Beschreibung der entwickelten Lösung, der Arbeitsmethodik sowie der technischen Umsetzung. Abschließend zieht Kapitel 5 ein Fazit über die Projektergebnisse und gibt einen Ausblick auf zukünftige Entwicklungen.</w:t>
+        <w:t>Der Aufbau des Whitepapers folgt einer klaren Struktur: In Kapitel 2 werden zunächst die aktuellen Herausforderungen im Bereich der Prozessverbesserung dargelegt. Kapitel 3 widmet sich der Analyse des Business Case, wobei sowohl das Marktpotenzial als auch das Wettbewerbsumfeld betrachtet werden. Eine detaillierte Beschreibung der entwickelten Lösung, der angewandten Arbeitsmethodik sowie der technischen Umsetzung erfolgt in Kapitel 4. Abschließend zieht Kapitel 5 ein Fazit über die Projektergebnisse und gibt einen Ausblick auf zukünftige technologische Entwicklungen.</w:t>
       </w:r>
     </w:p>
     <w:p>
@@ -3816,7 +3193,7 @@
           <w:lang w:val="de-DE"/>
         </w:rPr>
       </w:pPr>
-      <w:bookmarkStart w:id="4" w:name="_Toc216529611"/>
+      <w:bookmarkStart w:id="4" w:name="_Toc218879281"/>
       <w:r>
         <w:rPr>
           <w:rFonts w:ascii="Times New Roman" w:hAnsi="Times New Roman" w:cs="Times New Roman"/>
@@ -3827,7 +3204,6 @@
           <w:szCs w:val="28"/>
           <w:lang w:val="de-DE"/>
         </w:rPr>
-        <w:lastRenderedPageBreak/>
         <w:t>2 Problemstellung: Herausforderungen der</w:t>
       </w:r>
       <w:r>
@@ -4085,36 +3461,37 @@
         </w:rPr>
         <w:t xml:space="preserve">. </w:t>
       </w:r>
-      <w:r>
-        <w:rPr>
-          <w:rFonts w:ascii="Times New Roman" w:hAnsi="Times New Roman" w:cs="Times New Roman"/>
+    </w:p>
+    <w:p>
+      <w:pPr>
+        <w:rPr>
+          <w:rFonts w:ascii="Times New Roman" w:hAnsi="Times New Roman" w:cs="Times New Roman" w:hint="eastAsia"/>
           <w:color w:val="000000" w:themeColor="text1"/>
           <w:lang w:val="de-DE"/>
         </w:rPr>
-        <w:t xml:space="preserve">Welches Hauptproblem adressiert dein Multi-Agenten-System? </w:t>
-      </w:r>
-    </w:p>
-    <w:p>
-      <w:pPr>
+      </w:pPr>
+      <w:r>
         <w:rPr>
           <w:rFonts w:ascii="Times New Roman" w:hAnsi="Times New Roman" w:cs="Times New Roman"/>
           <w:color w:val="000000" w:themeColor="text1"/>
           <w:lang w:val="de-DE"/>
         </w:rPr>
-      </w:pPr>
+        <w:t xml:space="preserve">Das Multi-Agenten-System ProcessAI adressiert hierbei das Kernproblem der mangelnden Automatisierung und Intelligenz innerhalb kreativer </w:t>
+      </w:r>
       <w:r>
         <w:rPr>
           <w:rFonts w:ascii="Times New Roman" w:hAnsi="Times New Roman" w:cs="Times New Roman"/>
           <w:color w:val="000000" w:themeColor="text1"/>
           <w:lang w:val="de-DE"/>
         </w:rPr>
-        <w:t>Wo liegen die Limitierungen bisheriger Ansätze?</w:t>
-      </w:r>
-    </w:p>
-    <w:p>
-      <w:pPr>
-        <w:rPr>
-          <w:rFonts w:ascii="Times New Roman" w:hAnsi="Times New Roman" w:cs="Times New Roman"/>
+        <w:lastRenderedPageBreak/>
+        <w:t>Optimierungsprozesse. Bisherige Ansätze stoßen oft an ihre Grenzen, da klassische Business Process Management (BPM) Tools primär deskriptiv arbeiten – sie zeigen zwar auf, was passiert, liefern aber keine proaktiven oder innovativen Verbesserungsvorschläge. Gleichzeitig sind menschliche Beratungsleistungen für viele Unternehmen schwer skalierbar und mit hohen Kosten verbunden.</w:t>
+      </w:r>
+    </w:p>
+    <w:p>
+      <w:pPr>
+        <w:rPr>
+          <w:rFonts w:ascii="Times New Roman" w:hAnsi="Times New Roman" w:cs="Times New Roman" w:hint="eastAsia"/>
           <w:color w:val="000000" w:themeColor="text1"/>
           <w:lang w:val="de-DE"/>
         </w:rPr>
@@ -4125,13 +3502,18 @@
           <w:color w:val="000000" w:themeColor="text1"/>
           <w:lang w:val="de-DE"/>
         </w:rPr>
-        <w:t>Welche konkreten Herausforderungen (mindestens drei Aspekte, z. B. technologisch, wirtschaftlich, methodisch) im Business Process Improvement (BPI) werden betrachtet und warum sind sie wichtig?</w:t>
-      </w:r>
-    </w:p>
-    <w:p>
-      <w:pPr>
-        <w:rPr>
-          <w:rFonts w:ascii="Times New Roman" w:hAnsi="Times New Roman" w:cs="Times New Roman"/>
+        <w:t>Konkret betrachtet ProcessAI drei wesentliche Herausforderungen im Business Process Improvement (BPI):</w:t>
+      </w:r>
+    </w:p>
+    <w:p>
+      <w:pPr>
+        <w:pStyle w:val="a9"/>
+        <w:numPr>
+          <w:ilvl w:val="0"/>
+          <w:numId w:val="4"/>
+        </w:numPr>
+        <w:rPr>
+          <w:rFonts w:ascii="Times New Roman" w:hAnsi="Times New Roman" w:cs="Times New Roman" w:hint="eastAsia"/>
           <w:color w:val="000000" w:themeColor="text1"/>
           <w:lang w:val="de-DE"/>
         </w:rPr>
@@ -4142,13 +3524,18 @@
           <w:color w:val="000000" w:themeColor="text1"/>
           <w:lang w:val="de-DE"/>
         </w:rPr>
-        <w:t>Inwiefern trägt die Nicht-Behebung dieser Probleme zu negativen Folgen bei (z. B. Ineffizienz, Ressourcenverschwendung, mangelnde Kreativität bei Prozessgenerierung)?</w:t>
-      </w:r>
-    </w:p>
-    <w:p>
-      <w:pPr>
-        <w:rPr>
-          <w:rFonts w:ascii="Times New Roman" w:hAnsi="Times New Roman" w:cs="Times New Roman"/>
+        <w:t>Technologisch: Die Schwierigkeit, starre Datenanalysen mit der kreativen Generierung neuer Prozessabläufe zu verknüpfen.</w:t>
+      </w:r>
+    </w:p>
+    <w:p>
+      <w:pPr>
+        <w:pStyle w:val="a9"/>
+        <w:numPr>
+          <w:ilvl w:val="0"/>
+          <w:numId w:val="4"/>
+        </w:numPr>
+        <w:rPr>
+          <w:rFonts w:ascii="Times New Roman" w:hAnsi="Times New Roman" w:cs="Times New Roman" w:hint="eastAsia"/>
           <w:color w:val="000000" w:themeColor="text1"/>
           <w:lang w:val="de-DE"/>
         </w:rPr>
@@ -4159,13 +3546,18 @@
           <w:color w:val="000000" w:themeColor="text1"/>
           <w:lang w:val="de-DE"/>
         </w:rPr>
-        <w:t>Ohne eine automatisierte, intelligente Unterstützung führt dies zu Ineffizienz, hohen Opportunitätskosten und einer langsamen Marktreaktion.</w:t>
-      </w:r>
-    </w:p>
-    <w:p>
-      <w:pPr>
-        <w:rPr>
-          <w:rFonts w:ascii="Times New Roman" w:hAnsi="Times New Roman" w:cs="Times New Roman"/>
+        <w:t>Wirtschaftlich: Die hohe finanzielle Belastung, die durch den Einsatz spezialisierter Berater oder langwierige interne Workshops entsteht.</w:t>
+      </w:r>
+    </w:p>
+    <w:p>
+      <w:pPr>
+        <w:pStyle w:val="a9"/>
+        <w:numPr>
+          <w:ilvl w:val="0"/>
+          <w:numId w:val="4"/>
+        </w:numPr>
+        <w:rPr>
+          <w:rFonts w:ascii="Times New Roman" w:hAnsi="Times New Roman" w:cs="Times New Roman" w:hint="eastAsia"/>
           <w:color w:val="000000" w:themeColor="text1"/>
           <w:lang w:val="de-DE"/>
         </w:rPr>
@@ -4176,7 +3568,24 @@
           <w:color w:val="000000" w:themeColor="text1"/>
           <w:lang w:val="de-DE"/>
         </w:rPr>
-        <w:t>Wie leitet sich aus diesen Problemen die Notwendigkeit deines Multi-Agenten-Systems ab?</w:t>
+        <w:t>Methodisch: Die Problematik von „Perspektiv-Silos“, bei denen Optimierungen in einer Abteilung oft negative Auswirkungen auf andere Bereiche (z. B. Finanzen oder Compliance) haben, da eine integrierte Gesamtsicht fehlt.</w:t>
+      </w:r>
+    </w:p>
+    <w:p>
+      <w:pPr>
+        <w:rPr>
+          <w:rFonts w:ascii="Times New Roman" w:hAnsi="Times New Roman" w:cs="Times New Roman"/>
+          <w:color w:val="000000" w:themeColor="text1"/>
+          <w:lang w:val="de-DE"/>
+        </w:rPr>
+      </w:pPr>
+      <w:r>
+        <w:rPr>
+          <w:rFonts w:ascii="Times New Roman" w:hAnsi="Times New Roman" w:cs="Times New Roman"/>
+          <w:color w:val="000000" w:themeColor="text1"/>
+          <w:lang w:val="de-DE"/>
+        </w:rPr>
+        <w:t>Die Nicht-Behebung dieser Probleme führt unweigerlich zu negativen Folgen wie Ineffizienz, massiver Ressourcenverschwendung und einer mangelnden Kreativität bei der Prozessgestaltung. Ohne eine automatisierte, intelligente Unterstützung resultiert dies in hohen Opportunitätskosten und einer langsamen Marktreaktion, was die Wettbewerbsfähigkeit nachhaltig gefährdet. Aus diesen Defiziten leitet sich direkt die Notwendigkeit für ein Multi-Agenten-System ab: Nur durch die synergetische Zusammenarbeit spezialisierter digitaler Agenten kann eine schnelle, ganzheitliche und datengestützte Prozessoptimierung realisiert werden, die sowohl den Kontext als auch die verschiedenen organisatorischen Rollen berücksichtigt.</w:t>
       </w:r>
     </w:p>
     <w:p>
@@ -4193,7 +3602,7 @@
           <w:lang w:val="de-DE"/>
         </w:rPr>
       </w:pPr>
-      <w:bookmarkStart w:id="5" w:name="_Toc216529612"/>
+      <w:bookmarkStart w:id="5" w:name="_Toc218879282"/>
       <w:r>
         <w:rPr>
           <w:rFonts w:ascii="Times New Roman" w:hAnsi="Times New Roman" w:cs="Times New Roman"/>
@@ -4232,7 +3641,7 @@
           <w:lang w:val="de-DE"/>
         </w:rPr>
       </w:pPr>
-      <w:bookmarkStart w:id="6" w:name="_Toc216529613"/>
+      <w:bookmarkStart w:id="6" w:name="_Toc218879283"/>
       <w:r>
         <w:rPr>
           <w:rFonts w:ascii="Times New Roman" w:hAnsi="Times New Roman" w:cs="Times New Roman"/>
@@ -4269,24 +3678,23 @@
           <w:color w:val="000000" w:themeColor="text1"/>
           <w:lang w:val="de-DE"/>
         </w:rPr>
-        <w:t xml:space="preserve">Welche spezifische Zielgruppe (z. B. kleine/mittelständische Unternehmen, bestimmte Branchen, Prozessmanager) sprichst du an? Warum ist diese Zielgruppe vielversprechend für eine Multi-Agenten-Lösung? </w:t>
-      </w:r>
-    </w:p>
-    <w:p>
-      <w:pPr>
+        <w:t>ProcessAI richtet sich gezielt an kleine und mittlere Unternehmen (KMU).</w:t>
+      </w:r>
+      <w:r>
         <w:rPr>
           <w:rFonts w:ascii="Times New Roman" w:hAnsi="Times New Roman" w:cs="Times New Roman"/>
           <w:color w:val="000000" w:themeColor="text1"/>
           <w:lang w:val="de-DE"/>
         </w:rPr>
-      </w:pPr>
+        <w:t xml:space="preserve"> </w:t>
+      </w:r>
       <w:r>
         <w:rPr>
           <w:rFonts w:ascii="Times New Roman" w:hAnsi="Times New Roman" w:cs="Times New Roman"/>
           <w:color w:val="000000" w:themeColor="text1"/>
           <w:lang w:val="de-DE"/>
         </w:rPr>
-        <w:t>ProcessAI richtet sich gezielt an kleine und mittlere Unternehmen (KMU).</w:t>
+        <w:t xml:space="preserve">Diesen fehlen oft die personellen Ressourcen für tiefgreifende Prozessanalysen unter Einbeziehung externer Faktoren. In Deutschland machen KMU über 90 % der Unternehmen aus, wovon viele einen erheblichen Nachholbedarf bei der Digitalisierung aufweisen (ein Potenzial von ca. 3,4 Millionen Unternehmen). Die </w:t>
       </w:r>
       <w:r>
         <w:rPr>
@@ -4294,6 +3702,32 @@
           <w:color w:val="000000" w:themeColor="text1"/>
           <w:lang w:val="de-DE"/>
         </w:rPr>
+        <w:lastRenderedPageBreak/>
+        <w:t>Multi-Agenten-Struktur von ProcessAI liefert diesen Unternehmen Experten-Expertise in Minuten statt Wochen.</w:t>
+      </w:r>
+    </w:p>
+    <w:p>
+      <w:pPr>
+        <w:rPr>
+          <w:rFonts w:ascii="Times New Roman" w:hAnsi="Times New Roman" w:cs="Times New Roman"/>
+          <w:color w:val="000000" w:themeColor="text1"/>
+          <w:lang w:val="de-DE"/>
+        </w:rPr>
+      </w:pPr>
+      <w:r>
+        <w:rPr>
+          <w:rFonts w:ascii="Times New Roman" w:hAnsi="Times New Roman" w:cs="Times New Roman"/>
+          <w:color w:val="000000" w:themeColor="text1"/>
+          <w:lang w:val="de-DE"/>
+        </w:rPr>
+        <w:t>Speziell in Deutschland (oder Europa) machen KMU über 90 % der Unternehmen aus. Viele davon haben Nachholbedarf bei der Digitalisierung, was ein riesiges „Unserved Market“-Potenzial darstellt.</w:t>
+      </w:r>
+      <w:r>
+        <w:rPr>
+          <w:rFonts w:ascii="Times New Roman" w:hAnsi="Times New Roman" w:cs="Times New Roman"/>
+          <w:color w:val="000000" w:themeColor="text1"/>
+          <w:lang w:val="de-DE"/>
+        </w:rPr>
         <w:t xml:space="preserve"> </w:t>
       </w:r>
       <w:r>
@@ -4302,83 +3736,7 @@
           <w:color w:val="000000" w:themeColor="text1"/>
           <w:lang w:val="de-DE"/>
         </w:rPr>
-        <w:t xml:space="preserve">Diesen fehlen oft die personellen Ressourcen für tiefgreifende Prozessanalysen unter Einbeziehung externer Faktoren. In Deutschland machen KMU über 90 % der </w:t>
-      </w:r>
-      <w:r>
-        <w:rPr>
-          <w:rFonts w:ascii="Times New Roman" w:hAnsi="Times New Roman" w:cs="Times New Roman"/>
-          <w:color w:val="000000" w:themeColor="text1"/>
-          <w:lang w:val="de-DE"/>
-        </w:rPr>
-        <w:lastRenderedPageBreak/>
-        <w:t>Unternehmen aus, wovon viele einen erheblichen Nachholbedarf bei der Digitalisierung aufweisen (ein Potenzial von ca. 3,4 Millionen Unternehmen). Die Multi-Agenten-Struktur von ProcessAI liefert diesen Unternehmen Experten-Expertise in Minuten statt Wochen.</w:t>
-      </w:r>
-    </w:p>
-    <w:p>
-      <w:pPr>
-        <w:rPr>
-          <w:rFonts w:ascii="Times New Roman" w:hAnsi="Times New Roman" w:cs="Times New Roman"/>
-          <w:color w:val="000000" w:themeColor="text1"/>
-          <w:lang w:val="de-DE"/>
-        </w:rPr>
-      </w:pPr>
-      <w:r>
-        <w:rPr>
-          <w:rFonts w:ascii="Times New Roman" w:hAnsi="Times New Roman" w:cs="Times New Roman"/>
-          <w:color w:val="000000" w:themeColor="text1"/>
-          <w:lang w:val="de-DE"/>
-        </w:rPr>
-        <w:t xml:space="preserve">Wie könnte das Marktpotenzial quantifiziert werden (z. B. durch eigene Umfrage, Schätzungen, existierende Marktstudien)? </w:t>
-      </w:r>
-    </w:p>
-    <w:p>
-      <w:pPr>
-        <w:rPr>
-          <w:rFonts w:ascii="Times New Roman" w:hAnsi="Times New Roman" w:cs="Times New Roman"/>
-          <w:color w:val="000000" w:themeColor="text1"/>
-          <w:lang w:val="de-DE"/>
-        </w:rPr>
-      </w:pPr>
-      <w:r>
-        <w:rPr>
-          <w:rFonts w:ascii="Times New Roman" w:hAnsi="Times New Roman" w:cs="Times New Roman"/>
-          <w:color w:val="000000" w:themeColor="text1"/>
-          <w:lang w:val="de-DE"/>
-        </w:rPr>
-        <w:t>Speziell in Deutschland (oder Europa) machen KMU über 90 % der Unternehmen aus. Viele davon haben Nachholbedarf bei der Digitalisierung, was ein riesiges „Unserved Market“-Potenzial darstellt.</w:t>
-      </w:r>
-      <w:r>
-        <w:rPr>
-          <w:rFonts w:ascii="Times New Roman" w:hAnsi="Times New Roman" w:cs="Times New Roman"/>
-          <w:color w:val="000000" w:themeColor="text1"/>
-          <w:lang w:val="de-DE"/>
-        </w:rPr>
-        <w:t xml:space="preserve"> </w:t>
-      </w:r>
-      <w:r>
-        <w:rPr>
-          <w:rFonts w:ascii="Times New Roman" w:hAnsi="Times New Roman" w:cs="Times New Roman"/>
-          <w:color w:val="000000" w:themeColor="text1"/>
-          <w:lang w:val="de-DE"/>
-        </w:rPr>
         <w:t>Es gibt ca. 3,4 Millionen KMU in Deutschland.</w:t>
-      </w:r>
-    </w:p>
-    <w:p>
-      <w:pPr>
-        <w:rPr>
-          <w:rFonts w:ascii="Times New Roman" w:hAnsi="Times New Roman" w:cs="Times New Roman"/>
-          <w:color w:val="000000" w:themeColor="text1"/>
-          <w:lang w:val="de-DE"/>
-        </w:rPr>
-      </w:pPr>
-      <w:r>
-        <w:rPr>
-          <w:rFonts w:ascii="Times New Roman" w:hAnsi="Times New Roman" w:cs="Times New Roman"/>
-          <w:color w:val="000000" w:themeColor="text1"/>
-          <w:lang w:val="de-DE"/>
-        </w:rPr>
-        <w:t>Welche Hauptvorteile/Motivationen würden Nutzer in deinem System sehen (z. B. Automatisierung, Kreativität, Ressourcenoptimierung, Compliance-Einhaltung)?</w:t>
       </w:r>
     </w:p>
     <w:p>
@@ -4386,31 +3744,26 @@
         <w:pStyle w:val="2"/>
         <w:spacing w:before="120" w:after="120" w:line="360" w:lineRule="auto"/>
         <w:rPr>
-          <w:rFonts w:ascii="Times New Roman" w:eastAsiaTheme="minorEastAsia" w:hAnsi="Times New Roman" w:cs="Times New Roman"/>
-          <w:b w:val="0"/>
-          <w:color w:val="000000" w:themeColor="text1"/>
+          <w:rFonts w:ascii="Times New Roman" w:hAnsi="Times New Roman" w:cs="Times New Roman"/>
+          <w:color w:val="3A7C22" w:themeColor="accent6" w:themeShade="BF"/>
           <w:sz w:val="24"/>
           <w:szCs w:val="24"/>
           <w:lang w:val="de-DE"/>
         </w:rPr>
       </w:pPr>
-      <w:bookmarkStart w:id="7" w:name="_Toc216529614"/>
-      <w:r>
-        <w:rPr>
-          <w:rFonts w:ascii="Times New Roman" w:eastAsiaTheme="minorEastAsia" w:hAnsi="Times New Roman" w:cs="Times New Roman"/>
-          <w:b w:val="0"/>
-          <w:color w:val="000000" w:themeColor="text1"/>
+      <w:bookmarkStart w:id="7" w:name="_Toc218879284"/>
+      <w:r>
+        <w:rPr>
+          <w:rFonts w:ascii="Times New Roman" w:hAnsi="Times New Roman" w:cs="Times New Roman"/>
+          <w:color w:val="3A7C22" w:themeColor="accent6" w:themeShade="BF"/>
           <w:sz w:val="24"/>
           <w:szCs w:val="24"/>
           <w:lang w:val="de-DE"/>
         </w:rPr>
-        <w:t>Die Multi-Agenten-Struktur simuliert verschiedene Experten-Sichten (z. B. Buchhaltung, IT, Logistik) gleichzeitig und liefert Ergebnisse in Minuten statt Wochen.</w:t>
-      </w:r>
-    </w:p>
-    <w:p>
-      <w:pPr>
-        <w:pStyle w:val="2"/>
-        <w:spacing w:before="120" w:after="120" w:line="360" w:lineRule="auto"/>
+        <w:t>3.2 Markt und Wettbewerber</w:t>
+      </w:r>
+      <w:bookmarkEnd w:id="7"/>
+      <w:r>
         <w:rPr>
           <w:rFonts w:ascii="Times New Roman" w:hAnsi="Times New Roman" w:cs="Times New Roman"/>
           <w:color w:val="3A7C22" w:themeColor="accent6" w:themeShade="BF"/>
@@ -4418,42 +3771,7 @@
           <w:szCs w:val="24"/>
           <w:lang w:val="de-DE"/>
         </w:rPr>
-      </w:pPr>
-      <w:r>
-        <w:rPr>
-          <w:rFonts w:ascii="Times New Roman" w:hAnsi="Times New Roman" w:cs="Times New Roman"/>
-          <w:color w:val="3A7C22" w:themeColor="accent6" w:themeShade="BF"/>
-          <w:sz w:val="24"/>
-          <w:szCs w:val="24"/>
-          <w:lang w:val="de-DE"/>
-        </w:rPr>
-        <w:t>3.2 Markt und Wettbewerber</w:t>
-      </w:r>
-      <w:bookmarkEnd w:id="7"/>
-      <w:r>
-        <w:rPr>
-          <w:rFonts w:ascii="Times New Roman" w:hAnsi="Times New Roman" w:cs="Times New Roman"/>
-          <w:color w:val="3A7C22" w:themeColor="accent6" w:themeShade="BF"/>
-          <w:sz w:val="24"/>
-          <w:szCs w:val="24"/>
-          <w:lang w:val="de-DE"/>
-        </w:rPr>
         <w:t xml:space="preserve">  </w:t>
-      </w:r>
-    </w:p>
-    <w:p>
-      <w:pPr>
-        <w:rPr>
-          <w:rFonts w:ascii="Times New Roman" w:hAnsi="Times New Roman" w:cs="Times New Roman"/>
-          <w:lang w:val="de-DE"/>
-        </w:rPr>
-      </w:pPr>
-      <w:r>
-        <w:rPr>
-          <w:rFonts w:ascii="Times New Roman" w:hAnsi="Times New Roman" w:cs="Times New Roman"/>
-          <w:lang w:val="de-DE"/>
-        </w:rPr>
-        <w:t xml:space="preserve">Wer sind die wichtigsten Wettbewerber oder Ersatzlösungen (z. B. traditionelle BPM-Tools, andere KI-Lösungen, Berater)? </w:t>
       </w:r>
     </w:p>
     <w:p>
@@ -4543,59 +3861,7 @@
           <w:rFonts w:ascii="Times New Roman" w:hAnsi="Times New Roman" w:cs="Times New Roman"/>
           <w:lang w:val="de-DE"/>
         </w:rPr>
-        <w:t xml:space="preserve">Was ist der Unique Selling Proposition (USP) deines Multi-Agenten-Systems im Vergleich zu diesen (z. B. kollaborative Prozessanalyse, spezialisierte Agenten, </w:t>
-      </w:r>
-      <w:r>
-        <w:rPr>
-          <w:rFonts w:ascii="Times New Roman" w:hAnsi="Times New Roman" w:cs="Times New Roman"/>
-          <w:lang w:val="de-DE"/>
-        </w:rPr>
-        <w:lastRenderedPageBreak/>
-        <w:t>spezifischer Tech-Stack)?</w:t>
-      </w:r>
-    </w:p>
-    <w:p>
-      <w:pPr>
-        <w:rPr>
-          <w:rFonts w:ascii="Times New Roman" w:hAnsi="Times New Roman" w:cs="Times New Roman"/>
-          <w:lang w:val="de-DE"/>
-        </w:rPr>
-      </w:pPr>
-      <w:r>
-        <w:rPr>
-          <w:rFonts w:ascii="Times New Roman" w:hAnsi="Times New Roman" w:cs="Times New Roman"/>
-          <w:lang w:val="de-DE"/>
-        </w:rPr>
         <w:t>Die Unique Selling Proposition (USP) von ProcessAI liegt in der synergetischen Verbindung von LLM-Flexibilität und datengestützter Validität . Durch die Integration der PM4PY-Engine werden Halluzinationen in der Analysephase vermieden, da statistische Fakten als Grundlage für die kreativen Agenten dienen.</w:t>
-      </w:r>
-    </w:p>
-    <w:p>
-      <w:pPr>
-        <w:rPr>
-          <w:rFonts w:ascii="Times New Roman" w:hAnsi="Times New Roman" w:cs="Times New Roman"/>
-          <w:lang w:val="de-DE"/>
-        </w:rPr>
-      </w:pPr>
-      <w:r>
-        <w:rPr>
-          <w:rFonts w:ascii="Times New Roman" w:hAnsi="Times New Roman" w:cs="Times New Roman"/>
-          <w:lang w:val="de-DE"/>
-        </w:rPr>
-        <w:t>Welche Hauptbedenken/Hürden gibt es bei der Einführung deines Systems (z. B. Akzeptanz, Komplexität, Datenschutz, Integration)?</w:t>
-      </w:r>
-      <w:r>
-        <w:rPr>
-          <w:rFonts w:ascii="Times New Roman" w:hAnsi="Times New Roman" w:cs="Times New Roman"/>
-          <w:lang w:val="de-DE"/>
-        </w:rPr>
-        <w:t xml:space="preserve"> </w:t>
-      </w:r>
-      <w:r>
-        <w:rPr>
-          <w:rFonts w:ascii="Times New Roman" w:hAnsi="Times New Roman" w:cs="Times New Roman"/>
-          <w:lang w:val="de-DE"/>
-        </w:rPr>
-        <w:t>Wie adressierst du diese (z. B. intuitive Bedienung, sichere Integration, Modulare Architektur)?</w:t>
       </w:r>
     </w:p>
     <w:p>
@@ -4634,7 +3900,7 @@
           <w:lang w:val="de-DE"/>
         </w:rPr>
       </w:pPr>
-      <w:bookmarkStart w:id="8" w:name="_Toc216529615"/>
+      <w:bookmarkStart w:id="8" w:name="_Toc218879285"/>
       <w:r>
         <w:rPr>
           <w:rFonts w:ascii="Times New Roman" w:hAnsi="Times New Roman" w:cs="Times New Roman"/>
@@ -4673,7 +3939,7 @@
           <w:lang w:val="de-DE"/>
         </w:rPr>
       </w:pPr>
-      <w:bookmarkStart w:id="9" w:name="_Toc216529616"/>
+      <w:bookmarkStart w:id="9" w:name="_Toc218879286"/>
       <w:r>
         <w:rPr>
           <w:rFonts w:ascii="Times New Roman" w:hAnsi="Times New Roman" w:cs="Times New Roman"/>
@@ -4709,159 +3975,16 @@
     <w:p>
       <w:pPr>
         <w:rPr>
-          <w:rFonts w:ascii="Times New Roman" w:hAnsi="Times New Roman" w:cs="Times New Roman"/>
-          <w:lang w:val="de-DE"/>
-        </w:rPr>
-      </w:pPr>
-      <w:r>
-        <w:rPr>
-          <w:rFonts w:ascii="Times New Roman" w:hAnsi="Times New Roman" w:cs="Times New Roman"/>
-          <w:lang w:val="de-DE"/>
-        </w:rPr>
-        <w:t xml:space="preserve">Beschreibe einen typischen Anwendungsfall/Prozessschritt im Detail (z. B. die Optimierung eines Purchase-to-Pay-Prozesses). </w:t>
-      </w:r>
-    </w:p>
-    <w:p>
-      <w:pPr>
-        <w:rPr>
-          <w:rFonts w:ascii="Times New Roman" w:hAnsi="Times New Roman" w:cs="Times New Roman"/>
-          <w:lang w:val="de-DE"/>
-        </w:rPr>
-      </w:pPr>
-      <w:r>
-        <w:rPr>
-          <w:rFonts w:ascii="Times New Roman" w:hAnsi="Times New Roman" w:cs="Times New Roman"/>
-          <w:lang w:val="de-DE"/>
-        </w:rPr>
-        <w:t>Das Hauptziel vom Nutzer ist Prozessoptimierung. Die übliche Formate vom Prozess</w:t>
-      </w:r>
-      <w:r>
-        <w:rPr>
-          <w:rFonts w:ascii="Times New Roman" w:hAnsi="Times New Roman" w:cs="Times New Roman"/>
-          <w:lang w:val="de-DE"/>
-        </w:rPr>
-        <w:t xml:space="preserve"> wie</w:t>
-      </w:r>
-      <w:r>
-        <w:rPr>
-          <w:rFonts w:ascii="Times New Roman" w:hAnsi="Times New Roman" w:cs="Times New Roman"/>
-          <w:lang w:val="de-DE"/>
-        </w:rPr>
-        <w:t xml:space="preserve"> xes, csv, bpmn unterstützt unser System. Verschiedene </w:t>
-      </w:r>
-      <w:r>
-        <w:rPr>
-          <w:rFonts w:ascii="Times New Roman" w:hAnsi="Times New Roman" w:cs="Times New Roman"/>
-          <w:lang w:val="de-DE"/>
-        </w:rPr>
-        <w:t>Bedürfnisse vom Nutzer können vom System durch die unterstüzende Formaten wie reine Texte, txt, pdf, docx berücksichtigt. Während d</w:t>
-      </w:r>
-      <w:r>
-        <w:rPr>
-          <w:rFonts w:ascii="Times New Roman" w:hAnsi="Times New Roman" w:cs="Times New Roman"/>
-          <w:lang w:val="de-DE"/>
-        </w:rPr>
-        <w:t xml:space="preserve">er Analyse des Prozesses wird der Hinweis vom UI gezeigt, </w:t>
-      </w:r>
-      <w:r>
-        <w:rPr>
-          <w:rFonts w:ascii="Times New Roman" w:hAnsi="Times New Roman" w:cs="Times New Roman"/>
-          <w:lang w:val="de-DE"/>
-        </w:rPr>
-        <w:t>bis CrewAI Agents fertig mit den Aufgaben.</w:t>
-      </w:r>
-    </w:p>
-    <w:p>
-      <w:pPr>
-        <w:rPr>
-          <w:rFonts w:ascii="Times New Roman" w:hAnsi="Times New Roman" w:cs="Times New Roman"/>
-          <w:lang w:val="de-DE"/>
-        </w:rPr>
-      </w:pPr>
-      <w:r>
-        <w:rPr>
-          <w:rFonts w:ascii="Times New Roman" w:hAnsi="Times New Roman" w:cs="Times New Roman"/>
-          <w:lang w:val="de-DE"/>
-        </w:rPr>
-        <w:t>Welche Rolle spielen die spezialisierten Agenten (</w:t>
-      </w:r>
-      <w:r>
-        <w:rPr>
-          <w:rFonts w:ascii="Times New Roman" w:hAnsi="Times New Roman" w:cs="Times New Roman"/>
-          <w:lang w:val="de-DE"/>
-        </w:rPr>
-        <w:t xml:space="preserve">Requirement-, Economic Context-, </w:t>
-      </w:r>
-      <w:r>
-        <w:rPr>
-          <w:rFonts w:ascii="Times New Roman" w:hAnsi="Times New Roman" w:cs="Times New Roman"/>
-          <w:lang w:val="de-DE"/>
-        </w:rPr>
-        <w:t>Performance-</w:t>
-      </w:r>
-      <w:r>
-        <w:rPr>
-          <w:rFonts w:ascii="Times New Roman" w:hAnsi="Times New Roman" w:cs="Times New Roman"/>
-          <w:lang w:val="de-DE"/>
-        </w:rPr>
-        <w:t xml:space="preserve">, </w:t>
-      </w:r>
-      <w:r>
-        <w:rPr>
-          <w:rFonts w:ascii="Times New Roman" w:hAnsi="Times New Roman" w:cs="Times New Roman"/>
-          <w:lang w:val="de-DE"/>
-        </w:rPr>
-        <w:t>Finan</w:t>
-      </w:r>
-      <w:r>
-        <w:rPr>
-          <w:rFonts w:ascii="Times New Roman" w:hAnsi="Times New Roman" w:cs="Times New Roman"/>
-          <w:lang w:val="de-DE"/>
-        </w:rPr>
-        <w:t>ce</w:t>
-      </w:r>
-      <w:r>
-        <w:rPr>
-          <w:rFonts w:ascii="Times New Roman" w:hAnsi="Times New Roman" w:cs="Times New Roman"/>
-          <w:lang w:val="de-DE"/>
-        </w:rPr>
-        <w:t xml:space="preserve">-, Compliance-Agent) in diesem Szenario? </w:t>
-      </w:r>
-      <w:r>
-        <w:rPr>
-          <w:rFonts w:ascii="Times New Roman" w:hAnsi="Times New Roman" w:cs="Times New Roman"/>
-          <w:lang w:val="de-DE"/>
-        </w:rPr>
-        <w:t>Wie interagiert der Nutzer mit dem System? (Schritt-für-Schritt-Prozess: Eingabe -&gt; Verarbeitung durch Agenten -&gt; Ergebnis/Empfehlung).</w:t>
-      </w:r>
-    </w:p>
-    <w:p>
-      <w:pPr>
-        <w:rPr>
-          <w:rFonts w:ascii="Times New Roman" w:hAnsi="Times New Roman" w:cs="Times New Roman"/>
-          <w:lang w:val="de-DE"/>
-        </w:rPr>
-      </w:pPr>
-      <w:r>
-        <w:rPr>
-          <w:rFonts w:ascii="Times New Roman" w:hAnsi="Times New Roman" w:cs="Times New Roman"/>
-          <w:lang w:val="de-DE"/>
-        </w:rPr>
-        <w:t xml:space="preserve">Das System hat 5 Agents für die Analyse der verschiedenen Prozessen und Aspekte. </w:t>
-      </w:r>
-      <w:r>
-        <w:rPr>
-          <w:rFonts w:ascii="Times New Roman" w:hAnsi="Times New Roman" w:cs="Times New Roman"/>
-          <w:lang w:val="de-DE"/>
-        </w:rPr>
-        <w:t>Requirement Agent ist zuständig dafür, unstrukturierte Prozessbeschreibung zu analysieren</w:t>
-      </w:r>
-      <w:r>
-        <w:rPr>
-          <w:rFonts w:ascii="Times New Roman" w:hAnsi="Times New Roman" w:cs="Times New Roman"/>
-          <w:lang w:val="de-DE"/>
-        </w:rPr>
-        <w:t xml:space="preserve">, während für einen strukturierten Prozess wie Event Log ist unser </w:t>
+          <w:rFonts w:ascii="Times New Roman" w:hAnsi="Times New Roman" w:cs="Times New Roman" w:hint="eastAsia"/>
+          <w:lang w:val="de-DE"/>
+        </w:rPr>
+      </w:pPr>
+      <w:r>
+        <w:rPr>
+          <w:rFonts w:ascii="Times New Roman" w:hAnsi="Times New Roman" w:cs="Times New Roman"/>
+          <w:lang w:val="de-DE"/>
+        </w:rPr>
+        <w:t xml:space="preserve">Um die operative Effizienz eines Unternehmens nachhaltig zu steigern und Optimierungspotenziale in Geschäftsprozessen aufzudecken, bietet ProcessAI eine </w:t>
       </w:r>
       <w:r>
         <w:rPr>
@@ -4869,42 +3992,67 @@
           <w:lang w:val="de-DE"/>
         </w:rPr>
         <w:lastRenderedPageBreak/>
-        <w:t>Prozessanalyse-PM4PY-Engine zuständig, um ein 100% genaues Analyseergebnis zu liefern.</w:t>
-      </w:r>
-      <w:r>
-        <w:rPr>
-          <w:rFonts w:ascii="Times New Roman" w:hAnsi="Times New Roman" w:cs="Times New Roman"/>
-          <w:lang w:val="de-DE"/>
-        </w:rPr>
-        <w:t xml:space="preserve"> Economic Context Agent stellt relevante wirtschaftliche Kontext</w:t>
-      </w:r>
-      <w:r>
-        <w:rPr>
-          <w:rFonts w:ascii="Times New Roman" w:hAnsi="Times New Roman" w:cs="Times New Roman"/>
-          <w:lang w:val="de-DE"/>
-        </w:rPr>
-        <w:t xml:space="preserve"> durch das Tool von Serper (Surfen im Internet)</w:t>
-      </w:r>
-      <w:r>
-        <w:rPr>
-          <w:rFonts w:ascii="Times New Roman" w:hAnsi="Times New Roman" w:cs="Times New Roman"/>
-          <w:lang w:val="de-DE"/>
-        </w:rPr>
-        <w:t xml:space="preserve"> bereit, damit die Analyse umfangreiche Sichtpunkte berücktichtigen kann und robust ist. Performance Agent identifiziert Probleme vom Prozess und gibt textuelle Verbesserungsvorschläge aus. Finance Agent fokusiert auf</w:t>
-      </w:r>
-      <w:r>
-        <w:rPr>
-          <w:rFonts w:ascii="Times New Roman" w:hAnsi="Times New Roman" w:cs="Times New Roman"/>
-          <w:lang w:val="de-DE"/>
-        </w:rPr>
-        <w:t xml:space="preserve"> finanzielle Aspekte und verbessert Finanzstruktur des Prozesses. Compliance Agent berücksichtigt die Regeln und Einschränkungen die der Nutzer anbietet und prüft automatisch ob sie eingehalten werden. Die Ergebnisse von </w:t>
-      </w:r>
-      <w:r>
-        <w:rPr>
-          <w:rFonts w:ascii="Times New Roman" w:hAnsi="Times New Roman" w:cs="Times New Roman"/>
-          <w:lang w:val="de-DE"/>
-        </w:rPr>
-        <w:t>Performance, Finance, und Compliance Agents werden auf dem UI klar aufgezeigt.</w:t>
+        <w:t>intuitive Plattform zur automatisierten Prozessanalyse. Der typische Anwendungsfall beginnt auf der Landing Page, wo der Nutzer seine vorhandenen Prozessdaten hochlädt. Dabei ist das System hochgradig flexibel: Der Nutzer kann entweder strukturierte Daten in Formaten wie XES, CSV oder BPMN bereitstellen oder unstrukturierte Prozessbeschreibungen als reine Texte, PDF- oder Word-Dokumente einreichen.</w:t>
+      </w:r>
+    </w:p>
+    <w:p>
+      <w:pPr>
+        <w:rPr>
+          <w:rFonts w:ascii="Times New Roman" w:hAnsi="Times New Roman" w:cs="Times New Roman" w:hint="eastAsia"/>
+          <w:lang w:val="de-DE"/>
+        </w:rPr>
+      </w:pPr>
+      <w:r>
+        <w:rPr>
+          <w:rFonts w:ascii="Times New Roman" w:hAnsi="Times New Roman" w:cs="Times New Roman"/>
+          <w:lang w:val="de-DE"/>
+        </w:rPr>
+        <w:t>Sobald die Daten hochgeladen sind, startet der Analyseprozess. Um dem Nutzer Transparenz zu bieten, zeigt das User Interface (UI) kontinuierlich den aktuellen Status der Verarbeitung an, während im Hintergrund das Multi-Agenten-System von CrewAI die Arbeit aufnimmt.</w:t>
+      </w:r>
+    </w:p>
+    <w:p>
+      <w:pPr>
+        <w:rPr>
+          <w:rFonts w:ascii="Times New Roman" w:hAnsi="Times New Roman" w:cs="Times New Roman" w:hint="eastAsia"/>
+          <w:lang w:val="de-DE"/>
+        </w:rPr>
+      </w:pPr>
+      <w:r>
+        <w:rPr>
+          <w:rFonts w:ascii="Times New Roman" w:hAnsi="Times New Roman" w:cs="Times New Roman"/>
+          <w:lang w:val="de-DE"/>
+        </w:rPr>
+        <w:t>Die Interaktion erfolgt dabei über fünf spezialisierte Agenten, die unterschiedliche Expertenrollen simulieren: Zunächst identifiziert der Requirement Agent die Kernaktivitäten aus unstrukturierten Beschreibungen, während für strukturierte Event Logs die integrierte PM4PY-Engine zum Einsatz kommt, um eine mathematisch präzise Ist-Analyse des Prozesses zu gewährleisten. Parallel dazu führt der Economic Context Agent mittels Web-Research (via Serper) eine Tiefenrecherche durch, um die Analyse in den aktuellen wirtschaftlichen Rahmen des Unternehmens einzubetten und externe Faktoren zu berücksichtigen.</w:t>
+      </w:r>
+    </w:p>
+    <w:p>
+      <w:pPr>
+        <w:rPr>
+          <w:rFonts w:ascii="Times New Roman" w:hAnsi="Times New Roman" w:cs="Times New Roman" w:hint="eastAsia"/>
+          <w:lang w:val="de-DE"/>
+        </w:rPr>
+      </w:pPr>
+      <w:r>
+        <w:rPr>
+          <w:rFonts w:ascii="Times New Roman" w:hAnsi="Times New Roman" w:cs="Times New Roman"/>
+          <w:lang w:val="de-DE"/>
+        </w:rPr>
+        <w:t>Im nächsten Schritt fließen diese Informationen bei den drei Optimierungs-Agenten zusammen: Der Performance Agent deckt Engpässe auf und generiert konkrete, textuelle Verbesserungsvorschläge zur Beschleunigung des Ablaufs. Gleichzeitig analysiert der Finance Agent die Kostenstrukturen, um Einsparpotenziale zu identifizieren. Der Compliance Agent agiert als digitale Prüfinstanz: Er gleicht die Prozessänderungen mit den vom Nutzer definierten Regeln und Einschränkungen ab und stellt sicher, dass alle Optimierungen regelkonform sind.</w:t>
+      </w:r>
+    </w:p>
+    <w:p>
+      <w:pPr>
+        <w:rPr>
+          <w:rFonts w:ascii="Times New Roman" w:hAnsi="Times New Roman" w:cs="Times New Roman"/>
+          <w:lang w:val="de-DE"/>
+        </w:rPr>
+      </w:pPr>
+      <w:r>
+        <w:rPr>
+          <w:rFonts w:ascii="Times New Roman" w:hAnsi="Times New Roman" w:cs="Times New Roman"/>
+          <w:lang w:val="de-DE"/>
+        </w:rPr>
+        <w:t>Am Ende des Prozesses werden dem Nutzer die konsolidierten Ergebnisse übersichtlich im Dashboard präsentiert. Er erhält eine ganzheitliche Entscheidungsgrundlage, in der die Empfehlungen der Performance-, Finance- und Compliance-Experten direkt nebeneinander visualisiert werden, um eine fundierte Umsetzung der Prozessverbesserungen zu ermöglichen.</w:t>
       </w:r>
     </w:p>
     <w:p>
@@ -4919,7 +4067,7 @@
           <w:lang w:val="de-DE"/>
         </w:rPr>
       </w:pPr>
-      <w:bookmarkStart w:id="10" w:name="_Toc216529617"/>
+      <w:bookmarkStart w:id="10" w:name="_Toc218879287"/>
       <w:r>
         <w:rPr>
           <w:rFonts w:ascii="Times New Roman" w:hAnsi="Times New Roman" w:cs="Times New Roman"/>
@@ -4928,6 +4076,7 @@
           <w:szCs w:val="24"/>
           <w:lang w:val="de-DE"/>
         </w:rPr>
+        <w:lastRenderedPageBreak/>
         <w:t>4.2 Arbeitsmethodik</w:t>
       </w:r>
       <w:bookmarkEnd w:id="10"/>
@@ -5111,6 +4260,13 @@
               </w:rPr>
               <w:t>Entwickler</w:t>
             </w:r>
+            <w:r>
+              <w:rPr>
+                <w:rFonts w:ascii="Times New Roman" w:hAnsi="Times New Roman" w:cs="Times New Roman" w:hint="eastAsia"/>
+                <w:lang w:val="de-DE"/>
+              </w:rPr>
+              <w:t>, Product Owner</w:t>
+            </w:r>
           </w:p>
         </w:tc>
       </w:tr>
@@ -5164,35 +4320,6 @@
           <w:lang w:val="de-DE"/>
         </w:rPr>
       </w:pPr>
-    </w:p>
-    <w:p>
-      <w:pPr>
-        <w:rPr>
-          <w:rFonts w:ascii="Times New Roman" w:hAnsi="Times New Roman" w:cs="Times New Roman"/>
-          <w:lang w:val="de-DE"/>
-        </w:rPr>
-      </w:pPr>
-      <w:r>
-        <w:rPr>
-          <w:rFonts w:ascii="Times New Roman" w:hAnsi="Times New Roman" w:cs="Times New Roman"/>
-          <w:lang w:val="de-DE"/>
-        </w:rPr>
-        <w:t>Welche Rollen wurden im Team definiert und welche Verantwortung trugen sie</w:t>
-      </w:r>
-      <w:r>
-        <w:rPr>
-          <w:rFonts w:ascii="Times New Roman" w:hAnsi="Times New Roman" w:cs="Times New Roman"/>
-          <w:lang w:val="de-DE"/>
-        </w:rPr>
-        <w:t xml:space="preserve">? </w:t>
-      </w:r>
-      <w:r>
-        <w:rPr>
-          <w:rFonts w:ascii="Times New Roman" w:hAnsi="Times New Roman" w:cs="Times New Roman"/>
-          <w:lang w:val="de-DE"/>
-        </w:rPr>
-        <w:t>Projektmanagement(Scrum Master), Product Owner, Entwicklungsteam, Dokumentation</w:t>
-      </w:r>
     </w:p>
     <w:p>
       <w:pPr>
@@ -5556,7 +4683,6 @@
                 <w:rFonts w:ascii="Times New Roman" w:hAnsi="Times New Roman" w:cs="Times New Roman"/>
                 <w:lang w:val="de-DE"/>
               </w:rPr>
-              <w:lastRenderedPageBreak/>
               <w:t>Python </w:t>
             </w:r>
           </w:p>
@@ -6562,6 +5688,7 @@
                 <w:rFonts w:ascii="Times New Roman" w:hAnsi="Times New Roman" w:cs="Times New Roman"/>
                 <w:lang w:val="de-DE"/>
               </w:rPr>
+              <w:lastRenderedPageBreak/>
               <w:t>GitLab </w:t>
             </w:r>
           </w:p>
@@ -6723,133 +5850,7 @@
           <w:rFonts w:ascii="Times New Roman" w:hAnsi="Times New Roman" w:cs="Times New Roman"/>
           <w:lang w:val="de-DE"/>
         </w:rPr>
-        <w:t>Wir haben unseren Betreuer bzw. Kunden kennengelernt. Der Kunde beschrieb seinen Bedarf: e</w:t>
-      </w:r>
-      <w:r>
-        <w:rPr>
-          <w:rFonts w:ascii="Times New Roman" w:hAnsi="Times New Roman" w:cs="Times New Roman"/>
-          <w:lang w:val="de-DE"/>
-        </w:rPr>
-        <w:t>in User-Interface das unterstü</w:t>
-      </w:r>
-      <w:r>
-        <w:rPr>
-          <w:rFonts w:ascii="Times New Roman" w:hAnsi="Times New Roman" w:cs="Times New Roman"/>
-          <w:lang w:val="de-DE"/>
-        </w:rPr>
-        <w:t>t</w:t>
-      </w:r>
-      <w:r>
-        <w:rPr>
-          <w:rFonts w:ascii="Times New Roman" w:hAnsi="Times New Roman" w:cs="Times New Roman"/>
-          <w:lang w:val="de-DE"/>
-        </w:rPr>
-        <w:t>zt LLM</w:t>
-      </w:r>
-      <w:r>
-        <w:rPr>
-          <w:rFonts w:ascii="Times New Roman" w:hAnsi="Times New Roman" w:cs="Times New Roman"/>
-          <w:lang w:val="de-DE"/>
-        </w:rPr>
-        <w:t xml:space="preserve"> und analysiert Businessprozess als Must-to-have, auch einen Test</w:t>
-      </w:r>
-      <w:r>
-        <w:rPr>
-          <w:rFonts w:ascii="Times New Roman" w:hAnsi="Times New Roman" w:cs="Times New Roman"/>
-          <w:lang w:val="de-DE"/>
-        </w:rPr>
-        <w:t xml:space="preserve"> der prüft dass die Agenten miteinander kommunizieren können</w:t>
-      </w:r>
-      <w:r>
-        <w:rPr>
-          <w:rFonts w:ascii="Times New Roman" w:hAnsi="Times New Roman" w:cs="Times New Roman"/>
-          <w:lang w:val="de-DE"/>
-        </w:rPr>
-        <w:t>.</w:t>
-      </w:r>
-      <w:r>
-        <w:rPr>
-          <w:rFonts w:ascii="Times New Roman" w:hAnsi="Times New Roman" w:cs="Times New Roman"/>
-          <w:lang w:val="de-DE"/>
-        </w:rPr>
-        <w:t xml:space="preserve"> Die Anzahl von den Agenten sind flexibel. Für den </w:t>
-      </w:r>
-      <w:r>
-        <w:rPr>
-          <w:rFonts w:ascii="Times New Roman" w:hAnsi="Times New Roman" w:cs="Times New Roman"/>
-          <w:lang w:val="de-DE"/>
-        </w:rPr>
-        <w:t>Input sollte XML</w:t>
-      </w:r>
-      <w:r>
-        <w:rPr>
-          <w:rFonts w:ascii="Times New Roman" w:hAnsi="Times New Roman" w:cs="Times New Roman"/>
-          <w:lang w:val="de-DE"/>
-        </w:rPr>
-        <w:t>-</w:t>
-      </w:r>
-      <w:r>
-        <w:rPr>
-          <w:rFonts w:ascii="Times New Roman" w:hAnsi="Times New Roman" w:cs="Times New Roman"/>
-          <w:lang w:val="de-DE"/>
-        </w:rPr>
-        <w:t xml:space="preserve">Datei mit verschieden Kontexten von Prozess </w:t>
-      </w:r>
-      <w:r>
-        <w:rPr>
-          <w:rFonts w:ascii="Times New Roman" w:hAnsi="Times New Roman" w:cs="Times New Roman"/>
-          <w:lang w:val="de-DE"/>
-        </w:rPr>
-        <w:t>genommen werden</w:t>
-      </w:r>
-      <w:r>
-        <w:rPr>
-          <w:rFonts w:ascii="Times New Roman" w:hAnsi="Times New Roman" w:cs="Times New Roman"/>
-          <w:lang w:val="de-DE"/>
-        </w:rPr>
-        <w:t>.</w:t>
-      </w:r>
-      <w:r>
-        <w:rPr>
-          <w:rFonts w:ascii="Times New Roman" w:hAnsi="Times New Roman" w:cs="Times New Roman"/>
-          <w:lang w:val="de-DE"/>
-        </w:rPr>
-        <w:t xml:space="preserve"> Für den </w:t>
-      </w:r>
-      <w:r>
-        <w:rPr>
-          <w:rFonts w:ascii="Times New Roman" w:hAnsi="Times New Roman" w:cs="Times New Roman"/>
-          <w:lang w:val="de-DE"/>
-        </w:rPr>
-        <w:t>Output sollte</w:t>
-      </w:r>
-      <w:r>
-        <w:rPr>
-          <w:rFonts w:ascii="Times New Roman" w:hAnsi="Times New Roman" w:cs="Times New Roman"/>
-          <w:lang w:val="de-DE"/>
-        </w:rPr>
-        <w:t xml:space="preserve"> die Software</w:t>
-      </w:r>
-      <w:r>
-        <w:rPr>
-          <w:rFonts w:ascii="Times New Roman" w:hAnsi="Times New Roman" w:cs="Times New Roman"/>
-          <w:lang w:val="de-DE"/>
-        </w:rPr>
-        <w:t xml:space="preserve"> zumindesten einen Vorschlag zur Prozes</w:t>
-      </w:r>
-      <w:r>
-        <w:rPr>
-          <w:rFonts w:ascii="Times New Roman" w:hAnsi="Times New Roman" w:cs="Times New Roman"/>
-          <w:lang w:val="de-DE"/>
-        </w:rPr>
-        <w:t>s</w:t>
-      </w:r>
-      <w:r>
-        <w:rPr>
-          <w:rFonts w:ascii="Times New Roman" w:hAnsi="Times New Roman" w:cs="Times New Roman"/>
-          <w:lang w:val="de-DE"/>
-        </w:rPr>
-        <w:t>verbesserung liefern.</w:t>
+        <w:t>Im ersten Austausch mit unserem Kunden wurden die Kernanforderungen definiert. Als „Must-have“ wurde ein User-Interface festgelegt, das LLM-basiert Geschäftsprozesse analysiert. Zudem sollte ein Testlauf die reibungslose Kommunikation zwischen den Agenten sicherstellen, wobei deren Anzahl flexibel bleiben durfte. Für den Input wurde ein XML-Format mit verschiedenen Prozesskontexten vereinbart, während das System im Output mindestens einen konkreten Vorschlag zur Prozessverbesserung liefern muss.</w:t>
       </w:r>
     </w:p>
     <w:p>
@@ -6885,42 +5886,43 @@
           <w:rFonts w:ascii="Times New Roman" w:hAnsi="Times New Roman" w:cs="Times New Roman"/>
           <w:lang w:val="de-DE"/>
         </w:rPr>
-        <w:t>Während des Meetings haben wir die App-Struktur gestaltet, um herauszufinden wie die Daten zwischen Schnittstelle fließen. Die erste Diskussion über die Dateiformate wurde ausgeführt. Für die Aufgabenaufteilung: React UI, API zum Backend, Orchestrator CrewAI+Python, Agents, Process Engine &amp; Mining, Datenspeicher. Wir brauchen noch mehr Konkretisierung für die oben gena</w:t>
-      </w:r>
-      <w:r>
-        <w:rPr>
-          <w:rFonts w:ascii="Times New Roman" w:hAnsi="Times New Roman" w:cs="Times New Roman"/>
-          <w:lang w:val="de-DE"/>
-        </w:rPr>
-        <w:t>n</w:t>
-      </w:r>
-      <w:r>
-        <w:rPr>
-          <w:rFonts w:ascii="Times New Roman" w:hAnsi="Times New Roman" w:cs="Times New Roman"/>
-          <w:lang w:val="de-DE"/>
-        </w:rPr>
-        <w:t>nte</w:t>
-      </w:r>
-      <w:r>
-        <w:rPr>
-          <w:rFonts w:ascii="Times New Roman" w:hAnsi="Times New Roman" w:cs="Times New Roman"/>
-          <w:lang w:val="de-DE"/>
-        </w:rPr>
-        <w:t>n</w:t>
-      </w:r>
-      <w:r>
-        <w:rPr>
-          <w:rFonts w:ascii="Times New Roman" w:hAnsi="Times New Roman" w:cs="Times New Roman"/>
-          <w:lang w:val="de-DE"/>
-        </w:rPr>
-        <w:t xml:space="preserve"> Bereichen durch d</w:t>
-      </w:r>
-      <w:r>
-        <w:rPr>
-          <w:rFonts w:ascii="Times New Roman" w:hAnsi="Times New Roman" w:cs="Times New Roman"/>
-          <w:lang w:val="de-DE"/>
-        </w:rPr>
-        <w:t xml:space="preserve">as </w:t>
+        <w:t>Während dieses Treffens gestalteten wir die grundlegende App-Struktur und definierten die Datenflüsse zwischen den Schnittstellen. Wir diskutierten erste Dateiformate und legten die Aufgabenverteilung fest: React für das UI, API-Entwicklung zum Backend, Orchestrierung mittels CrewAI und Python, spezialisierte Agenten, die Process Mining Engine (PM4PY) sowie die Datenspeicherung. Es wurde deutlich, dass für diese Bereiche noch eine tiefere Konkretisierung durch Kundenrücksprachen und Recherche notwendig war.</w:t>
+      </w:r>
+    </w:p>
+    <w:p>
+      <w:pPr>
+        <w:rPr>
+          <w:rFonts w:ascii="Times New Roman" w:hAnsi="Times New Roman" w:cs="Times New Roman"/>
+          <w:b/>
+          <w:bCs/>
+          <w:color w:val="3A7C22" w:themeColor="accent6" w:themeShade="BF"/>
+          <w:lang w:val="de-DE"/>
+        </w:rPr>
+      </w:pPr>
+      <w:r>
+        <w:rPr>
+          <w:rFonts w:ascii="Times New Roman" w:hAnsi="Times New Roman" w:cs="Times New Roman"/>
+          <w:b/>
+          <w:bCs/>
+          <w:color w:val="3A7C22" w:themeColor="accent6" w:themeShade="BF"/>
+          <w:lang w:val="de-DE"/>
+        </w:rPr>
+        <w:t>Zweite Kundenbesprechung 29.10</w:t>
+      </w:r>
+    </w:p>
+    <w:p>
+      <w:pPr>
+        <w:rPr>
+          <w:rFonts w:ascii="Times New Roman" w:hAnsi="Times New Roman" w:cs="Times New Roman"/>
+          <w:lang w:val="de-DE"/>
+        </w:rPr>
+      </w:pPr>
+      <w:r>
+        <w:rPr>
+          <w:rFonts w:ascii="Times New Roman" w:hAnsi="Times New Roman" w:cs="Times New Roman"/>
+          <w:lang w:val="de-DE"/>
+        </w:rPr>
+        <w:t xml:space="preserve">Wir präsentierten dem Kunden den ersten Architekturentwurf. Das Feedback betonte die Wichtigkeit einer intuitiven und einfach zu bedienenden Benutzeroberfläche, die den aktuellen Bearbeitungsstatus des Systems transparent anzeigt. Um die Komplexität zu reduzieren, wurde entschieden, zunächst mit nur einer Datenbank (PostgreSQL) zu arbeiten. Wir vereinbarten, mit XML-basierten Event-Logs und zwei Agenten zu starten, um primär das Zusammenspiel zwischen Orchestrator, Agenten und strukturierten Daten zu validieren. Ein gewünschtes Feature war der visuelle Vergleich zwischen Ist- und Soll-Prozessen sowie die Möglichkeit, Optimierungen in </w:t>
       </w:r>
       <w:r>
         <w:rPr>
@@ -6928,106 +5930,7 @@
           <w:lang w:val="de-DE"/>
         </w:rPr>
         <w:lastRenderedPageBreak/>
-        <w:t>Kundengespräch und die Themenrecherche</w:t>
-      </w:r>
-      <w:r>
-        <w:rPr>
-          <w:rFonts w:ascii="Times New Roman" w:hAnsi="Times New Roman" w:cs="Times New Roman"/>
-          <w:lang w:val="de-DE"/>
-        </w:rPr>
-        <w:t>.</w:t>
-      </w:r>
-    </w:p>
-    <w:p>
-      <w:pPr>
-        <w:rPr>
-          <w:rFonts w:ascii="Times New Roman" w:hAnsi="Times New Roman" w:cs="Times New Roman"/>
-          <w:b/>
-          <w:bCs/>
-          <w:color w:val="3A7C22" w:themeColor="accent6" w:themeShade="BF"/>
-          <w:lang w:val="de-DE"/>
-        </w:rPr>
-      </w:pPr>
-      <w:r>
-        <w:rPr>
-          <w:rFonts w:ascii="Times New Roman" w:hAnsi="Times New Roman" w:cs="Times New Roman"/>
-          <w:b/>
-          <w:bCs/>
-          <w:color w:val="3A7C22" w:themeColor="accent6" w:themeShade="BF"/>
-          <w:lang w:val="de-DE"/>
-        </w:rPr>
-        <w:t>Zweite Kundenbesprechung 29.10</w:t>
-      </w:r>
-    </w:p>
-    <w:p>
-      <w:pPr>
-        <w:rPr>
-          <w:rFonts w:ascii="Times New Roman" w:hAnsi="Times New Roman" w:cs="Times New Roman"/>
-          <w:lang w:val="de-DE"/>
-        </w:rPr>
-      </w:pPr>
-      <w:r>
-        <w:rPr>
-          <w:rFonts w:ascii="Times New Roman" w:hAnsi="Times New Roman" w:cs="Times New Roman"/>
-          <w:lang w:val="de-DE"/>
-        </w:rPr>
-        <w:t>Wir zeigten unserem Kunde die Struktur der App. Der Kunde gab den Vorschläge</w:t>
-      </w:r>
-      <w:r>
-        <w:rPr>
-          <w:rFonts w:ascii="Times New Roman" w:hAnsi="Times New Roman" w:cs="Times New Roman"/>
-          <w:lang w:val="de-DE"/>
-        </w:rPr>
-        <w:t xml:space="preserve">: </w:t>
-      </w:r>
-      <w:r>
-        <w:rPr>
-          <w:rFonts w:ascii="Times New Roman" w:hAnsi="Times New Roman" w:cs="Times New Roman"/>
-          <w:lang w:val="de-DE"/>
-        </w:rPr>
-        <w:t>nicht zu kompliziertes</w:t>
-      </w:r>
-      <w:r>
-        <w:rPr>
-          <w:rFonts w:ascii="Times New Roman" w:hAnsi="Times New Roman" w:cs="Times New Roman"/>
-          <w:lang w:val="de-DE"/>
-        </w:rPr>
-        <w:t xml:space="preserve"> User-Interface sondern einfach zu verstehen und zu bedienen, Zustände was die Software gerade bearbeitet sollen gezeigt werden, die Anzahl von Datenbank statt zwei ob es kann mit einer um die Aufgaben zu erledigen</w:t>
-      </w:r>
-      <w:r>
-        <w:rPr>
-          <w:rFonts w:ascii="Times New Roman" w:hAnsi="Times New Roman" w:cs="Times New Roman"/>
-          <w:lang w:val="de-DE"/>
-        </w:rPr>
-        <w:t xml:space="preserve">. </w:t>
-      </w:r>
-      <w:r>
-        <w:rPr>
-          <w:rFonts w:ascii="Times New Roman" w:hAnsi="Times New Roman" w:cs="Times New Roman"/>
-          <w:lang w:val="de-DE"/>
-        </w:rPr>
-        <w:t>Wir können den Datentyp XML für das Event Log als Input und erst mit 2 Agents anfangen. Zuerst sollen wir das Vertändnis vom Orchestrator und den Agents über das Event Log schaffen und strukturierte Daten aufbauen</w:t>
-      </w:r>
-      <w:r>
-        <w:rPr>
-          <w:rFonts w:ascii="Times New Roman" w:hAnsi="Times New Roman" w:cs="Times New Roman"/>
-          <w:lang w:val="de-DE"/>
-        </w:rPr>
-        <w:t>.</w:t>
-      </w:r>
-      <w:r>
-        <w:rPr>
-          <w:rFonts w:ascii="Times New Roman" w:hAnsi="Times New Roman" w:cs="Times New Roman"/>
-          <w:lang w:val="de-DE"/>
-        </w:rPr>
-        <w:t xml:space="preserve"> </w:t>
-      </w:r>
-      <w:r>
-        <w:rPr>
-          <w:rFonts w:ascii="Times New Roman" w:hAnsi="Times New Roman" w:cs="Times New Roman"/>
-          <w:lang w:val="de-DE"/>
-        </w:rPr>
-        <w:t>Für LLM haben wir die Freiheit auszuwählen. Es ist gut das Feature zu haben, den Ist-Prozess mit dem optimierten Prozess visuell auf der linken und rechten Seiten zu vergleichen, aber wichtige Aufgabe ist, den Verlauf von der eingegebenen Daten und Chat von dem Benutzer weiter zu verwenden und in iterativen Schleifen optimieren zu können nach dem Bedarf vom Benutzer.</w:t>
+        <w:t>iterativen Schleifen über einen Chat zu verfeinern.</w:t>
       </w:r>
     </w:p>
     <w:p>
@@ -7112,56 +6015,7 @@
           <w:rFonts w:ascii="Times New Roman" w:hAnsi="Times New Roman" w:cs="Times New Roman"/>
           <w:lang w:val="de-DE"/>
         </w:rPr>
-        <w:t>Wir haben eine Lösung zum Problem von der Halluzination der KI vorbereitet. Wir wurden die Informationen von dem Event Log durch ETL</w:t>
-      </w:r>
-      <w:r>
-        <w:rPr>
-          <w:rFonts w:ascii="Times New Roman" w:hAnsi="Times New Roman" w:cs="Times New Roman"/>
-          <w:lang w:val="de-DE"/>
-        </w:rPr>
-        <w:t xml:space="preserve">-Prozess in Postgres strukturiert speichen und dann mit der Methoden von pm4my die richtige Analyse durchführen. Für die zusätzliche Informationen die in den Datenbank nicht definiert trotzdem im Event Log vorhanden sind, werden dann direkt von den Agents analysiert. Wir haben </w:t>
-      </w:r>
-      <w:r>
-        <w:rPr>
-          <w:rFonts w:ascii="Times New Roman" w:hAnsi="Times New Roman" w:cs="Times New Roman"/>
-          <w:lang w:val="de-DE"/>
-        </w:rPr>
-        <w:t xml:space="preserve">das erste UI entworfen, mit einem spezialen Fokus auf Prozess-Dashboard, indem Benutzer direkt das Benchmark von dem aktuellen Prozess und von dem optimierten Prozess anschauen kann. </w:t>
-      </w:r>
-      <w:r>
-        <w:rPr>
-          <w:rFonts w:ascii="Times New Roman" w:hAnsi="Times New Roman" w:cs="Times New Roman"/>
-          <w:lang w:val="de-DE"/>
-        </w:rPr>
-        <w:t xml:space="preserve">Für die Verbesserungen im Überblick haben wir Zeitersparnis, Ressourcen-Optimierung und Effizienzsteigerung. </w:t>
-      </w:r>
-      <w:r>
-        <w:rPr>
-          <w:rFonts w:ascii="Times New Roman" w:hAnsi="Times New Roman" w:cs="Times New Roman"/>
-          <w:lang w:val="de-DE"/>
-        </w:rPr>
-        <w:t>Die Analyse von KI-Agents kann auch mit einem Klick auf dem Tab gewechselt und angezeigt werden.</w:t>
-      </w:r>
-      <w:r>
-        <w:rPr>
-          <w:rFonts w:ascii="Times New Roman" w:hAnsi="Times New Roman" w:cs="Times New Roman"/>
-          <w:lang w:val="de-DE"/>
-        </w:rPr>
-        <w:t xml:space="preserve"> Das Chatfenster kann </w:t>
-      </w:r>
-      <w:r>
-        <w:rPr>
-          <w:rFonts w:ascii="Times New Roman" w:hAnsi="Times New Roman" w:cs="Times New Roman"/>
-          <w:lang w:val="de-DE"/>
-        </w:rPr>
-        <w:t xml:space="preserve">mit einem Klick geöffnet oder zusammengeklappt werden. </w:t>
-      </w:r>
-      <w:r>
-        <w:rPr>
-          <w:rFonts w:ascii="Times New Roman" w:hAnsi="Times New Roman" w:cs="Times New Roman"/>
-          <w:lang w:val="de-DE"/>
-        </w:rPr>
-        <w:tab/>
+        <w:t>Um das Problem der KI-Halluzinationen zu lösen, entwickelten wir einen ETL-Prozess, der Informationen aus den Event-Logs strukturiert in PostgreSQL speichert und mittels PM4PY präzise analysiert. Informationen, die nicht in der Datenbank definiert, aber im Event-Log vorhanden sind, werden direkt von den Agenten verarbeitet. Parallel dazu entwarfen wir das erste UI mit Fokus auf ein Prozess-Dashboard. Dieses ermöglicht es dem Benutzer, Benchmarks bezüglich Zeitersparnis, Ressourcen-Optimierung und Effizienzsteigerung einzusehen. Die Agenten-Analyse kann nun per Tab-Wechsel angezeigt und das Chatfenster flexibel bedient werden.</w:t>
       </w:r>
     </w:p>
     <w:p>
@@ -7197,36 +6051,7 @@
           <w:rFonts w:ascii="Times New Roman" w:hAnsi="Times New Roman" w:cs="Times New Roman"/>
           <w:lang w:val="de-DE"/>
         </w:rPr>
-        <w:t xml:space="preserve">Wir haben heute unsere Fortschritte und Vorgehensweise für beide strukturierte Daten </w:t>
-      </w:r>
-      <w:r>
-        <w:rPr>
-          <w:rFonts w:ascii="Times New Roman" w:hAnsi="Times New Roman" w:cs="Times New Roman"/>
-          <w:lang w:val="de-DE"/>
-        </w:rPr>
-        <w:lastRenderedPageBreak/>
-        <w:t>und unstrukturierte Daten sowie das UI präsentiert und erklärt. Der Kunde hat ein paar Ideen über Tools und Aufgaben von den Agents gegeben. Es gab trotzdem noch Unklarheiten</w:t>
-      </w:r>
-      <w:r>
-        <w:rPr>
-          <w:rFonts w:ascii="Times New Roman" w:hAnsi="Times New Roman" w:cs="Times New Roman"/>
-          <w:lang w:val="de-DE"/>
-        </w:rPr>
-        <w:t xml:space="preserve"> wegen Zeitbeschränkung</w:t>
-      </w:r>
-      <w:r>
-        <w:rPr>
-          <w:rFonts w:ascii="Times New Roman" w:hAnsi="Times New Roman" w:cs="Times New Roman"/>
-          <w:lang w:val="de-DE"/>
-        </w:rPr>
-        <w:t xml:space="preserve">. Wir wurden am Sonntag nochmals darüber sprechen und </w:t>
-      </w:r>
-      <w:r>
-        <w:rPr>
-          <w:rFonts w:ascii="Times New Roman" w:hAnsi="Times New Roman" w:cs="Times New Roman"/>
-          <w:lang w:val="de-DE"/>
-        </w:rPr>
-        <w:t>den Prozessfluss verdeutlichen.</w:t>
+        <w:t>Wir präsentierten unsere Fortschritte bei der Verarbeitung strukturierter und unstrukturierter Daten sowie den UI-Entwurf. Der Kunde lieferte weitere Impulse zu Tools und spezifischen Aufgaben der Agenten. Aufgrund von Zeitbeschränkungen blieben einige Details offen, weshalb ein Folgetermin zur weiteren Klärung des Prozessflusses vereinbart wurde.</w:t>
       </w:r>
     </w:p>
     <w:p>
@@ -7335,7 +6160,7 @@
           <w:rFonts w:ascii="Times New Roman" w:hAnsi="Times New Roman" w:cs="Times New Roman"/>
           <w:lang w:val="de-DE"/>
         </w:rPr>
-        <w:t>Wir haben über strukturierte und unstrukturierte Daten diskutiert. Das ist wahr, dass Benutzer nicht gleichzeitig ein strukturiertes Event Log und eine andere unstrukturierte textuelle Beschreibung geben darf, deswegen soll ein Statement dafür sein: entweder ein Event log mit Zielen oder eine Textbeschreibung für einen Prozess. Für die Visualisierung von dem Ist-Prozess können wir durch PM4PY realisieren. Der Orchestrator bekommt sowohl KPIs berechnet vom PM4PY als auch die vollstätige Datei die Benutzer angeboten hat, um sicherzustellen, dass die KPIs korrekt sind und die Information vollständig ist.</w:t>
+        <w:t>Wir diskutierten die Handhabung unterschiedlicher Input-Typen. Es wurde festgelegt, dass Benutzer entweder ein strukturiertes Event-Log mit Zielvorgaben oder eine rein textuelle Beschreibung einreichen – eine gleichzeitige Eingabe ohne klare Trennung soll vermieden werden. Die Visualisierung des Ist-Prozesses realisieren wir über PM4PY. Der Orchestrator erhält sowohl die berechneten KPIs als auch die Originaldatei, um die Korrektheit und Vollständigkeit der Informationen sicherzustellen.</w:t>
       </w:r>
     </w:p>
     <w:p>
@@ -7362,37 +6187,24 @@
     <w:p>
       <w:pPr>
         <w:rPr>
-          <w:rFonts w:ascii="Times New Roman" w:hAnsi="Times New Roman" w:cs="Times New Roman"/>
-          <w:lang w:val="de-DE"/>
-        </w:rPr>
-      </w:pPr>
-      <w:r>
-        <w:rPr>
-          <w:rFonts w:ascii="Times New Roman" w:hAnsi="Times New Roman" w:cs="Times New Roman"/>
-          <w:lang w:val="de-DE"/>
-        </w:rPr>
-        <w:t xml:space="preserve">Der Kunde erklärte seine Bedürfnisse für MVP, dass wir sollen zuerst aus Event Log ein paar wichtigste Informationen für Prozess Mining: Case ID, Aktivität, </w:t>
-      </w:r>
-      <w:r>
-        <w:rPr>
-          <w:rFonts w:ascii="Times New Roman" w:hAnsi="Times New Roman" w:cs="Times New Roman"/>
-          <w:lang w:val="de-DE"/>
-        </w:rPr>
-        <w:t>Timestamp, Ressource, Costs, um Ist-Prozess zu liefern. Über die Ziele für den Prozess von dem Benutzer hat er zusätlich gehofft, auch Word, PDF Datei</w:t>
-      </w:r>
-      <w:r>
-        <w:rPr>
-          <w:rFonts w:ascii="Times New Roman" w:hAnsi="Times New Roman" w:cs="Times New Roman"/>
-          <w:lang w:val="de-DE"/>
-        </w:rPr>
-        <w:t>formate unterstützen zu können. Er hat ein paar Vorschläge über Software-Struktur gegeben: ETL-Prozess, UI in unterschiedlicher Ordner unterzuteilen, um Konflikte zu vermeiden. Vorschlag wie Flask with Websocket für UI wurde auch von ihm gegeben.</w:t>
-      </w:r>
-      <w:r>
-        <w:rPr>
-          <w:rFonts w:ascii="Times New Roman" w:hAnsi="Times New Roman" w:cs="Times New Roman"/>
-          <w:lang w:val="de-DE"/>
-        </w:rPr>
-        <w:t xml:space="preserve"> Wir haben nach dem Meeting mit dem Kunde noch kurz gesprochen, dass wir erst mit nur einer Datenbank PostgresSQL versuchen, um die Bedürfnisse vom Kunde zu erfüllen.</w:t>
+          <w:rFonts w:ascii="Times New Roman" w:hAnsi="Times New Roman" w:cs="Times New Roman" w:hint="eastAsia"/>
+          <w:lang w:val="de-DE"/>
+        </w:rPr>
+      </w:pPr>
+      <w:r>
+        <w:rPr>
+          <w:rFonts w:ascii="Times New Roman" w:hAnsi="Times New Roman" w:cs="Times New Roman"/>
+          <w:lang w:val="de-DE"/>
+        </w:rPr>
+        <w:t xml:space="preserve">Der Kunde präzisierte die Anforderungen für das MVP: Aus den Event-Logs sollen essenzielle Informationen wie Case ID, Aktivität, Zeitstempel, Ressourcen und </w:t>
+      </w:r>
+      <w:r>
+        <w:rPr>
+          <w:rFonts w:ascii="Times New Roman" w:hAnsi="Times New Roman" w:cs="Times New Roman"/>
+          <w:lang w:val="de-DE"/>
+        </w:rPr>
+        <w:lastRenderedPageBreak/>
+        <w:t>Kosten für die Ist-Analyse extrahiert werden. Zusätzlich wurde die Unterstützung von Word- und PDF-Formaten für Zieldefinitionen gewünscht. Zur Vermeidung von Konflikten gab der Kunde Strukturhinweise (z. B. Trennung von ETL und UI-Ordnern) und schlug Technologien wie Flask mit WebSockets vor. Wir entschieden uns, das Projekt zunächst mit einer PostgreSQL-Datenbank weiterzuführen.</w:t>
       </w:r>
     </w:p>
     <w:p>
@@ -7453,148 +6265,7 @@
           <w:rFonts w:ascii="Times New Roman" w:hAnsi="Times New Roman" w:cs="Times New Roman"/>
           <w:lang w:val="de-DE"/>
         </w:rPr>
-        <w:t>Wi</w:t>
-      </w:r>
-      <w:r>
-        <w:rPr>
-          <w:rFonts w:ascii="Times New Roman" w:hAnsi="Times New Roman" w:cs="Times New Roman"/>
-          <w:lang w:val="de-DE"/>
-        </w:rPr>
-        <w:t>r</w:t>
-      </w:r>
-      <w:r>
-        <w:rPr>
-          <w:rFonts w:ascii="Times New Roman" w:hAnsi="Times New Roman" w:cs="Times New Roman"/>
-          <w:lang w:val="de-DE"/>
-        </w:rPr>
-        <w:t xml:space="preserve"> haben unserem Kunde </w:t>
-      </w:r>
-      <w:r>
-        <w:rPr>
-          <w:rFonts w:ascii="Times New Roman" w:hAnsi="Times New Roman" w:cs="Times New Roman"/>
-          <w:lang w:val="de-DE"/>
-        </w:rPr>
-        <w:t xml:space="preserve">unsere Fortschritte: </w:t>
-      </w:r>
-      <w:r>
-        <w:rPr>
-          <w:rFonts w:ascii="Times New Roman" w:hAnsi="Times New Roman" w:cs="Times New Roman"/>
-          <w:lang w:val="de-DE"/>
-        </w:rPr>
-        <w:t xml:space="preserve">ETL-Prozess, PM4PY Analysis Engine, und die Verbindung zur CrewAI demonstriert. </w:t>
-      </w:r>
-      <w:r>
-        <w:rPr>
-          <w:rFonts w:ascii="Times New Roman" w:hAnsi="Times New Roman" w:cs="Times New Roman"/>
-          <w:lang w:val="de-DE"/>
-        </w:rPr>
-        <w:t xml:space="preserve">Dann erklärte er weitere Einzelheiten seiner Bedürfnissen. </w:t>
-      </w:r>
-      <w:r>
-        <w:rPr>
-          <w:rFonts w:ascii="Times New Roman" w:hAnsi="Times New Roman" w:cs="Times New Roman"/>
-          <w:lang w:val="de-DE"/>
-        </w:rPr>
-        <w:t xml:space="preserve">Agent der sagt was vom Input noch fehlt, soll er auf Websearch versuchen, und immer mit Unternehmensnamen testet, damit er Kontext </w:t>
-      </w:r>
-      <w:r>
-        <w:rPr>
-          <w:rFonts w:ascii="Times New Roman" w:hAnsi="Times New Roman" w:cs="Times New Roman"/>
-          <w:lang w:val="de-DE"/>
-        </w:rPr>
-        <w:lastRenderedPageBreak/>
-        <w:t>für Prozessverbesserung bekomm</w:t>
-      </w:r>
-      <w:r>
-        <w:rPr>
-          <w:rFonts w:ascii="Times New Roman" w:hAnsi="Times New Roman" w:cs="Times New Roman"/>
-          <w:lang w:val="de-DE"/>
-        </w:rPr>
-        <w:t xml:space="preserve">en kann. Mit der </w:t>
-      </w:r>
-      <w:r>
-        <w:rPr>
-          <w:rFonts w:ascii="Times New Roman" w:hAnsi="Times New Roman" w:cs="Times New Roman"/>
-          <w:lang w:val="de-DE"/>
-        </w:rPr>
-        <w:t>Verknüpfung von verschiedenen Perspektiven (Fertiger,</w:t>
-      </w:r>
-      <w:r>
-        <w:rPr>
-          <w:rFonts w:ascii="Times New Roman" w:hAnsi="Times New Roman" w:cs="Times New Roman"/>
-          <w:lang w:val="de-DE"/>
-        </w:rPr>
-        <w:t xml:space="preserve"> </w:t>
-      </w:r>
-      <w:r>
-        <w:rPr>
-          <w:rFonts w:ascii="Times New Roman" w:hAnsi="Times New Roman" w:cs="Times New Roman"/>
-          <w:lang w:val="de-DE"/>
-        </w:rPr>
-        <w:t xml:space="preserve">Manager, usw.) </w:t>
-      </w:r>
-      <w:r>
-        <w:rPr>
-          <w:rFonts w:ascii="Times New Roman" w:hAnsi="Times New Roman" w:cs="Times New Roman"/>
-          <w:lang w:val="de-DE"/>
-        </w:rPr>
-        <w:t>soll</w:t>
-      </w:r>
-      <w:r>
-        <w:rPr>
-          <w:rFonts w:ascii="Times New Roman" w:hAnsi="Times New Roman" w:cs="Times New Roman"/>
-          <w:lang w:val="de-DE"/>
-        </w:rPr>
-        <w:t xml:space="preserve"> </w:t>
-      </w:r>
-      <w:r>
-        <w:rPr>
-          <w:rFonts w:ascii="Times New Roman" w:hAnsi="Times New Roman" w:cs="Times New Roman"/>
-          <w:lang w:val="de-DE"/>
-        </w:rPr>
-        <w:t>bessere</w:t>
-      </w:r>
-      <w:r>
-        <w:rPr>
-          <w:rFonts w:ascii="Times New Roman" w:hAnsi="Times New Roman" w:cs="Times New Roman"/>
-          <w:lang w:val="de-DE"/>
-        </w:rPr>
-        <w:t xml:space="preserve"> Prozessverbesserung</w:t>
-      </w:r>
-      <w:r>
-        <w:rPr>
-          <w:rFonts w:ascii="Times New Roman" w:hAnsi="Times New Roman" w:cs="Times New Roman"/>
-          <w:lang w:val="de-DE"/>
-        </w:rPr>
-        <w:t xml:space="preserve"> geli</w:t>
-      </w:r>
-      <w:r>
-        <w:rPr>
-          <w:rFonts w:ascii="Times New Roman" w:hAnsi="Times New Roman" w:cs="Times New Roman"/>
-          <w:lang w:val="de-DE"/>
-        </w:rPr>
-        <w:t>e</w:t>
-      </w:r>
-      <w:r>
-        <w:rPr>
-          <w:rFonts w:ascii="Times New Roman" w:hAnsi="Times New Roman" w:cs="Times New Roman"/>
-          <w:lang w:val="de-DE"/>
-        </w:rPr>
-        <w:t>fert werden. Und für Risiko Agent wünscht er, nach er verschiedene Perspektiven verstanden hat, kann er die aggregierte Ergebnisse bewerten.</w:t>
-      </w:r>
-      <w:r>
-        <w:rPr>
-          <w:rFonts w:ascii="Times New Roman" w:hAnsi="Times New Roman" w:cs="Times New Roman"/>
-          <w:lang w:val="de-DE"/>
-        </w:rPr>
-        <w:t xml:space="preserve"> </w:t>
-      </w:r>
-      <w:r>
-        <w:rPr>
-          <w:rFonts w:ascii="Times New Roman" w:hAnsi="Times New Roman" w:cs="Times New Roman"/>
-          <w:lang w:val="de-DE"/>
-        </w:rPr>
-        <w:t>Über den Test von Agent, hat er vorgeschlagen, erstmal ohne Orchestrator zu arbeiten und nur mit einem Agenten zu testen, um den Output von einem Agent besser zu verstehen.</w:t>
+        <w:t>Wir demonstrierten die Verknüpfung von ETL-Prozess, PM4PY-Engine und CrewAI. Der Kunde wünschte sich, dass Agenten bei fehlenden Informationen eine Websuche (mit Unternehmensnamen) durchführen, um den Kontext der Prozessverbesserung zu schärfen. Durch die Verknüpfung verschiedener Perspektiven (z. B. Manager, Fertiger) sollen fundiertere Ergebnisse erzielt werden. Der Risiko-Agent soll die aggregierten Ergebnisse abschließend bewerten. Für die Testphase schlug der Kunde vor, Agenten zunächst einzeln ohne Orchestrator zu prüfen, um deren spezifischen Output besser validieren zu können.</w:t>
       </w:r>
       <w:r>
         <w:rPr>
@@ -7630,79 +6301,47 @@
     <w:p>
       <w:pPr>
         <w:rPr>
-          <w:rFonts w:ascii="Times New Roman" w:hAnsi="Times New Roman" w:cs="Times New Roman"/>
-          <w:b/>
-          <w:bCs/>
-          <w:color w:val="3A7C22" w:themeColor="accent6" w:themeShade="BF"/>
-          <w:lang w:val="de-DE"/>
-        </w:rPr>
-      </w:pPr>
-      <w:r>
-        <w:rPr>
-          <w:rFonts w:ascii="Times New Roman" w:hAnsi="Times New Roman" w:cs="Times New Roman"/>
-          <w:b/>
-          <w:bCs/>
-          <w:color w:val="3A7C22" w:themeColor="accent6" w:themeShade="BF"/>
-          <w:lang w:val="de-DE"/>
-        </w:rPr>
-        <w:t>Sechste Kundenbesprechung 05.11</w:t>
-      </w:r>
-    </w:p>
-    <w:p>
-      <w:pPr>
-        <w:rPr>
-          <w:rFonts w:ascii="Times New Roman" w:hAnsi="Times New Roman" w:cs="Times New Roman"/>
-          <w:lang w:val="de-DE"/>
-        </w:rPr>
-      </w:pPr>
-      <w:r>
-        <w:rPr>
-          <w:rFonts w:ascii="Times New Roman" w:hAnsi="Times New Roman" w:cs="Times New Roman"/>
-          <w:lang w:val="de-DE"/>
-        </w:rPr>
-        <w:t xml:space="preserve">Wir haben unserem Kunden verbesserte CrewAI Agents und Frontend demonstriert. Dieses Mal verwendeten wir ein unstrukturiertes Beispiel von einer Prozessbeschreibung mit dem Kontext SIEMENS. Am Anfang bei dem Input hat der Kunde vorgeschlagen, der Requirements Agent JSON-Format zu bekommen, mit einer umfangreichen Beschreibung von Ist-Zustand und verschiedenen Dimensionen in Stichpunkten. Die Dimensionen funktionieren wie ein Zwiebelmodell. Von intern nach extern versteht der Agent </w:t>
-      </w:r>
-      <w:r>
-        <w:rPr>
-          <w:rFonts w:ascii="Times New Roman" w:hAnsi="Times New Roman" w:cs="Times New Roman"/>
-          <w:lang w:val="de-DE"/>
-        </w:rPr>
-        <w:t xml:space="preserve">Aktivitäten, Ressource, zum gesamten Prozess, KPI, und dann weiter extern zu den zusätzlichen Informationen vom Unternehmen und externen Wirtschaftslagen außerhalb des Unternehmens. Über </w:t>
-      </w:r>
-      <w:r>
-        <w:rPr>
-          <w:rFonts w:ascii="Times New Roman" w:hAnsi="Times New Roman" w:cs="Times New Roman"/>
-          <w:lang w:val="de-DE"/>
-        </w:rPr>
-        <w:t>das Ergebnis</w:t>
-      </w:r>
-      <w:r>
-        <w:rPr>
-          <w:rFonts w:ascii="Times New Roman" w:hAnsi="Times New Roman" w:cs="Times New Roman"/>
-          <w:lang w:val="de-DE"/>
-        </w:rPr>
-        <w:t xml:space="preserve"> vom Agent fand der Kunde die Einflussfaktoren </w:t>
-      </w:r>
-      <w:r>
-        <w:rPr>
-          <w:rFonts w:ascii="Times New Roman" w:hAnsi="Times New Roman" w:cs="Times New Roman"/>
-          <w:lang w:val="de-DE"/>
-        </w:rPr>
-        <w:t>für die Prozessanalyse mit dem Tool Serper im Internet richtig</w:t>
-      </w:r>
-      <w:r>
-        <w:rPr>
-          <w:rFonts w:ascii="Times New Roman" w:hAnsi="Times New Roman" w:cs="Times New Roman"/>
-          <w:lang w:val="de-DE"/>
-        </w:rPr>
-        <w:t xml:space="preserve"> </w:t>
-      </w:r>
-      <w:r>
-        <w:rPr>
-          <w:rFonts w:ascii="Times New Roman" w:hAnsi="Times New Roman" w:cs="Times New Roman"/>
-          <w:lang w:val="de-DE"/>
-        </w:rPr>
-        <w:t>gefunden, und die Identified Performance Issues auch gut erkannt. In Hinsicht auf dem Frontend, der Schwerpunkt ist wie die Anwendung dem Benutzer dabei hilft, Ist-Zustand zu verstehen, und wie die Verbesserungen im UI besser gestaltet wird. Für die Visualisierung von Prozess, der nicht bpmn ist, würde DFG, Data Flow Graph eine gute Lösung.</w:t>
+          <w:rFonts w:ascii="Times New Roman" w:hAnsi="Times New Roman" w:cs="Times New Roman" w:hint="eastAsia"/>
+          <w:b/>
+          <w:bCs/>
+          <w:color w:val="3A7C22" w:themeColor="accent6" w:themeShade="BF"/>
+          <w:lang w:val="de-DE"/>
+        </w:rPr>
+      </w:pPr>
+      <w:r>
+        <w:rPr>
+          <w:rFonts w:ascii="Times New Roman" w:hAnsi="Times New Roman" w:cs="Times New Roman"/>
+          <w:b/>
+          <w:bCs/>
+          <w:color w:val="3A7C22" w:themeColor="accent6" w:themeShade="BF"/>
+          <w:lang w:val="de-DE"/>
+        </w:rPr>
+        <w:t>Sechste Kundenbesprechung 05.1</w:t>
+      </w:r>
+      <w:r>
+        <w:rPr>
+          <w:rFonts w:ascii="Times New Roman" w:hAnsi="Times New Roman" w:cs="Times New Roman" w:hint="eastAsia"/>
+          <w:b/>
+          <w:bCs/>
+          <w:color w:val="3A7C22" w:themeColor="accent6" w:themeShade="BF"/>
+          <w:lang w:val="de-DE"/>
+        </w:rPr>
+        <w:t>2</w:t>
+      </w:r>
+    </w:p>
+    <w:p>
+      <w:pPr>
+        <w:rPr>
+          <w:rFonts w:ascii="Times New Roman" w:hAnsi="Times New Roman" w:cs="Times New Roman"/>
+          <w:lang w:val="de-DE"/>
+        </w:rPr>
+      </w:pPr>
+      <w:r>
+        <w:rPr>
+          <w:rFonts w:ascii="Times New Roman" w:hAnsi="Times New Roman" w:cs="Times New Roman"/>
+          <w:lang w:val="de-DE"/>
+        </w:rPr>
+        <w:t>In dieser Sitzung zeigten wir die verbesserten CrewAI-Agenten und das Frontend anhand eines unstrukturierten Beispiels (Siemens-Kontext). Der Kunde regte an, dass der Requirements Agent einen strukturierten JSON-Output generiert, der den Ist-Zustand über verschiedene Dimensionen hinweg beschreibt. Dieses „Zwiebelmodell“ reicht von internen Aktivitäten und Ressourcen bis hin zu externen Wirtschaftslagen. Die Identifikation von Einflussfaktoren mittels Serper sowie die Erkennung von Performance-Problemen wurden positiv bewertet. Im Frontend lag der Fokus nun darauf, dem Benutzer das Verständnis des Ist-Zustands zu erleichtern und visuelle Lösungen wie Data Flow Graphs (DFG) für Nicht-BPMN-Prozesse zu nutzen.</w:t>
       </w:r>
     </w:p>
     <w:p>
@@ -7907,94 +6546,18 @@
       </w:pPr>
       <w:r>
         <w:rPr>
-          <w:rFonts w:ascii="Times New Roman" w:hAnsi="Times New Roman" w:cs="Times New Roman" w:hint="eastAsia"/>
-          <w:lang w:val="de-DE"/>
-        </w:rPr>
-        <w:t>W</w:t>
-      </w:r>
-      <w:r>
-        <w:rPr>
-          <w:rFonts w:ascii="Times New Roman" w:hAnsi="Times New Roman" w:cs="Times New Roman"/>
-          <w:lang w:val="de-DE"/>
-        </w:rPr>
-        <w:t xml:space="preserve">ährend dieses Sprint haben wir über dem </w:t>
-      </w:r>
-      <w:r>
-        <w:rPr>
-          <w:rFonts w:ascii="Times New Roman" w:hAnsi="Times New Roman" w:cs="Times New Roman" w:hint="eastAsia"/>
-          <w:lang w:val="de-DE"/>
-        </w:rPr>
-        <w:t>Orchestrator</w:t>
-      </w:r>
-      <w:r>
-        <w:rPr>
-          <w:rFonts w:ascii="Times New Roman" w:hAnsi="Times New Roman" w:cs="Times New Roman"/>
-          <w:lang w:val="de-DE"/>
-        </w:rPr>
-        <w:t xml:space="preserve"> diskutiert. Das Ergebnis von vielen Crew-AI-Testen hat gezeigt, dass der Orchestrator als ein Agent</w:t>
-      </w:r>
-      <w:r>
-        <w:rPr>
-          <w:rFonts w:ascii="Times New Roman" w:hAnsi="Times New Roman" w:cs="Times New Roman" w:hint="eastAsia"/>
-          <w:lang w:val="de-DE"/>
-        </w:rPr>
-        <w:t xml:space="preserve"> </w:t>
-      </w:r>
-      <w:r>
-        <w:rPr>
-          <w:rFonts w:ascii="Times New Roman" w:hAnsi="Times New Roman" w:cs="Times New Roman"/>
-          <w:lang w:val="de-DE"/>
-        </w:rPr>
-        <w:t xml:space="preserve">unstabile Outputs liefert. Die Aufgaben vom Orchestrator </w:t>
-      </w:r>
-      <w:r>
-        <w:rPr>
-          <w:rFonts w:ascii="Times New Roman" w:hAnsi="Times New Roman" w:cs="Times New Roman"/>
-          <w:lang w:val="de-DE"/>
-        </w:rPr>
-        <w:t>werden</w:t>
-      </w:r>
-      <w:r>
-        <w:rPr>
-          <w:rFonts w:ascii="Times New Roman" w:hAnsi="Times New Roman" w:cs="Times New Roman"/>
-          <w:lang w:val="de-DE"/>
-        </w:rPr>
-        <w:t xml:space="preserve"> </w:t>
-      </w:r>
-      <w:r>
-        <w:rPr>
-          <w:rFonts w:ascii="Times New Roman" w:hAnsi="Times New Roman" w:cs="Times New Roman"/>
-          <w:lang w:val="de-DE"/>
-        </w:rPr>
-        <w:t xml:space="preserve">viel </w:t>
-      </w:r>
-      <w:r>
-        <w:rPr>
-          <w:rFonts w:ascii="Times New Roman" w:hAnsi="Times New Roman" w:cs="Times New Roman"/>
-          <w:lang w:val="de-DE"/>
-        </w:rPr>
-        <w:t>besser direkt durch die Definition von den Tasks</w:t>
-      </w:r>
-      <w:r>
-        <w:rPr>
-          <w:rFonts w:ascii="Times New Roman" w:hAnsi="Times New Roman" w:cs="Times New Roman"/>
-          <w:lang w:val="de-DE"/>
-        </w:rPr>
-        <w:t xml:space="preserve"> der jeweiligen Agents ausgeführt.</w:t>
-      </w:r>
-      <w:r>
-        <w:rPr>
-          <w:rFonts w:ascii="Times New Roman" w:hAnsi="Times New Roman" w:cs="Times New Roman"/>
-          <w:lang w:val="de-DE"/>
-        </w:rPr>
-        <w:t xml:space="preserve"> Wir wurden unserem Kunden dieses Ergebnis berichten und gerade weiter unser Projekt ohne Orchestrator fortsetzen</w:t>
-      </w:r>
-      <w:r>
-        <w:rPr>
-          <w:rFonts w:ascii="Times New Roman" w:hAnsi="Times New Roman" w:cs="Times New Roman"/>
-          <w:lang w:val="de-DE"/>
-        </w:rPr>
-        <w:t>.</w:t>
+          <w:rFonts w:ascii="Times New Roman" w:hAnsi="Times New Roman" w:cs="Times New Roman"/>
+          <w:lang w:val="de-DE"/>
+        </w:rPr>
+        <w:t xml:space="preserve">In diesem Sprint evaluierten wir die Rolle des Orchestrators. Umfangreiche Tests mit CrewAI zeigten, dass ein dedizierter Orchestrator-Agent oft instabile Ergebnisse </w:t>
+      </w:r>
+      <w:r>
+        <w:rPr>
+          <w:rFonts w:ascii="Times New Roman" w:hAnsi="Times New Roman" w:cs="Times New Roman"/>
+          <w:lang w:val="de-DE"/>
+        </w:rPr>
+        <w:lastRenderedPageBreak/>
+        <w:t>liefert. Wir stellten fest, dass die Ergebnisse deutlich präziser und stabiler sind, wenn die Aufgaben direkt über die Task-Definitionen der jeweiligen Fach-Agenten gesteuert werden. Wir haben beschlossen, diesen Befund dem Kunden zu berichten und die Entwicklung ohne den instabilen Orchestrator-Agenten fortzusetzen, um die Verlässlichkeit des Systems zu garantieren.</w:t>
       </w:r>
     </w:p>
     <w:p>
@@ -8202,7 +6765,6 @@
           <w:rFonts w:ascii="Times New Roman" w:hAnsi="Times New Roman" w:cs="Times New Roman"/>
           <w:lang w:val="de-DE"/>
         </w:rPr>
-        <w:lastRenderedPageBreak/>
         <w:t>Es wurde eine hybride Input-Struktur implementiert, die sowohl Prozessdaten (XES/CSV) als auch unstrukturierte Textbeschreibungen und begleitende Dokumente (PDF/Word) gleichzeitig verarbeitet.</w:t>
       </w:r>
       <w:r>
@@ -8506,7 +7068,15 @@
           <w:rFonts w:ascii="Times New Roman" w:hAnsi="Times New Roman" w:cs="Times New Roman"/>
           <w:lang w:val="de-DE"/>
         </w:rPr>
-        <w:t>Im Verlauf der letzten Sprints und insbesondere durch das Feedback aus der siebten Kundenbesprechung wurde die Architektur von ProcessAI maßgeblich verfeinert . Ein zentraler Fokus lag dabei auf der Implementierung eines hierarchischen Analysemodells, das Informationen nach dem sogenannten „Zwiebelmodell“ verarbeitet . Dabei agieren die Agenten auf unterschiedlichen Ebenen: Während der Economic Context Agent mittels Deep Research externe industrielle Rahmenbedingungen und ISO-Normen recherchiert, extrahiert der Requirement Agent spezifische Prozessziele aus unstrukturierten Dokumenten wie Word- oder PDF-Dateien . Diese strukturierte Verknüpfung von unternehmensinternen Zielen und externem Marktkontext wurde vom Kunden als besonders zuverlässig und wertvoll f</w:t>
+        <w:t xml:space="preserve">Im Verlauf der letzten Sprints und insbesondere durch das Feedback aus der siebten Kundenbesprechung wurde die Architektur von ProcessAI maßgeblich verfeinert . Ein zentraler Fokus lag dabei auf der Implementierung eines hierarchischen Analysemodells, das Informationen nach dem sogenannten „Zwiebelmodell“ verarbeitet . Dabei agieren die Agenten auf unterschiedlichen Ebenen: Während der Economic Context Agent mittels Deep Research externe industrielle Rahmenbedingungen und ISO-Normen recherchiert, extrahiert der Requirement Agent spezifische Prozessziele aus unstrukturierten Dokumenten wie Word- oder PDF-Dateien . Diese strukturierte Verknüpfung von unternehmensinternen </w:t>
+      </w:r>
+      <w:r>
+        <w:rPr>
+          <w:rFonts w:ascii="Times New Roman" w:hAnsi="Times New Roman" w:cs="Times New Roman"/>
+          <w:lang w:val="de-DE"/>
+        </w:rPr>
+        <w:lastRenderedPageBreak/>
+        <w:t>Zielen und externem Marktkontext wurde vom Kunden als besonders zuverlässig und wertvoll f</w:t>
       </w:r>
       <w:r>
         <w:rPr>
@@ -8563,21 +7133,13 @@
           <w:rFonts w:ascii="Times New Roman" w:hAnsi="Times New Roman" w:cs="Times New Roman"/>
           <w:lang w:val="de-DE"/>
         </w:rPr>
-        <w:t xml:space="preserve">. Durch die Integration von Elementen wie Radar-Charts zur Darstellung der Performance-Matrix wird die Analyse für den Nutzer greifbarer und der „Show-Effekt“ der Anwendung deutlich gesteigert . Ziel dieser Entwicklung ist es, den </w:t>
-      </w:r>
-      <w:r>
-        <w:rPr>
-          <w:rFonts w:ascii="Times New Roman" w:hAnsi="Times New Roman" w:cs="Times New Roman"/>
-          <w:lang w:val="de-DE"/>
-        </w:rPr>
-        <w:lastRenderedPageBreak/>
-        <w:t>gesamten „Agent-Flow“ – von der Einreichung der Daten über die Kontextbearbeitung bis hin zum finalen Optimierungsvorschlag – für den Prozessmanager transparent abzubilden.</w:t>
-      </w:r>
-    </w:p>
-    <w:p>
-      <w:pPr>
-        <w:rPr>
-          <w:rFonts w:ascii="Times New Roman" w:hAnsi="Times New Roman" w:cs="Times New Roman" w:hint="eastAsia"/>
+        <w:t>. Durch die Integration von Elementen wie Radar-Charts zur Darstellung der Performance-Matrix wird die Analyse für den Nutzer greifbarer und der „Show-Effekt“ der Anwendung deutlich gesteigert . Ziel dieser Entwicklung ist es, den gesamten „Agent-Flow“ – von der Einreichung der Daten über die Kontextbearbeitung bis hin zum finalen Optimierungsvorschlag – für den Prozessmanager transparent abzubilden.</w:t>
+      </w:r>
+    </w:p>
+    <w:p>
+      <w:pPr>
+        <w:rPr>
+          <w:rFonts w:ascii="Times New Roman" w:hAnsi="Times New Roman" w:cs="Times New Roman"/>
           <w:lang w:val="de-DE"/>
         </w:rPr>
       </w:pPr>
@@ -8601,7 +7163,7 @@
           <w:lang w:val="de-DE"/>
         </w:rPr>
       </w:pPr>
-      <w:bookmarkStart w:id="11" w:name="_Toc216529618"/>
+      <w:bookmarkStart w:id="11" w:name="_Toc218879288"/>
       <w:r>
         <w:rPr>
           <w:rFonts w:ascii="Times New Roman" w:hAnsi="Times New Roman" w:cs="Times New Roman"/>
@@ -8627,69 +7189,534 @@
     <w:p>
       <w:pPr>
         <w:rPr>
-          <w:rFonts w:ascii="Times New Roman" w:hAnsi="Times New Roman" w:cs="Times New Roman"/>
-          <w:lang w:val="de-DE"/>
-        </w:rPr>
-      </w:pPr>
-      <w:r>
-        <w:rPr>
-          <w:rFonts w:ascii="Times New Roman" w:hAnsi="Times New Roman" w:cs="Times New Roman"/>
-          <w:lang w:val="de-DE"/>
-        </w:rPr>
-        <w:t xml:space="preserve">Wie ist die Systemarchitektur aufgebaut? (Z. B. Backend: Python/Pydantic, Datenbank: MongoDB/Postgres, Prozessmodellierung: Camunda, Frontend: React). </w:t>
-      </w:r>
-    </w:p>
-    <w:p>
-      <w:pPr>
-        <w:rPr>
-          <w:rFonts w:ascii="Times New Roman" w:hAnsi="Times New Roman" w:cs="Times New Roman"/>
-          <w:lang w:val="de-DE"/>
-        </w:rPr>
-      </w:pPr>
-      <w:r>
-        <w:rPr>
-          <w:rFonts w:ascii="Times New Roman" w:hAnsi="Times New Roman" w:cs="Times New Roman"/>
-          <w:lang w:val="de-DE"/>
-        </w:rPr>
-        <w:t>Wie wurde das Design der Benutzeroberfläche konzipiert, um eine gute Bedienbarkeit für Prozessmanager zu gewährleisten?</w:t>
-      </w:r>
-    </w:p>
-    <w:p>
-      <w:pPr>
-        <w:rPr>
-          <w:rFonts w:ascii="Times New Roman" w:hAnsi="Times New Roman" w:cs="Times New Roman"/>
-          <w:lang w:val="de-DE"/>
-        </w:rPr>
-      </w:pPr>
-      <w:r>
-        <w:rPr>
-          <w:rFonts w:ascii="Times New Roman" w:hAnsi="Times New Roman" w:cs="Times New Roman"/>
-          <w:lang w:val="de-DE"/>
-        </w:rPr>
-        <w:t>Das System basiert auf einer modularen Architektur mit einem React-Frontend und einem Python/FastAPI-Backend . Als Datenspeicher dient eine PostgreSQL-Datenbank, während die Prozesslogik durch die Verknüpfung von PM4PY und CrewAI gesteuert wird.</w:t>
-      </w:r>
-    </w:p>
-    <w:p>
-      <w:pPr>
-        <w:rPr>
-          <w:rFonts w:ascii="Times New Roman" w:hAnsi="Times New Roman" w:cs="Times New Roman"/>
-          <w:lang w:val="de-DE"/>
-        </w:rPr>
-      </w:pPr>
-      <w:r>
-        <w:rPr>
-          <w:rFonts w:ascii="Times New Roman" w:hAnsi="Times New Roman" w:cs="Times New Roman"/>
-          <w:lang w:val="de-DE"/>
-        </w:rPr>
-        <w:t>Das UI-Design folgt einer intuitiven Philosophie: Ein zentrales Dashboard ermöglicht den direkten Benchmark-Vergleich von Zeitersparnis und Effizienzsteigerung . Für eine tiefergehende Interaktion kann der Nutzer ein Chatfenster nutzen, um in iterativen Schleifen die Optimierungsvorschläge der Agenten zu verfeiner</w:t>
-      </w:r>
-      <w:r>
-        <w:rPr>
-          <w:rFonts w:ascii="Times New Roman" w:hAnsi="Times New Roman" w:cs="Times New Roman"/>
-          <w:lang w:val="de-DE"/>
-        </w:rPr>
-        <w:t>n.</w:t>
-      </w:r>
+          <w:rFonts w:ascii="Times New Roman" w:hAnsi="Times New Roman" w:cs="Times New Roman" w:hint="eastAsia"/>
+          <w:lang w:val="de-DE"/>
+        </w:rPr>
+      </w:pPr>
+      <w:r>
+        <w:rPr>
+          <w:rFonts w:ascii="Times New Roman" w:hAnsi="Times New Roman" w:cs="Times New Roman"/>
+          <w:lang w:val="de-DE"/>
+        </w:rPr>
+        <w:t>Die Systemarchitektur von ProcessAI folgt einem modularen Aufbau, der auf eine effiziente und datensparsame Analyse ausgelegt ist. Das System ist in ein modernes React-Frontend und ein leistungsfähiges Python-Backend auf Basis von FastAPI unterteilt. Im Gegensatz zu klassischen Systemarchitekturen verzichtet ProcessAI auf eine persistente Datenbank sowie auf ein permanentes Logging. Dieser Ansatz ermöglicht eine leichtgewichtige, sessionbasierte Verarbeitung: Die hochgeladenen Prozessdaten werden direkt im Arbeitsspeicher verarbeitet und die Ergebnisse unmittelbar an den Nutzer zurückgegeben. Da die Daten nach Abschluss der Analyse nicht gespeichert werden, bietet das System eine hohe Vertraulichkeit und fokussiert sich rein auf die ad-hoc verfügbare Prozessoptimierung.</w:t>
+      </w:r>
+    </w:p>
+    <w:p>
+      <w:pPr>
+        <w:rPr>
+          <w:rFonts w:ascii="Times New Roman" w:hAnsi="Times New Roman" w:cs="Times New Roman"/>
+          <w:lang w:val="de-DE"/>
+        </w:rPr>
+      </w:pPr>
+      <w:r>
+        <w:rPr>
+          <w:rFonts w:ascii="Times New Roman" w:hAnsi="Times New Roman" w:cs="Times New Roman"/>
+          <w:lang w:val="de-DE"/>
+        </w:rPr>
+        <w:t xml:space="preserve">Das Design der Benutzeroberfläche wurde gezielt nach einer intuitiven Philosophie konzipiert, um eine maximale Bedienbarkeit für Prozessmanager sicherzustellen. Ein zentrales Element ist dabei das Prozess-Dashboard, das komplexe Prozessdaten in leicht verständliche Visualisierungen übersetzt. Je nach vorliegendem Dateiformat passt sich die Darstellung dabei flexibel an: Während klassische Event-Logs </w:t>
+      </w:r>
+      <w:r>
+        <w:rPr>
+          <w:rFonts w:ascii="Times New Roman" w:hAnsi="Times New Roman" w:cs="Times New Roman"/>
+          <w:lang w:val="de-DE"/>
+        </w:rPr>
+        <w:lastRenderedPageBreak/>
+        <w:t>beispielsweise als Data Flow Graphs (DFG) aufbereitet werden, ermöglicht das System bei dem Upload einer BPMN-Datei die direkte Visualisierung als standardisiertes BPMN-Diagramm. Anstatt den Nutzer mit abstrakten Rohdaten zu konfrontieren, bereitet das UI die Informationen grafisch so auf, dass Engpässe und Abläufe auf einen Blick erfasst werden können.</w:t>
+      </w:r>
+    </w:p>
+    <w:p>
+      <w:pPr>
+        <w:rPr>
+          <w:rFonts w:ascii="Times New Roman" w:hAnsi="Times New Roman" w:cs="Times New Roman"/>
+          <w:lang w:val="de-DE"/>
+        </w:rPr>
+      </w:pPr>
+      <w:r>
+        <w:rPr>
+          <w:rFonts w:ascii="Times New Roman" w:hAnsi="Times New Roman" w:cs="Times New Roman" w:hint="eastAsia"/>
+          <w:noProof/>
+          <w:lang w:val="de-DE"/>
+        </w:rPr>
+        <w:drawing>
+          <wp:inline distT="0" distB="0" distL="0" distR="0" wp14:anchorId="7CAA44CB" wp14:editId="536D9D1A">
+            <wp:extent cx="5263515" cy="2977515"/>
+            <wp:effectExtent l="0" t="0" r="0" b="0"/>
+            <wp:docPr id="1749775521" name="圖片 4"/>
+            <wp:cNvGraphicFramePr>
+              <a:graphicFrameLocks xmlns:a="http://schemas.openxmlformats.org/drawingml/2006/main" noChangeAspect="1"/>
+            </wp:cNvGraphicFramePr>
+            <a:graphic xmlns:a="http://schemas.openxmlformats.org/drawingml/2006/main">
+              <a:graphicData uri="http://schemas.openxmlformats.org/drawingml/2006/picture">
+                <pic:pic xmlns:pic="http://schemas.openxmlformats.org/drawingml/2006/picture">
+                  <pic:nvPicPr>
+                    <pic:cNvPr id="0" name="Picture 2"/>
+                    <pic:cNvPicPr>
+                      <a:picLocks noChangeAspect="1" noChangeArrowheads="1"/>
+                    </pic:cNvPicPr>
+                  </pic:nvPicPr>
+                  <pic:blipFill>
+                    <a:blip r:embed="rId10" cstate="print">
+                      <a:extLst>
+                        <a:ext uri="{28A0092B-C50C-407E-A947-70E740481C1C}">
+                          <a14:useLocalDpi xmlns:a14="http://schemas.microsoft.com/office/drawing/2010/main" val="0"/>
+                        </a:ext>
+                      </a:extLst>
+                    </a:blip>
+                    <a:srcRect/>
+                    <a:stretch>
+                      <a:fillRect/>
+                    </a:stretch>
+                  </pic:blipFill>
+                  <pic:spPr bwMode="auto">
+                    <a:xfrm>
+                      <a:off x="0" y="0"/>
+                      <a:ext cx="5263515" cy="2977515"/>
+                    </a:xfrm>
+                    <a:prstGeom prst="rect">
+                      <a:avLst/>
+                    </a:prstGeom>
+                    <a:noFill/>
+                    <a:ln>
+                      <a:noFill/>
+                    </a:ln>
+                  </pic:spPr>
+                </pic:pic>
+              </a:graphicData>
+            </a:graphic>
+          </wp:inline>
+        </w:drawing>
+      </w:r>
+    </w:p>
+    <w:p>
+      <w:pPr>
+        <w:pStyle w:val="af8"/>
+        <w:rPr>
+          <w:rFonts w:ascii="Times New Roman" w:hAnsi="Times New Roman" w:cs="Times New Roman"/>
+          <w:sz w:val="24"/>
+          <w:szCs w:val="24"/>
+          <w:lang w:val="de-DE"/>
+        </w:rPr>
+      </w:pPr>
+      <w:bookmarkStart w:id="12" w:name="_Toc218878779"/>
+      <w:r>
+        <w:rPr>
+          <w:rFonts w:ascii="Times New Roman" w:hAnsi="Times New Roman" w:cs="Times New Roman"/>
+          <w:sz w:val="24"/>
+          <w:szCs w:val="24"/>
+          <w:lang w:val="de-DE"/>
+        </w:rPr>
+        <w:t xml:space="preserve">Abbildung </w:t>
+      </w:r>
+      <w:r>
+        <w:rPr>
+          <w:rFonts w:ascii="Times New Roman" w:hAnsi="Times New Roman" w:cs="Times New Roman"/>
+          <w:sz w:val="24"/>
+          <w:szCs w:val="24"/>
+        </w:rPr>
+        <w:fldChar w:fldCharType="begin"/>
+      </w:r>
+      <w:r>
+        <w:rPr>
+          <w:rFonts w:ascii="Times New Roman" w:hAnsi="Times New Roman" w:cs="Times New Roman"/>
+          <w:sz w:val="24"/>
+          <w:szCs w:val="24"/>
+          <w:lang w:val="de-DE"/>
+        </w:rPr>
+        <w:instrText xml:space="preserve"> SEQ </w:instrText>
+      </w:r>
+      <w:r>
+        <w:rPr>
+          <w:rFonts w:ascii="Times New Roman" w:hAnsi="Times New Roman" w:cs="Times New Roman"/>
+          <w:sz w:val="24"/>
+          <w:szCs w:val="24"/>
+        </w:rPr>
+        <w:instrText>圖表</w:instrText>
+      </w:r>
+      <w:r>
+        <w:rPr>
+          <w:rFonts w:ascii="Times New Roman" w:hAnsi="Times New Roman" w:cs="Times New Roman"/>
+          <w:sz w:val="24"/>
+          <w:szCs w:val="24"/>
+          <w:lang w:val="de-DE"/>
+        </w:rPr>
+        <w:instrText xml:space="preserve"> \* ARABIC </w:instrText>
+      </w:r>
+      <w:r>
+        <w:rPr>
+          <w:rFonts w:ascii="Times New Roman" w:hAnsi="Times New Roman" w:cs="Times New Roman"/>
+          <w:sz w:val="24"/>
+          <w:szCs w:val="24"/>
+        </w:rPr>
+        <w:fldChar w:fldCharType="separate"/>
+      </w:r>
+      <w:r>
+        <w:rPr>
+          <w:rFonts w:ascii="Times New Roman" w:hAnsi="Times New Roman" w:cs="Times New Roman"/>
+          <w:noProof/>
+          <w:sz w:val="24"/>
+          <w:szCs w:val="24"/>
+          <w:lang w:val="de-DE"/>
+        </w:rPr>
+        <w:t>1</w:t>
+      </w:r>
+      <w:r>
+        <w:rPr>
+          <w:rFonts w:ascii="Times New Roman" w:hAnsi="Times New Roman" w:cs="Times New Roman"/>
+          <w:sz w:val="24"/>
+          <w:szCs w:val="24"/>
+        </w:rPr>
+        <w:fldChar w:fldCharType="end"/>
+      </w:r>
+      <w:r>
+        <w:rPr>
+          <w:rFonts w:ascii="Times New Roman" w:hAnsi="Times New Roman" w:cs="Times New Roman"/>
+          <w:sz w:val="24"/>
+          <w:szCs w:val="24"/>
+          <w:lang w:val="de-DE"/>
+        </w:rPr>
+        <w:t>: Visualisierung des Ist-Proyess und</w:t>
+      </w:r>
+      <w:r>
+        <w:rPr>
+          <w:rFonts w:ascii="Times New Roman" w:hAnsi="Times New Roman" w:cs="Times New Roman"/>
+          <w:sz w:val="24"/>
+          <w:szCs w:val="24"/>
+          <w:lang w:val="de-DE"/>
+        </w:rPr>
+        <w:t xml:space="preserve"> KPIs</w:t>
+      </w:r>
+      <w:bookmarkEnd w:id="12"/>
+    </w:p>
+    <w:p>
+      <w:pPr>
+        <w:rPr>
+          <w:rFonts w:ascii="Times New Roman" w:hAnsi="Times New Roman" w:cs="Times New Roman" w:hint="eastAsia"/>
+          <w:lang w:val="de-DE"/>
+        </w:rPr>
+      </w:pPr>
+      <w:r>
+        <w:rPr>
+          <w:rFonts w:ascii="Times New Roman" w:hAnsi="Times New Roman" w:cs="Times New Roman" w:hint="eastAsia"/>
+          <w:noProof/>
+          <w:lang w:val="de-DE"/>
+        </w:rPr>
+        <w:drawing>
+          <wp:inline distT="0" distB="0" distL="0" distR="0" wp14:anchorId="04524298" wp14:editId="14531C33">
+            <wp:extent cx="5274310" cy="2463165"/>
+            <wp:effectExtent l="0" t="0" r="2540" b="0"/>
+            <wp:docPr id="32841717" name="圖片 5"/>
+            <wp:cNvGraphicFramePr>
+              <a:graphicFrameLocks xmlns:a="http://schemas.openxmlformats.org/drawingml/2006/main" noChangeAspect="1"/>
+            </wp:cNvGraphicFramePr>
+            <a:graphic xmlns:a="http://schemas.openxmlformats.org/drawingml/2006/main">
+              <a:graphicData uri="http://schemas.openxmlformats.org/drawingml/2006/picture">
+                <pic:pic xmlns:pic="http://schemas.openxmlformats.org/drawingml/2006/picture">
+                  <pic:nvPicPr>
+                    <pic:cNvPr id="0" name="Picture 3"/>
+                    <pic:cNvPicPr>
+                      <a:picLocks noChangeAspect="1" noChangeArrowheads="1"/>
+                    </pic:cNvPicPr>
+                  </pic:nvPicPr>
+                  <pic:blipFill>
+                    <a:blip r:embed="rId11" cstate="print">
+                      <a:extLst>
+                        <a:ext uri="{28A0092B-C50C-407E-A947-70E740481C1C}">
+                          <a14:useLocalDpi xmlns:a14="http://schemas.microsoft.com/office/drawing/2010/main" val="0"/>
+                        </a:ext>
+                      </a:extLst>
+                    </a:blip>
+                    <a:srcRect/>
+                    <a:stretch>
+                      <a:fillRect/>
+                    </a:stretch>
+                  </pic:blipFill>
+                  <pic:spPr bwMode="auto">
+                    <a:xfrm>
+                      <a:off x="0" y="0"/>
+                      <a:ext cx="5274310" cy="2463165"/>
+                    </a:xfrm>
+                    <a:prstGeom prst="rect">
+                      <a:avLst/>
+                    </a:prstGeom>
+                    <a:noFill/>
+                    <a:ln>
+                      <a:noFill/>
+                    </a:ln>
+                  </pic:spPr>
+                </pic:pic>
+              </a:graphicData>
+            </a:graphic>
+          </wp:inline>
+        </w:drawing>
+      </w:r>
+    </w:p>
+    <w:p>
+      <w:pPr>
+        <w:pStyle w:val="af8"/>
+        <w:rPr>
+          <w:rFonts w:ascii="Times New Roman" w:hAnsi="Times New Roman" w:cs="Times New Roman"/>
+          <w:sz w:val="24"/>
+          <w:szCs w:val="24"/>
+          <w:lang w:val="de-DE"/>
+        </w:rPr>
+      </w:pPr>
+      <w:bookmarkStart w:id="13" w:name="_Toc218878780"/>
+      <w:r>
+        <w:rPr>
+          <w:rFonts w:ascii="Times New Roman" w:hAnsi="Times New Roman" w:cs="Times New Roman"/>
+          <w:sz w:val="24"/>
+          <w:szCs w:val="24"/>
+          <w:lang w:val="de-DE"/>
+        </w:rPr>
+        <w:t xml:space="preserve">Abbildung </w:t>
+      </w:r>
+      <w:r>
+        <w:rPr>
+          <w:rFonts w:ascii="Times New Roman" w:hAnsi="Times New Roman" w:cs="Times New Roman"/>
+          <w:sz w:val="24"/>
+          <w:szCs w:val="24"/>
+        </w:rPr>
+        <w:fldChar w:fldCharType="begin"/>
+      </w:r>
+      <w:r>
+        <w:rPr>
+          <w:rFonts w:ascii="Times New Roman" w:hAnsi="Times New Roman" w:cs="Times New Roman"/>
+          <w:sz w:val="24"/>
+          <w:szCs w:val="24"/>
+          <w:lang w:val="de-DE"/>
+        </w:rPr>
+        <w:instrText xml:space="preserve"> SEQ </w:instrText>
+      </w:r>
+      <w:r>
+        <w:rPr>
+          <w:rFonts w:ascii="Times New Roman" w:hAnsi="Times New Roman" w:cs="Times New Roman"/>
+          <w:sz w:val="24"/>
+          <w:szCs w:val="24"/>
+        </w:rPr>
+        <w:instrText>圖表</w:instrText>
+      </w:r>
+      <w:r>
+        <w:rPr>
+          <w:rFonts w:ascii="Times New Roman" w:hAnsi="Times New Roman" w:cs="Times New Roman"/>
+          <w:sz w:val="24"/>
+          <w:szCs w:val="24"/>
+          <w:lang w:val="de-DE"/>
+        </w:rPr>
+        <w:instrText xml:space="preserve"> \* ARABIC </w:instrText>
+      </w:r>
+      <w:r>
+        <w:rPr>
+          <w:rFonts w:ascii="Times New Roman" w:hAnsi="Times New Roman" w:cs="Times New Roman"/>
+          <w:sz w:val="24"/>
+          <w:szCs w:val="24"/>
+        </w:rPr>
+        <w:fldChar w:fldCharType="separate"/>
+      </w:r>
+      <w:r>
+        <w:rPr>
+          <w:rFonts w:ascii="Times New Roman" w:hAnsi="Times New Roman" w:cs="Times New Roman"/>
+          <w:noProof/>
+          <w:sz w:val="24"/>
+          <w:szCs w:val="24"/>
+          <w:lang w:val="de-DE"/>
+        </w:rPr>
+        <w:t>2</w:t>
+      </w:r>
+      <w:r>
+        <w:rPr>
+          <w:rFonts w:ascii="Times New Roman" w:hAnsi="Times New Roman" w:cs="Times New Roman"/>
+          <w:sz w:val="24"/>
+          <w:szCs w:val="24"/>
+        </w:rPr>
+        <w:fldChar w:fldCharType="end"/>
+      </w:r>
+      <w:r>
+        <w:rPr>
+          <w:rFonts w:ascii="Times New Roman" w:hAnsi="Times New Roman" w:cs="Times New Roman"/>
+          <w:sz w:val="24"/>
+          <w:szCs w:val="24"/>
+          <w:lang w:val="de-DE"/>
+        </w:rPr>
+        <w:t>: Ergebnisse der spezialisierten Agenten</w:t>
+      </w:r>
+      <w:bookmarkEnd w:id="13"/>
+    </w:p>
+    <w:p>
+      <w:pPr>
+        <w:rPr>
+          <w:rFonts w:ascii="Times New Roman" w:hAnsi="Times New Roman" w:cs="Times New Roman"/>
+          <w:lang w:val="de-DE"/>
+        </w:rPr>
+      </w:pPr>
+      <w:r>
+        <w:rPr>
+          <w:rFonts w:ascii="Times New Roman" w:hAnsi="Times New Roman" w:cs="Times New Roman"/>
+          <w:lang w:val="de-DE"/>
+        </w:rPr>
+        <w:t xml:space="preserve">Ein besonderer Schwerpunkt liegt zudem auf der Nachvollziehbarkeit der Ergebnisse. Das UI zeigt klar auf, welche spezifischen Erkenntnisse die verschiedenen Agenten (z. B. Performance-, Finance- oder Compliance-Agent) gewonnen haben und wie </w:t>
+      </w:r>
+      <w:r>
+        <w:rPr>
+          <w:rFonts w:ascii="Times New Roman" w:hAnsi="Times New Roman" w:cs="Times New Roman"/>
+          <w:lang w:val="de-DE"/>
+        </w:rPr>
+        <w:lastRenderedPageBreak/>
+        <w:t>diese in die finalen Empfehlungen eingeflossen sind. Um dieses Maß an Transparenz noch weiter zu steigern, bietet die Anwendung die Funktion, den gesamten Arbeitsprozess der Agenten als Rohdaten in Form einer txt-Datei herunterzuladen. Dies ermöglicht dem Nutzer eine lückenlose Dokumentation und Verifizierung der internen Analyseschritte. Durch diese transparente Darstellung der gesamten Analyse-Kette wird sichergestellt, dass die technologische Komplexität des Multi-Agenten-Systems für den Anwender vollständig durchsichtig bleibt und die Ergebnisse als fundierte Entscheidungsgrundlage dienen können.</w:t>
+      </w:r>
+    </w:p>
+    <w:p>
+      <w:pPr>
+        <w:rPr>
+          <w:rFonts w:ascii="Times New Roman" w:hAnsi="Times New Roman" w:cs="Times New Roman"/>
+          <w:lang w:val="de-DE"/>
+        </w:rPr>
+      </w:pPr>
+      <w:r>
+        <w:rPr>
+          <w:rFonts w:ascii="Times New Roman" w:hAnsi="Times New Roman" w:cs="Times New Roman"/>
+          <w:noProof/>
+          <w:lang w:val="de-DE"/>
+        </w:rPr>
+        <w:drawing>
+          <wp:inline distT="0" distB="0" distL="0" distR="0" wp14:anchorId="122C82C4" wp14:editId="073EEE92">
+            <wp:extent cx="5263515" cy="2446020"/>
+            <wp:effectExtent l="0" t="0" r="0" b="0"/>
+            <wp:docPr id="1674427649" name="圖片 6"/>
+            <wp:cNvGraphicFramePr>
+              <a:graphicFrameLocks xmlns:a="http://schemas.openxmlformats.org/drawingml/2006/main" noChangeAspect="1"/>
+            </wp:cNvGraphicFramePr>
+            <a:graphic xmlns:a="http://schemas.openxmlformats.org/drawingml/2006/main">
+              <a:graphicData uri="http://schemas.openxmlformats.org/drawingml/2006/picture">
+                <pic:pic xmlns:pic="http://schemas.openxmlformats.org/drawingml/2006/picture">
+                  <pic:nvPicPr>
+                    <pic:cNvPr id="0" name="Picture 4"/>
+                    <pic:cNvPicPr>
+                      <a:picLocks noChangeAspect="1" noChangeArrowheads="1"/>
+                    </pic:cNvPicPr>
+                  </pic:nvPicPr>
+                  <pic:blipFill>
+                    <a:blip r:embed="rId12" cstate="print">
+                      <a:extLst>
+                        <a:ext uri="{28A0092B-C50C-407E-A947-70E740481C1C}">
+                          <a14:useLocalDpi xmlns:a14="http://schemas.microsoft.com/office/drawing/2010/main" val="0"/>
+                        </a:ext>
+                      </a:extLst>
+                    </a:blip>
+                    <a:srcRect/>
+                    <a:stretch>
+                      <a:fillRect/>
+                    </a:stretch>
+                  </pic:blipFill>
+                  <pic:spPr bwMode="auto">
+                    <a:xfrm>
+                      <a:off x="0" y="0"/>
+                      <a:ext cx="5263515" cy="2446020"/>
+                    </a:xfrm>
+                    <a:prstGeom prst="rect">
+                      <a:avLst/>
+                    </a:prstGeom>
+                    <a:noFill/>
+                    <a:ln>
+                      <a:noFill/>
+                    </a:ln>
+                  </pic:spPr>
+                </pic:pic>
+              </a:graphicData>
+            </a:graphic>
+          </wp:inline>
+        </w:drawing>
+      </w:r>
+    </w:p>
+    <w:p>
+      <w:pPr>
+        <w:pStyle w:val="af8"/>
+        <w:rPr>
+          <w:rFonts w:ascii="Times New Roman" w:hAnsi="Times New Roman" w:cs="Times New Roman"/>
+          <w:sz w:val="24"/>
+          <w:szCs w:val="24"/>
+          <w:lang w:val="de-DE"/>
+        </w:rPr>
+      </w:pPr>
+      <w:bookmarkStart w:id="14" w:name="_Toc218878781"/>
+      <w:r>
+        <w:rPr>
+          <w:rFonts w:ascii="Times New Roman" w:hAnsi="Times New Roman" w:cs="Times New Roman"/>
+          <w:sz w:val="24"/>
+          <w:szCs w:val="24"/>
+          <w:lang w:val="de-DE"/>
+        </w:rPr>
+        <w:t xml:space="preserve">Abbildung </w:t>
+      </w:r>
+      <w:r>
+        <w:rPr>
+          <w:rFonts w:ascii="Times New Roman" w:hAnsi="Times New Roman" w:cs="Times New Roman"/>
+          <w:sz w:val="24"/>
+          <w:szCs w:val="24"/>
+        </w:rPr>
+        <w:fldChar w:fldCharType="begin"/>
+      </w:r>
+      <w:r>
+        <w:rPr>
+          <w:rFonts w:ascii="Times New Roman" w:hAnsi="Times New Roman" w:cs="Times New Roman"/>
+          <w:sz w:val="24"/>
+          <w:szCs w:val="24"/>
+          <w:lang w:val="de-DE"/>
+        </w:rPr>
+        <w:instrText xml:space="preserve"> SEQ </w:instrText>
+      </w:r>
+      <w:r>
+        <w:rPr>
+          <w:rFonts w:ascii="Times New Roman" w:hAnsi="Times New Roman" w:cs="Times New Roman"/>
+          <w:sz w:val="24"/>
+          <w:szCs w:val="24"/>
+        </w:rPr>
+        <w:instrText>圖表</w:instrText>
+      </w:r>
+      <w:r>
+        <w:rPr>
+          <w:rFonts w:ascii="Times New Roman" w:hAnsi="Times New Roman" w:cs="Times New Roman"/>
+          <w:sz w:val="24"/>
+          <w:szCs w:val="24"/>
+          <w:lang w:val="de-DE"/>
+        </w:rPr>
+        <w:instrText xml:space="preserve"> \* ARABIC </w:instrText>
+      </w:r>
+      <w:r>
+        <w:rPr>
+          <w:rFonts w:ascii="Times New Roman" w:hAnsi="Times New Roman" w:cs="Times New Roman"/>
+          <w:sz w:val="24"/>
+          <w:szCs w:val="24"/>
+        </w:rPr>
+        <w:fldChar w:fldCharType="separate"/>
+      </w:r>
+      <w:r>
+        <w:rPr>
+          <w:rFonts w:ascii="Times New Roman" w:hAnsi="Times New Roman" w:cs="Times New Roman"/>
+          <w:noProof/>
+          <w:sz w:val="24"/>
+          <w:szCs w:val="24"/>
+          <w:lang w:val="de-DE"/>
+        </w:rPr>
+        <w:t>3</w:t>
+      </w:r>
+      <w:r>
+        <w:rPr>
+          <w:rFonts w:ascii="Times New Roman" w:hAnsi="Times New Roman" w:cs="Times New Roman"/>
+          <w:sz w:val="24"/>
+          <w:szCs w:val="24"/>
+        </w:rPr>
+        <w:fldChar w:fldCharType="end"/>
+      </w:r>
+      <w:r>
+        <w:rPr>
+          <w:rFonts w:ascii="Times New Roman" w:hAnsi="Times New Roman" w:cs="Times New Roman"/>
+          <w:sz w:val="24"/>
+          <w:szCs w:val="24"/>
+          <w:lang w:val="de-DE"/>
+        </w:rPr>
+        <w:t>: Nachvollziehbarkeit des Agents</w:t>
+      </w:r>
+      <w:bookmarkEnd w:id="14"/>
     </w:p>
     <w:p>
       <w:pPr>
@@ -8703,7 +7730,7 @@
           <w:lang w:val="de-DE"/>
         </w:rPr>
       </w:pPr>
-      <w:bookmarkStart w:id="12" w:name="_Toc216529621"/>
+      <w:bookmarkStart w:id="15" w:name="_Toc218879289"/>
       <w:r>
         <w:rPr>
           <w:rFonts w:ascii="Times New Roman" w:hAnsi="Times New Roman" w:cs="Times New Roman"/>
@@ -8714,7 +7741,7 @@
         </w:rPr>
         <w:t>4.4 Geplante Funktionen und Erweiterungen</w:t>
       </w:r>
-      <w:bookmarkEnd w:id="12"/>
+      <w:bookmarkEnd w:id="15"/>
       <w:r>
         <w:rPr>
           <w:rFonts w:ascii="Times New Roman" w:hAnsi="Times New Roman" w:cs="Times New Roman"/>
@@ -8738,77 +7765,22 @@
           <w:rFonts w:ascii="Times New Roman" w:hAnsi="Times New Roman" w:cs="Times New Roman"/>
           <w:lang w:val="de-DE"/>
         </w:rPr>
-        <w:t xml:space="preserve">Welche aktuellen Funktionen sind im MVP (Minimum Viable Product) enthalten? </w:t>
-      </w:r>
-    </w:p>
-    <w:p>
-      <w:pPr>
-        <w:rPr>
-          <w:rFonts w:ascii="Times New Roman" w:hAnsi="Times New Roman" w:cs="Times New Roman"/>
-          <w:lang w:val="de-DE"/>
-        </w:rPr>
-      </w:pPr>
-      <w:r>
-        <w:rPr>
-          <w:rFonts w:ascii="Times New Roman" w:hAnsi="Times New Roman" w:cs="Times New Roman"/>
-          <w:lang w:val="de-DE"/>
-        </w:rPr>
-        <w:t>Welche zukünftigen Funktionen sind geplant (z. B. Integration weiterer Datenquellen, Self-Learning-Fähigkeit, Hinzufügen weiterer Agenten-Typen)?</w:t>
-      </w:r>
-    </w:p>
-    <w:p>
-      <w:pPr>
-        <w:rPr>
-          <w:rFonts w:ascii="Times New Roman" w:hAnsi="Times New Roman" w:cs="Times New Roman"/>
-          <w:lang w:val="de-DE"/>
-        </w:rPr>
-      </w:pPr>
-      <w:r>
-        <w:rPr>
-          <w:rFonts w:ascii="Times New Roman" w:hAnsi="Times New Roman" w:cs="Times New Roman"/>
-          <w:lang w:val="de-DE"/>
-        </w:rPr>
-        <w:t>Zukünftige Versionen von ProcessAI sollen über das aktuelle MVP hinausgehen :</w:t>
-      </w:r>
-    </w:p>
-    <w:p>
-      <w:pPr>
-        <w:pStyle w:val="a9"/>
-        <w:numPr>
-          <w:ilvl w:val="0"/>
-          <w:numId w:val="3"/>
-        </w:numPr>
-        <w:rPr>
-          <w:rFonts w:ascii="Times New Roman" w:hAnsi="Times New Roman" w:cs="Times New Roman"/>
-          <w:lang w:val="de-DE"/>
-        </w:rPr>
-      </w:pPr>
-      <w:r>
-        <w:rPr>
-          <w:rFonts w:ascii="Times New Roman" w:hAnsi="Times New Roman" w:cs="Times New Roman"/>
-          <w:lang w:val="de-DE"/>
-        </w:rPr>
-        <w:t>Self-Learning-Fähigkeit: Das System soll aus Nutzerfeedback lernen, um die Qualität der Vorschläge stetig zu steigern.</w:t>
-      </w:r>
-    </w:p>
-    <w:p>
-      <w:pPr>
-        <w:pStyle w:val="a9"/>
-        <w:numPr>
-          <w:ilvl w:val="0"/>
-          <w:numId w:val="3"/>
-        </w:numPr>
-        <w:rPr>
-          <w:rFonts w:ascii="Times New Roman" w:hAnsi="Times New Roman" w:cs="Times New Roman"/>
-          <w:lang w:val="de-DE"/>
-        </w:rPr>
-      </w:pPr>
-      <w:r>
-        <w:rPr>
-          <w:rFonts w:ascii="Times New Roman" w:hAnsi="Times New Roman" w:cs="Times New Roman"/>
-          <w:lang w:val="de-DE"/>
-        </w:rPr>
-        <w:t xml:space="preserve">ERP-Integration: Eine direkte Anbindung an Systeme wie SAP oder Microsoft </w:t>
+        <w:t>Das aktuelle Minimum Viable Product (MVP) von ProcessAI bildet bereits das Fundament für eine umfassende, automatisierte Prozessverbesserung. Es umfasst die hybride Verarbeitung von strukturierten Event-Logs (XES, CSV, BPMN) sowie unstrukturierten Dokumenten (PDF, Word, Text) und führt diese über ein hierarchisches Multi-Agenten-System zusammen. Die Kernfunktion liegt dabei in der Bereitstellung nachvollziehbarer Optimierungsvorschläge durch spezialisierte Agenten, die sowohl die wirtschaftliche Performance als auch die Compliance-Vorgaben berücksichtigen.</w:t>
+      </w:r>
+    </w:p>
+    <w:p>
+      <w:pPr>
+        <w:rPr>
+          <w:rFonts w:ascii="Times New Roman" w:hAnsi="Times New Roman" w:cs="Times New Roman" w:hint="eastAsia"/>
+          <w:lang w:val="de-DE"/>
+        </w:rPr>
+      </w:pPr>
+      <w:r>
+        <w:rPr>
+          <w:rFonts w:ascii="Times New Roman" w:hAnsi="Times New Roman" w:cs="Times New Roman"/>
+          <w:lang w:val="de-DE"/>
+        </w:rPr>
+        <w:t xml:space="preserve">Zukünftige Versionen von ProcessAI sollen jedoch signifikant über diesen Funktionsumfang hinausgehen, um die Intelligenz und Integration des Systems weiter zu steigern. Ein zentrales Entwicklungsziel ist die Implementierung einer Self-Learning-Fähigkeit. Hierbei soll das System lernen, Nutzerfeedback gezielt zu </w:t>
       </w:r>
       <w:r>
         <w:rPr>
@@ -8816,27 +7788,22 @@
           <w:lang w:val="de-DE"/>
         </w:rPr>
         <w:lastRenderedPageBreak/>
-        <w:t>Dynamics für eine vollautomatische Datenakquise und Umsetzung.</w:t>
-      </w:r>
-    </w:p>
-    <w:p>
-      <w:pPr>
-        <w:pStyle w:val="a9"/>
-        <w:numPr>
-          <w:ilvl w:val="0"/>
-          <w:numId w:val="3"/>
-        </w:numPr>
-        <w:rPr>
-          <w:rFonts w:ascii="Times New Roman" w:hAnsi="Times New Roman" w:cs="Times New Roman"/>
-          <w:lang w:val="de-DE"/>
-        </w:rPr>
-      </w:pPr>
-      <w:r>
-        <w:rPr>
-          <w:rFonts w:ascii="Times New Roman" w:hAnsi="Times New Roman" w:cs="Times New Roman"/>
-          <w:lang w:val="de-DE"/>
-        </w:rPr>
-        <w:t>Erweiterte Agenten-Typen: Hinzufügen weiterer Spezialisierungen für spezifische Branchenanforderungen.</w:t>
+        <w:t>verarbeiten, um die Qualität und Praxisrelevanz der generierten Verbesserungsvorschläge in einem kontinuierlichen Lernprozess stetig zu optimieren.</w:t>
+      </w:r>
+    </w:p>
+    <w:p>
+      <w:pPr>
+        <w:rPr>
+          <w:rFonts w:ascii="Times New Roman" w:hAnsi="Times New Roman" w:cs="Times New Roman" w:hint="eastAsia"/>
+          <w:lang w:val="de-DE"/>
+        </w:rPr>
+      </w:pPr>
+      <w:r>
+        <w:rPr>
+          <w:rFonts w:ascii="Times New Roman" w:hAnsi="Times New Roman" w:cs="Times New Roman"/>
+          <w:lang w:val="de-DE"/>
+        </w:rPr>
+        <w:t>Ein weiterer wesentlicher Meilenstein der Roadmap ist die ERP-Integration. Durch eine direkte Anbindung an marktführende Unternehmenssysteme wie SAP oder Microsoft Dynamics soll eine vollautomatische Datenakquise ermöglicht werden. Dies würde den manuellen Upload-Prozess ersetzen und eine Echtzeit-Analyse sowie die direkte Umsetzung von Optimierungen in den operativen Systemen erlauben.</w:t>
       </w:r>
     </w:p>
     <w:p>
@@ -8851,7 +7818,7 @@
           <w:lang w:val="de-DE"/>
         </w:rPr>
       </w:pPr>
-      <w:bookmarkStart w:id="13" w:name="_Toc216529622"/>
+      <w:bookmarkStart w:id="16" w:name="_Toc218879290"/>
       <w:r>
         <w:rPr>
           <w:rFonts w:ascii="Times New Roman" w:hAnsi="Times New Roman" w:cs="Times New Roman"/>
@@ -8862,7 +7829,7 @@
         </w:rPr>
         <w:t>4.5 Value Proposition</w:t>
       </w:r>
-      <w:bookmarkEnd w:id="13"/>
+      <w:bookmarkEnd w:id="16"/>
       <w:r>
         <w:rPr>
           <w:rFonts w:ascii="Times New Roman" w:hAnsi="Times New Roman" w:cs="Times New Roman"/>
@@ -8877,118 +7844,46 @@
     <w:p>
       <w:pPr>
         <w:rPr>
-          <w:rFonts w:ascii="Times New Roman" w:hAnsi="Times New Roman" w:cs="Times New Roman"/>
-          <w:lang w:val="de-DE"/>
-        </w:rPr>
-      </w:pPr>
-      <w:r>
-        <w:rPr>
-          <w:rFonts w:ascii="Times New Roman" w:hAnsi="Times New Roman" w:cs="Times New Roman"/>
-          <w:lang w:val="de-DE"/>
-        </w:rPr>
-        <w:t xml:space="preserve">Fasse die drei bis fünf wichtigsten Vorteile deines Systems zusammen: </w:t>
-      </w:r>
-    </w:p>
-    <w:p>
-      <w:pPr>
-        <w:rPr>
-          <w:rFonts w:ascii="Times New Roman" w:hAnsi="Times New Roman" w:cs="Times New Roman"/>
-          <w:lang w:val="de-DE"/>
-        </w:rPr>
-      </w:pPr>
-      <w:r>
-        <w:rPr>
-          <w:rFonts w:ascii="Times New Roman" w:hAnsi="Times New Roman" w:cs="Times New Roman"/>
-          <w:lang w:val="de-DE"/>
-        </w:rPr>
-        <w:t>1. Zeitersparnis (schnellere Prozessoptimierung)</w:t>
-      </w:r>
-    </w:p>
-    <w:p>
-      <w:pPr>
-        <w:rPr>
-          <w:rFonts w:ascii="Times New Roman" w:hAnsi="Times New Roman" w:cs="Times New Roman"/>
-          <w:lang w:val="de-DE"/>
-        </w:rPr>
-      </w:pPr>
-      <w:r>
-        <w:rPr>
-          <w:rFonts w:ascii="Times New Roman" w:hAnsi="Times New Roman" w:cs="Times New Roman"/>
-          <w:lang w:val="de-DE"/>
-        </w:rPr>
-        <w:t>2</w:t>
-      </w:r>
-      <w:r>
-        <w:rPr>
-          <w:rFonts w:ascii="Times New Roman" w:hAnsi="Times New Roman" w:cs="Times New Roman"/>
-          <w:lang w:val="de-DE"/>
-        </w:rPr>
-        <w:t>. Kostenreduzierung/Effizienzsteigerung</w:t>
-      </w:r>
-    </w:p>
-    <w:p>
-      <w:pPr>
-        <w:rPr>
-          <w:rFonts w:ascii="Times New Roman" w:hAnsi="Times New Roman" w:cs="Times New Roman"/>
-          <w:lang w:val="de-DE"/>
-        </w:rPr>
-      </w:pPr>
-      <w:r>
-        <w:rPr>
-          <w:rFonts w:ascii="Times New Roman" w:hAnsi="Times New Roman" w:cs="Times New Roman"/>
-          <w:lang w:val="de-DE"/>
-        </w:rPr>
-        <w:t>3</w:t>
-      </w:r>
-      <w:r>
-        <w:rPr>
-          <w:rFonts w:ascii="Times New Roman" w:hAnsi="Times New Roman" w:cs="Times New Roman"/>
-          <w:lang w:val="de-DE"/>
-        </w:rPr>
-        <w:t>. Innovation/Kreativität (durch Multi-Agenten-Ansatz)</w:t>
-      </w:r>
-    </w:p>
-    <w:p>
-      <w:pPr>
-        <w:rPr>
-          <w:rFonts w:ascii="Times New Roman" w:hAnsi="Times New Roman" w:cs="Times New Roman"/>
-          <w:lang w:val="de-DE"/>
-        </w:rPr>
-      </w:pPr>
-      <w:r>
-        <w:rPr>
-          <w:rFonts w:ascii="Times New Roman" w:hAnsi="Times New Roman" w:cs="Times New Roman"/>
-          <w:lang w:val="de-DE"/>
-        </w:rPr>
-        <w:t>Das</w:t>
-      </w:r>
-      <w:r>
-        <w:rPr>
           <w:rFonts w:ascii="Times New Roman" w:hAnsi="Times New Roman" w:cs="Times New Roman" w:hint="eastAsia"/>
           <w:lang w:val="de-DE"/>
         </w:rPr>
-        <w:t xml:space="preserve"> </w:t>
-      </w:r>
-      <w:r>
+      </w:pPr>
+      <w:r>
+        <w:rPr>
+          <w:rFonts w:ascii="Times New Roman" w:hAnsi="Times New Roman" w:cs="Times New Roman"/>
+          <w:lang w:val="de-DE"/>
+        </w:rPr>
+        <w:t>Die Value Proposition von ProcessAI stützt sich auf drei zentrale Säulen, die den strategischen Mehrwert des Systems für moderne Organisationen definieren. Der wohl unmittelbarste Vorteil liegt in der massiven Zeitersparnis. Während klassische, manuelle Prozessanalysen durch Berater oder interne Teams typischerweise Wochen in Anspruch nehmen, reduziert ProcessAI diesen Zeitraum signifikant auf nur wenige Minuten. Diese Beschleunigung ermöglicht es Unternehmen, in einem volatilen Marktumfeld deutlich agiler auf Optimierungspotenziale zu reagieren und notwendige Änderungen ohne Verzögerung einzuleiten.</w:t>
+      </w:r>
+    </w:p>
+    <w:p>
+      <w:pPr>
         <w:rPr>
           <w:rFonts w:ascii="Times New Roman" w:hAnsi="Times New Roman" w:cs="Times New Roman" w:hint="eastAsia"/>
           <w:lang w:val="de-DE"/>
         </w:rPr>
-        <w:t xml:space="preserve">System hat </w:t>
-      </w:r>
-      <w:r>
-        <w:rPr>
-          <w:rFonts w:ascii="Times New Roman" w:hAnsi="Times New Roman" w:cs="Times New Roman"/>
-          <w:lang w:val="de-DE"/>
-        </w:rPr>
-        <w:t>Vorteile wie Zeitersparnis, Effizienzsteigerung, und Kreativität zur Prozessverbesserung.</w:t>
-      </w:r>
-      <w:r>
-        <w:rPr>
-          <w:rFonts w:ascii="Times New Roman" w:hAnsi="Times New Roman" w:cs="Times New Roman"/>
-          <w:lang w:val="de-DE"/>
-        </w:rPr>
-        <w:t xml:space="preserve"> Die Analysezeit in Vergleich zu manueller Analyse kann von Wochen auf Minuten signifikant reduziert. Der kreative Ansatz von den Multi-Agenten hilft Unternehmen bei der Prozessverbesserung, die beide externe und interne Aspekte berücksichtigt.</w:t>
+      </w:pPr>
+      <w:r>
+        <w:rPr>
+          <w:rFonts w:ascii="Times New Roman" w:hAnsi="Times New Roman" w:cs="Times New Roman"/>
+          <w:lang w:val="de-DE"/>
+        </w:rPr>
+        <w:t>Eng damit verknüpft ist das Potenzial zur nachhaltigen Kostenreduzierung und Effizienzsteigerung. Durch die automatisierte und präzise Identifikation von Ineffizienzen werden operative Abläufe gezielt optimiert, was die Ressourcenausnutzung verbessert und langfristig die Rentabilität steigert.</w:t>
+      </w:r>
+    </w:p>
+    <w:p>
+      <w:pPr>
+        <w:rPr>
+          <w:rFonts w:ascii="Times New Roman" w:hAnsi="Times New Roman" w:cs="Times New Roman"/>
+          <w:lang w:val="de-DE"/>
+        </w:rPr>
+      </w:pPr>
+      <w:r>
+        <w:rPr>
+          <w:rFonts w:ascii="Times New Roman" w:hAnsi="Times New Roman" w:cs="Times New Roman"/>
+          <w:lang w:val="de-DE"/>
+        </w:rPr>
+        <w:t>Darüber hinaus fungiert das System als Treiber für Innovation und Kreativität. Der einzigartige Multi-Agenten-Ansatz simuliert ein kollaboratives Expertenteam, das über herkömmliche, rein datengetriebene Analysen hinausgeht. Da das System bei der Lösungsfindung sowohl interne Prozessdaten als auch externe wirtschaftliche Rahmenbedingungen gleichzeitig berücksichtigt, liefert es kreative und ganzheitliche Verbesserungsvorschläge. Dieser umfassende Blickwinkel stellt sicher, dass die vorgeschlagenen Prozessänderungen nicht nur theoretisch fundiert, sondern auch praktisch robust und zukunftsorientiert sind.</w:t>
       </w:r>
     </w:p>
     <w:p>
@@ -9005,7 +7900,7 @@
           <w:lang w:val="de-DE"/>
         </w:rPr>
       </w:pPr>
-      <w:bookmarkStart w:id="14" w:name="_Toc216529623"/>
+      <w:bookmarkStart w:id="17" w:name="_Toc218879291"/>
       <w:r>
         <w:rPr>
           <w:rFonts w:ascii="Times New Roman" w:hAnsi="Times New Roman" w:cs="Times New Roman"/>
@@ -9018,7 +7913,7 @@
         </w:rPr>
         <w:t>5 Fazit</w:t>
       </w:r>
-      <w:bookmarkEnd w:id="14"/>
+      <w:bookmarkEnd w:id="17"/>
       <w:r>
         <w:rPr>
           <w:rFonts w:ascii="Times New Roman" w:hAnsi="Times New Roman" w:cs="Times New Roman"/>
@@ -9044,123 +7939,7 @@
           <w:rFonts w:ascii="Times New Roman" w:hAnsi="Times New Roman" w:cs="Times New Roman"/>
           <w:lang w:val="de-DE"/>
         </w:rPr>
-        <w:t>Was ist das Gesamtergebnis des Projekts (z. B. Ein funktionierendes Proof-of-Concept eines Multi-Agenten-Systems zur BPI)?</w:t>
-      </w:r>
-    </w:p>
-    <w:p>
-      <w:pPr>
-        <w:rPr>
-          <w:rFonts w:ascii="Times New Roman" w:hAnsi="Times New Roman" w:cs="Times New Roman"/>
-          <w:lang w:val="de-DE"/>
-        </w:rPr>
-      </w:pPr>
-      <w:r>
-        <w:rPr>
-          <w:rFonts w:ascii="Times New Roman" w:hAnsi="Times New Roman" w:cs="Times New Roman"/>
-          <w:lang w:val="de-DE"/>
-        </w:rPr>
-        <w:t xml:space="preserve">Mit ProcessAI haben wir bewiesen, dass Multi-Agenten-Systeme in der Lage sind, komplexe Business-Kontexte nicht nur zu verstehen, sondern aktiv zu verbessern. Durch die Verbindung von strukturierten Datenanalysen (PM4PY) und generativer Intelligenz (CrewAI) </w:t>
-      </w:r>
-      <w:r>
-        <w:rPr>
-          <w:rFonts w:ascii="Times New Roman" w:hAnsi="Times New Roman" w:cs="Times New Roman"/>
-          <w:lang w:val="de-DE"/>
-        </w:rPr>
-        <w:t>unterstützen</w:t>
-      </w:r>
-      <w:r>
-        <w:rPr>
-          <w:rFonts w:ascii="Times New Roman" w:hAnsi="Times New Roman" w:cs="Times New Roman"/>
-          <w:lang w:val="de-DE"/>
-        </w:rPr>
-        <w:t xml:space="preserve"> wir </w:t>
-      </w:r>
-      <w:r>
-        <w:rPr>
-          <w:rFonts w:ascii="Times New Roman" w:hAnsi="Times New Roman" w:cs="Times New Roman"/>
-          <w:lang w:val="de-DE"/>
-        </w:rPr>
-        <w:t>den Mittelstand bei</w:t>
-      </w:r>
-      <w:r>
-        <w:rPr>
-          <w:rFonts w:ascii="Times New Roman" w:hAnsi="Times New Roman" w:cs="Times New Roman"/>
-          <w:lang w:val="de-DE"/>
-        </w:rPr>
-        <w:t xml:space="preserve"> </w:t>
-      </w:r>
-      <w:r>
-        <w:rPr>
-          <w:rFonts w:ascii="Times New Roman" w:hAnsi="Times New Roman" w:cs="Times New Roman"/>
-          <w:lang w:val="de-DE"/>
-        </w:rPr>
-        <w:t xml:space="preserve">der </w:t>
-      </w:r>
-      <w:r>
-        <w:rPr>
-          <w:rFonts w:ascii="Times New Roman" w:hAnsi="Times New Roman" w:cs="Times New Roman"/>
-          <w:lang w:val="de-DE"/>
-        </w:rPr>
-        <w:t>Ressourcenengpässen.</w:t>
-      </w:r>
-    </w:p>
-    <w:p>
-      <w:pPr>
-        <w:rPr>
-          <w:rFonts w:ascii="Times New Roman" w:hAnsi="Times New Roman" w:cs="Times New Roman"/>
-          <w:lang w:val="de-DE"/>
-        </w:rPr>
-      </w:pPr>
-      <w:r>
-        <w:rPr>
-          <w:rFonts w:ascii="Times New Roman" w:hAnsi="Times New Roman" w:cs="Times New Roman"/>
-          <w:lang w:val="de-DE"/>
-        </w:rPr>
-        <w:t xml:space="preserve">Wie adressiert das Projekt die anfänglich genannten Herausforderungen (Kapitel 2)? Fasse die wichtigsten Beiträge zusammen (z. B. Automatisierung, Datenanalyse, kollaborative Prozessoptimierung). </w:t>
-      </w:r>
-    </w:p>
-    <w:p>
-      <w:pPr>
-        <w:rPr>
-          <w:rFonts w:ascii="Times New Roman" w:hAnsi="Times New Roman" w:cs="Times New Roman"/>
-          <w:lang w:val="de-DE"/>
-        </w:rPr>
-      </w:pPr>
-      <w:r>
-        <w:rPr>
-          <w:rFonts w:ascii="Times New Roman" w:hAnsi="Times New Roman" w:cs="Times New Roman"/>
-          <w:lang w:val="de-DE"/>
-        </w:rPr>
-        <w:t>Was ist die langfristige Vision (z. B. Integration in ein größeres ERP-System, Aufbau eines standardisierten Frameworks für Agenten-Entwicklung)?</w:t>
-      </w:r>
-      <w:r>
-        <w:rPr>
-          <w:rFonts w:ascii="Times New Roman" w:hAnsi="Times New Roman" w:cs="Times New Roman"/>
-          <w:lang w:val="de-DE"/>
-        </w:rPr>
-        <w:t xml:space="preserve"> </w:t>
-      </w:r>
-      <w:r>
-        <w:rPr>
-          <w:rFonts w:ascii="Times New Roman" w:hAnsi="Times New Roman" w:cs="Times New Roman"/>
-          <w:lang w:val="de-DE"/>
-        </w:rPr>
-        <w:t>Wie könnte die erfolgreiche Umsetzung deines Projekts als Vorreiter in deinem Themenbereich dienen?</w:t>
-      </w:r>
-    </w:p>
-    <w:p>
-      <w:pPr>
-        <w:rPr>
-          <w:rFonts w:ascii="Times New Roman" w:hAnsi="Times New Roman" w:cs="Times New Roman" w:hint="eastAsia"/>
-          <w:lang w:val="de-DE"/>
-        </w:rPr>
-      </w:pPr>
-      <w:r>
-        <w:rPr>
-          <w:rFonts w:ascii="Times New Roman" w:hAnsi="Times New Roman" w:cs="Times New Roman"/>
-          <w:lang w:val="de-DE"/>
-        </w:rPr>
-        <w:t xml:space="preserve">Unser Multi-Agenten-System erleichtert die Vorbereitung für eine </w:t>
+        <w:t xml:space="preserve">Das Gesamtergebnis des Projekts ist ein funktionierender Proof-of-Concept eines </w:t>
       </w:r>
       <w:r>
         <w:rPr>
@@ -9168,42 +7947,37 @@
           <w:lang w:val="de-DE"/>
         </w:rPr>
         <w:lastRenderedPageBreak/>
-        <w:t xml:space="preserve">Prozessverbesserung. Nutzer müssen nicht mehr viel Zeit investieren, um die Evaluierung von anderer Abteilungen zu bekommen und im Internet nach vielen Informationen zu suchen. Das ist </w:t>
-      </w:r>
-      <w:r>
-        <w:rPr>
-          <w:rFonts w:ascii="Times New Roman" w:hAnsi="Times New Roman" w:cs="Times New Roman"/>
-          <w:lang w:val="de-DE"/>
-        </w:rPr>
-        <w:t xml:space="preserve">deshalb </w:t>
-      </w:r>
-      <w:r>
-        <w:rPr>
-          <w:rFonts w:ascii="Times New Roman" w:hAnsi="Times New Roman" w:cs="Times New Roman"/>
-          <w:lang w:val="de-DE"/>
-        </w:rPr>
-        <w:t>der wesentliche Schritt vor der weiteren Integration</w:t>
-      </w:r>
-      <w:r>
-        <w:rPr>
-          <w:rFonts w:ascii="Times New Roman" w:hAnsi="Times New Roman" w:cs="Times New Roman"/>
-          <w:lang w:val="de-DE"/>
-        </w:rPr>
-        <w:t xml:space="preserve"> in einem ERP-System für eine vollständig automatisierte und aktive Prozessverbesserung. Die Verwendung von Agenten ist auch der Trend mit der Entwicklung von KI. Ohne </w:t>
-      </w:r>
-      <w:r>
-        <w:rPr>
-          <w:rFonts w:ascii="Times New Roman" w:hAnsi="Times New Roman" w:cs="Times New Roman" w:hint="eastAsia"/>
-          <w:lang w:val="de-DE"/>
-        </w:rPr>
-        <w:t>das k</w:t>
-      </w:r>
-      <w:r>
-        <w:rPr>
-          <w:rFonts w:ascii="Times New Roman" w:hAnsi="Times New Roman" w:cs="Times New Roman"/>
-          <w:lang w:val="de-DE"/>
-        </w:rPr>
-        <w:t>önnten KMU die Konkurrenz wegen der niedrigeren Effizienz zur Prozessoptimierung verlieren.</w:t>
+        <w:t>Multi-Agenten-Systems für das Business Process Improvement (BPI). Mit ProcessAI wurde erfolgreich nachgewiesen, dass Multi-Agenten-Systeme in der Lage sind, komplexe betriebliche Kontexte nicht nur tiefgreifend zu erfassen, sondern aktiv zu deren Verbesserung beizutragen. Durch die synergetische Verbindung von mathematisch fundierten Datenanalysen mittels PM4PY und der kreativen Leistungsfähigkeit generativer Intelligenz durch CrewAI bietet das System eine innovative Lösung, um insbesondere den Mittelstand bei der Überwindung bestehender Ressourcenengpässe effektiv zu unterstützen.</w:t>
+      </w:r>
+    </w:p>
+    <w:p>
+      <w:pPr>
+        <w:rPr>
+          <w:rFonts w:ascii="Times New Roman" w:hAnsi="Times New Roman" w:cs="Times New Roman"/>
+          <w:lang w:val="de-DE"/>
+        </w:rPr>
+      </w:pPr>
+      <w:r>
+        <w:rPr>
+          <w:rFonts w:ascii="Times New Roman" w:hAnsi="Times New Roman" w:cs="Times New Roman"/>
+          <w:lang w:val="de-DE"/>
+        </w:rPr>
+        <w:t>Das Projekt adressiert die in Kapitel 2 dargelegten Herausforderungen, indem es den Optimierungsprozess durch Automatisierung und eine kollaborative Analyse-Architektur radikal vereinfacht. Nutzer müssen keine hohen Zeitressourcen mehr in die manuelle Recherche oder die mühsame Einholung von Evaluierungen aus verschiedenen Fachabteilungen investieren. ProcessAI übernimmt diese koordinative und analytische Vorarbeit, indem es Informationen aus unterschiedlichen Quellen zusammenführt und bewertet. Dies stellt einen wesentlichen Meilenstein für die langfristige Vision dar: Die Vorbereitung einer Prozessverbesserung so weit zu verschlanken, dass eine nahtlose Integration in größere ERP-Systeme für eine vollständig automatisierte und aktive Prozesssteuerung möglich wird.</w:t>
+      </w:r>
+    </w:p>
+    <w:p>
+      <w:pPr>
+        <w:rPr>
+          <w:rFonts w:ascii="Times New Roman" w:hAnsi="Times New Roman" w:cs="Times New Roman"/>
+          <w:lang w:val="de-DE"/>
+        </w:rPr>
+      </w:pPr>
+      <w:r>
+        <w:rPr>
+          <w:rFonts w:ascii="Times New Roman" w:hAnsi="Times New Roman" w:cs="Times New Roman"/>
+          <w:lang w:val="de-DE"/>
+        </w:rPr>
+        <w:t>In Anbetracht des globalen Trends hin zur Entwicklung autonomer KI-Agenten fungiert ProcessAI als Vorreiter in seinem Themenbereich. Die erfolgreiche Umsetzung unterstreicht, dass eine gesteigerte Effizienz in der Prozessoptimierung für KMU unverzichtbar ist, um gegenüber der Konkurrenz nicht an Boden zu verlieren. ProcessAI schafft hierfür das technologische Fundament und zeigt auf, wie moderne KI-Strukturen genutzt werden können, um die organisationale Leistungsfähigkeit im digitalen Zeitalter nachhaltig zu sichern.</w:t>
       </w:r>
     </w:p>
     <w:p>
@@ -9220,7 +7994,7 @@
           <w:lang w:val="de-DE"/>
         </w:rPr>
       </w:pPr>
-      <w:bookmarkStart w:id="15" w:name="_Toc216529624"/>
+      <w:bookmarkStart w:id="18" w:name="_Toc218879292"/>
       <w:r>
         <w:rPr>
           <w:rFonts w:ascii="Times New Roman" w:hAnsi="Times New Roman" w:cs="Times New Roman"/>
@@ -9233,7 +8007,7 @@
         </w:rPr>
         <w:t>6 Abbildungsverzeichnis</w:t>
       </w:r>
-      <w:bookmarkEnd w:id="15"/>
+      <w:bookmarkEnd w:id="18"/>
       <w:r>
         <w:rPr>
           <w:rFonts w:ascii="Times New Roman" w:hAnsi="Times New Roman" w:cs="Times New Roman"/>
@@ -9249,6 +8023,279 @@
     </w:p>
     <w:p>
       <w:pPr>
+        <w:pStyle w:val="af9"/>
+        <w:tabs>
+          <w:tab w:val="right" w:leader="dot" w:pos="8296"/>
+        </w:tabs>
+        <w:ind w:leftChars="0" w:left="1440" w:hangingChars="600" w:hanging="1440"/>
+        <w:rPr>
+          <w:noProof/>
+        </w:rPr>
+      </w:pPr>
+      <w:r>
+        <w:rPr>
+          <w:lang w:val="de-DE"/>
+        </w:rPr>
+        <w:fldChar w:fldCharType="begin"/>
+      </w:r>
+      <w:r>
+        <w:rPr>
+          <w:lang w:val="de-DE"/>
+        </w:rPr>
+        <w:instrText xml:space="preserve"> </w:instrText>
+      </w:r>
+      <w:r>
+        <w:rPr>
+          <w:rFonts w:hint="eastAsia"/>
+          <w:lang w:val="de-DE"/>
+        </w:rPr>
+        <w:instrText>TOC \h \z \c "</w:instrText>
+      </w:r>
+      <w:r>
+        <w:rPr>
+          <w:rFonts w:hint="eastAsia"/>
+          <w:lang w:val="de-DE"/>
+        </w:rPr>
+        <w:instrText>圖表</w:instrText>
+      </w:r>
+      <w:r>
+        <w:rPr>
+          <w:rFonts w:hint="eastAsia"/>
+          <w:lang w:val="de-DE"/>
+        </w:rPr>
+        <w:instrText>"</w:instrText>
+      </w:r>
+      <w:r>
+        <w:rPr>
+          <w:lang w:val="de-DE"/>
+        </w:rPr>
+        <w:instrText xml:space="preserve"> </w:instrText>
+      </w:r>
+      <w:r>
+        <w:rPr>
+          <w:lang w:val="de-DE"/>
+        </w:rPr>
+        <w:fldChar w:fldCharType="separate"/>
+      </w:r>
+      <w:hyperlink w:anchor="_Toc218878779" w:history="1">
+        <w:r>
+          <w:rPr>
+            <w:rStyle w:val="af"/>
+            <w:rFonts w:ascii="Times New Roman" w:hAnsi="Times New Roman" w:cs="Times New Roman"/>
+            <w:noProof/>
+            <w:lang w:val="de-DE"/>
+          </w:rPr>
+          <w:t>Abbildung 1: Visualisierung des Ist-Proyess und KPIs</w:t>
+        </w:r>
+        <w:r>
+          <w:rPr>
+            <w:noProof/>
+            <w:webHidden/>
+          </w:rPr>
+          <w:tab/>
+        </w:r>
+        <w:r>
+          <w:rPr>
+            <w:noProof/>
+            <w:webHidden/>
+          </w:rPr>
+          <w:fldChar w:fldCharType="begin"/>
+        </w:r>
+        <w:r>
+          <w:rPr>
+            <w:noProof/>
+            <w:webHidden/>
+          </w:rPr>
+          <w:instrText xml:space="preserve"> PAGEREF _Toc218878779 \h </w:instrText>
+        </w:r>
+        <w:r>
+          <w:rPr>
+            <w:noProof/>
+            <w:webHidden/>
+          </w:rPr>
+        </w:r>
+        <w:r>
+          <w:rPr>
+            <w:noProof/>
+            <w:webHidden/>
+          </w:rPr>
+          <w:fldChar w:fldCharType="separate"/>
+        </w:r>
+        <w:r>
+          <w:rPr>
+            <w:noProof/>
+            <w:webHidden/>
+          </w:rPr>
+          <w:t>13</w:t>
+        </w:r>
+        <w:r>
+          <w:rPr>
+            <w:noProof/>
+            <w:webHidden/>
+          </w:rPr>
+          <w:fldChar w:fldCharType="end"/>
+        </w:r>
+      </w:hyperlink>
+    </w:p>
+    <w:p>
+      <w:pPr>
+        <w:pStyle w:val="af9"/>
+        <w:tabs>
+          <w:tab w:val="right" w:leader="dot" w:pos="8296"/>
+        </w:tabs>
+        <w:ind w:leftChars="0" w:left="1440" w:hangingChars="600" w:hanging="1440"/>
+        <w:rPr>
+          <w:noProof/>
+        </w:rPr>
+      </w:pPr>
+      <w:hyperlink w:anchor="_Toc218878780" w:history="1">
+        <w:r>
+          <w:rPr>
+            <w:rStyle w:val="af"/>
+            <w:rFonts w:ascii="Times New Roman" w:hAnsi="Times New Roman" w:cs="Times New Roman"/>
+            <w:noProof/>
+            <w:lang w:val="de-DE"/>
+          </w:rPr>
+          <w:t>Abbildung 2: Ergebnisse der spezialisierten Agenten</w:t>
+        </w:r>
+        <w:r>
+          <w:rPr>
+            <w:noProof/>
+            <w:webHidden/>
+          </w:rPr>
+          <w:tab/>
+        </w:r>
+        <w:r>
+          <w:rPr>
+            <w:noProof/>
+            <w:webHidden/>
+          </w:rPr>
+          <w:fldChar w:fldCharType="begin"/>
+        </w:r>
+        <w:r>
+          <w:rPr>
+            <w:noProof/>
+            <w:webHidden/>
+          </w:rPr>
+          <w:instrText xml:space="preserve"> PAGEREF _Toc218878780 \h </w:instrText>
+        </w:r>
+        <w:r>
+          <w:rPr>
+            <w:noProof/>
+            <w:webHidden/>
+          </w:rPr>
+        </w:r>
+        <w:r>
+          <w:rPr>
+            <w:noProof/>
+            <w:webHidden/>
+          </w:rPr>
+          <w:fldChar w:fldCharType="separate"/>
+        </w:r>
+        <w:r>
+          <w:rPr>
+            <w:noProof/>
+            <w:webHidden/>
+          </w:rPr>
+          <w:t>14</w:t>
+        </w:r>
+        <w:r>
+          <w:rPr>
+            <w:noProof/>
+            <w:webHidden/>
+          </w:rPr>
+          <w:fldChar w:fldCharType="end"/>
+        </w:r>
+      </w:hyperlink>
+    </w:p>
+    <w:p>
+      <w:pPr>
+        <w:pStyle w:val="af9"/>
+        <w:tabs>
+          <w:tab w:val="right" w:leader="dot" w:pos="8296"/>
+        </w:tabs>
+        <w:ind w:leftChars="0" w:left="1440" w:hangingChars="600" w:hanging="1440"/>
+        <w:rPr>
+          <w:noProof/>
+        </w:rPr>
+      </w:pPr>
+      <w:hyperlink w:anchor="_Toc218878781" w:history="1">
+        <w:r>
+          <w:rPr>
+            <w:rStyle w:val="af"/>
+            <w:rFonts w:ascii="Times New Roman" w:hAnsi="Times New Roman" w:cs="Times New Roman"/>
+            <w:noProof/>
+            <w:lang w:val="de-DE"/>
+          </w:rPr>
+          <w:t>Abbildung 3: Nachvollziehbarkeit des Agents</w:t>
+        </w:r>
+        <w:r>
+          <w:rPr>
+            <w:noProof/>
+            <w:webHidden/>
+          </w:rPr>
+          <w:tab/>
+        </w:r>
+        <w:r>
+          <w:rPr>
+            <w:noProof/>
+            <w:webHidden/>
+          </w:rPr>
+          <w:fldChar w:fldCharType="begin"/>
+        </w:r>
+        <w:r>
+          <w:rPr>
+            <w:noProof/>
+            <w:webHidden/>
+          </w:rPr>
+          <w:instrText xml:space="preserve"> PAGEREF _Toc218878781 \h </w:instrText>
+        </w:r>
+        <w:r>
+          <w:rPr>
+            <w:noProof/>
+            <w:webHidden/>
+          </w:rPr>
+        </w:r>
+        <w:r>
+          <w:rPr>
+            <w:noProof/>
+            <w:webHidden/>
+          </w:rPr>
+          <w:fldChar w:fldCharType="separate"/>
+        </w:r>
+        <w:r>
+          <w:rPr>
+            <w:noProof/>
+            <w:webHidden/>
+          </w:rPr>
+          <w:t>14</w:t>
+        </w:r>
+        <w:r>
+          <w:rPr>
+            <w:noProof/>
+            <w:webHidden/>
+          </w:rPr>
+          <w:fldChar w:fldCharType="end"/>
+        </w:r>
+      </w:hyperlink>
+    </w:p>
+    <w:p>
+      <w:pPr>
+        <w:ind w:left="1440" w:hangingChars="600" w:hanging="1440"/>
+        <w:rPr>
+          <w:rFonts w:hint="eastAsia"/>
+          <w:lang w:val="de-DE"/>
+        </w:rPr>
+      </w:pPr>
+      <w:r>
+        <w:rPr>
+          <w:lang w:val="de-DE"/>
+        </w:rPr>
+        <w:fldChar w:fldCharType="end"/>
+      </w:r>
+    </w:p>
+    <w:p>
+      <w:pPr>
         <w:pStyle w:val="1"/>
         <w:spacing w:before="120" w:after="120" w:line="360" w:lineRule="auto"/>
         <w:rPr>
@@ -9261,7 +8308,7 @@
           <w:lang w:val="de-DE"/>
         </w:rPr>
       </w:pPr>
-      <w:bookmarkStart w:id="16" w:name="_Toc216529625"/>
+      <w:bookmarkStart w:id="19" w:name="_Toc218879293"/>
       <w:r>
         <w:rPr>
           <w:rFonts w:ascii="Times New Roman" w:hAnsi="Times New Roman" w:cs="Times New Roman"/>
@@ -9272,135 +8319,59 @@
           <w:szCs w:val="28"/>
           <w:lang w:val="de-DE"/>
         </w:rPr>
+        <w:lastRenderedPageBreak/>
         <w:t>7 Literaturverzeichnis</w:t>
       </w:r>
-      <w:bookmarkEnd w:id="16"/>
-    </w:p>
-    <w:p>
-      <w:pPr>
-        <w:pStyle w:val="1"/>
-        <w:spacing w:before="120" w:after="120" w:line="360" w:lineRule="auto"/>
-        <w:rPr>
-          <w:rFonts w:ascii="Times New Roman" w:hAnsi="Times New Roman" w:cs="Times New Roman"/>
-          <w:b/>
-          <w:bCs/>
-          <w:color w:val="3A7C22" w:themeColor="accent6" w:themeShade="BF"/>
-          <w:sz w:val="28"/>
-          <w:szCs w:val="28"/>
-          <w:lang w:val="de-DE"/>
-        </w:rPr>
-      </w:pPr>
-      <w:bookmarkStart w:id="17" w:name="_Toc216529626"/>
-      <w:r>
-        <w:rPr>
-          <w:rFonts w:ascii="Times New Roman" w:hAnsi="Times New Roman" w:cs="Times New Roman"/>
-          <w:b/>
-          <w:bCs/>
-          <w:color w:val="3A7C22" w:themeColor="accent6" w:themeShade="BF"/>
-          <w:sz w:val="28"/>
-          <w:szCs w:val="28"/>
-          <w:lang w:val="de-DE"/>
-        </w:rPr>
-        <w:t>8 Anhang</w:t>
-      </w:r>
-      <w:bookmarkEnd w:id="17"/>
-      <w:r>
-        <w:rPr>
-          <w:rFonts w:ascii="Times New Roman" w:hAnsi="Times New Roman" w:cs="Times New Roman"/>
-          <w:b/>
-          <w:bCs/>
-          <w:color w:val="3A7C22" w:themeColor="accent6" w:themeShade="BF"/>
-          <w:sz w:val="28"/>
-          <w:szCs w:val="28"/>
-          <w:lang w:val="de-DE"/>
-        </w:rPr>
-        <w:t xml:space="preserve"> </w:t>
-      </w:r>
-    </w:p>
-    <w:p>
-      <w:pPr>
-        <w:pStyle w:val="CitaviBibliographyEntry"/>
-        <w:rPr>
-          <w:rFonts w:ascii="Times New Roman" w:hAnsi="Times New Roman" w:cs="Times New Roman"/>
-          <w:lang w:val="de-DE"/>
-        </w:rPr>
-      </w:pPr>
-    </w:p>
-    <w:p>
-      <w:pPr>
-        <w:rPr>
-          <w:rFonts w:ascii="Times New Roman" w:hAnsi="Times New Roman" w:cs="Times New Roman"/>
-          <w:lang w:val="de-DE"/>
-        </w:rPr>
-      </w:pPr>
+      <w:bookmarkEnd w:id="19"/>
     </w:p>
     <w:sdt>
       <w:sdtPr>
         <w:rPr>
-          <w:rFonts w:ascii="Times New Roman" w:eastAsiaTheme="minorEastAsia" w:hAnsi="Times New Roman" w:cs="Times New Roman"/>
-          <w:color w:val="auto"/>
-          <w:sz w:val="24"/>
-          <w:szCs w:val="24"/>
           <w:lang w:val="de-DE"/>
         </w:rPr>
         <w:tag w:val="CitaviBibliography"/>
         <w:id w:val="-1005522005"/>
         <w:placeholder>
-          <w:docPart w:val="DefaultPlaceholder_-1854013440"/>
+          <w:docPart w:val="7AA12864ED474D1493E0656B4DBEA33A"/>
         </w:placeholder>
       </w:sdtPr>
+      <w:sdtEndPr>
+        <w:rPr>
+          <w:rFonts w:ascii="Times New Roman" w:hAnsi="Times New Roman" w:cs="Times New Roman"/>
+        </w:rPr>
+      </w:sdtEndPr>
       <w:sdtContent>
         <w:p>
           <w:pPr>
-            <w:pStyle w:val="CitaviBibliographyHeading"/>
-            <w:rPr>
-              <w:rFonts w:ascii="Times New Roman" w:hAnsi="Times New Roman" w:cs="Times New Roman"/>
-              <w:lang w:val="de-DE"/>
-            </w:rPr>
+            <w:ind w:left="425" w:hangingChars="177" w:hanging="425"/>
           </w:pPr>
           <w:r>
             <w:rPr>
-              <w:rFonts w:ascii="Times New Roman" w:hAnsi="Times New Roman" w:cs="Times New Roman"/>
+              <w:rFonts w:eastAsiaTheme="majorEastAsia"/>
+              <w:color w:val="0F4761" w:themeColor="accent1" w:themeShade="BF"/>
+              <w:sz w:val="48"/>
+              <w:szCs w:val="48"/>
               <w:lang w:val="de-DE"/>
             </w:rPr>
             <w:fldChar w:fldCharType="begin"/>
           </w:r>
           <w:r>
-            <w:rPr>
-              <w:rFonts w:ascii="Times New Roman" w:hAnsi="Times New Roman" w:cs="Times New Roman"/>
-              <w:lang w:val="de-DE"/>
-            </w:rPr>
             <w:instrText>ADDIN CitaviBibliography</w:instrText>
           </w:r>
           <w:r>
             <w:rPr>
-              <w:rFonts w:ascii="Times New Roman" w:hAnsi="Times New Roman" w:cs="Times New Roman"/>
+              <w:rFonts w:eastAsiaTheme="majorEastAsia"/>
+              <w:color w:val="0F4761" w:themeColor="accent1" w:themeShade="BF"/>
+              <w:sz w:val="48"/>
+              <w:szCs w:val="48"/>
               <w:lang w:val="de-DE"/>
             </w:rPr>
             <w:fldChar w:fldCharType="separate"/>
           </w:r>
-          <w:bookmarkStart w:id="18" w:name="_Toc216529627"/>
+          <w:bookmarkStart w:id="20" w:name="_CTVL00173133f7f9baf4ce39382c58fea64bc6e"/>
           <w:r>
             <w:rPr>
               <w:rFonts w:ascii="Times New Roman" w:hAnsi="Times New Roman" w:cs="Times New Roman"/>
-              <w:lang w:val="de-DE"/>
-            </w:rPr>
-            <w:t>References</w:t>
-          </w:r>
-          <w:bookmarkEnd w:id="18"/>
-        </w:p>
-        <w:p>
-          <w:pPr>
-            <w:pStyle w:val="CitaviBibliographyEntry"/>
-            <w:rPr>
-              <w:rFonts w:ascii="Times New Roman" w:hAnsi="Times New Roman" w:cs="Times New Roman"/>
-            </w:rPr>
-          </w:pPr>
-          <w:bookmarkStart w:id="19" w:name="_CTVL00173133f7f9baf4ce39382c58fea64bc6e"/>
-          <w:r>
-            <w:rPr>
-              <w:rFonts w:ascii="Times New Roman" w:hAnsi="Times New Roman" w:cs="Times New Roman"/>
-              <w:lang w:val="de-DE"/>
             </w:rPr>
             <w:t xml:space="preserve">Bennett, N., and Lemoine, G. J. 2014. </w:t>
           </w:r>
@@ -9410,7 +8381,7 @@
             </w:rPr>
             <w:t>“What a difference a word makes: Understanding threats to performance in a VUCA world,”</w:t>
           </w:r>
-          <w:bookmarkEnd w:id="19"/>
+          <w:bookmarkEnd w:id="20"/>
           <w:r>
             <w:rPr>
               <w:rFonts w:ascii="Times New Roman" w:hAnsi="Times New Roman" w:cs="Times New Roman"/>
@@ -9428,59 +8399,140 @@
             <w:rPr>
               <w:rFonts w:ascii="Times New Roman" w:hAnsi="Times New Roman" w:cs="Times New Roman"/>
             </w:rPr>
-            <w:t xml:space="preserve"> (57:3), pp. 311-317 (doi: 10.1016/j.bushor.2014.01.001).</w:t>
+            <w:t xml:space="preserve"> (57:3), pp. 311-317 (</w:t>
+          </w:r>
+          <w:proofErr w:type="spellStart"/>
+          <w:r>
+            <w:rPr>
+              <w:rFonts w:ascii="Times New Roman" w:hAnsi="Times New Roman" w:cs="Times New Roman"/>
+            </w:rPr>
+            <w:t>doi</w:t>
+          </w:r>
+          <w:proofErr w:type="spellEnd"/>
+          <w:r>
+            <w:rPr>
+              <w:rFonts w:ascii="Times New Roman" w:hAnsi="Times New Roman" w:cs="Times New Roman"/>
+            </w:rPr>
+            <w:t>: 10.1016/j.bushor.2014.01.001).</w:t>
           </w:r>
         </w:p>
         <w:p>
           <w:pPr>
             <w:pStyle w:val="CitaviBibliographyEntry"/>
+            <w:ind w:left="425" w:hangingChars="177" w:hanging="425"/>
             <w:rPr>
               <w:rFonts w:ascii="Times New Roman" w:hAnsi="Times New Roman" w:cs="Times New Roman"/>
             </w:rPr>
           </w:pPr>
-          <w:bookmarkStart w:id="20" w:name="_CTVL00142a372be91374889ae1f90dfda52882f"/>
+          <w:bookmarkStart w:id="21" w:name="_CTVL00142a372be91374889ae1f90dfda52882f"/>
           <w:r>
             <w:rPr>
               <w:rFonts w:ascii="Times New Roman" w:hAnsi="Times New Roman" w:cs="Times New Roman"/>
             </w:rPr>
-            <w:t>Gimpel, H., and Röglinger, M. 2017. “Disruptive Technologien — Blockchain, Deep Learning &amp; Co,”</w:t>
+            <w:t xml:space="preserve">Gimpel, H., and </w:t>
           </w:r>
-          <w:bookmarkEnd w:id="20"/>
+          <w:proofErr w:type="spellStart"/>
+          <w:r>
+            <w:rPr>
+              <w:rFonts w:ascii="Times New Roman" w:hAnsi="Times New Roman" w:cs="Times New Roman"/>
+            </w:rPr>
+            <w:t>Röglinger</w:t>
+          </w:r>
+          <w:proofErr w:type="spellEnd"/>
+          <w:r>
+            <w:rPr>
+              <w:rFonts w:ascii="Times New Roman" w:hAnsi="Times New Roman" w:cs="Times New Roman"/>
+            </w:rPr>
+            <w:t xml:space="preserve">, M. 2017. “Disruptive </w:t>
+          </w:r>
+          <w:proofErr w:type="spellStart"/>
+          <w:r>
+            <w:rPr>
+              <w:rFonts w:ascii="Times New Roman" w:hAnsi="Times New Roman" w:cs="Times New Roman"/>
+            </w:rPr>
+            <w:t>Technologien</w:t>
+          </w:r>
+          <w:proofErr w:type="spellEnd"/>
+          <w:r>
+            <w:rPr>
+              <w:rFonts w:ascii="Times New Roman" w:hAnsi="Times New Roman" w:cs="Times New Roman"/>
+            </w:rPr>
+            <w:t xml:space="preserve"> — Blockchain, Deep Learning &amp; Co,”</w:t>
+          </w:r>
+          <w:bookmarkEnd w:id="21"/>
           <w:r>
             <w:rPr>
               <w:rFonts w:ascii="Times New Roman" w:hAnsi="Times New Roman" w:cs="Times New Roman"/>
             </w:rPr>
             <w:t xml:space="preserve"> </w:t>
           </w:r>
+          <w:proofErr w:type="spellStart"/>
           <w:r>
             <w:rPr>
               <w:rFonts w:ascii="Times New Roman" w:hAnsi="Times New Roman" w:cs="Times New Roman"/>
               <w:i/>
             </w:rPr>
-            <w:t>Wirtschaftsinformatik &amp; Management</w:t>
+            <w:t>Wirtschaftsinformatik</w:t>
+          </w:r>
+          <w:proofErr w:type="spellEnd"/>
+          <w:r>
+            <w:rPr>
+              <w:rFonts w:ascii="Times New Roman" w:hAnsi="Times New Roman" w:cs="Times New Roman"/>
+              <w:i/>
+            </w:rPr>
+            <w:t xml:space="preserve"> &amp; Management</w:t>
           </w:r>
           <w:r>
             <w:rPr>
               <w:rFonts w:ascii="Times New Roman" w:hAnsi="Times New Roman" w:cs="Times New Roman"/>
             </w:rPr>
-            <w:t xml:space="preserve"> (9:5), pp. 8-15 (doi: 10.1007/s35764-017-0103-5).</w:t>
+            <w:t xml:space="preserve"> (9:5), pp. 8-15 (</w:t>
+          </w:r>
+          <w:proofErr w:type="spellStart"/>
+          <w:r>
+            <w:rPr>
+              <w:rFonts w:ascii="Times New Roman" w:hAnsi="Times New Roman" w:cs="Times New Roman"/>
+            </w:rPr>
+            <w:t>doi</w:t>
+          </w:r>
+          <w:proofErr w:type="spellEnd"/>
+          <w:r>
+            <w:rPr>
+              <w:rFonts w:ascii="Times New Roman" w:hAnsi="Times New Roman" w:cs="Times New Roman"/>
+            </w:rPr>
+            <w:t>: 10.1007/s35764-017-0103-5).</w:t>
           </w:r>
         </w:p>
         <w:p>
           <w:pPr>
             <w:pStyle w:val="CitaviBibliographyEntry"/>
+            <w:ind w:left="425" w:hangingChars="177" w:hanging="425"/>
             <w:rPr>
               <w:rFonts w:ascii="Times New Roman" w:hAnsi="Times New Roman" w:cs="Times New Roman"/>
             </w:rPr>
           </w:pPr>
-          <w:bookmarkStart w:id="21" w:name="_CTVL0014ae168c64e034db39bfa15d807da622f"/>
+          <w:bookmarkStart w:id="22" w:name="_CTVL0014ae168c64e034db39bfa15d807da622f"/>
           <w:r>
             <w:rPr>
               <w:rFonts w:ascii="Times New Roman" w:hAnsi="Times New Roman" w:cs="Times New Roman"/>
             </w:rPr>
-            <w:t>Hosseini, S., and Seilani, H. 2025. “The role of agentic AI in shaping a smart future: A systematic review,”</w:t>
+            <w:t xml:space="preserve">Hosseini, S., and </w:t>
           </w:r>
-          <w:bookmarkEnd w:id="21"/>
+          <w:proofErr w:type="spellStart"/>
+          <w:r>
+            <w:rPr>
+              <w:rFonts w:ascii="Times New Roman" w:hAnsi="Times New Roman" w:cs="Times New Roman"/>
+            </w:rPr>
+            <w:t>Seilani</w:t>
+          </w:r>
+          <w:proofErr w:type="spellEnd"/>
+          <w:r>
+            <w:rPr>
+              <w:rFonts w:ascii="Times New Roman" w:hAnsi="Times New Roman" w:cs="Times New Roman"/>
+            </w:rPr>
+            <w:t>, H. 2025. “The role of agentic AI in shaping a smart future: A systematic review,”</w:t>
+          </w:r>
+          <w:bookmarkEnd w:id="22"/>
           <w:r>
             <w:rPr>
               <w:rFonts w:ascii="Times New Roman" w:hAnsi="Times New Roman" w:cs="Times New Roman"/>
@@ -9498,17 +8550,32 @@
             <w:rPr>
               <w:rFonts w:ascii="Times New Roman" w:hAnsi="Times New Roman" w:cs="Times New Roman"/>
             </w:rPr>
-            <w:t xml:space="preserve"> (26), p. 100399 (doi: 10.1016/j.array.2025.100399).</w:t>
+            <w:t xml:space="preserve"> (26), p. 100399 (</w:t>
+          </w:r>
+          <w:proofErr w:type="spellStart"/>
+          <w:r>
+            <w:rPr>
+              <w:rFonts w:ascii="Times New Roman" w:hAnsi="Times New Roman" w:cs="Times New Roman"/>
+            </w:rPr>
+            <w:t>doi</w:t>
+          </w:r>
+          <w:proofErr w:type="spellEnd"/>
+          <w:r>
+            <w:rPr>
+              <w:rFonts w:ascii="Times New Roman" w:hAnsi="Times New Roman" w:cs="Times New Roman"/>
+            </w:rPr>
+            <w:t>: 10.1016/j.array.2025.100399).</w:t>
           </w:r>
         </w:p>
         <w:p>
           <w:pPr>
             <w:pStyle w:val="CitaviBibliographyEntry"/>
+            <w:ind w:left="425" w:hangingChars="177" w:hanging="425"/>
             <w:rPr>
               <w:rFonts w:ascii="Times New Roman" w:hAnsi="Times New Roman" w:cs="Times New Roman"/>
             </w:rPr>
           </w:pPr>
-          <w:bookmarkStart w:id="22" w:name="_CTVL00137f32d67c8bc4872a1756a08340e5f32"/>
+          <w:bookmarkStart w:id="23" w:name="_CTVL00137f32d67c8bc4872a1756a08340e5f32"/>
           <w:r>
             <w:rPr>
               <w:rFonts w:ascii="Times New Roman" w:hAnsi="Times New Roman" w:cs="Times New Roman"/>
@@ -9522,7 +8589,7 @@
             </w:rPr>
             <w:t>“Data-driven Process Prioritization in Process Networks,”</w:t>
           </w:r>
-          <w:bookmarkEnd w:id="22"/>
+          <w:bookmarkEnd w:id="23"/>
           <w:r>
             <w:rPr>
               <w:rFonts w:ascii="Times New Roman" w:hAnsi="Times New Roman" w:cs="Times New Roman"/>
@@ -9540,24 +8607,53 @@
             <w:rPr>
               <w:rFonts w:ascii="Times New Roman" w:hAnsi="Times New Roman" w:cs="Times New Roman"/>
             </w:rPr>
-            <w:t xml:space="preserve"> (100), pp. 27-40 (doi: 10.1016/j.dss.2017.02.011).</w:t>
+            <w:t xml:space="preserve"> (100), pp. 27-40 (</w:t>
+          </w:r>
+          <w:proofErr w:type="spellStart"/>
+          <w:r>
+            <w:rPr>
+              <w:rFonts w:ascii="Times New Roman" w:hAnsi="Times New Roman" w:cs="Times New Roman"/>
+            </w:rPr>
+            <w:t>doi</w:t>
+          </w:r>
+          <w:proofErr w:type="spellEnd"/>
+          <w:r>
+            <w:rPr>
+              <w:rFonts w:ascii="Times New Roman" w:hAnsi="Times New Roman" w:cs="Times New Roman"/>
+            </w:rPr>
+            <w:t>: 10.1016/j.dss.2017.02.011).</w:t>
           </w:r>
         </w:p>
         <w:p>
           <w:pPr>
             <w:pStyle w:val="CitaviBibliographyEntry"/>
+            <w:ind w:left="425" w:hangingChars="177" w:hanging="425"/>
             <w:rPr>
               <w:rFonts w:ascii="Times New Roman" w:hAnsi="Times New Roman" w:cs="Times New Roman"/>
             </w:rPr>
           </w:pPr>
-          <w:bookmarkStart w:id="23" w:name="_CTVL001228281a7bb294c56b4f2a98861e17019"/>
+          <w:bookmarkStart w:id="24" w:name="_CTVL001228281a7bb294c56b4f2a98861e17019"/>
           <w:r>
             <w:rPr>
               <w:rFonts w:ascii="Times New Roman" w:hAnsi="Times New Roman" w:cs="Times New Roman"/>
             </w:rPr>
-            <w:t>Sapkota, R., Roumeliotis, K. I., and Karkee, M. 2026. “AI Agents vs. Agentic AI: A Conceptual taxonomy, applications and challenges,”</w:t>
+            <w:t xml:space="preserve">Sapkota, R., Roumeliotis, K. I., and </w:t>
           </w:r>
-          <w:bookmarkEnd w:id="23"/>
+          <w:proofErr w:type="spellStart"/>
+          <w:r>
+            <w:rPr>
+              <w:rFonts w:ascii="Times New Roman" w:hAnsi="Times New Roman" w:cs="Times New Roman"/>
+            </w:rPr>
+            <w:t>Karkee</w:t>
+          </w:r>
+          <w:proofErr w:type="spellEnd"/>
+          <w:r>
+            <w:rPr>
+              <w:rFonts w:ascii="Times New Roman" w:hAnsi="Times New Roman" w:cs="Times New Roman"/>
+            </w:rPr>
+            <w:t>, M. 2026. “AI Agents vs. Agentic AI: A Conceptual taxonomy, applications and challenges,”</w:t>
+          </w:r>
+          <w:bookmarkEnd w:id="24"/>
           <w:r>
             <w:rPr>
               <w:rFonts w:ascii="Times New Roman" w:hAnsi="Times New Roman" w:cs="Times New Roman"/>
@@ -9575,7 +8671,21 @@
             <w:rPr>
               <w:rFonts w:ascii="Times New Roman" w:hAnsi="Times New Roman" w:cs="Times New Roman"/>
             </w:rPr>
-            <w:t xml:space="preserve"> (126), p. 103599 (doi: 10.1016/j.inffus.2025.103599).</w:t>
+            <w:t xml:space="preserve"> (126), p. 103599 (</w:t>
+          </w:r>
+          <w:proofErr w:type="spellStart"/>
+          <w:r>
+            <w:rPr>
+              <w:rFonts w:ascii="Times New Roman" w:hAnsi="Times New Roman" w:cs="Times New Roman"/>
+            </w:rPr>
+            <w:t>doi</w:t>
+          </w:r>
+          <w:proofErr w:type="spellEnd"/>
+          <w:r>
+            <w:rPr>
+              <w:rFonts w:ascii="Times New Roman" w:hAnsi="Times New Roman" w:cs="Times New Roman"/>
+            </w:rPr>
+            <w:t>: 10.1016/j.inffus.2025.103599).</w:t>
           </w:r>
           <w:r>
             <w:rPr>
@@ -9587,6 +8697,31 @@
         </w:p>
       </w:sdtContent>
     </w:sdt>
+    <w:p>
+      <w:pPr>
+        <w:rPr>
+          <w:rFonts w:hint="eastAsia"/>
+        </w:rPr>
+      </w:pPr>
+    </w:p>
+    <w:p>
+      <w:pPr>
+        <w:pStyle w:val="CitaviBibliographyEntry"/>
+        <w:ind w:left="0" w:firstLine="0"/>
+        <w:rPr>
+          <w:rFonts w:ascii="Times New Roman" w:hAnsi="Times New Roman" w:cs="Times New Roman"/>
+          <w:lang w:val="de-DE"/>
+        </w:rPr>
+      </w:pPr>
+    </w:p>
+    <w:p>
+      <w:pPr>
+        <w:rPr>
+          <w:rFonts w:ascii="Times New Roman" w:hAnsi="Times New Roman" w:cs="Times New Roman"/>
+          <w:lang w:val="de-DE"/>
+        </w:rPr>
+      </w:pPr>
+    </w:p>
     <w:p>
       <w:pPr>
         <w:rPr>
@@ -9659,6 +8794,92 @@
 <file path=word/numbering.xml><?xml version="1.0" encoding="utf-8"?>
 <w:numbering xmlns:wpc="http://schemas.microsoft.com/office/word/2010/wordprocessingCanvas" xmlns:cx="http://schemas.microsoft.com/office/drawing/2014/chartex" xmlns:cx1="http://schemas.microsoft.com/office/drawing/2015/9/8/chartex" xmlns:cx2="http://schemas.microsoft.com/office/drawing/2015/10/21/chartex" xmlns:cx3="http://schemas.microsoft.com/office/drawing/2016/5/9/chartex" xmlns:cx4="http://schemas.microsoft.com/office/drawing/2016/5/10/chartex" xmlns:cx5="http://schemas.microsoft.com/office/drawing/2016/5/11/chartex" xmlns:cx6="http://schemas.microsoft.com/office/drawing/2016/5/12/chartex" xmlns:cx7="http://schemas.microsoft.com/office/drawing/2016/5/13/chartex" xmlns:cx8="http://schemas.microsoft.com/office/drawing/2016/5/14/chartex" xmlns:mc="http://schemas.openxmlformats.org/markup-compatibility/2006" xmlns:aink="http://schemas.microsoft.com/office/drawing/2016/ink" xmlns:am3d="http://schemas.microsoft.com/office/drawing/2017/model3d" xmlns:o="urn:schemas-microsoft-com:office:office" xmlns:oel="http://schemas.microsoft.com/office/2019/extlst" xmlns:r="http://schemas.openxmlformats.org/officeDocument/2006/relationships" xmlns:m="http://schemas.openxmlformats.org/officeDocument/2006/math" xmlns:v="urn:schemas-microsoft-com:vml" xmlns:wp14="http://schemas.microsoft.com/office/word/2010/wordprocessingDrawing" xmlns:wp="http://schemas.openxmlformats.org/drawingml/2006/wordprocessingDrawing" xmlns:w10="urn:schemas-microsoft-com:office:word" xmlns:w="http://schemas.openxmlformats.org/wordprocessingml/2006/main" xmlns:w14="http://schemas.microsoft.com/office/word/2010/wordml" xmlns:w15="http://schemas.microsoft.com/office/word/2012/wordml" xmlns:w16cex="http://schemas.microsoft.com/office/word/2018/wordml/cex" xmlns:w16cid="http://schemas.microsoft.com/office/word/2016/wordml/cid" xmlns:w16="http://schemas.microsoft.com/office/word/2018/wordml" xmlns:w16du="http://schemas.microsoft.com/office/word/2023/wordml/word16du" xmlns:w16sdtdh="http://schemas.microsoft.com/office/word/2020/wordml/sdtdatahash" xmlns:w16sdtfl="http://schemas.microsoft.com/office/word/2024/wordml/sdtformatlock" xmlns:w16se="http://schemas.microsoft.com/office/word/2015/wordml/symex" xmlns:wpg="http://schemas.microsoft.com/office/word/2010/wordprocessingGroup" xmlns:wpi="http://schemas.microsoft.com/office/word/2010/wordprocessingInk" xmlns:wne="http://schemas.microsoft.com/office/word/2006/wordml" xmlns:wps="http://schemas.microsoft.com/office/word/2010/wordprocessingShape" mc:Ignorable="w14 w15 w16se w16cid w16 w16cex w16sdtdh w16sdtfl w16du wp14">
   <w:abstractNum w:abstractNumId="0" w15:restartNumberingAfterBreak="0">
+    <w:nsid w:val="07B43006"/>
+    <w:multiLevelType w:val="hybridMultilevel"/>
+    <w:tmpl w:val="33B04808"/>
+    <w:lvl w:ilvl="0" w:tplc="0409000F">
+      <w:start w:val="1"/>
+      <w:numFmt w:val="decimal"/>
+      <w:lvlText w:val="%1."/>
+      <w:lvlJc w:val="left"/>
+      <w:pPr>
+        <w:ind w:left="480" w:hanging="480"/>
+      </w:pPr>
+    </w:lvl>
+    <w:lvl w:ilvl="1" w:tplc="04090019" w:tentative="1">
+      <w:start w:val="1"/>
+      <w:numFmt w:val="ideographTraditional"/>
+      <w:lvlText w:val="%2、"/>
+      <w:lvlJc w:val="left"/>
+      <w:pPr>
+        <w:ind w:left="960" w:hanging="480"/>
+      </w:pPr>
+    </w:lvl>
+    <w:lvl w:ilvl="2" w:tplc="0409001B" w:tentative="1">
+      <w:start w:val="1"/>
+      <w:numFmt w:val="lowerRoman"/>
+      <w:lvlText w:val="%3."/>
+      <w:lvlJc w:val="right"/>
+      <w:pPr>
+        <w:ind w:left="1440" w:hanging="480"/>
+      </w:pPr>
+    </w:lvl>
+    <w:lvl w:ilvl="3" w:tplc="0409000F" w:tentative="1">
+      <w:start w:val="1"/>
+      <w:numFmt w:val="decimal"/>
+      <w:lvlText w:val="%4."/>
+      <w:lvlJc w:val="left"/>
+      <w:pPr>
+        <w:ind w:left="1920" w:hanging="480"/>
+      </w:pPr>
+    </w:lvl>
+    <w:lvl w:ilvl="4" w:tplc="04090019" w:tentative="1">
+      <w:start w:val="1"/>
+      <w:numFmt w:val="ideographTraditional"/>
+      <w:lvlText w:val="%5、"/>
+      <w:lvlJc w:val="left"/>
+      <w:pPr>
+        <w:ind w:left="2400" w:hanging="480"/>
+      </w:pPr>
+    </w:lvl>
+    <w:lvl w:ilvl="5" w:tplc="0409001B" w:tentative="1">
+      <w:start w:val="1"/>
+      <w:numFmt w:val="lowerRoman"/>
+      <w:lvlText w:val="%6."/>
+      <w:lvlJc w:val="right"/>
+      <w:pPr>
+        <w:ind w:left="2880" w:hanging="480"/>
+      </w:pPr>
+    </w:lvl>
+    <w:lvl w:ilvl="6" w:tplc="0409000F" w:tentative="1">
+      <w:start w:val="1"/>
+      <w:numFmt w:val="decimal"/>
+      <w:lvlText w:val="%7."/>
+      <w:lvlJc w:val="left"/>
+      <w:pPr>
+        <w:ind w:left="3360" w:hanging="480"/>
+      </w:pPr>
+    </w:lvl>
+    <w:lvl w:ilvl="7" w:tplc="04090019" w:tentative="1">
+      <w:start w:val="1"/>
+      <w:numFmt w:val="ideographTraditional"/>
+      <w:lvlText w:val="%8、"/>
+      <w:lvlJc w:val="left"/>
+      <w:pPr>
+        <w:ind w:left="3840" w:hanging="480"/>
+      </w:pPr>
+    </w:lvl>
+    <w:lvl w:ilvl="8" w:tplc="0409001B" w:tentative="1">
+      <w:start w:val="1"/>
+      <w:numFmt w:val="lowerRoman"/>
+      <w:lvlText w:val="%9."/>
+      <w:lvlJc w:val="right"/>
+      <w:pPr>
+        <w:ind w:left="4320" w:hanging="480"/>
+      </w:pPr>
+    </w:lvl>
+  </w:abstractNum>
+  <w:abstractNum w:abstractNumId="1" w15:restartNumberingAfterBreak="0">
     <w:nsid w:val="30AB4FBC"/>
     <w:multiLevelType w:val="hybridMultilevel"/>
     <w:tmpl w:val="267603B0"/>
@@ -9771,7 +8992,7 @@
       </w:rPr>
     </w:lvl>
   </w:abstractNum>
-  <w:abstractNum w:abstractNumId="1" w15:restartNumberingAfterBreak="0">
+  <w:abstractNum w:abstractNumId="2" w15:restartNumberingAfterBreak="0">
     <w:nsid w:val="43042687"/>
     <w:multiLevelType w:val="hybridMultilevel"/>
     <w:tmpl w:val="9F365B1A"/>
@@ -9884,7 +9105,7 @@
       </w:rPr>
     </w:lvl>
   </w:abstractNum>
-  <w:abstractNum w:abstractNumId="2" w15:restartNumberingAfterBreak="0">
+  <w:abstractNum w:abstractNumId="3" w15:restartNumberingAfterBreak="0">
     <w:nsid w:val="733F1236"/>
     <w:multiLevelType w:val="hybridMultilevel"/>
     <w:tmpl w:val="AC666B12"/>
@@ -9998,13 +9219,16 @@
     </w:lvl>
   </w:abstractNum>
   <w:num w:numId="1" w16cid:durableId="1228607416">
-    <w:abstractNumId w:val="0"/>
+    <w:abstractNumId w:val="1"/>
   </w:num>
   <w:num w:numId="2" w16cid:durableId="889148540">
+    <w:abstractNumId w:val="3"/>
+  </w:num>
+  <w:num w:numId="3" w16cid:durableId="667752424">
     <w:abstractNumId w:val="2"/>
   </w:num>
-  <w:num w:numId="3" w16cid:durableId="667752424">
-    <w:abstractNumId w:val="1"/>
+  <w:num w:numId="4" w16cid:durableId="1914587100">
+    <w:abstractNumId w:val="0"/>
   </w:num>
 </w:numbering>
 </file>
@@ -11391,6 +10615,30 @@
       </w:tblBorders>
     </w:tblPr>
   </w:style>
+  <w:style w:type="paragraph" w:styleId="af8">
+    <w:name w:val="caption"/>
+    <w:basedOn w:val="a"/>
+    <w:next w:val="a"/>
+    <w:uiPriority w:val="35"/>
+    <w:unhideWhenUsed/>
+    <w:qFormat/>
+    <w:rsid w:val="00C60152"/>
+    <w:rPr>
+      <w:sz w:val="20"/>
+      <w:szCs w:val="20"/>
+    </w:rPr>
+  </w:style>
+  <w:style w:type="paragraph" w:styleId="af9">
+    <w:name w:val="table of figures"/>
+    <w:basedOn w:val="a"/>
+    <w:next w:val="a"/>
+    <w:uiPriority w:val="99"/>
+    <w:unhideWhenUsed/>
+    <w:rsid w:val="006F4C41"/>
+    <w:pPr>
+      <w:ind w:leftChars="400" w:hangingChars="200" w:hanging="200"/>
+    </w:pPr>
+  </w:style>
 </w:styles>
 </file>
 
@@ -11423,25 +10671,54 @@
         </w:p>
       </w:docPartBody>
     </w:docPart>
+    <w:docPart>
+      <w:docPartPr>
+        <w:name w:val="7AA12864ED474D1493E0656B4DBEA33A"/>
+        <w:category>
+          <w:name w:val="一般"/>
+          <w:gallery w:val="placeholder"/>
+        </w:category>
+        <w:types>
+          <w:type w:val="bbPlcHdr"/>
+        </w:types>
+        <w:behaviors>
+          <w:behavior w:val="content"/>
+        </w:behaviors>
+        <w:guid w:val="{C6231EC6-7F12-49DA-8C35-62C5ED4E481F}"/>
+      </w:docPartPr>
+      <w:docPartBody>
+        <w:p>
+          <w:pPr>
+            <w:pStyle w:val="7AA12864ED474D1493E0656B4DBEA33A"/>
+          </w:pPr>
+          <w:r>
+            <w:rPr>
+              <w:rStyle w:val="a3"/>
+            </w:rPr>
+            <w:t>Klicken oder tippen Sie hier, um Text einzugeben.</w:t>
+          </w:r>
+        </w:p>
+      </w:docPartBody>
+    </w:docPart>
   </w:docParts>
 </w:glossaryDocument>
 </file>
 
 <file path=word/glossary/fontTable.xml><?xml version="1.0" encoding="utf-8"?>
 <w:fonts xmlns:mc="http://schemas.openxmlformats.org/markup-compatibility/2006" xmlns:r="http://schemas.openxmlformats.org/officeDocument/2006/relationships" xmlns:w="http://schemas.openxmlformats.org/wordprocessingml/2006/main" xmlns:w14="http://schemas.microsoft.com/office/word/2010/wordml" xmlns:w15="http://schemas.microsoft.com/office/word/2012/wordml" xmlns:w16cex="http://schemas.microsoft.com/office/word/2018/wordml/cex" xmlns:w16cid="http://schemas.microsoft.com/office/word/2016/wordml/cid" xmlns:w16="http://schemas.microsoft.com/office/word/2018/wordml" xmlns:w16du="http://schemas.microsoft.com/office/word/2023/wordml/word16du" xmlns:w16sdtdh="http://schemas.microsoft.com/office/word/2020/wordml/sdtdatahash" xmlns:w16sdtfl="http://schemas.microsoft.com/office/word/2024/wordml/sdtformatlock" xmlns:w16se="http://schemas.microsoft.com/office/word/2015/wordml/symex" mc:Ignorable="w14 w15 w16se w16cid w16 w16cex w16sdtdh w16sdtfl w16du">
+  <w:font w:name="Times New Roman">
+    <w:panose1 w:val="02020603050405020304"/>
+    <w:charset w:val="00"/>
+    <w:family w:val="roman"/>
+    <w:pitch w:val="variable"/>
+    <w:sig w:usb0="E0002EFF" w:usb1="C000785B" w:usb2="00000009" w:usb3="00000000" w:csb0="000001FF" w:csb1="00000000"/>
+  </w:font>
   <w:font w:name="Wingdings">
     <w:panose1 w:val="05000000000000000000"/>
     <w:charset w:val="02"/>
     <w:family w:val="auto"/>
     <w:pitch w:val="variable"/>
     <w:sig w:usb0="00000000" w:usb1="10000000" w:usb2="00000000" w:usb3="00000000" w:csb0="80000000" w:csb1="00000000"/>
-  </w:font>
-  <w:font w:name="Times New Roman">
-    <w:panose1 w:val="02020603050405020304"/>
-    <w:charset w:val="00"/>
-    <w:family w:val="roman"/>
-    <w:pitch w:val="variable"/>
-    <w:sig w:usb0="E0002EFF" w:usb1="C000785B" w:usb2="00000009" w:usb3="00000000" w:csb0="000001FF" w:csb1="00000000"/>
   </w:font>
   <w:font w:name="Aptos">
     <w:charset w:val="00"/>
@@ -11506,12 +10783,15 @@
     <w:rsid w:val="003B2EB9"/>
     <w:rsid w:val="0047588D"/>
     <w:rsid w:val="00481292"/>
+    <w:rsid w:val="00484427"/>
     <w:rsid w:val="00596D06"/>
     <w:rsid w:val="005E01AE"/>
     <w:rsid w:val="007134ED"/>
+    <w:rsid w:val="00725B58"/>
     <w:rsid w:val="0094535C"/>
     <w:rsid w:val="009D43CA"/>
     <w:rsid w:val="00A1543E"/>
+    <w:rsid w:val="00A80EDE"/>
     <w:rsid w:val="00A937BE"/>
     <w:rsid w:val="00DA0134"/>
     <w:rsid w:val="00DA3ECE"/>
@@ -11971,9 +11251,19 @@
     <w:basedOn w:val="a0"/>
     <w:uiPriority w:val="99"/>
     <w:semiHidden/>
-    <w:rsid w:val="00DA3ECE"/>
+    <w:rsid w:val="00484427"/>
     <w:rPr>
       <w:color w:val="666666"/>
+    </w:rPr>
+  </w:style>
+  <w:style w:type="paragraph" w:customStyle="1" w:styleId="7AA12864ED474D1493E0656B4DBEA33A">
+    <w:name w:val="7AA12864ED474D1493E0656B4DBEA33A"/>
+    <w:rsid w:val="00484427"/>
+    <w:pPr>
+      <w:widowControl w:val="0"/>
+    </w:pPr>
+    <w:rPr>
+      <w:lang w:val="en-US" w:eastAsia="zh-TW"/>
     </w:rPr>
   </w:style>
 </w:styles>
